--- a/app/report/templates/docx_templates/MITRAC (Y3).docx
+++ b/app/report/templates/docx_templates/MITRAC (Y3).docx
@@ -65,20 +65,8 @@
                 <w:sz w:val="24"/>
                 <w:szCs w:val="32"/>
               </w:rPr>
-              <w:t xml:space="preserve">LEADER </w:t>
-            </w:r>
-            <w:proofErr w:type="gramStart"/>
-            <w:r>
-              <w:rPr>
-                <w:rFonts w:asciiTheme="majorBidi" w:hAnsiTheme="majorBidi" w:cstheme="majorBidi"/>
-                <w:b/>
-                <w:bCs/>
-                <w:sz w:val="24"/>
-                <w:szCs w:val="32"/>
-              </w:rPr>
-              <w:t>WAYSIDE :</w:t>
-            </w:r>
-            <w:proofErr w:type="gramEnd"/>
+              <w:t>LEADER WAYSIDE :</w:t>
+            </w:r>
           </w:p>
         </w:tc>
         <w:tc>
@@ -122,7 +110,6 @@
                 <w:szCs w:val="24"/>
               </w:rPr>
             </w:pPr>
-            <w:proofErr w:type="gramStart"/>
             <w:r>
               <w:rPr>
                 <w:rFonts w:asciiTheme="majorBidi" w:hAnsiTheme="majorBidi" w:cstheme="majorBidi"/>
@@ -134,7 +121,6 @@
               </w:rPr>
               <w:t>DATE :</w:t>
             </w:r>
-            <w:proofErr w:type="gramEnd"/>
           </w:p>
         </w:tc>
         <w:tc>
@@ -178,7 +164,6 @@
                 <w:szCs w:val="24"/>
               </w:rPr>
             </w:pPr>
-            <w:proofErr w:type="gramStart"/>
             <w:r>
               <w:rPr>
                 <w:rFonts w:asciiTheme="majorBidi" w:hAnsiTheme="majorBidi" w:cstheme="majorBidi"/>
@@ -190,7 +175,6 @@
               </w:rPr>
               <w:t>TIME :</w:t>
             </w:r>
-            <w:proofErr w:type="gramEnd"/>
           </w:p>
         </w:tc>
         <w:tc>
@@ -349,7 +333,6 @@
                 <w:szCs w:val="24"/>
               </w:rPr>
             </w:pPr>
-            <w:proofErr w:type="gramStart"/>
             <w:r>
               <w:rPr>
                 <w:rFonts w:asciiTheme="majorBidi" w:hAnsiTheme="majorBidi" w:cstheme="majorBidi"/>
@@ -361,7 +344,6 @@
               </w:rPr>
               <w:t>STATION :</w:t>
             </w:r>
-            <w:proofErr w:type="gramEnd"/>
           </w:p>
         </w:tc>
         <w:tc>
@@ -415,21 +397,8 @@
                 <w:sz w:val="24"/>
                 <w:szCs w:val="24"/>
               </w:rPr>
-              <w:t xml:space="preserve">LOCATION </w:t>
-            </w:r>
-            <w:proofErr w:type="gramStart"/>
-            <w:r>
-              <w:rPr>
-                <w:rFonts w:asciiTheme="majorBidi" w:hAnsiTheme="majorBidi" w:cstheme="majorBidi"/>
-                <w:b/>
-                <w:bCs/>
-                <w:color w:val="000000" w:themeColor="text1"/>
-                <w:sz w:val="24"/>
-                <w:szCs w:val="24"/>
-              </w:rPr>
-              <w:t>AREA :</w:t>
-            </w:r>
-            <w:proofErr w:type="gramEnd"/>
+              <w:t>LOCATION AREA :</w:t>
+            </w:r>
           </w:p>
         </w:tc>
         <w:tc>
@@ -476,7 +445,6 @@
                 <w:szCs w:val="32"/>
               </w:rPr>
             </w:pPr>
-            <w:proofErr w:type="gramStart"/>
             <w:r>
               <w:rPr>
                 <w:rFonts w:asciiTheme="majorBidi" w:hAnsiTheme="majorBidi" w:cstheme="majorBidi"/>
@@ -487,7 +455,6 @@
               </w:rPr>
               <w:t>APOSTLE :</w:t>
             </w:r>
-            <w:proofErr w:type="gramEnd"/>
           </w:p>
         </w:tc>
         <w:tc>
@@ -572,9 +539,8 @@
                 <w:sz w:val="24"/>
                 <w:szCs w:val="32"/>
               </w:rPr>
-              <w:t xml:space="preserve"> </w:t>
-            </w:r>
-            <w:proofErr w:type="gramStart"/>
+              <w:t xml:space="preserve"> NO </w:t>
+            </w:r>
             <w:r>
               <w:rPr>
                 <w:rFonts w:asciiTheme="majorBidi" w:hAnsiTheme="majorBidi" w:cstheme="majorBidi"/>
@@ -584,20 +550,8 @@
                 <w:sz w:val="24"/>
                 <w:szCs w:val="32"/>
               </w:rPr>
-              <w:t xml:space="preserve">NO </w:t>
-            </w:r>
-            <w:r>
-              <w:rPr>
-                <w:rFonts w:asciiTheme="majorBidi" w:hAnsiTheme="majorBidi" w:cstheme="majorBidi"/>
-                <w:b/>
-                <w:bCs/>
-                <w:color w:val="000000" w:themeColor="text1"/>
-                <w:sz w:val="24"/>
-                <w:szCs w:val="32"/>
-              </w:rPr>
               <w:t>:</w:t>
             </w:r>
-            <w:proofErr w:type="gramEnd"/>
           </w:p>
         </w:tc>
         <w:tc>
@@ -731,20 +685,8 @@
                 <w:sz w:val="24"/>
                 <w:szCs w:val="32"/>
               </w:rPr>
-              <w:t xml:space="preserve">TEAM NAME </w:t>
-            </w:r>
-            <w:proofErr w:type="gramStart"/>
-            <w:r>
-              <w:rPr>
-                <w:rFonts w:asciiTheme="majorBidi" w:hAnsiTheme="majorBidi" w:cstheme="majorBidi"/>
-                <w:b/>
-                <w:bCs/>
-                <w:sz w:val="24"/>
-                <w:szCs w:val="32"/>
-              </w:rPr>
-              <w:t>LIST :</w:t>
-            </w:r>
-            <w:proofErr w:type="gramEnd"/>
+              <w:t>TEAM NAME LIST :</w:t>
+            </w:r>
           </w:p>
         </w:tc>
         <w:tc>
@@ -960,21 +902,8 @@
                 <w:sz w:val="24"/>
                 <w:szCs w:val="24"/>
               </w:rPr>
-              <w:t xml:space="preserve">WORK ORDER </w:t>
-            </w:r>
-            <w:proofErr w:type="gramStart"/>
-            <w:r>
-              <w:rPr>
-                <w:rFonts w:asciiTheme="majorBidi" w:hAnsiTheme="majorBidi" w:cstheme="majorBidi"/>
-                <w:b/>
-                <w:bCs/>
-                <w:color w:val="000000" w:themeColor="text1"/>
-                <w:sz w:val="24"/>
-                <w:szCs w:val="24"/>
-              </w:rPr>
-              <w:t>NO :</w:t>
-            </w:r>
-            <w:proofErr w:type="gramEnd"/>
+              <w:t>WORK ORDER NO :</w:t>
+            </w:r>
           </w:p>
         </w:tc>
         <w:tc>
@@ -1202,7 +1131,6 @@
               </w:rPr>
               <w:t xml:space="preserve">WORK </w:t>
             </w:r>
-            <w:proofErr w:type="gramStart"/>
             <w:r>
               <w:rPr>
                 <w:rFonts w:asciiTheme="majorBidi" w:hAnsiTheme="majorBidi" w:cstheme="majorBidi"/>
@@ -1214,7 +1142,6 @@
               </w:rPr>
               <w:t>DESCRIPTION :</w:t>
             </w:r>
-            <w:proofErr w:type="gramEnd"/>
           </w:p>
         </w:tc>
         <w:tc>
@@ -1381,7 +1308,6 @@
                 <w:szCs w:val="24"/>
               </w:rPr>
             </w:pPr>
-            <w:proofErr w:type="gramStart"/>
             <w:r>
               <w:rPr>
                 <w:rFonts w:asciiTheme="majorBidi" w:hAnsiTheme="majorBidi" w:cstheme="majorBidi"/>
@@ -1397,17 +1323,7 @@
                 <w:szCs w:val="24"/>
                 <w:cs/>
               </w:rPr>
-              <w:t>เข้า</w:t>
-            </w:r>
-            <w:proofErr w:type="gramEnd"/>
-            <w:r>
-              <w:rPr>
-                <w:rFonts w:asciiTheme="majorBidi" w:hAnsiTheme="majorBidi" w:cstheme="majorBidi" w:hint="cs"/>
-                <w:sz w:val="24"/>
-                <w:szCs w:val="24"/>
-                <w:cs/>
-              </w:rPr>
-              <w:t xml:space="preserve"> </w:t>
+              <w:t xml:space="preserve">เข้า </w:t>
             </w:r>
           </w:p>
         </w:tc>
@@ -1455,7 +1371,6 @@
                 <w:szCs w:val="24"/>
               </w:rPr>
             </w:pPr>
-            <w:proofErr w:type="gramStart"/>
             <w:r>
               <w:rPr>
                 <w:rFonts w:asciiTheme="majorBidi" w:hAnsiTheme="majorBidi" w:cstheme="majorBidi"/>
@@ -1473,7 +1388,6 @@
               </w:rPr>
               <w:t>ออก</w:t>
             </w:r>
-            <w:proofErr w:type="gramEnd"/>
           </w:p>
         </w:tc>
         <w:tc>
@@ -1563,7 +1477,6 @@
                 <w:szCs w:val="24"/>
               </w:rPr>
             </w:pPr>
-            <w:proofErr w:type="gramStart"/>
             <w:r>
               <w:rPr>
                 <w:rFonts w:asciiTheme="majorBidi" w:hAnsiTheme="majorBidi" w:cstheme="majorBidi"/>
@@ -1578,16 +1491,7 @@
                 <w:sz w:val="24"/>
                 <w:szCs w:val="24"/>
               </w:rPr>
-              <w:t>Earthing</w:t>
-            </w:r>
-            <w:proofErr w:type="gramEnd"/>
-            <w:r>
-              <w:rPr>
-                <w:rFonts w:asciiTheme="majorBidi" w:hAnsiTheme="majorBidi" w:cstheme="majorBidi"/>
-                <w:sz w:val="24"/>
-                <w:szCs w:val="24"/>
-              </w:rPr>
-              <w:t xml:space="preserve"> Device</w:t>
+              <w:t>Earthing Device</w:t>
             </w:r>
             <w:r>
               <w:rPr>
@@ -1643,7 +1547,6 @@
                 <w:szCs w:val="24"/>
               </w:rPr>
             </w:pPr>
-            <w:proofErr w:type="gramStart"/>
             <w:r>
               <w:rPr>
                 <w:rFonts w:asciiTheme="majorBidi" w:hAnsiTheme="majorBidi" w:cstheme="majorBidi"/>
@@ -1658,16 +1561,7 @@
                 <w:sz w:val="24"/>
                 <w:szCs w:val="24"/>
               </w:rPr>
-              <w:t>Voltage</w:t>
-            </w:r>
-            <w:proofErr w:type="gramEnd"/>
-            <w:r>
-              <w:rPr>
-                <w:rFonts w:asciiTheme="majorBidi" w:hAnsiTheme="majorBidi" w:cstheme="majorBidi"/>
-                <w:sz w:val="24"/>
-                <w:szCs w:val="24"/>
-              </w:rPr>
-              <w:t xml:space="preserve"> Tester</w:t>
+              <w:t>Voltage Tester</w:t>
             </w:r>
             <w:r>
               <w:rPr>
@@ -1723,7 +1617,6 @@
                 <w:szCs w:val="24"/>
               </w:rPr>
             </w:pPr>
-            <w:proofErr w:type="gramStart"/>
             <w:r>
               <w:rPr>
                 <w:rFonts w:asciiTheme="majorBidi" w:hAnsiTheme="majorBidi" w:cstheme="majorBidi"/>
@@ -1741,7 +1634,6 @@
               </w:rPr>
               <w:t>ยืม</w:t>
             </w:r>
-            <w:proofErr w:type="gramEnd"/>
           </w:p>
         </w:tc>
         <w:tc>
@@ -1788,7 +1680,6 @@
                 <w:szCs w:val="24"/>
               </w:rPr>
             </w:pPr>
-            <w:proofErr w:type="gramStart"/>
             <w:r>
               <w:rPr>
                 <w:rFonts w:asciiTheme="majorBidi" w:hAnsiTheme="majorBidi" w:cstheme="majorBidi"/>
@@ -1806,7 +1697,6 @@
               </w:rPr>
               <w:t>คืน</w:t>
             </w:r>
-            <w:proofErr w:type="gramEnd"/>
           </w:p>
         </w:tc>
       </w:tr>
@@ -1914,7 +1804,6 @@
                 <w:cs/>
               </w:rPr>
             </w:pPr>
-            <w:proofErr w:type="gramStart"/>
             <w:r>
               <w:rPr>
                 <w:rFonts w:asciiTheme="majorBidi" w:hAnsiTheme="majorBidi" w:cstheme="majorBidi"/>
@@ -1932,7 +1821,6 @@
               </w:rPr>
               <w:t>เข้า</w:t>
             </w:r>
-            <w:proofErr w:type="gramEnd"/>
           </w:p>
         </w:tc>
         <w:tc>
@@ -1977,7 +1865,6 @@
                 <w:cs/>
               </w:rPr>
             </w:pPr>
-            <w:proofErr w:type="gramStart"/>
             <w:r>
               <w:rPr>
                 <w:rFonts w:asciiTheme="majorBidi" w:hAnsiTheme="majorBidi" w:cstheme="majorBidi"/>
@@ -1995,7 +1882,6 @@
               </w:rPr>
               <w:t>ออก</w:t>
             </w:r>
-            <w:proofErr w:type="gramEnd"/>
           </w:p>
         </w:tc>
         <w:tc>
@@ -6974,7 +6860,6 @@
                 <w:szCs w:val="24"/>
               </w:rPr>
             </w:pPr>
-            <w:proofErr w:type="gramStart"/>
             <w:r>
               <w:rPr>
                 <w:rFonts w:asciiTheme="majorBidi" w:hAnsiTheme="majorBidi" w:cstheme="majorBidi"/>
@@ -6989,42 +6874,15 @@
                 <w:sz w:val="24"/>
                 <w:szCs w:val="24"/>
               </w:rPr>
-              <w:t xml:space="preserve">  Type</w:t>
-            </w:r>
-            <w:proofErr w:type="gramEnd"/>
-            <w:r>
-              <w:rPr>
-                <w:rFonts w:asciiTheme="majorBidi" w:hAnsiTheme="majorBidi" w:cstheme="majorBidi"/>
-                <w:sz w:val="24"/>
-                <w:szCs w:val="24"/>
-              </w:rPr>
-              <w:t xml:space="preserve"> 1       </w:t>
-            </w:r>
-            <w:proofErr w:type="gramStart"/>
-            <w:r>
-              <w:rPr>
-                <w:rFonts w:asciiTheme="majorBidi" w:hAnsiTheme="majorBidi" w:cstheme="majorBidi"/>
-                <w:sz w:val="24"/>
-                <w:szCs w:val="24"/>
-              </w:rPr>
-              <w:t xml:space="preserve">   </w:t>
-            </w:r>
-            <w:r>
-              <w:rPr>
-                <w:rFonts w:asciiTheme="majorBidi" w:hAnsiTheme="majorBidi" w:cstheme="majorBidi"/>
-                <w:sz w:val="24"/>
-                <w:szCs w:val="24"/>
-              </w:rPr>
-              <w:t>{</w:t>
-            </w:r>
-            <w:proofErr w:type="gramEnd"/>
-            <w:r>
-              <w:rPr>
-                <w:rFonts w:asciiTheme="majorBidi" w:hAnsiTheme="majorBidi" w:cstheme="majorBidi"/>
-                <w:sz w:val="24"/>
-                <w:szCs w:val="24"/>
-              </w:rPr>
-              <w:t>{</w:t>
+              <w:t xml:space="preserve">  Type 1          </w:t>
+            </w:r>
+            <w:r>
+              <w:rPr>
+                <w:rFonts w:asciiTheme="majorBidi" w:hAnsiTheme="majorBidi" w:cstheme="majorBidi"/>
+                <w:sz w:val="24"/>
+                <w:szCs w:val="24"/>
+              </w:rPr>
+              <w:t>{{</w:t>
             </w:r>
             <w:r>
               <w:rPr>
@@ -7044,7 +6902,6 @@
                 <w:cs/>
               </w:rPr>
             </w:pPr>
-            <w:proofErr w:type="gramStart"/>
             <w:r>
               <w:rPr>
                 <w:rFonts w:asciiTheme="majorBidi" w:hAnsiTheme="majorBidi" w:cstheme="majorBidi"/>
@@ -7059,16 +6916,7 @@
                 <w:sz w:val="24"/>
                 <w:szCs w:val="24"/>
               </w:rPr>
-              <w:t xml:space="preserve">  Type</w:t>
-            </w:r>
-            <w:proofErr w:type="gramEnd"/>
-            <w:r>
-              <w:rPr>
-                <w:rFonts w:asciiTheme="majorBidi" w:hAnsiTheme="majorBidi" w:cstheme="majorBidi"/>
-                <w:sz w:val="24"/>
-                <w:szCs w:val="24"/>
-              </w:rPr>
-              <w:t xml:space="preserve"> 2</w:t>
+              <w:t xml:space="preserve">  Type 2</w:t>
             </w:r>
           </w:p>
         </w:tc>
@@ -9093,7 +8941,6 @@
               </w:rPr>
               <w:t>_ON</w:t>
             </w:r>
-            <w:proofErr w:type="gramStart"/>
             <w:r>
               <w:rPr>
                 <w:rFonts w:asciiTheme="majorBidi" w:hAnsiTheme="majorBidi" w:cstheme="majorBidi"/>
@@ -9110,7 +8957,6 @@
               </w:rPr>
               <w:t>ON</w:t>
             </w:r>
-            <w:proofErr w:type="gramEnd"/>
           </w:p>
         </w:tc>
         <w:tc>
@@ -9133,16 +8979,7 @@
                 <w:sz w:val="24"/>
                 <w:szCs w:val="24"/>
               </w:rPr>
-              <w:t>{{POW_OFF</w:t>
-            </w:r>
-            <w:proofErr w:type="gramStart"/>
-            <w:r>
-              <w:rPr>
-                <w:rFonts w:asciiTheme="majorBidi" w:hAnsiTheme="majorBidi" w:cstheme="majorBidi"/>
-                <w:sz w:val="24"/>
-                <w:szCs w:val="24"/>
-              </w:rPr>
-              <w:t>}}</w:t>
+              <w:t>{{POW_OFF}}</w:t>
             </w:r>
             <w:r>
               <w:rPr>
@@ -9152,7 +8989,6 @@
               </w:rPr>
               <w:t>OFF</w:t>
             </w:r>
-            <w:proofErr w:type="gramEnd"/>
           </w:p>
         </w:tc>
         <w:tc>
@@ -9175,16 +9011,7 @@
                 <w:sz w:val="24"/>
                 <w:szCs w:val="24"/>
               </w:rPr>
-              <w:t>{{POW_BLINK</w:t>
-            </w:r>
-            <w:proofErr w:type="gramStart"/>
-            <w:r>
-              <w:rPr>
-                <w:rFonts w:asciiTheme="majorBidi" w:hAnsiTheme="majorBidi" w:cstheme="majorBidi"/>
-                <w:sz w:val="24"/>
-                <w:szCs w:val="24"/>
-              </w:rPr>
-              <w:t>}}</w:t>
+              <w:t>{{POW_BLINK}}</w:t>
             </w:r>
             <w:r>
               <w:rPr>
@@ -9194,7 +9021,6 @@
               </w:rPr>
               <w:t>BLINK</w:t>
             </w:r>
-            <w:proofErr w:type="gramEnd"/>
           </w:p>
         </w:tc>
         <w:tc>
@@ -9311,16 +9137,7 @@
                 <w:sz w:val="24"/>
                 <w:szCs w:val="24"/>
               </w:rPr>
-              <w:t>{{ERR_ON</w:t>
-            </w:r>
-            <w:proofErr w:type="gramStart"/>
-            <w:r>
-              <w:rPr>
-                <w:rFonts w:asciiTheme="majorBidi" w:hAnsiTheme="majorBidi" w:cstheme="majorBidi"/>
-                <w:sz w:val="24"/>
-                <w:szCs w:val="24"/>
-              </w:rPr>
-              <w:t>}}</w:t>
+              <w:t>{{ERR_ON}}</w:t>
             </w:r>
             <w:r>
               <w:rPr>
@@ -9330,7 +9147,6 @@
               </w:rPr>
               <w:t>ON</w:t>
             </w:r>
-            <w:proofErr w:type="gramEnd"/>
           </w:p>
         </w:tc>
         <w:tc>
@@ -9353,16 +9169,7 @@
                 <w:sz w:val="24"/>
                 <w:szCs w:val="24"/>
               </w:rPr>
-              <w:t>{{ERR_OFF</w:t>
-            </w:r>
-            <w:proofErr w:type="gramStart"/>
-            <w:r>
-              <w:rPr>
-                <w:rFonts w:asciiTheme="majorBidi" w:hAnsiTheme="majorBidi" w:cstheme="majorBidi"/>
-                <w:sz w:val="24"/>
-                <w:szCs w:val="24"/>
-              </w:rPr>
-              <w:t>}}</w:t>
+              <w:t>{{ERR_OFF}}</w:t>
             </w:r>
             <w:r>
               <w:rPr>
@@ -9372,7 +9179,6 @@
               </w:rPr>
               <w:t>OFF</w:t>
             </w:r>
-            <w:proofErr w:type="gramEnd"/>
           </w:p>
         </w:tc>
         <w:tc>
@@ -9395,16 +9201,7 @@
                 <w:sz w:val="24"/>
                 <w:szCs w:val="24"/>
               </w:rPr>
-              <w:t>{{ERR_BLINK</w:t>
-            </w:r>
-            <w:proofErr w:type="gramStart"/>
-            <w:r>
-              <w:rPr>
-                <w:rFonts w:asciiTheme="majorBidi" w:hAnsiTheme="majorBidi" w:cstheme="majorBidi"/>
-                <w:sz w:val="24"/>
-                <w:szCs w:val="24"/>
-              </w:rPr>
-              <w:t>}}</w:t>
+              <w:t>{{ERR_BLINK}}</w:t>
             </w:r>
             <w:r>
               <w:rPr>
@@ -9414,7 +9211,6 @@
               </w:rPr>
               <w:t>BLINK</w:t>
             </w:r>
-            <w:proofErr w:type="gramEnd"/>
           </w:p>
         </w:tc>
         <w:tc>
@@ -9531,16 +9327,7 @@
                 <w:sz w:val="24"/>
                 <w:szCs w:val="24"/>
               </w:rPr>
-              <w:t>{{TX_ON</w:t>
-            </w:r>
-            <w:proofErr w:type="gramStart"/>
-            <w:r>
-              <w:rPr>
-                <w:rFonts w:asciiTheme="majorBidi" w:hAnsiTheme="majorBidi" w:cstheme="majorBidi"/>
-                <w:sz w:val="24"/>
-                <w:szCs w:val="24"/>
-              </w:rPr>
-              <w:t>}}</w:t>
+              <w:t>{{TX_ON}}</w:t>
             </w:r>
             <w:r>
               <w:rPr>
@@ -9550,7 +9337,6 @@
               </w:rPr>
               <w:t>ON</w:t>
             </w:r>
-            <w:proofErr w:type="gramEnd"/>
           </w:p>
         </w:tc>
         <w:tc>
@@ -9573,16 +9359,7 @@
                 <w:sz w:val="24"/>
                 <w:szCs w:val="24"/>
               </w:rPr>
-              <w:t>{{TX_OFF</w:t>
-            </w:r>
-            <w:proofErr w:type="gramStart"/>
-            <w:r>
-              <w:rPr>
-                <w:rFonts w:asciiTheme="majorBidi" w:hAnsiTheme="majorBidi" w:cstheme="majorBidi"/>
-                <w:sz w:val="24"/>
-                <w:szCs w:val="24"/>
-              </w:rPr>
-              <w:t>}}</w:t>
+              <w:t>{{TX_OFF}}</w:t>
             </w:r>
             <w:r>
               <w:rPr>
@@ -9592,7 +9369,6 @@
               </w:rPr>
               <w:t>OFF</w:t>
             </w:r>
-            <w:proofErr w:type="gramEnd"/>
           </w:p>
         </w:tc>
         <w:tc>
@@ -9615,16 +9391,7 @@
                 <w:sz w:val="24"/>
                 <w:szCs w:val="24"/>
               </w:rPr>
-              <w:t>{{TX_BLINK</w:t>
-            </w:r>
-            <w:proofErr w:type="gramStart"/>
-            <w:r>
-              <w:rPr>
-                <w:rFonts w:asciiTheme="majorBidi" w:hAnsiTheme="majorBidi" w:cstheme="majorBidi"/>
-                <w:sz w:val="24"/>
-                <w:szCs w:val="24"/>
-              </w:rPr>
-              <w:t>}}</w:t>
+              <w:t>{{TX_BLINK}}</w:t>
             </w:r>
             <w:r>
               <w:rPr>
@@ -9634,7 +9401,6 @@
               </w:rPr>
               <w:t>BLINK</w:t>
             </w:r>
-            <w:proofErr w:type="gramEnd"/>
           </w:p>
         </w:tc>
         <w:tc>
@@ -9751,16 +9517,7 @@
                 <w:sz w:val="24"/>
                 <w:szCs w:val="24"/>
               </w:rPr>
-              <w:t>{{RX_ON</w:t>
-            </w:r>
-            <w:proofErr w:type="gramStart"/>
-            <w:r>
-              <w:rPr>
-                <w:rFonts w:asciiTheme="majorBidi" w:hAnsiTheme="majorBidi" w:cstheme="majorBidi"/>
-                <w:sz w:val="24"/>
-                <w:szCs w:val="24"/>
-              </w:rPr>
-              <w:t>}}</w:t>
+              <w:t>{{RX_ON}}</w:t>
             </w:r>
             <w:r>
               <w:rPr>
@@ -9770,7 +9527,6 @@
               </w:rPr>
               <w:t>ON</w:t>
             </w:r>
-            <w:proofErr w:type="gramEnd"/>
           </w:p>
         </w:tc>
         <w:tc>
@@ -9793,16 +9549,7 @@
                 <w:sz w:val="24"/>
                 <w:szCs w:val="24"/>
               </w:rPr>
-              <w:t>{{RX_OFF</w:t>
-            </w:r>
-            <w:proofErr w:type="gramStart"/>
-            <w:r>
-              <w:rPr>
-                <w:rFonts w:asciiTheme="majorBidi" w:hAnsiTheme="majorBidi" w:cstheme="majorBidi"/>
-                <w:sz w:val="24"/>
-                <w:szCs w:val="24"/>
-              </w:rPr>
-              <w:t>}}</w:t>
+              <w:t>{{RX_OFF}}</w:t>
             </w:r>
             <w:r>
               <w:rPr>
@@ -9812,7 +9559,6 @@
               </w:rPr>
               <w:t>OFF</w:t>
             </w:r>
-            <w:proofErr w:type="gramEnd"/>
           </w:p>
         </w:tc>
         <w:tc>
@@ -9835,16 +9581,7 @@
                 <w:sz w:val="24"/>
                 <w:szCs w:val="24"/>
               </w:rPr>
-              <w:t>{{RX_BLINK</w:t>
-            </w:r>
-            <w:proofErr w:type="gramStart"/>
-            <w:r>
-              <w:rPr>
-                <w:rFonts w:asciiTheme="majorBidi" w:hAnsiTheme="majorBidi" w:cstheme="majorBidi"/>
-                <w:sz w:val="24"/>
-                <w:szCs w:val="24"/>
-              </w:rPr>
-              <w:t>}}</w:t>
+              <w:t>{{RX_BLINK}}</w:t>
             </w:r>
             <w:r>
               <w:rPr>
@@ -9854,7 +9591,6 @@
               </w:rPr>
               <w:t>BLINK</w:t>
             </w:r>
-            <w:proofErr w:type="gramEnd"/>
           </w:p>
         </w:tc>
         <w:tc>
@@ -9971,16 +9707,7 @@
                 <w:sz w:val="24"/>
                 <w:szCs w:val="24"/>
               </w:rPr>
-              <w:t>{{MVB_ON</w:t>
-            </w:r>
-            <w:proofErr w:type="gramStart"/>
-            <w:r>
-              <w:rPr>
-                <w:rFonts w:asciiTheme="majorBidi" w:hAnsiTheme="majorBidi" w:cstheme="majorBidi"/>
-                <w:sz w:val="24"/>
-                <w:szCs w:val="24"/>
-              </w:rPr>
-              <w:t>}}</w:t>
+              <w:t>{{MVB_ON}}</w:t>
             </w:r>
             <w:r>
               <w:rPr>
@@ -9990,7 +9717,6 @@
               </w:rPr>
               <w:t>ON</w:t>
             </w:r>
-            <w:proofErr w:type="gramEnd"/>
           </w:p>
         </w:tc>
         <w:tc>
@@ -10013,16 +9739,7 @@
                 <w:sz w:val="24"/>
                 <w:szCs w:val="24"/>
               </w:rPr>
-              <w:t>{{MVB_OFF</w:t>
-            </w:r>
-            <w:proofErr w:type="gramStart"/>
-            <w:r>
-              <w:rPr>
-                <w:rFonts w:asciiTheme="majorBidi" w:hAnsiTheme="majorBidi" w:cstheme="majorBidi"/>
-                <w:sz w:val="24"/>
-                <w:szCs w:val="24"/>
-              </w:rPr>
-              <w:t>}}</w:t>
+              <w:t>{{MVB_OFF}}</w:t>
             </w:r>
             <w:r>
               <w:rPr>
@@ -10032,7 +9749,6 @@
               </w:rPr>
               <w:t>OFF</w:t>
             </w:r>
-            <w:proofErr w:type="gramEnd"/>
           </w:p>
         </w:tc>
         <w:tc>
@@ -10055,16 +9771,7 @@
                 <w:sz w:val="24"/>
                 <w:szCs w:val="24"/>
               </w:rPr>
-              <w:t>{{MVB_BLINK</w:t>
-            </w:r>
-            <w:proofErr w:type="gramStart"/>
-            <w:r>
-              <w:rPr>
-                <w:rFonts w:asciiTheme="majorBidi" w:hAnsiTheme="majorBidi" w:cstheme="majorBidi"/>
-                <w:sz w:val="24"/>
-                <w:szCs w:val="24"/>
-              </w:rPr>
-              <w:t>}}</w:t>
+              <w:t>{{MVB_BLINK}}</w:t>
             </w:r>
             <w:r>
               <w:rPr>
@@ -10074,7 +9781,6 @@
               </w:rPr>
               <w:t>BLINK</w:t>
             </w:r>
-            <w:proofErr w:type="gramEnd"/>
           </w:p>
         </w:tc>
         <w:tc>
@@ -10191,16 +9897,7 @@
                 <w:sz w:val="24"/>
                 <w:szCs w:val="24"/>
               </w:rPr>
-              <w:t>{{SC_ON</w:t>
-            </w:r>
-            <w:proofErr w:type="gramStart"/>
-            <w:r>
-              <w:rPr>
-                <w:rFonts w:asciiTheme="majorBidi" w:hAnsiTheme="majorBidi" w:cstheme="majorBidi"/>
-                <w:sz w:val="24"/>
-                <w:szCs w:val="24"/>
-              </w:rPr>
-              <w:t>}}</w:t>
+              <w:t>{{SC_ON}}</w:t>
             </w:r>
             <w:r>
               <w:rPr>
@@ -10210,7 +9907,6 @@
               </w:rPr>
               <w:t>ON</w:t>
             </w:r>
-            <w:proofErr w:type="gramEnd"/>
           </w:p>
         </w:tc>
         <w:tc>
@@ -10233,16 +9929,7 @@
                 <w:sz w:val="24"/>
                 <w:szCs w:val="24"/>
               </w:rPr>
-              <w:t>{{SC_OFF</w:t>
-            </w:r>
-            <w:proofErr w:type="gramStart"/>
-            <w:r>
-              <w:rPr>
-                <w:rFonts w:asciiTheme="majorBidi" w:hAnsiTheme="majorBidi" w:cstheme="majorBidi"/>
-                <w:sz w:val="24"/>
-                <w:szCs w:val="24"/>
-              </w:rPr>
-              <w:t>}}</w:t>
+              <w:t>{{SC_OFF}}</w:t>
             </w:r>
             <w:r>
               <w:rPr>
@@ -10252,7 +9939,6 @@
               </w:rPr>
               <w:t>OFF</w:t>
             </w:r>
-            <w:proofErr w:type="gramEnd"/>
           </w:p>
         </w:tc>
         <w:tc>
@@ -10275,16 +9961,7 @@
                 <w:sz w:val="24"/>
                 <w:szCs w:val="24"/>
               </w:rPr>
-              <w:t>{{SC_BLINK</w:t>
-            </w:r>
-            <w:proofErr w:type="gramStart"/>
-            <w:r>
-              <w:rPr>
-                <w:rFonts w:asciiTheme="majorBidi" w:hAnsiTheme="majorBidi" w:cstheme="majorBidi"/>
-                <w:sz w:val="24"/>
-                <w:szCs w:val="24"/>
-              </w:rPr>
-              <w:t>}}</w:t>
+              <w:t>{{SC_BLINK}}</w:t>
             </w:r>
             <w:r>
               <w:rPr>
@@ -10294,7 +9971,6 @@
               </w:rPr>
               <w:t>BLINK</w:t>
             </w:r>
-            <w:proofErr w:type="gramEnd"/>
           </w:p>
         </w:tc>
         <w:tc>
@@ -10411,16 +10087,7 @@
                 <w:sz w:val="24"/>
                 <w:szCs w:val="24"/>
               </w:rPr>
-              <w:t>{{WA_ON</w:t>
-            </w:r>
-            <w:proofErr w:type="gramStart"/>
-            <w:r>
-              <w:rPr>
-                <w:rFonts w:asciiTheme="majorBidi" w:hAnsiTheme="majorBidi" w:cstheme="majorBidi"/>
-                <w:sz w:val="24"/>
-                <w:szCs w:val="24"/>
-              </w:rPr>
-              <w:t>}}</w:t>
+              <w:t>{{WA_ON}}</w:t>
             </w:r>
             <w:r>
               <w:rPr>
@@ -10430,7 +10097,6 @@
               </w:rPr>
               <w:t>ON</w:t>
             </w:r>
-            <w:proofErr w:type="gramEnd"/>
           </w:p>
         </w:tc>
         <w:tc>
@@ -10453,16 +10119,7 @@
                 <w:sz w:val="24"/>
                 <w:szCs w:val="24"/>
               </w:rPr>
-              <w:t>{{WA_OFF</w:t>
-            </w:r>
-            <w:proofErr w:type="gramStart"/>
-            <w:r>
-              <w:rPr>
-                <w:rFonts w:asciiTheme="majorBidi" w:hAnsiTheme="majorBidi" w:cstheme="majorBidi"/>
-                <w:sz w:val="24"/>
-                <w:szCs w:val="24"/>
-              </w:rPr>
-              <w:t>}}</w:t>
+              <w:t>{{WA_OFF}}</w:t>
             </w:r>
             <w:r>
               <w:rPr>
@@ -10472,7 +10129,6 @@
               </w:rPr>
               <w:t>OFF</w:t>
             </w:r>
-            <w:proofErr w:type="gramEnd"/>
           </w:p>
         </w:tc>
         <w:tc>
@@ -10495,16 +10151,7 @@
                 <w:sz w:val="24"/>
                 <w:szCs w:val="24"/>
               </w:rPr>
-              <w:t>{{WA_BLINK</w:t>
-            </w:r>
-            <w:proofErr w:type="gramStart"/>
-            <w:r>
-              <w:rPr>
-                <w:rFonts w:asciiTheme="majorBidi" w:hAnsiTheme="majorBidi" w:cstheme="majorBidi"/>
-                <w:sz w:val="24"/>
-                <w:szCs w:val="24"/>
-              </w:rPr>
-              <w:t>}}</w:t>
+              <w:t>{{WA_BLINK}}</w:t>
             </w:r>
             <w:r>
               <w:rPr>
@@ -10514,7 +10161,6 @@
               </w:rPr>
               <w:t>BLINK</w:t>
             </w:r>
-            <w:proofErr w:type="gramEnd"/>
           </w:p>
         </w:tc>
         <w:tc>
@@ -10631,16 +10277,7 @@
                 <w:sz w:val="24"/>
                 <w:szCs w:val="24"/>
               </w:rPr>
-              <w:t>{{RTS_ON</w:t>
-            </w:r>
-            <w:proofErr w:type="gramStart"/>
-            <w:r>
-              <w:rPr>
-                <w:rFonts w:asciiTheme="majorBidi" w:hAnsiTheme="majorBidi" w:cstheme="majorBidi"/>
-                <w:sz w:val="24"/>
-                <w:szCs w:val="24"/>
-              </w:rPr>
-              <w:t>}}</w:t>
+              <w:t>{{RTS_ON}}</w:t>
             </w:r>
             <w:r>
               <w:rPr>
@@ -10650,7 +10287,6 @@
               </w:rPr>
               <w:t>ON</w:t>
             </w:r>
-            <w:proofErr w:type="gramEnd"/>
           </w:p>
         </w:tc>
         <w:tc>
@@ -10673,16 +10309,7 @@
                 <w:sz w:val="24"/>
                 <w:szCs w:val="24"/>
               </w:rPr>
-              <w:t>{{RTS_OFF</w:t>
-            </w:r>
-            <w:proofErr w:type="gramStart"/>
-            <w:r>
-              <w:rPr>
-                <w:rFonts w:asciiTheme="majorBidi" w:hAnsiTheme="majorBidi" w:cstheme="majorBidi"/>
-                <w:sz w:val="24"/>
-                <w:szCs w:val="24"/>
-              </w:rPr>
-              <w:t>}}</w:t>
+              <w:t>{{RTS_OFF}}</w:t>
             </w:r>
             <w:r>
               <w:rPr>
@@ -10692,7 +10319,6 @@
               </w:rPr>
               <w:t>OFF</w:t>
             </w:r>
-            <w:proofErr w:type="gramEnd"/>
           </w:p>
         </w:tc>
         <w:tc>
@@ -10715,16 +10341,7 @@
                 <w:sz w:val="24"/>
                 <w:szCs w:val="24"/>
               </w:rPr>
-              <w:t>{{RTS_BLINK</w:t>
-            </w:r>
-            <w:proofErr w:type="gramStart"/>
-            <w:r>
-              <w:rPr>
-                <w:rFonts w:asciiTheme="majorBidi" w:hAnsiTheme="majorBidi" w:cstheme="majorBidi"/>
-                <w:sz w:val="24"/>
-                <w:szCs w:val="24"/>
-              </w:rPr>
-              <w:t>}}</w:t>
+              <w:t>{{RTS_BLINK}}</w:t>
             </w:r>
             <w:r>
               <w:rPr>
@@ -10734,7 +10351,6 @@
               </w:rPr>
               <w:t>BLINK</w:t>
             </w:r>
-            <w:proofErr w:type="gramEnd"/>
           </w:p>
         </w:tc>
         <w:tc>
@@ -11013,7 +10629,6 @@
               <w:t>input_result</w:t>
             </w:r>
             <w:proofErr w:type="spellEnd"/>
-            <w:proofErr w:type="gramStart"/>
             <w:r>
               <w:rPr>
                 <w:rFonts w:ascii="Angsana New" w:hAnsi="Angsana New" w:cs="Angsana New"/>
@@ -11030,7 +10645,6 @@
               </w:rPr>
               <w:t>Vac</w:t>
             </w:r>
-            <w:proofErr w:type="gramEnd"/>
           </w:p>
         </w:tc>
         <w:tc>
@@ -11161,7 +10775,6 @@
               <w:t>output_result</w:t>
             </w:r>
             <w:proofErr w:type="spellEnd"/>
-            <w:proofErr w:type="gramStart"/>
             <w:r>
               <w:rPr>
                 <w:rFonts w:ascii="Angsana New" w:hAnsi="Angsana New" w:cs="Angsana New"/>
@@ -11178,7 +10791,6 @@
               </w:rPr>
               <w:t>Vdc</w:t>
             </w:r>
-            <w:proofErr w:type="gramEnd"/>
           </w:p>
         </w:tc>
         <w:tc>
@@ -11302,14 +10914,14 @@
       <w:tblGrid>
         <w:gridCol w:w="823"/>
         <w:gridCol w:w="912"/>
-        <w:gridCol w:w="1939"/>
-        <w:gridCol w:w="1939"/>
-        <w:gridCol w:w="1939"/>
-        <w:gridCol w:w="1939"/>
-        <w:gridCol w:w="1939"/>
-        <w:gridCol w:w="1939"/>
-        <w:gridCol w:w="1939"/>
-        <w:gridCol w:w="1939"/>
+        <w:gridCol w:w="1656"/>
+        <w:gridCol w:w="1656"/>
+        <w:gridCol w:w="1656"/>
+        <w:gridCol w:w="1656"/>
+        <w:gridCol w:w="1656"/>
+        <w:gridCol w:w="1656"/>
+        <w:gridCol w:w="1656"/>
+        <w:gridCol w:w="1656"/>
       </w:tblGrid>
       <w:tr>
         <w:tc>
@@ -11808,8 +11420,10 @@
             </w:pPr>
             <w:r>
               <w:rPr>
+                <w:rFonts w:asciiTheme="majorBidi" w:hAnsiTheme="majorBidi" w:cstheme="majorBidi"/>
                 <w:color w:val="000000"/>
-                <w:szCs w:val="22"/>
+                <w:sz w:val="24"/>
+                <w:szCs w:val="24"/>
               </w:rPr>
               <w:t>{{r_FSR_1_en1}}</w:t>
             </w:r>
@@ -11831,8 +11445,10 @@
             </w:pPr>
             <w:r>
               <w:rPr>
+                <w:rFonts w:asciiTheme="majorBidi" w:hAnsiTheme="majorBidi" w:cstheme="majorBidi"/>
                 <w:color w:val="000000"/>
-                <w:szCs w:val="22"/>
+                <w:sz w:val="24"/>
+                <w:szCs w:val="24"/>
               </w:rPr>
               <w:t>{{r_FSR_1_en2}}</w:t>
             </w:r>
@@ -11854,8 +11470,10 @@
             </w:pPr>
             <w:r>
               <w:rPr>
+                <w:rFonts w:asciiTheme="majorBidi" w:hAnsiTheme="majorBidi" w:cstheme="majorBidi"/>
                 <w:color w:val="000000"/>
-                <w:szCs w:val="22"/>
+                <w:sz w:val="24"/>
+                <w:szCs w:val="24"/>
               </w:rPr>
               <w:t>{{r_FSR_1_en3}}</w:t>
             </w:r>
@@ -11877,8 +11495,10 @@
             </w:pPr>
             <w:r>
               <w:rPr>
+                <w:rFonts w:asciiTheme="majorBidi" w:hAnsiTheme="majorBidi" w:cstheme="majorBidi"/>
                 <w:color w:val="000000"/>
-                <w:szCs w:val="22"/>
+                <w:sz w:val="24"/>
+                <w:szCs w:val="24"/>
               </w:rPr>
               <w:t>{{r_FSR_1_en4}}</w:t>
             </w:r>
@@ -11900,8 +11520,10 @@
             </w:pPr>
             <w:r>
               <w:rPr>
+                <w:rFonts w:asciiTheme="majorBidi" w:hAnsiTheme="majorBidi" w:cstheme="majorBidi"/>
                 <w:color w:val="000000"/>
-                <w:szCs w:val="22"/>
+                <w:sz w:val="24"/>
+                <w:szCs w:val="24"/>
               </w:rPr>
               <w:t>{{r_FSR_1_de1}}</w:t>
             </w:r>
@@ -11923,8 +11545,10 @@
             </w:pPr>
             <w:r>
               <w:rPr>
+                <w:rFonts w:asciiTheme="majorBidi" w:hAnsiTheme="majorBidi" w:cstheme="majorBidi"/>
                 <w:color w:val="000000"/>
-                <w:szCs w:val="22"/>
+                <w:sz w:val="24"/>
+                <w:szCs w:val="24"/>
               </w:rPr>
               <w:t>{{r_FSR_1_de2}}</w:t>
             </w:r>
@@ -11946,8 +11570,10 @@
             </w:pPr>
             <w:r>
               <w:rPr>
+                <w:rFonts w:asciiTheme="majorBidi" w:hAnsiTheme="majorBidi" w:cstheme="majorBidi"/>
                 <w:color w:val="000000"/>
-                <w:szCs w:val="22"/>
+                <w:sz w:val="24"/>
+                <w:szCs w:val="24"/>
               </w:rPr>
               <w:t>{{r_FSR_1_de3}}</w:t>
             </w:r>
@@ -11969,8 +11595,10 @@
             </w:pPr>
             <w:r>
               <w:rPr>
+                <w:rFonts w:asciiTheme="majorBidi" w:hAnsiTheme="majorBidi" w:cstheme="majorBidi"/>
                 <w:color w:val="000000"/>
-                <w:szCs w:val="22"/>
+                <w:sz w:val="24"/>
+                <w:szCs w:val="24"/>
               </w:rPr>
               <w:t>{{r_FSR_1_de4}}</w:t>
             </w:r>
@@ -12035,8 +11663,10 @@
             </w:pPr>
             <w:r>
               <w:rPr>
+                <w:rFonts w:asciiTheme="majorBidi" w:hAnsiTheme="majorBidi" w:cstheme="majorBidi"/>
                 <w:color w:val="000000"/>
-                <w:szCs w:val="22"/>
+                <w:sz w:val="24"/>
+                <w:szCs w:val="24"/>
               </w:rPr>
               <w:t>{{r_DCR_1_en1}}</w:t>
             </w:r>
@@ -12058,8 +11688,10 @@
             </w:pPr>
             <w:r>
               <w:rPr>
+                <w:rFonts w:asciiTheme="majorBidi" w:hAnsiTheme="majorBidi" w:cstheme="majorBidi"/>
                 <w:color w:val="000000"/>
-                <w:szCs w:val="22"/>
+                <w:sz w:val="24"/>
+                <w:szCs w:val="24"/>
               </w:rPr>
               <w:t>{{r_DCR_1_en2}}</w:t>
             </w:r>
@@ -12081,8 +11713,10 @@
             </w:pPr>
             <w:r>
               <w:rPr>
+                <w:rFonts w:asciiTheme="majorBidi" w:hAnsiTheme="majorBidi" w:cstheme="majorBidi"/>
                 <w:color w:val="000000"/>
-                <w:szCs w:val="22"/>
+                <w:sz w:val="24"/>
+                <w:szCs w:val="24"/>
               </w:rPr>
               <w:t>{{r_DCR_1_en3}}</w:t>
             </w:r>
@@ -12104,8 +11738,10 @@
             </w:pPr>
             <w:r>
               <w:rPr>
+                <w:rFonts w:asciiTheme="majorBidi" w:hAnsiTheme="majorBidi" w:cstheme="majorBidi"/>
                 <w:color w:val="000000"/>
-                <w:szCs w:val="22"/>
+                <w:sz w:val="24"/>
+                <w:szCs w:val="24"/>
               </w:rPr>
               <w:t>{{r_DCR_1_en4}}</w:t>
             </w:r>
@@ -12127,8 +11763,10 @@
             </w:pPr>
             <w:r>
               <w:rPr>
+                <w:rFonts w:asciiTheme="majorBidi" w:hAnsiTheme="majorBidi" w:cstheme="majorBidi"/>
                 <w:color w:val="000000"/>
-                <w:szCs w:val="22"/>
+                <w:sz w:val="24"/>
+                <w:szCs w:val="24"/>
               </w:rPr>
               <w:t>{{r_DCR_1_de1}}</w:t>
             </w:r>
@@ -12150,8 +11788,10 @@
             </w:pPr>
             <w:r>
               <w:rPr>
+                <w:rFonts w:asciiTheme="majorBidi" w:hAnsiTheme="majorBidi" w:cstheme="majorBidi"/>
                 <w:color w:val="000000"/>
-                <w:szCs w:val="22"/>
+                <w:sz w:val="24"/>
+                <w:szCs w:val="24"/>
               </w:rPr>
               <w:t>{{r_DCR_1_de2}}</w:t>
             </w:r>
@@ -12173,8 +11813,10 @@
             </w:pPr>
             <w:r>
               <w:rPr>
+                <w:rFonts w:asciiTheme="majorBidi" w:hAnsiTheme="majorBidi" w:cstheme="majorBidi"/>
                 <w:color w:val="000000"/>
-                <w:szCs w:val="22"/>
+                <w:sz w:val="24"/>
+                <w:szCs w:val="24"/>
               </w:rPr>
               <w:t>{{r_DCR_1_de3}}</w:t>
             </w:r>
@@ -12196,8 +11838,10 @@
             </w:pPr>
             <w:r>
               <w:rPr>
+                <w:rFonts w:asciiTheme="majorBidi" w:hAnsiTheme="majorBidi" w:cstheme="majorBidi"/>
                 <w:color w:val="000000"/>
-                <w:szCs w:val="22"/>
+                <w:sz w:val="24"/>
+                <w:szCs w:val="24"/>
               </w:rPr>
               <w:t>{{r_DCR_1_de4}}</w:t>
             </w:r>
@@ -12262,8 +11906,10 @@
             </w:pPr>
             <w:r>
               <w:rPr>
+                <w:rFonts w:asciiTheme="majorBidi" w:hAnsiTheme="majorBidi" w:cstheme="majorBidi"/>
                 <w:color w:val="000000"/>
-                <w:szCs w:val="22"/>
+                <w:sz w:val="24"/>
+                <w:szCs w:val="24"/>
               </w:rPr>
               <w:t>{{r_NDR_1_en1}}</w:t>
             </w:r>
@@ -12285,8 +11931,10 @@
             </w:pPr>
             <w:r>
               <w:rPr>
+                <w:rFonts w:asciiTheme="majorBidi" w:hAnsiTheme="majorBidi" w:cstheme="majorBidi"/>
                 <w:color w:val="000000"/>
-                <w:szCs w:val="22"/>
+                <w:sz w:val="24"/>
+                <w:szCs w:val="24"/>
               </w:rPr>
               <w:t>{{r_NDR_1_en2}}</w:t>
             </w:r>
@@ -12308,8 +11956,10 @@
             </w:pPr>
             <w:r>
               <w:rPr>
+                <w:rFonts w:asciiTheme="majorBidi" w:hAnsiTheme="majorBidi" w:cstheme="majorBidi"/>
                 <w:color w:val="000000"/>
-                <w:szCs w:val="22"/>
+                <w:sz w:val="24"/>
+                <w:szCs w:val="24"/>
               </w:rPr>
               <w:t>{{r_NDR_1_en3}}</w:t>
             </w:r>
@@ -12331,8 +11981,10 @@
             </w:pPr>
             <w:r>
               <w:rPr>
+                <w:rFonts w:asciiTheme="majorBidi" w:hAnsiTheme="majorBidi" w:cstheme="majorBidi"/>
                 <w:color w:val="000000"/>
-                <w:szCs w:val="22"/>
+                <w:sz w:val="24"/>
+                <w:szCs w:val="24"/>
               </w:rPr>
               <w:t>{{r_NDR_1_en4}}</w:t>
             </w:r>
@@ -12354,8 +12006,10 @@
             </w:pPr>
             <w:r>
               <w:rPr>
+                <w:rFonts w:asciiTheme="majorBidi" w:hAnsiTheme="majorBidi" w:cstheme="majorBidi"/>
                 <w:color w:val="000000"/>
-                <w:szCs w:val="22"/>
+                <w:sz w:val="24"/>
+                <w:szCs w:val="24"/>
               </w:rPr>
               <w:t>{{r_NDR_1_de1}}</w:t>
             </w:r>
@@ -12377,8 +12031,10 @@
             </w:pPr>
             <w:r>
               <w:rPr>
+                <w:rFonts w:asciiTheme="majorBidi" w:hAnsiTheme="majorBidi" w:cstheme="majorBidi"/>
                 <w:color w:val="000000"/>
-                <w:szCs w:val="22"/>
+                <w:sz w:val="24"/>
+                <w:szCs w:val="24"/>
               </w:rPr>
               <w:t>{{r_NDR_1_de2}}</w:t>
             </w:r>
@@ -12400,8 +12056,10 @@
             </w:pPr>
             <w:r>
               <w:rPr>
+                <w:rFonts w:asciiTheme="majorBidi" w:hAnsiTheme="majorBidi" w:cstheme="majorBidi"/>
                 <w:color w:val="000000"/>
-                <w:szCs w:val="22"/>
+                <w:sz w:val="24"/>
+                <w:szCs w:val="24"/>
               </w:rPr>
               <w:t>{{r_NDR_1_de3}}</w:t>
             </w:r>
@@ -12423,8 +12081,10 @@
             </w:pPr>
             <w:r>
               <w:rPr>
+                <w:rFonts w:asciiTheme="majorBidi" w:hAnsiTheme="majorBidi" w:cstheme="majorBidi"/>
                 <w:color w:val="000000"/>
-                <w:szCs w:val="22"/>
+                <w:sz w:val="24"/>
+                <w:szCs w:val="24"/>
               </w:rPr>
               <w:t>{{r_NDR_1_de4}}</w:t>
             </w:r>
@@ -12489,8 +12149,10 @@
             </w:pPr>
             <w:r>
               <w:rPr>
+                <w:rFonts w:asciiTheme="majorBidi" w:hAnsiTheme="majorBidi" w:cstheme="majorBidi"/>
                 <w:color w:val="000000"/>
-                <w:szCs w:val="22"/>
+                <w:sz w:val="24"/>
+                <w:szCs w:val="24"/>
               </w:rPr>
               <w:t>{{r_FIR_2_en1}}</w:t>
             </w:r>
@@ -12512,8 +12174,10 @@
             </w:pPr>
             <w:r>
               <w:rPr>
+                <w:rFonts w:asciiTheme="majorBidi" w:hAnsiTheme="majorBidi" w:cstheme="majorBidi"/>
                 <w:color w:val="000000"/>
-                <w:szCs w:val="22"/>
+                <w:sz w:val="24"/>
+                <w:szCs w:val="24"/>
               </w:rPr>
               <w:t>{{r_FIR_2_en2}}</w:t>
             </w:r>
@@ -12535,8 +12199,10 @@
             </w:pPr>
             <w:r>
               <w:rPr>
+                <w:rFonts w:asciiTheme="majorBidi" w:hAnsiTheme="majorBidi" w:cstheme="majorBidi"/>
                 <w:color w:val="000000"/>
-                <w:szCs w:val="22"/>
+                <w:sz w:val="24"/>
+                <w:szCs w:val="24"/>
               </w:rPr>
               <w:t>{{r_FIR_2_en3}}</w:t>
             </w:r>
@@ -12558,8 +12224,10 @@
             </w:pPr>
             <w:r>
               <w:rPr>
+                <w:rFonts w:asciiTheme="majorBidi" w:hAnsiTheme="majorBidi" w:cstheme="majorBidi"/>
                 <w:color w:val="000000"/>
-                <w:szCs w:val="22"/>
+                <w:sz w:val="24"/>
+                <w:szCs w:val="24"/>
               </w:rPr>
               <w:t>{{r_FIR_2_en4}}</w:t>
             </w:r>
@@ -12581,8 +12249,10 @@
             </w:pPr>
             <w:r>
               <w:rPr>
+                <w:rFonts w:asciiTheme="majorBidi" w:hAnsiTheme="majorBidi" w:cstheme="majorBidi"/>
                 <w:color w:val="000000"/>
-                <w:szCs w:val="22"/>
+                <w:sz w:val="24"/>
+                <w:szCs w:val="24"/>
               </w:rPr>
               <w:t>{{r_FIR_2_de1}}</w:t>
             </w:r>
@@ -12604,8 +12274,10 @@
             </w:pPr>
             <w:r>
               <w:rPr>
+                <w:rFonts w:asciiTheme="majorBidi" w:hAnsiTheme="majorBidi" w:cstheme="majorBidi"/>
                 <w:color w:val="000000"/>
-                <w:szCs w:val="22"/>
+                <w:sz w:val="24"/>
+                <w:szCs w:val="24"/>
               </w:rPr>
               <w:t>{{r_FIR_2_de2}}</w:t>
             </w:r>
@@ -12627,8 +12299,10 @@
             </w:pPr>
             <w:r>
               <w:rPr>
+                <w:rFonts w:asciiTheme="majorBidi" w:hAnsiTheme="majorBidi" w:cstheme="majorBidi"/>
                 <w:color w:val="000000"/>
-                <w:szCs w:val="22"/>
+                <w:sz w:val="24"/>
+                <w:szCs w:val="24"/>
               </w:rPr>
               <w:t>{{r_FIR_2_de3}}</w:t>
             </w:r>
@@ -12650,8 +12324,10 @@
             </w:pPr>
             <w:r>
               <w:rPr>
+                <w:rFonts w:asciiTheme="majorBidi" w:hAnsiTheme="majorBidi" w:cstheme="majorBidi"/>
                 <w:color w:val="000000"/>
-                <w:szCs w:val="22"/>
+                <w:sz w:val="24"/>
+                <w:szCs w:val="24"/>
               </w:rPr>
               <w:t>{{r_FIR_2_de4}}</w:t>
             </w:r>
@@ -12716,8 +12392,10 @@
             </w:pPr>
             <w:r>
               <w:rPr>
+                <w:rFonts w:asciiTheme="majorBidi" w:hAnsiTheme="majorBidi" w:cstheme="majorBidi"/>
                 <w:color w:val="000000"/>
-                <w:szCs w:val="22"/>
+                <w:sz w:val="24"/>
+                <w:szCs w:val="24"/>
               </w:rPr>
               <w:t>{{r_DOR_2_en1}}</w:t>
             </w:r>
@@ -12739,8 +12417,10 @@
             </w:pPr>
             <w:r>
               <w:rPr>
+                <w:rFonts w:asciiTheme="majorBidi" w:hAnsiTheme="majorBidi" w:cstheme="majorBidi"/>
                 <w:color w:val="000000"/>
-                <w:szCs w:val="22"/>
+                <w:sz w:val="24"/>
+                <w:szCs w:val="24"/>
               </w:rPr>
               <w:t>{{r_DOR_2_en2}}</w:t>
             </w:r>
@@ -12762,8 +12442,10 @@
             </w:pPr>
             <w:r>
               <w:rPr>
+                <w:rFonts w:asciiTheme="majorBidi" w:hAnsiTheme="majorBidi" w:cstheme="majorBidi"/>
                 <w:color w:val="000000"/>
-                <w:szCs w:val="22"/>
+                <w:sz w:val="24"/>
+                <w:szCs w:val="24"/>
               </w:rPr>
               <w:t>{{r_DOR_2_en3}}</w:t>
             </w:r>
@@ -12785,8 +12467,10 @@
             </w:pPr>
             <w:r>
               <w:rPr>
+                <w:rFonts w:asciiTheme="majorBidi" w:hAnsiTheme="majorBidi" w:cstheme="majorBidi"/>
                 <w:color w:val="000000"/>
-                <w:szCs w:val="22"/>
+                <w:sz w:val="24"/>
+                <w:szCs w:val="24"/>
               </w:rPr>
               <w:t>{{r_DOR_2_en4}}</w:t>
             </w:r>
@@ -12808,8 +12492,10 @@
             </w:pPr>
             <w:r>
               <w:rPr>
+                <w:rFonts w:asciiTheme="majorBidi" w:hAnsiTheme="majorBidi" w:cstheme="majorBidi"/>
                 <w:color w:val="000000"/>
-                <w:szCs w:val="22"/>
+                <w:sz w:val="24"/>
+                <w:szCs w:val="24"/>
               </w:rPr>
               <w:t>{{r_DOR_2_de1}}</w:t>
             </w:r>
@@ -12831,8 +12517,10 @@
             </w:pPr>
             <w:r>
               <w:rPr>
+                <w:rFonts w:asciiTheme="majorBidi" w:hAnsiTheme="majorBidi" w:cstheme="majorBidi"/>
                 <w:color w:val="000000"/>
-                <w:szCs w:val="22"/>
+                <w:sz w:val="24"/>
+                <w:szCs w:val="24"/>
               </w:rPr>
               <w:t>{{r_DOR_2_de2}}</w:t>
             </w:r>
@@ -12854,8 +12542,10 @@
             </w:pPr>
             <w:r>
               <w:rPr>
+                <w:rFonts w:asciiTheme="majorBidi" w:hAnsiTheme="majorBidi" w:cstheme="majorBidi"/>
                 <w:color w:val="000000"/>
-                <w:szCs w:val="22"/>
+                <w:sz w:val="24"/>
+                <w:szCs w:val="24"/>
               </w:rPr>
               <w:t>{{r_DOR_2_de3}}</w:t>
             </w:r>
@@ -12877,8 +12567,10 @@
             </w:pPr>
             <w:r>
               <w:rPr>
+                <w:rFonts w:asciiTheme="majorBidi" w:hAnsiTheme="majorBidi" w:cstheme="majorBidi"/>
                 <w:color w:val="000000"/>
-                <w:szCs w:val="22"/>
+                <w:sz w:val="24"/>
+                <w:szCs w:val="24"/>
               </w:rPr>
               <w:t>{{r_DOR_2_de4}}</w:t>
             </w:r>
@@ -12943,8 +12635,10 @@
             </w:pPr>
             <w:r>
               <w:rPr>
+                <w:rFonts w:asciiTheme="majorBidi" w:hAnsiTheme="majorBidi" w:cstheme="majorBidi"/>
                 <w:color w:val="000000"/>
-                <w:szCs w:val="22"/>
+                <w:sz w:val="24"/>
+                <w:szCs w:val="24"/>
               </w:rPr>
               <w:t>{{r_RDR_2_en1}}</w:t>
             </w:r>
@@ -12966,8 +12660,10 @@
             </w:pPr>
             <w:r>
               <w:rPr>
+                <w:rFonts w:asciiTheme="majorBidi" w:hAnsiTheme="majorBidi" w:cstheme="majorBidi"/>
                 <w:color w:val="000000"/>
-                <w:szCs w:val="22"/>
+                <w:sz w:val="24"/>
+                <w:szCs w:val="24"/>
               </w:rPr>
               <w:t>{{r_RDR_2_en2}}</w:t>
             </w:r>
@@ -12989,8 +12685,10 @@
             </w:pPr>
             <w:r>
               <w:rPr>
+                <w:rFonts w:asciiTheme="majorBidi" w:hAnsiTheme="majorBidi" w:cstheme="majorBidi"/>
                 <w:color w:val="000000"/>
-                <w:szCs w:val="22"/>
+                <w:sz w:val="24"/>
+                <w:szCs w:val="24"/>
               </w:rPr>
               <w:t>{{r_RDR_2_en3}}</w:t>
             </w:r>
@@ -13012,8 +12710,10 @@
             </w:pPr>
             <w:r>
               <w:rPr>
+                <w:rFonts w:asciiTheme="majorBidi" w:hAnsiTheme="majorBidi" w:cstheme="majorBidi"/>
                 <w:color w:val="000000"/>
-                <w:szCs w:val="22"/>
+                <w:sz w:val="24"/>
+                <w:szCs w:val="24"/>
               </w:rPr>
               <w:t>{{r_RDR_2_en4}}</w:t>
             </w:r>
@@ -13035,8 +12735,10 @@
             </w:pPr>
             <w:r>
               <w:rPr>
+                <w:rFonts w:asciiTheme="majorBidi" w:hAnsiTheme="majorBidi" w:cstheme="majorBidi"/>
                 <w:color w:val="000000"/>
-                <w:szCs w:val="22"/>
+                <w:sz w:val="24"/>
+                <w:szCs w:val="24"/>
               </w:rPr>
               <w:t>{{r_RDR_2_de1}}</w:t>
             </w:r>
@@ -13058,8 +12760,10 @@
             </w:pPr>
             <w:r>
               <w:rPr>
+                <w:rFonts w:asciiTheme="majorBidi" w:hAnsiTheme="majorBidi" w:cstheme="majorBidi"/>
                 <w:color w:val="000000"/>
-                <w:szCs w:val="22"/>
+                <w:sz w:val="24"/>
+                <w:szCs w:val="24"/>
               </w:rPr>
               <w:t>{{r_RDR_2_de2}}</w:t>
             </w:r>
@@ -13081,8 +12785,10 @@
             </w:pPr>
             <w:r>
               <w:rPr>
+                <w:rFonts w:asciiTheme="majorBidi" w:hAnsiTheme="majorBidi" w:cstheme="majorBidi"/>
                 <w:color w:val="000000"/>
-                <w:szCs w:val="22"/>
+                <w:sz w:val="24"/>
+                <w:szCs w:val="24"/>
               </w:rPr>
               <w:t>{{r_RDR_2_de3}}</w:t>
             </w:r>
@@ -13104,8 +12810,10 @@
             </w:pPr>
             <w:r>
               <w:rPr>
+                <w:rFonts w:asciiTheme="majorBidi" w:hAnsiTheme="majorBidi" w:cstheme="majorBidi"/>
                 <w:color w:val="000000"/>
-                <w:szCs w:val="22"/>
+                <w:sz w:val="24"/>
+                <w:szCs w:val="24"/>
               </w:rPr>
               <w:t>{{r_RDR_2_de4}}</w:t>
             </w:r>
@@ -13170,8 +12878,10 @@
             </w:pPr>
             <w:r>
               <w:rPr>
+                <w:rFonts w:asciiTheme="majorBidi" w:hAnsiTheme="majorBidi" w:cstheme="majorBidi"/>
                 <w:color w:val="000000"/>
-                <w:szCs w:val="22"/>
+                <w:sz w:val="24"/>
+                <w:szCs w:val="24"/>
               </w:rPr>
               <w:t>{{r_ADCLR_2_en1}}</w:t>
             </w:r>
@@ -13193,8 +12903,10 @@
             </w:pPr>
             <w:r>
               <w:rPr>
+                <w:rFonts w:asciiTheme="majorBidi" w:hAnsiTheme="majorBidi" w:cstheme="majorBidi"/>
                 <w:color w:val="000000"/>
-                <w:szCs w:val="22"/>
+                <w:sz w:val="24"/>
+                <w:szCs w:val="24"/>
               </w:rPr>
               <w:t>{{r_ADCLR_2_en2}}</w:t>
             </w:r>
@@ -13216,8 +12928,10 @@
             </w:pPr>
             <w:r>
               <w:rPr>
+                <w:rFonts w:asciiTheme="majorBidi" w:hAnsiTheme="majorBidi" w:cstheme="majorBidi"/>
                 <w:color w:val="000000"/>
-                <w:szCs w:val="22"/>
+                <w:sz w:val="24"/>
+                <w:szCs w:val="24"/>
               </w:rPr>
               <w:t>{{r_ADCLR_2_en3}}</w:t>
             </w:r>
@@ -13239,8 +12953,10 @@
             </w:pPr>
             <w:r>
               <w:rPr>
+                <w:rFonts w:asciiTheme="majorBidi" w:hAnsiTheme="majorBidi" w:cstheme="majorBidi"/>
                 <w:color w:val="000000"/>
-                <w:szCs w:val="22"/>
+                <w:sz w:val="24"/>
+                <w:szCs w:val="24"/>
               </w:rPr>
               <w:t>{{r_ADCLR_2_en4}}</w:t>
             </w:r>
@@ -13262,8 +12978,10 @@
             </w:pPr>
             <w:r>
               <w:rPr>
+                <w:rFonts w:asciiTheme="majorBidi" w:hAnsiTheme="majorBidi" w:cstheme="majorBidi"/>
                 <w:color w:val="000000"/>
-                <w:szCs w:val="22"/>
+                <w:sz w:val="24"/>
+                <w:szCs w:val="24"/>
               </w:rPr>
               <w:t>{{r_ADCLR_2_de1}}</w:t>
             </w:r>
@@ -13285,8 +13003,10 @@
             </w:pPr>
             <w:r>
               <w:rPr>
+                <w:rFonts w:asciiTheme="majorBidi" w:hAnsiTheme="majorBidi" w:cstheme="majorBidi"/>
                 <w:color w:val="000000"/>
-                <w:szCs w:val="22"/>
+                <w:sz w:val="24"/>
+                <w:szCs w:val="24"/>
               </w:rPr>
               <w:t>{{r_ADCLR_2_de2}}</w:t>
             </w:r>
@@ -13308,8 +13028,10 @@
             </w:pPr>
             <w:r>
               <w:rPr>
+                <w:rFonts w:asciiTheme="majorBidi" w:hAnsiTheme="majorBidi" w:cstheme="majorBidi"/>
                 <w:color w:val="000000"/>
-                <w:szCs w:val="22"/>
+                <w:sz w:val="24"/>
+                <w:szCs w:val="24"/>
               </w:rPr>
               <w:t>{{r_ADCLR_2_de3}}</w:t>
             </w:r>
@@ -13331,8 +13053,10 @@
             </w:pPr>
             <w:r>
               <w:rPr>
+                <w:rFonts w:asciiTheme="majorBidi" w:hAnsiTheme="majorBidi" w:cstheme="majorBidi"/>
                 <w:color w:val="000000"/>
-                <w:szCs w:val="22"/>
+                <w:sz w:val="24"/>
+                <w:szCs w:val="24"/>
               </w:rPr>
               <w:t>{{r_ADCLR_2_de4}}</w:t>
             </w:r>
@@ -13397,8 +13121,10 @@
             </w:pPr>
             <w:r>
               <w:rPr>
+                <w:rFonts w:asciiTheme="majorBidi" w:hAnsiTheme="majorBidi" w:cstheme="majorBidi"/>
                 <w:color w:val="000000"/>
-                <w:szCs w:val="22"/>
+                <w:sz w:val="24"/>
+                <w:szCs w:val="24"/>
               </w:rPr>
               <w:t>{{r_3CTR_1_en1}}</w:t>
             </w:r>
@@ -13420,8 +13146,10 @@
             </w:pPr>
             <w:r>
               <w:rPr>
+                <w:rFonts w:asciiTheme="majorBidi" w:hAnsiTheme="majorBidi" w:cstheme="majorBidi"/>
                 <w:color w:val="000000"/>
-                <w:szCs w:val="22"/>
+                <w:sz w:val="24"/>
+                <w:szCs w:val="24"/>
               </w:rPr>
               <w:t>{{r_3CTR_1_en2}}</w:t>
             </w:r>
@@ -13443,8 +13171,10 @@
             </w:pPr>
             <w:r>
               <w:rPr>
+                <w:rFonts w:asciiTheme="majorBidi" w:hAnsiTheme="majorBidi" w:cstheme="majorBidi"/>
                 <w:color w:val="000000"/>
-                <w:szCs w:val="22"/>
+                <w:sz w:val="24"/>
+                <w:szCs w:val="24"/>
               </w:rPr>
               <w:t>{{r_3CTR_1_en3}}</w:t>
             </w:r>
@@ -13466,8 +13196,10 @@
             </w:pPr>
             <w:r>
               <w:rPr>
+                <w:rFonts w:asciiTheme="majorBidi" w:hAnsiTheme="majorBidi" w:cstheme="majorBidi"/>
                 <w:color w:val="000000"/>
-                <w:szCs w:val="22"/>
+                <w:sz w:val="24"/>
+                <w:szCs w:val="24"/>
               </w:rPr>
               <w:t>{{r_3CTR_1_en4}}</w:t>
             </w:r>
@@ -13489,8 +13221,10 @@
             </w:pPr>
             <w:r>
               <w:rPr>
+                <w:rFonts w:asciiTheme="majorBidi" w:hAnsiTheme="majorBidi" w:cstheme="majorBidi"/>
                 <w:color w:val="000000"/>
-                <w:szCs w:val="22"/>
+                <w:sz w:val="24"/>
+                <w:szCs w:val="24"/>
               </w:rPr>
               <w:t>{{r_3CTR_1_de1}}</w:t>
             </w:r>
@@ -13512,8 +13246,10 @@
             </w:pPr>
             <w:r>
               <w:rPr>
+                <w:rFonts w:asciiTheme="majorBidi" w:hAnsiTheme="majorBidi" w:cstheme="majorBidi"/>
                 <w:color w:val="000000"/>
-                <w:szCs w:val="22"/>
+                <w:sz w:val="24"/>
+                <w:szCs w:val="24"/>
               </w:rPr>
               <w:t>{{r_3CTR_1_de2}}</w:t>
             </w:r>
@@ -13535,8 +13271,10 @@
             </w:pPr>
             <w:r>
               <w:rPr>
+                <w:rFonts w:asciiTheme="majorBidi" w:hAnsiTheme="majorBidi" w:cstheme="majorBidi"/>
                 <w:color w:val="000000"/>
-                <w:szCs w:val="22"/>
+                <w:sz w:val="24"/>
+                <w:szCs w:val="24"/>
               </w:rPr>
               <w:t>{{r_3CTR_1_de3}}</w:t>
             </w:r>
@@ -13558,8 +13296,10 @@
             </w:pPr>
             <w:r>
               <w:rPr>
+                <w:rFonts w:asciiTheme="majorBidi" w:hAnsiTheme="majorBidi" w:cstheme="majorBidi"/>
                 <w:color w:val="000000"/>
-                <w:szCs w:val="22"/>
+                <w:sz w:val="24"/>
+                <w:szCs w:val="24"/>
               </w:rPr>
               <w:t>{{r_3CTR_1_de4}}</w:t>
             </w:r>
@@ -13624,8 +13364,10 @@
             </w:pPr>
             <w:r>
               <w:rPr>
+                <w:rFonts w:asciiTheme="majorBidi" w:hAnsiTheme="majorBidi" w:cstheme="majorBidi"/>
                 <w:color w:val="000000"/>
-                <w:szCs w:val="22"/>
+                <w:sz w:val="24"/>
+                <w:szCs w:val="24"/>
               </w:rPr>
               <w:t>{{r_4CTR_1_en1}}</w:t>
             </w:r>
@@ -13647,8 +13389,10 @@
             </w:pPr>
             <w:r>
               <w:rPr>
+                <w:rFonts w:asciiTheme="majorBidi" w:hAnsiTheme="majorBidi" w:cstheme="majorBidi"/>
                 <w:color w:val="000000"/>
-                <w:szCs w:val="22"/>
+                <w:sz w:val="24"/>
+                <w:szCs w:val="24"/>
               </w:rPr>
               <w:t>{{r_4CTR_1_en2}}</w:t>
             </w:r>
@@ -13670,8 +13414,10 @@
             </w:pPr>
             <w:r>
               <w:rPr>
+                <w:rFonts w:asciiTheme="majorBidi" w:hAnsiTheme="majorBidi" w:cstheme="majorBidi"/>
                 <w:color w:val="000000"/>
-                <w:szCs w:val="22"/>
+                <w:sz w:val="24"/>
+                <w:szCs w:val="24"/>
               </w:rPr>
               <w:t>{{r_4CTR_1_en3}}</w:t>
             </w:r>
@@ -13693,8 +13439,10 @@
             </w:pPr>
             <w:r>
               <w:rPr>
+                <w:rFonts w:asciiTheme="majorBidi" w:hAnsiTheme="majorBidi" w:cstheme="majorBidi"/>
                 <w:color w:val="000000"/>
-                <w:szCs w:val="22"/>
+                <w:sz w:val="24"/>
+                <w:szCs w:val="24"/>
               </w:rPr>
               <w:t>{{r_4CTR_1_en4}}</w:t>
             </w:r>
@@ -13716,8 +13464,10 @@
             </w:pPr>
             <w:r>
               <w:rPr>
+                <w:rFonts w:asciiTheme="majorBidi" w:hAnsiTheme="majorBidi" w:cstheme="majorBidi"/>
                 <w:color w:val="000000"/>
-                <w:szCs w:val="22"/>
+                <w:sz w:val="24"/>
+                <w:szCs w:val="24"/>
               </w:rPr>
               <w:t>{{r_4CTR_1_de1}}</w:t>
             </w:r>
@@ -13739,8 +13489,10 @@
             </w:pPr>
             <w:r>
               <w:rPr>
+                <w:rFonts w:asciiTheme="majorBidi" w:hAnsiTheme="majorBidi" w:cstheme="majorBidi"/>
                 <w:color w:val="000000"/>
-                <w:szCs w:val="22"/>
+                <w:sz w:val="24"/>
+                <w:szCs w:val="24"/>
               </w:rPr>
               <w:t>{{r_4CTR_1_de2}}</w:t>
             </w:r>
@@ -13762,8 +13514,10 @@
             </w:pPr>
             <w:r>
               <w:rPr>
+                <w:rFonts w:asciiTheme="majorBidi" w:hAnsiTheme="majorBidi" w:cstheme="majorBidi"/>
                 <w:color w:val="000000"/>
-                <w:szCs w:val="22"/>
+                <w:sz w:val="24"/>
+                <w:szCs w:val="24"/>
               </w:rPr>
               <w:t>{{r_4CTR_1_de3}}</w:t>
             </w:r>
@@ -13785,8 +13539,10 @@
             </w:pPr>
             <w:r>
               <w:rPr>
+                <w:rFonts w:asciiTheme="majorBidi" w:hAnsiTheme="majorBidi" w:cstheme="majorBidi"/>
                 <w:color w:val="000000"/>
-                <w:szCs w:val="22"/>
+                <w:sz w:val="24"/>
+                <w:szCs w:val="24"/>
               </w:rPr>
               <w:t>{{r_4CTR_1_de4}}</w:t>
             </w:r>
@@ -13851,8 +13607,10 @@
             </w:pPr>
             <w:r>
               <w:rPr>
+                <w:rFonts w:asciiTheme="majorBidi" w:hAnsiTheme="majorBidi" w:cstheme="majorBidi"/>
                 <w:color w:val="000000"/>
-                <w:szCs w:val="22"/>
+                <w:sz w:val="24"/>
+                <w:szCs w:val="24"/>
               </w:rPr>
               <w:t>{{r_6CTR_1_en1}}</w:t>
             </w:r>
@@ -13874,8 +13632,10 @@
             </w:pPr>
             <w:r>
               <w:rPr>
+                <w:rFonts w:asciiTheme="majorBidi" w:hAnsiTheme="majorBidi" w:cstheme="majorBidi"/>
                 <w:color w:val="000000"/>
-                <w:szCs w:val="22"/>
+                <w:sz w:val="24"/>
+                <w:szCs w:val="24"/>
               </w:rPr>
               <w:t>{{r_6CTR_1_en2}}</w:t>
             </w:r>
@@ -13897,8 +13657,10 @@
             </w:pPr>
             <w:r>
               <w:rPr>
+                <w:rFonts w:asciiTheme="majorBidi" w:hAnsiTheme="majorBidi" w:cstheme="majorBidi"/>
                 <w:color w:val="000000"/>
-                <w:szCs w:val="22"/>
+                <w:sz w:val="24"/>
+                <w:szCs w:val="24"/>
               </w:rPr>
               <w:t>{{r_6CTR_1_en3}}</w:t>
             </w:r>
@@ -13920,8 +13682,10 @@
             </w:pPr>
             <w:r>
               <w:rPr>
+                <w:rFonts w:asciiTheme="majorBidi" w:hAnsiTheme="majorBidi" w:cstheme="majorBidi"/>
                 <w:color w:val="000000"/>
-                <w:szCs w:val="22"/>
+                <w:sz w:val="24"/>
+                <w:szCs w:val="24"/>
               </w:rPr>
               <w:t>{{r_6CTR_1_en4}}</w:t>
             </w:r>
@@ -13943,8 +13707,10 @@
             </w:pPr>
             <w:r>
               <w:rPr>
+                <w:rFonts w:asciiTheme="majorBidi" w:hAnsiTheme="majorBidi" w:cstheme="majorBidi"/>
                 <w:color w:val="000000"/>
-                <w:szCs w:val="22"/>
+                <w:sz w:val="24"/>
+                <w:szCs w:val="24"/>
               </w:rPr>
               <w:t>{{r_6CTR_1_de1}}</w:t>
             </w:r>
@@ -13966,8 +13732,10 @@
             </w:pPr>
             <w:r>
               <w:rPr>
+                <w:rFonts w:asciiTheme="majorBidi" w:hAnsiTheme="majorBidi" w:cstheme="majorBidi"/>
                 <w:color w:val="000000"/>
-                <w:szCs w:val="22"/>
+                <w:sz w:val="24"/>
+                <w:szCs w:val="24"/>
               </w:rPr>
               <w:t>{{r_6CTR_1_de2}}</w:t>
             </w:r>
@@ -13989,8 +13757,10 @@
             </w:pPr>
             <w:r>
               <w:rPr>
+                <w:rFonts w:asciiTheme="majorBidi" w:hAnsiTheme="majorBidi" w:cstheme="majorBidi"/>
                 <w:color w:val="000000"/>
-                <w:szCs w:val="22"/>
+                <w:sz w:val="24"/>
+                <w:szCs w:val="24"/>
               </w:rPr>
               <w:t>{{r_6CTR_1_de3}}</w:t>
             </w:r>
@@ -14012,8 +13782,10 @@
             </w:pPr>
             <w:r>
               <w:rPr>
+                <w:rFonts w:asciiTheme="majorBidi" w:hAnsiTheme="majorBidi" w:cstheme="majorBidi"/>
                 <w:color w:val="000000"/>
-                <w:szCs w:val="22"/>
+                <w:sz w:val="24"/>
+                <w:szCs w:val="24"/>
               </w:rPr>
               <w:t>{{r_6CTR_1_de4}}</w:t>
             </w:r>
@@ -14086,8 +13858,10 @@
             </w:pPr>
             <w:r>
               <w:rPr>
+                <w:rFonts w:asciiTheme="majorBidi" w:hAnsiTheme="majorBidi" w:cstheme="majorBidi"/>
                 <w:color w:val="000000"/>
-                <w:szCs w:val="22"/>
+                <w:sz w:val="24"/>
+                <w:szCs w:val="24"/>
               </w:rPr>
               <w:t>{{r_FSR_3_en1}}</w:t>
             </w:r>
@@ -14109,8 +13883,10 @@
             </w:pPr>
             <w:r>
               <w:rPr>
+                <w:rFonts w:asciiTheme="majorBidi" w:hAnsiTheme="majorBidi" w:cstheme="majorBidi"/>
                 <w:color w:val="000000"/>
-                <w:szCs w:val="22"/>
+                <w:sz w:val="24"/>
+                <w:szCs w:val="24"/>
               </w:rPr>
               <w:t>{{r_FSR_3_en2}}</w:t>
             </w:r>
@@ -14132,8 +13908,10 @@
             </w:pPr>
             <w:r>
               <w:rPr>
+                <w:rFonts w:asciiTheme="majorBidi" w:hAnsiTheme="majorBidi" w:cstheme="majorBidi"/>
                 <w:color w:val="000000"/>
-                <w:szCs w:val="22"/>
+                <w:sz w:val="24"/>
+                <w:szCs w:val="24"/>
               </w:rPr>
               <w:t>{{r_FSR_3_en3}}</w:t>
             </w:r>
@@ -14155,8 +13933,10 @@
             </w:pPr>
             <w:r>
               <w:rPr>
+                <w:rFonts w:asciiTheme="majorBidi" w:hAnsiTheme="majorBidi" w:cstheme="majorBidi"/>
                 <w:color w:val="000000"/>
-                <w:szCs w:val="22"/>
+                <w:sz w:val="24"/>
+                <w:szCs w:val="24"/>
               </w:rPr>
               <w:t>{{r_FSR_3_en4}}</w:t>
             </w:r>
@@ -14178,8 +13958,10 @@
             </w:pPr>
             <w:r>
               <w:rPr>
+                <w:rFonts w:asciiTheme="majorBidi" w:hAnsiTheme="majorBidi" w:cstheme="majorBidi"/>
                 <w:color w:val="000000"/>
-                <w:szCs w:val="22"/>
+                <w:sz w:val="24"/>
+                <w:szCs w:val="24"/>
               </w:rPr>
               <w:t>{{r_FSR_3_de1}}</w:t>
             </w:r>
@@ -14201,8 +13983,10 @@
             </w:pPr>
             <w:r>
               <w:rPr>
+                <w:rFonts w:asciiTheme="majorBidi" w:hAnsiTheme="majorBidi" w:cstheme="majorBidi"/>
                 <w:color w:val="000000"/>
-                <w:szCs w:val="22"/>
+                <w:sz w:val="24"/>
+                <w:szCs w:val="24"/>
               </w:rPr>
               <w:t>{{r_FSR_3_de2}}</w:t>
             </w:r>
@@ -14224,8 +14008,10 @@
             </w:pPr>
             <w:r>
               <w:rPr>
+                <w:rFonts w:asciiTheme="majorBidi" w:hAnsiTheme="majorBidi" w:cstheme="majorBidi"/>
                 <w:color w:val="000000"/>
-                <w:szCs w:val="22"/>
+                <w:sz w:val="24"/>
+                <w:szCs w:val="24"/>
               </w:rPr>
               <w:t>{{r_FSR_3_de3}}</w:t>
             </w:r>
@@ -14247,8 +14033,10 @@
             </w:pPr>
             <w:r>
               <w:rPr>
+                <w:rFonts w:asciiTheme="majorBidi" w:hAnsiTheme="majorBidi" w:cstheme="majorBidi"/>
                 <w:color w:val="000000"/>
-                <w:szCs w:val="22"/>
+                <w:sz w:val="24"/>
+                <w:szCs w:val="24"/>
               </w:rPr>
               <w:t>{{r_FSR_3_de4}}</w:t>
             </w:r>
@@ -14312,8 +14100,10 @@
             </w:pPr>
             <w:r>
               <w:rPr>
+                <w:rFonts w:asciiTheme="majorBidi" w:hAnsiTheme="majorBidi" w:cstheme="majorBidi"/>
                 <w:color w:val="000000"/>
-                <w:szCs w:val="22"/>
+                <w:sz w:val="24"/>
+                <w:szCs w:val="24"/>
               </w:rPr>
               <w:t>{{r_DCR_3_en1}}</w:t>
             </w:r>
@@ -14335,8 +14125,10 @@
             </w:pPr>
             <w:r>
               <w:rPr>
+                <w:rFonts w:asciiTheme="majorBidi" w:hAnsiTheme="majorBidi" w:cstheme="majorBidi"/>
                 <w:color w:val="000000"/>
-                <w:szCs w:val="22"/>
+                <w:sz w:val="24"/>
+                <w:szCs w:val="24"/>
               </w:rPr>
               <w:t>{{r_DCR_3_en2}}</w:t>
             </w:r>
@@ -14358,8 +14150,10 @@
             </w:pPr>
             <w:r>
               <w:rPr>
+                <w:rFonts w:asciiTheme="majorBidi" w:hAnsiTheme="majorBidi" w:cstheme="majorBidi"/>
                 <w:color w:val="000000"/>
-                <w:szCs w:val="22"/>
+                <w:sz w:val="24"/>
+                <w:szCs w:val="24"/>
               </w:rPr>
               <w:t>{{r_DCR_3_en3}}</w:t>
             </w:r>
@@ -14381,8 +14175,10 @@
             </w:pPr>
             <w:r>
               <w:rPr>
+                <w:rFonts w:asciiTheme="majorBidi" w:hAnsiTheme="majorBidi" w:cstheme="majorBidi"/>
                 <w:color w:val="000000"/>
-                <w:szCs w:val="22"/>
+                <w:sz w:val="24"/>
+                <w:szCs w:val="24"/>
               </w:rPr>
               <w:t>{{r_DCR_3_en4}}</w:t>
             </w:r>
@@ -14404,8 +14200,10 @@
             </w:pPr>
             <w:r>
               <w:rPr>
+                <w:rFonts w:asciiTheme="majorBidi" w:hAnsiTheme="majorBidi" w:cstheme="majorBidi"/>
                 <w:color w:val="000000"/>
-                <w:szCs w:val="22"/>
+                <w:sz w:val="24"/>
+                <w:szCs w:val="24"/>
               </w:rPr>
               <w:t>{{r_DCR_3_de1}}</w:t>
             </w:r>
@@ -14427,8 +14225,10 @@
             </w:pPr>
             <w:r>
               <w:rPr>
+                <w:rFonts w:asciiTheme="majorBidi" w:hAnsiTheme="majorBidi" w:cstheme="majorBidi"/>
                 <w:color w:val="000000"/>
-                <w:szCs w:val="22"/>
+                <w:sz w:val="24"/>
+                <w:szCs w:val="24"/>
               </w:rPr>
               <w:t>{{r_DCR_3_de2}}</w:t>
             </w:r>
@@ -14450,8 +14250,10 @@
             </w:pPr>
             <w:r>
               <w:rPr>
+                <w:rFonts w:asciiTheme="majorBidi" w:hAnsiTheme="majorBidi" w:cstheme="majorBidi"/>
                 <w:color w:val="000000"/>
-                <w:szCs w:val="22"/>
+                <w:sz w:val="24"/>
+                <w:szCs w:val="24"/>
               </w:rPr>
               <w:t>{{r_DCR_3_de3}}</w:t>
             </w:r>
@@ -14473,8 +14275,10 @@
             </w:pPr>
             <w:r>
               <w:rPr>
+                <w:rFonts w:asciiTheme="majorBidi" w:hAnsiTheme="majorBidi" w:cstheme="majorBidi"/>
                 <w:color w:val="000000"/>
-                <w:szCs w:val="22"/>
+                <w:sz w:val="24"/>
+                <w:szCs w:val="24"/>
               </w:rPr>
               <w:t>{{r_DCR_3_de4}}</w:t>
             </w:r>
@@ -14538,8 +14342,10 @@
             </w:pPr>
             <w:r>
               <w:rPr>
+                <w:rFonts w:asciiTheme="majorBidi" w:hAnsiTheme="majorBidi" w:cstheme="majorBidi"/>
                 <w:color w:val="000000"/>
-                <w:szCs w:val="22"/>
+                <w:sz w:val="24"/>
+                <w:szCs w:val="24"/>
               </w:rPr>
               <w:t>{{r_NDR_3_en1}}</w:t>
             </w:r>
@@ -14561,8 +14367,10 @@
             </w:pPr>
             <w:r>
               <w:rPr>
+                <w:rFonts w:asciiTheme="majorBidi" w:hAnsiTheme="majorBidi" w:cstheme="majorBidi"/>
                 <w:color w:val="000000"/>
-                <w:szCs w:val="22"/>
+                <w:sz w:val="24"/>
+                <w:szCs w:val="24"/>
               </w:rPr>
               <w:t>{{r_NDR_3_en2}}</w:t>
             </w:r>
@@ -14584,8 +14392,10 @@
             </w:pPr>
             <w:r>
               <w:rPr>
+                <w:rFonts w:asciiTheme="majorBidi" w:hAnsiTheme="majorBidi" w:cstheme="majorBidi"/>
                 <w:color w:val="000000"/>
-                <w:szCs w:val="22"/>
+                <w:sz w:val="24"/>
+                <w:szCs w:val="24"/>
               </w:rPr>
               <w:t>{{r_NDR_3_en3}}</w:t>
             </w:r>
@@ -14607,8 +14417,10 @@
             </w:pPr>
             <w:r>
               <w:rPr>
+                <w:rFonts w:asciiTheme="majorBidi" w:hAnsiTheme="majorBidi" w:cstheme="majorBidi"/>
                 <w:color w:val="000000"/>
-                <w:szCs w:val="22"/>
+                <w:sz w:val="24"/>
+                <w:szCs w:val="24"/>
               </w:rPr>
               <w:t>{{r_NDR_3_en4}}</w:t>
             </w:r>
@@ -14630,8 +14442,10 @@
             </w:pPr>
             <w:r>
               <w:rPr>
+                <w:rFonts w:asciiTheme="majorBidi" w:hAnsiTheme="majorBidi" w:cstheme="majorBidi"/>
                 <w:color w:val="000000"/>
-                <w:szCs w:val="22"/>
+                <w:sz w:val="24"/>
+                <w:szCs w:val="24"/>
               </w:rPr>
               <w:t>{{r_NDR_3_de1}}</w:t>
             </w:r>
@@ -14653,8 +14467,10 @@
             </w:pPr>
             <w:r>
               <w:rPr>
+                <w:rFonts w:asciiTheme="majorBidi" w:hAnsiTheme="majorBidi" w:cstheme="majorBidi"/>
                 <w:color w:val="000000"/>
-                <w:szCs w:val="22"/>
+                <w:sz w:val="24"/>
+                <w:szCs w:val="24"/>
               </w:rPr>
               <w:t>{{r_NDR_3_de2}}</w:t>
             </w:r>
@@ -14676,8 +14492,10 @@
             </w:pPr>
             <w:r>
               <w:rPr>
+                <w:rFonts w:asciiTheme="majorBidi" w:hAnsiTheme="majorBidi" w:cstheme="majorBidi"/>
                 <w:color w:val="000000"/>
-                <w:szCs w:val="22"/>
+                <w:sz w:val="24"/>
+                <w:szCs w:val="24"/>
               </w:rPr>
               <w:t>{{r_NDR_3_de3}}</w:t>
             </w:r>
@@ -14699,8 +14517,10 @@
             </w:pPr>
             <w:r>
               <w:rPr>
+                <w:rFonts w:asciiTheme="majorBidi" w:hAnsiTheme="majorBidi" w:cstheme="majorBidi"/>
                 <w:color w:val="000000"/>
-                <w:szCs w:val="22"/>
+                <w:sz w:val="24"/>
+                <w:szCs w:val="24"/>
               </w:rPr>
               <w:t>{{r_NDR_3_de4}}</w:t>
             </w:r>
@@ -14764,8 +14584,10 @@
             </w:pPr>
             <w:r>
               <w:rPr>
+                <w:rFonts w:asciiTheme="majorBidi" w:hAnsiTheme="majorBidi" w:cstheme="majorBidi"/>
                 <w:color w:val="000000"/>
-                <w:szCs w:val="22"/>
+                <w:sz w:val="24"/>
+                <w:szCs w:val="24"/>
               </w:rPr>
               <w:t>{{r_FIR_4_en1}}</w:t>
             </w:r>
@@ -14787,8 +14609,10 @@
             </w:pPr>
             <w:r>
               <w:rPr>
+                <w:rFonts w:asciiTheme="majorBidi" w:hAnsiTheme="majorBidi" w:cstheme="majorBidi"/>
                 <w:color w:val="000000"/>
-                <w:szCs w:val="22"/>
+                <w:sz w:val="24"/>
+                <w:szCs w:val="24"/>
               </w:rPr>
               <w:t>{{r_FIR_4_en2}}</w:t>
             </w:r>
@@ -14810,8 +14634,10 @@
             </w:pPr>
             <w:r>
               <w:rPr>
+                <w:rFonts w:asciiTheme="majorBidi" w:hAnsiTheme="majorBidi" w:cstheme="majorBidi"/>
                 <w:color w:val="000000"/>
-                <w:szCs w:val="22"/>
+                <w:sz w:val="24"/>
+                <w:szCs w:val="24"/>
               </w:rPr>
               <w:t>{{r_FIR_4_en3}}</w:t>
             </w:r>
@@ -14833,8 +14659,10 @@
             </w:pPr>
             <w:r>
               <w:rPr>
+                <w:rFonts w:asciiTheme="majorBidi" w:hAnsiTheme="majorBidi" w:cstheme="majorBidi"/>
                 <w:color w:val="000000"/>
-                <w:szCs w:val="22"/>
+                <w:sz w:val="24"/>
+                <w:szCs w:val="24"/>
               </w:rPr>
               <w:t>{{r_FIR_4_en4}}</w:t>
             </w:r>
@@ -14856,8 +14684,10 @@
             </w:pPr>
             <w:r>
               <w:rPr>
+                <w:rFonts w:asciiTheme="majorBidi" w:hAnsiTheme="majorBidi" w:cstheme="majorBidi"/>
                 <w:color w:val="000000"/>
-                <w:szCs w:val="22"/>
+                <w:sz w:val="24"/>
+                <w:szCs w:val="24"/>
               </w:rPr>
               <w:t>{{r_FIR_4_de1}}</w:t>
             </w:r>
@@ -14879,8 +14709,10 @@
             </w:pPr>
             <w:r>
               <w:rPr>
+                <w:rFonts w:asciiTheme="majorBidi" w:hAnsiTheme="majorBidi" w:cstheme="majorBidi"/>
                 <w:color w:val="000000"/>
-                <w:szCs w:val="22"/>
+                <w:sz w:val="24"/>
+                <w:szCs w:val="24"/>
               </w:rPr>
               <w:t>{{r_FIR_4_de2}}</w:t>
             </w:r>
@@ -14902,8 +14734,10 @@
             </w:pPr>
             <w:r>
               <w:rPr>
+                <w:rFonts w:asciiTheme="majorBidi" w:hAnsiTheme="majorBidi" w:cstheme="majorBidi"/>
                 <w:color w:val="000000"/>
-                <w:szCs w:val="22"/>
+                <w:sz w:val="24"/>
+                <w:szCs w:val="24"/>
               </w:rPr>
               <w:t>{{r_FIR_4_de3}}</w:t>
             </w:r>
@@ -14925,8 +14759,10 @@
             </w:pPr>
             <w:r>
               <w:rPr>
+                <w:rFonts w:asciiTheme="majorBidi" w:hAnsiTheme="majorBidi" w:cstheme="majorBidi"/>
                 <w:color w:val="000000"/>
-                <w:szCs w:val="22"/>
+                <w:sz w:val="24"/>
+                <w:szCs w:val="24"/>
               </w:rPr>
               <w:t>{{r_FIR_4_de4}}</w:t>
             </w:r>
@@ -14990,8 +14826,10 @@
             </w:pPr>
             <w:r>
               <w:rPr>
+                <w:rFonts w:asciiTheme="majorBidi" w:hAnsiTheme="majorBidi" w:cstheme="majorBidi"/>
                 <w:color w:val="000000"/>
-                <w:szCs w:val="22"/>
+                <w:sz w:val="24"/>
+                <w:szCs w:val="24"/>
               </w:rPr>
               <w:t>{{r_DOR_4_en1}}</w:t>
             </w:r>
@@ -15013,8 +14851,10 @@
             </w:pPr>
             <w:r>
               <w:rPr>
+                <w:rFonts w:asciiTheme="majorBidi" w:hAnsiTheme="majorBidi" w:cstheme="majorBidi"/>
                 <w:color w:val="000000"/>
-                <w:szCs w:val="22"/>
+                <w:sz w:val="24"/>
+                <w:szCs w:val="24"/>
               </w:rPr>
               <w:t>{{r_DOR_4_en2}}</w:t>
             </w:r>
@@ -15036,8 +14876,10 @@
             </w:pPr>
             <w:r>
               <w:rPr>
+                <w:rFonts w:asciiTheme="majorBidi" w:hAnsiTheme="majorBidi" w:cstheme="majorBidi"/>
                 <w:color w:val="000000"/>
-                <w:szCs w:val="22"/>
+                <w:sz w:val="24"/>
+                <w:szCs w:val="24"/>
               </w:rPr>
               <w:t>{{r_DOR_4_en3}}</w:t>
             </w:r>
@@ -15059,8 +14901,10 @@
             </w:pPr>
             <w:r>
               <w:rPr>
+                <w:rFonts w:asciiTheme="majorBidi" w:hAnsiTheme="majorBidi" w:cstheme="majorBidi"/>
                 <w:color w:val="000000"/>
-                <w:szCs w:val="22"/>
+                <w:sz w:val="24"/>
+                <w:szCs w:val="24"/>
               </w:rPr>
               <w:t>{{r_DOR_4_en4}}</w:t>
             </w:r>
@@ -15082,8 +14926,10 @@
             </w:pPr>
             <w:r>
               <w:rPr>
+                <w:rFonts w:asciiTheme="majorBidi" w:hAnsiTheme="majorBidi" w:cstheme="majorBidi"/>
                 <w:color w:val="000000"/>
-                <w:szCs w:val="22"/>
+                <w:sz w:val="24"/>
+                <w:szCs w:val="24"/>
               </w:rPr>
               <w:t>{{r_DOR_4_de1}}</w:t>
             </w:r>
@@ -15105,8 +14951,10 @@
             </w:pPr>
             <w:r>
               <w:rPr>
+                <w:rFonts w:asciiTheme="majorBidi" w:hAnsiTheme="majorBidi" w:cstheme="majorBidi"/>
                 <w:color w:val="000000"/>
-                <w:szCs w:val="22"/>
+                <w:sz w:val="24"/>
+                <w:szCs w:val="24"/>
               </w:rPr>
               <w:t>{{r_DOR_4_de2}}</w:t>
             </w:r>
@@ -15128,8 +14976,10 @@
             </w:pPr>
             <w:r>
               <w:rPr>
+                <w:rFonts w:asciiTheme="majorBidi" w:hAnsiTheme="majorBidi" w:cstheme="majorBidi"/>
                 <w:color w:val="000000"/>
-                <w:szCs w:val="22"/>
+                <w:sz w:val="24"/>
+                <w:szCs w:val="24"/>
               </w:rPr>
               <w:t>{{r_DOR_4_de3}}</w:t>
             </w:r>
@@ -15151,8 +15001,10 @@
             </w:pPr>
             <w:r>
               <w:rPr>
+                <w:rFonts w:asciiTheme="majorBidi" w:hAnsiTheme="majorBidi" w:cstheme="majorBidi"/>
                 <w:color w:val="000000"/>
-                <w:szCs w:val="22"/>
+                <w:sz w:val="24"/>
+                <w:szCs w:val="24"/>
               </w:rPr>
               <w:t>{{r_DOR_4_de4}}</w:t>
             </w:r>
@@ -15216,8 +15068,10 @@
             </w:pPr>
             <w:r>
               <w:rPr>
+                <w:rFonts w:asciiTheme="majorBidi" w:hAnsiTheme="majorBidi" w:cstheme="majorBidi"/>
                 <w:color w:val="000000"/>
-                <w:szCs w:val="22"/>
+                <w:sz w:val="24"/>
+                <w:szCs w:val="24"/>
               </w:rPr>
               <w:t>{{r_RDR_4_en1}}</w:t>
             </w:r>
@@ -15239,8 +15093,10 @@
             </w:pPr>
             <w:r>
               <w:rPr>
+                <w:rFonts w:asciiTheme="majorBidi" w:hAnsiTheme="majorBidi" w:cstheme="majorBidi"/>
                 <w:color w:val="000000"/>
-                <w:szCs w:val="22"/>
+                <w:sz w:val="24"/>
+                <w:szCs w:val="24"/>
               </w:rPr>
               <w:t>{{r_RDR_4_en2}}</w:t>
             </w:r>
@@ -15262,8 +15118,10 @@
             </w:pPr>
             <w:r>
               <w:rPr>
+                <w:rFonts w:asciiTheme="majorBidi" w:hAnsiTheme="majorBidi" w:cstheme="majorBidi"/>
                 <w:color w:val="000000"/>
-                <w:szCs w:val="22"/>
+                <w:sz w:val="24"/>
+                <w:szCs w:val="24"/>
               </w:rPr>
               <w:t>{{r_RDR_4_en3}}</w:t>
             </w:r>
@@ -15285,8 +15143,10 @@
             </w:pPr>
             <w:r>
               <w:rPr>
+                <w:rFonts w:asciiTheme="majorBidi" w:hAnsiTheme="majorBidi" w:cstheme="majorBidi"/>
                 <w:color w:val="000000"/>
-                <w:szCs w:val="22"/>
+                <w:sz w:val="24"/>
+                <w:szCs w:val="24"/>
               </w:rPr>
               <w:t>{{r_RDR_4_en4}}</w:t>
             </w:r>
@@ -15308,8 +15168,10 @@
             </w:pPr>
             <w:r>
               <w:rPr>
+                <w:rFonts w:asciiTheme="majorBidi" w:hAnsiTheme="majorBidi" w:cstheme="majorBidi"/>
                 <w:color w:val="000000"/>
-                <w:szCs w:val="22"/>
+                <w:sz w:val="24"/>
+                <w:szCs w:val="24"/>
               </w:rPr>
               <w:t>{{r_RDR_4_de1}}</w:t>
             </w:r>
@@ -15331,8 +15193,10 @@
             </w:pPr>
             <w:r>
               <w:rPr>
+                <w:rFonts w:asciiTheme="majorBidi" w:hAnsiTheme="majorBidi" w:cstheme="majorBidi"/>
                 <w:color w:val="000000"/>
-                <w:szCs w:val="22"/>
+                <w:sz w:val="24"/>
+                <w:szCs w:val="24"/>
               </w:rPr>
               <w:t>{{r_RDR_4_de2}}</w:t>
             </w:r>
@@ -15354,8 +15218,10 @@
             </w:pPr>
             <w:r>
               <w:rPr>
+                <w:rFonts w:asciiTheme="majorBidi" w:hAnsiTheme="majorBidi" w:cstheme="majorBidi"/>
                 <w:color w:val="000000"/>
-                <w:szCs w:val="22"/>
+                <w:sz w:val="24"/>
+                <w:szCs w:val="24"/>
               </w:rPr>
               <w:t>{{r_RDR_4_de3}}</w:t>
             </w:r>
@@ -15377,8 +15243,10 @@
             </w:pPr>
             <w:r>
               <w:rPr>
+                <w:rFonts w:asciiTheme="majorBidi" w:hAnsiTheme="majorBidi" w:cstheme="majorBidi"/>
                 <w:color w:val="000000"/>
-                <w:szCs w:val="22"/>
+                <w:sz w:val="24"/>
+                <w:szCs w:val="24"/>
               </w:rPr>
               <w:t>{{r_RDR_4_de4}}</w:t>
             </w:r>
@@ -15442,8 +15310,10 @@
             </w:pPr>
             <w:r>
               <w:rPr>
+                <w:rFonts w:asciiTheme="majorBidi" w:hAnsiTheme="majorBidi" w:cstheme="majorBidi"/>
                 <w:color w:val="000000"/>
-                <w:szCs w:val="22"/>
+                <w:sz w:val="24"/>
+                <w:szCs w:val="24"/>
               </w:rPr>
               <w:t>{{r_ADCLR_4_en1}}</w:t>
             </w:r>
@@ -15465,8 +15335,10 @@
             </w:pPr>
             <w:r>
               <w:rPr>
+                <w:rFonts w:asciiTheme="majorBidi" w:hAnsiTheme="majorBidi" w:cstheme="majorBidi"/>
                 <w:color w:val="000000"/>
-                <w:szCs w:val="22"/>
+                <w:sz w:val="24"/>
+                <w:szCs w:val="24"/>
               </w:rPr>
               <w:t>{{r_ADCLR_4_en2}}</w:t>
             </w:r>
@@ -15488,8 +15360,10 @@
             </w:pPr>
             <w:r>
               <w:rPr>
+                <w:rFonts w:asciiTheme="majorBidi" w:hAnsiTheme="majorBidi" w:cstheme="majorBidi"/>
                 <w:color w:val="000000"/>
-                <w:szCs w:val="22"/>
+                <w:sz w:val="24"/>
+                <w:szCs w:val="24"/>
               </w:rPr>
               <w:t>{{r_ADCLR_4_en3}}</w:t>
             </w:r>
@@ -15511,8 +15385,10 @@
             </w:pPr>
             <w:r>
               <w:rPr>
+                <w:rFonts w:asciiTheme="majorBidi" w:hAnsiTheme="majorBidi" w:cstheme="majorBidi"/>
                 <w:color w:val="000000"/>
-                <w:szCs w:val="22"/>
+                <w:sz w:val="24"/>
+                <w:szCs w:val="24"/>
               </w:rPr>
               <w:t>{{r_ADCLR_4_en4}}</w:t>
             </w:r>
@@ -15534,8 +15410,10 @@
             </w:pPr>
             <w:r>
               <w:rPr>
+                <w:rFonts w:asciiTheme="majorBidi" w:hAnsiTheme="majorBidi" w:cstheme="majorBidi"/>
                 <w:color w:val="000000"/>
-                <w:szCs w:val="22"/>
+                <w:sz w:val="24"/>
+                <w:szCs w:val="24"/>
               </w:rPr>
               <w:t>{{r_ADCLR_4_de1}}</w:t>
             </w:r>
@@ -15557,8 +15435,10 @@
             </w:pPr>
             <w:r>
               <w:rPr>
+                <w:rFonts w:asciiTheme="majorBidi" w:hAnsiTheme="majorBidi" w:cstheme="majorBidi"/>
                 <w:color w:val="000000"/>
-                <w:szCs w:val="22"/>
+                <w:sz w:val="24"/>
+                <w:szCs w:val="24"/>
               </w:rPr>
               <w:t>{{r_ADCLR_4_de2}}</w:t>
             </w:r>
@@ -15580,8 +15460,10 @@
             </w:pPr>
             <w:r>
               <w:rPr>
+                <w:rFonts w:asciiTheme="majorBidi" w:hAnsiTheme="majorBidi" w:cstheme="majorBidi"/>
                 <w:color w:val="000000"/>
-                <w:szCs w:val="22"/>
+                <w:sz w:val="24"/>
+                <w:szCs w:val="24"/>
               </w:rPr>
               <w:t>{{r_ADCLR_4_de3}}</w:t>
             </w:r>
@@ -15603,8 +15485,10 @@
             </w:pPr>
             <w:r>
               <w:rPr>
+                <w:rFonts w:asciiTheme="majorBidi" w:hAnsiTheme="majorBidi" w:cstheme="majorBidi"/>
                 <w:color w:val="000000"/>
-                <w:szCs w:val="22"/>
+                <w:sz w:val="24"/>
+                <w:szCs w:val="24"/>
               </w:rPr>
               <w:t>{{r_ADCLR_4_de4}}</w:t>
             </w:r>
@@ -15668,8 +15552,10 @@
             </w:pPr>
             <w:r>
               <w:rPr>
+                <w:rFonts w:asciiTheme="majorBidi" w:hAnsiTheme="majorBidi" w:cstheme="majorBidi"/>
                 <w:color w:val="000000"/>
-                <w:szCs w:val="22"/>
+                <w:sz w:val="24"/>
+                <w:szCs w:val="24"/>
               </w:rPr>
               <w:t>{{r_3CTR_2_en1}}</w:t>
             </w:r>
@@ -15691,8 +15577,10 @@
             </w:pPr>
             <w:r>
               <w:rPr>
+                <w:rFonts w:asciiTheme="majorBidi" w:hAnsiTheme="majorBidi" w:cstheme="majorBidi"/>
                 <w:color w:val="000000"/>
-                <w:szCs w:val="22"/>
+                <w:sz w:val="24"/>
+                <w:szCs w:val="24"/>
               </w:rPr>
               <w:t>{{r_3CTR_2_en2}}</w:t>
             </w:r>
@@ -15714,8 +15602,10 @@
             </w:pPr>
             <w:r>
               <w:rPr>
+                <w:rFonts w:asciiTheme="majorBidi" w:hAnsiTheme="majorBidi" w:cstheme="majorBidi"/>
                 <w:color w:val="000000"/>
-                <w:szCs w:val="22"/>
+                <w:sz w:val="24"/>
+                <w:szCs w:val="24"/>
               </w:rPr>
               <w:t>{{r_3CTR_2_en3}}</w:t>
             </w:r>
@@ -15737,8 +15627,10 @@
             </w:pPr>
             <w:r>
               <w:rPr>
+                <w:rFonts w:asciiTheme="majorBidi" w:hAnsiTheme="majorBidi" w:cstheme="majorBidi"/>
                 <w:color w:val="000000"/>
-                <w:szCs w:val="22"/>
+                <w:sz w:val="24"/>
+                <w:szCs w:val="24"/>
               </w:rPr>
               <w:t>{{r_3CTR_2_en4}}</w:t>
             </w:r>
@@ -15760,8 +15652,10 @@
             </w:pPr>
             <w:r>
               <w:rPr>
+                <w:rFonts w:asciiTheme="majorBidi" w:hAnsiTheme="majorBidi" w:cstheme="majorBidi"/>
                 <w:color w:val="000000"/>
-                <w:szCs w:val="22"/>
+                <w:sz w:val="24"/>
+                <w:szCs w:val="24"/>
               </w:rPr>
               <w:t>{{r_3CTR_2_de1}}</w:t>
             </w:r>
@@ -15783,8 +15677,10 @@
             </w:pPr>
             <w:r>
               <w:rPr>
+                <w:rFonts w:asciiTheme="majorBidi" w:hAnsiTheme="majorBidi" w:cstheme="majorBidi"/>
                 <w:color w:val="000000"/>
-                <w:szCs w:val="22"/>
+                <w:sz w:val="24"/>
+                <w:szCs w:val="24"/>
               </w:rPr>
               <w:t>{{r_3CTR_2_de2}}</w:t>
             </w:r>
@@ -15806,8 +15702,10 @@
             </w:pPr>
             <w:r>
               <w:rPr>
+                <w:rFonts w:asciiTheme="majorBidi" w:hAnsiTheme="majorBidi" w:cstheme="majorBidi"/>
                 <w:color w:val="000000"/>
-                <w:szCs w:val="22"/>
+                <w:sz w:val="24"/>
+                <w:szCs w:val="24"/>
               </w:rPr>
               <w:t>{{r_3CTR_2_de3}}</w:t>
             </w:r>
@@ -15829,8 +15727,10 @@
             </w:pPr>
             <w:r>
               <w:rPr>
+                <w:rFonts w:asciiTheme="majorBidi" w:hAnsiTheme="majorBidi" w:cstheme="majorBidi"/>
                 <w:color w:val="000000"/>
-                <w:szCs w:val="22"/>
+                <w:sz w:val="24"/>
+                <w:szCs w:val="24"/>
               </w:rPr>
               <w:t>{{r_3CTR_2_de4}}</w:t>
             </w:r>
@@ -15894,8 +15794,10 @@
             </w:pPr>
             <w:r>
               <w:rPr>
+                <w:rFonts w:asciiTheme="majorBidi" w:hAnsiTheme="majorBidi" w:cstheme="majorBidi"/>
                 <w:color w:val="000000"/>
-                <w:szCs w:val="22"/>
+                <w:sz w:val="24"/>
+                <w:szCs w:val="24"/>
               </w:rPr>
               <w:t>{{r_4CTR_2_en1}}</w:t>
             </w:r>
@@ -15917,8 +15819,10 @@
             </w:pPr>
             <w:r>
               <w:rPr>
+                <w:rFonts w:asciiTheme="majorBidi" w:hAnsiTheme="majorBidi" w:cstheme="majorBidi"/>
                 <w:color w:val="000000"/>
-                <w:szCs w:val="22"/>
+                <w:sz w:val="24"/>
+                <w:szCs w:val="24"/>
               </w:rPr>
               <w:t>{{r_4CTR_2_en2}}</w:t>
             </w:r>
@@ -15940,8 +15844,10 @@
             </w:pPr>
             <w:r>
               <w:rPr>
+                <w:rFonts w:asciiTheme="majorBidi" w:hAnsiTheme="majorBidi" w:cstheme="majorBidi"/>
                 <w:color w:val="000000"/>
-                <w:szCs w:val="22"/>
+                <w:sz w:val="24"/>
+                <w:szCs w:val="24"/>
               </w:rPr>
               <w:t>{{r_4CTR_2_en3}}</w:t>
             </w:r>
@@ -15963,8 +15869,10 @@
             </w:pPr>
             <w:r>
               <w:rPr>
+                <w:rFonts w:asciiTheme="majorBidi" w:hAnsiTheme="majorBidi" w:cstheme="majorBidi"/>
                 <w:color w:val="000000"/>
-                <w:szCs w:val="22"/>
+                <w:sz w:val="24"/>
+                <w:szCs w:val="24"/>
               </w:rPr>
               <w:t>{{r_4CTR_2_en4}}</w:t>
             </w:r>
@@ -15986,8 +15894,10 @@
             </w:pPr>
             <w:r>
               <w:rPr>
+                <w:rFonts w:asciiTheme="majorBidi" w:hAnsiTheme="majorBidi" w:cstheme="majorBidi"/>
                 <w:color w:val="000000"/>
-                <w:szCs w:val="22"/>
+                <w:sz w:val="24"/>
+                <w:szCs w:val="24"/>
               </w:rPr>
               <w:t>{{r_4CTR_2_de1}}</w:t>
             </w:r>
@@ -16009,8 +15919,10 @@
             </w:pPr>
             <w:r>
               <w:rPr>
+                <w:rFonts w:asciiTheme="majorBidi" w:hAnsiTheme="majorBidi" w:cstheme="majorBidi"/>
                 <w:color w:val="000000"/>
-                <w:szCs w:val="22"/>
+                <w:sz w:val="24"/>
+                <w:szCs w:val="24"/>
               </w:rPr>
               <w:t>{{r_4CTR_2_de2}}</w:t>
             </w:r>
@@ -16032,8 +15944,10 @@
             </w:pPr>
             <w:r>
               <w:rPr>
+                <w:rFonts w:asciiTheme="majorBidi" w:hAnsiTheme="majorBidi" w:cstheme="majorBidi"/>
                 <w:color w:val="000000"/>
-                <w:szCs w:val="22"/>
+                <w:sz w:val="24"/>
+                <w:szCs w:val="24"/>
               </w:rPr>
               <w:t>{{r_4CTR_2_de3}}</w:t>
             </w:r>
@@ -16055,8 +15969,10 @@
             </w:pPr>
             <w:r>
               <w:rPr>
+                <w:rFonts w:asciiTheme="majorBidi" w:hAnsiTheme="majorBidi" w:cstheme="majorBidi"/>
                 <w:color w:val="000000"/>
-                <w:szCs w:val="22"/>
+                <w:sz w:val="24"/>
+                <w:szCs w:val="24"/>
               </w:rPr>
               <w:t>{{r_4CTR_2_de4}}</w:t>
             </w:r>
@@ -16120,8 +16036,10 @@
             </w:pPr>
             <w:r>
               <w:rPr>
+                <w:rFonts w:asciiTheme="majorBidi" w:hAnsiTheme="majorBidi" w:cstheme="majorBidi"/>
                 <w:color w:val="000000"/>
-                <w:szCs w:val="22"/>
+                <w:sz w:val="24"/>
+                <w:szCs w:val="24"/>
               </w:rPr>
               <w:t>{{r_6CTR_2_en1}}</w:t>
             </w:r>
@@ -16143,8 +16061,10 @@
             </w:pPr>
             <w:r>
               <w:rPr>
+                <w:rFonts w:asciiTheme="majorBidi" w:hAnsiTheme="majorBidi" w:cstheme="majorBidi"/>
                 <w:color w:val="000000"/>
-                <w:szCs w:val="22"/>
+                <w:sz w:val="24"/>
+                <w:szCs w:val="24"/>
               </w:rPr>
               <w:t>{{r_6CTR_2_en2}}</w:t>
             </w:r>
@@ -16166,8 +16086,10 @@
             </w:pPr>
             <w:r>
               <w:rPr>
+                <w:rFonts w:asciiTheme="majorBidi" w:hAnsiTheme="majorBidi" w:cstheme="majorBidi"/>
                 <w:color w:val="000000"/>
-                <w:szCs w:val="22"/>
+                <w:sz w:val="24"/>
+                <w:szCs w:val="24"/>
               </w:rPr>
               <w:t>{{r_6CTR_2_en3}}</w:t>
             </w:r>
@@ -16189,8 +16111,10 @@
             </w:pPr>
             <w:r>
               <w:rPr>
+                <w:rFonts w:asciiTheme="majorBidi" w:hAnsiTheme="majorBidi" w:cstheme="majorBidi"/>
                 <w:color w:val="000000"/>
-                <w:szCs w:val="22"/>
+                <w:sz w:val="24"/>
+                <w:szCs w:val="24"/>
               </w:rPr>
               <w:t>{{r_6CTR_2_en4}}</w:t>
             </w:r>
@@ -16212,8 +16136,10 @@
             </w:pPr>
             <w:r>
               <w:rPr>
+                <w:rFonts w:asciiTheme="majorBidi" w:hAnsiTheme="majorBidi" w:cstheme="majorBidi"/>
                 <w:color w:val="000000"/>
-                <w:szCs w:val="22"/>
+                <w:sz w:val="24"/>
+                <w:szCs w:val="24"/>
               </w:rPr>
               <w:t>{{r_6CTR_2_de1}}</w:t>
             </w:r>
@@ -16235,8 +16161,10 @@
             </w:pPr>
             <w:r>
               <w:rPr>
+                <w:rFonts w:asciiTheme="majorBidi" w:hAnsiTheme="majorBidi" w:cstheme="majorBidi"/>
                 <w:color w:val="000000"/>
-                <w:szCs w:val="22"/>
+                <w:sz w:val="24"/>
+                <w:szCs w:val="24"/>
               </w:rPr>
               <w:t>{{r_6CTR_2_de2}}</w:t>
             </w:r>
@@ -16258,8 +16186,10 @@
             </w:pPr>
             <w:r>
               <w:rPr>
+                <w:rFonts w:asciiTheme="majorBidi" w:hAnsiTheme="majorBidi" w:cstheme="majorBidi"/>
                 <w:color w:val="000000"/>
-                <w:szCs w:val="22"/>
+                <w:sz w:val="24"/>
+                <w:szCs w:val="24"/>
               </w:rPr>
               <w:t>{{r_6CTR_2_de3}}</w:t>
             </w:r>
@@ -16281,8 +16211,10 @@
             </w:pPr>
             <w:r>
               <w:rPr>
+                <w:rFonts w:asciiTheme="majorBidi" w:hAnsiTheme="majorBidi" w:cstheme="majorBidi"/>
                 <w:color w:val="000000"/>
-                <w:szCs w:val="22"/>
+                <w:sz w:val="24"/>
+                <w:szCs w:val="24"/>
               </w:rPr>
               <w:t>{{r_6CTR_2_de4}}</w:t>
             </w:r>
@@ -16349,18 +16281,18 @@
         <w:tblLook w:val="04A0" w:firstRow="1" w:lastRow="0" w:firstColumn="1" w:lastColumn="0" w:noHBand="0" w:noVBand="1"/>
       </w:tblPr>
       <w:tblGrid>
-        <w:gridCol w:w="1555"/>
-        <w:gridCol w:w="1275"/>
-        <w:gridCol w:w="1276"/>
-        <w:gridCol w:w="1276"/>
-        <w:gridCol w:w="1276"/>
-        <w:gridCol w:w="1274"/>
-        <w:gridCol w:w="2830"/>
+        <w:gridCol w:w="871"/>
+        <w:gridCol w:w="936"/>
+        <w:gridCol w:w="771"/>
+        <w:gridCol w:w="1955"/>
+        <w:gridCol w:w="2043"/>
+        <w:gridCol w:w="2377"/>
+        <w:gridCol w:w="1809"/>
       </w:tblGrid>
       <w:tr>
         <w:tc>
           <w:tcPr>
-            <w:tcW w:w="1555" w:type="dxa"/>
+            <w:tcW w:w="871" w:type="dxa"/>
             <w:shd w:val="clear" w:color="auto" w:fill="D9D9D9" w:themeFill="background1" w:themeFillShade="D9"/>
           </w:tcPr>
           <w:p>
@@ -16388,7 +16320,7 @@
         </w:tc>
         <w:tc>
           <w:tcPr>
-            <w:tcW w:w="1275" w:type="dxa"/>
+            <w:tcW w:w="936" w:type="dxa"/>
             <w:shd w:val="clear" w:color="auto" w:fill="D9D9D9" w:themeFill="background1" w:themeFillShade="D9"/>
           </w:tcPr>
           <w:p>
@@ -16416,7 +16348,7 @@
         </w:tc>
         <w:tc>
           <w:tcPr>
-            <w:tcW w:w="1276" w:type="dxa"/>
+            <w:tcW w:w="771" w:type="dxa"/>
             <w:shd w:val="clear" w:color="auto" w:fill="D9D9D9" w:themeFill="background1" w:themeFillShade="D9"/>
           </w:tcPr>
           <w:p>
@@ -16474,7 +16406,7 @@
         </w:tc>
         <w:tc>
           <w:tcPr>
-            <w:tcW w:w="3826" w:type="dxa"/>
+            <w:tcW w:w="6375" w:type="dxa"/>
             <w:gridSpan w:val="3"/>
             <w:shd w:val="clear" w:color="auto" w:fill="D9D9D9" w:themeFill="background1" w:themeFillShade="D9"/>
           </w:tcPr>
@@ -16513,7 +16445,7 @@
         </w:tc>
         <w:tc>
           <w:tcPr>
-            <w:tcW w:w="2830" w:type="dxa"/>
+            <w:tcW w:w="1809" w:type="dxa"/>
             <w:shd w:val="clear" w:color="auto" w:fill="D9D9D9" w:themeFill="background1" w:themeFillShade="D9"/>
           </w:tcPr>
           <w:p>
@@ -16553,7 +16485,7 @@
       <w:tr>
         <w:tc>
           <w:tcPr>
-            <w:tcW w:w="1555" w:type="dxa"/>
+            <w:tcW w:w="871" w:type="dxa"/>
             <w:vMerge w:val="restart"/>
             <w:shd w:val="clear" w:color="auto" w:fill="auto"/>
             <w:vAlign w:val="center"/>
@@ -16579,7 +16511,7 @@
         </w:tc>
         <w:tc>
           <w:tcPr>
-            <w:tcW w:w="1275" w:type="dxa"/>
+            <w:tcW w:w="936" w:type="dxa"/>
             <w:shd w:val="clear" w:color="auto" w:fill="auto"/>
           </w:tcPr>
           <w:p>
@@ -16594,7 +16526,7 @@
             </w:pPr>
             <w:r>
               <w:rPr>
-                <w:rFonts w:ascii="Angsana New" w:hAnsi="Angsana New" w:cs="Angsana New"/>
+                <w:rFonts w:asciiTheme="majorBidi" w:hAnsiTheme="majorBidi" w:cstheme="majorBidi"/>
                 <w:sz w:val="24"/>
                 <w:szCs w:val="24"/>
               </w:rPr>
@@ -16604,21 +16536,21 @@
         </w:tc>
         <w:tc>
           <w:tcPr>
-            <w:tcW w:w="1276" w:type="dxa"/>
-            <w:shd w:val="clear" w:color="auto" w:fill="auto"/>
-          </w:tcPr>
-          <w:p>
-            <w:pPr>
-              <w:jc w:val="center"/>
-              <w:rPr>
-                <w:rFonts w:ascii="Angsana New" w:hAnsi="Angsana New" w:cs="Angsana New"/>
-                <w:sz w:val="24"/>
-                <w:szCs w:val="24"/>
-              </w:rPr>
-            </w:pPr>
-            <w:r>
-              <w:rPr>
-                <w:rFonts w:ascii="Angsana New" w:hAnsi="Angsana New" w:cs="Angsana New"/>
+            <w:tcW w:w="771" w:type="dxa"/>
+            <w:shd w:val="clear" w:color="auto" w:fill="auto"/>
+          </w:tcPr>
+          <w:p>
+            <w:pPr>
+              <w:jc w:val="center"/>
+              <w:rPr>
+                <w:rFonts w:asciiTheme="majorBidi" w:hAnsiTheme="majorBidi" w:cstheme="majorBidi"/>
+                <w:sz w:val="24"/>
+                <w:szCs w:val="24"/>
+              </w:rPr>
+            </w:pPr>
+            <w:r>
+              <w:rPr>
+                <w:rFonts w:asciiTheme="majorBidi" w:hAnsiTheme="majorBidi" w:cstheme="majorBidi"/>
                 <w:sz w:val="24"/>
                 <w:szCs w:val="24"/>
               </w:rPr>
@@ -16628,7 +16560,7 @@
         </w:tc>
         <w:tc>
           <w:tcPr>
-            <w:tcW w:w="1276" w:type="dxa"/>
+            <w:tcW w:w="1955" w:type="dxa"/>
             <w:shd w:val="clear" w:color="auto" w:fill="auto"/>
             <w:vAlign w:val="center"/>
           </w:tcPr>
@@ -16636,51 +16568,24 @@
             <w:pPr>
               <w:jc w:val="center"/>
               <w:rPr>
-                <w:rFonts w:ascii="Angsana New" w:hAnsi="Angsana New" w:cs="Angsana New"/>
-                <w:sz w:val="24"/>
-                <w:szCs w:val="24"/>
-              </w:rPr>
-            </w:pPr>
-            <w:sdt>
-              <w:sdtPr>
-                <w:rPr>
-                  <w:rFonts w:asciiTheme="majorBidi" w:hAnsiTheme="majorBidi" w:cstheme="majorBidi" w:hint="cs"/>
-                  <w:sz w:val="24"/>
-                  <w:szCs w:val="24"/>
-                  <w:cs/>
-                </w:rPr>
-                <w:id w:val="859636936"/>
-                <w14:checkbox>
-                  <w14:checked w14:val="0"/>
-                  <w14:checkedState w14:val="0052" w14:font="Wingdings 2"/>
-                  <w14:uncheckedState w14:val="2610" w14:font="MS Gothic"/>
-                </w14:checkbox>
-              </w:sdtPr>
-              <w:sdtContent>
-                <w:r>
-                  <w:rPr>
-                    <w:rFonts w:ascii="MS Gothic" w:eastAsia="MS Gothic" w:hAnsi="MS Gothic" w:cstheme="majorBidi" w:hint="eastAsia"/>
-                    <w:sz w:val="24"/>
-                    <w:szCs w:val="24"/>
-                    <w:cs/>
-                  </w:rPr>
-                  <w:t>☐</w:t>
-                </w:r>
-              </w:sdtContent>
-            </w:sdt>
-            <w:r>
-              <w:rPr>
-                <w:rFonts w:ascii="Angsana New" w:hAnsi="Angsana New" w:cs="Angsana New"/>
-                <w:sz w:val="24"/>
-                <w:szCs w:val="24"/>
-              </w:rPr>
-              <w:t xml:space="preserve">  ON</w:t>
-            </w:r>
-          </w:p>
-        </w:tc>
-        <w:tc>
-          <w:tcPr>
-            <w:tcW w:w="1276" w:type="dxa"/>
+                <w:rFonts w:asciiTheme="majorBidi" w:hAnsiTheme="majorBidi" w:cstheme="majorBidi"/>
+                <w:sz w:val="24"/>
+                <w:szCs w:val="24"/>
+              </w:rPr>
+            </w:pPr>
+            <w:r>
+              <w:rPr>
+                <w:rFonts w:asciiTheme="majorBidi" w:hAnsiTheme="majorBidi" w:cstheme="majorBidi"/>
+                <w:sz w:val="24"/>
+                <w:szCs w:val="24"/>
+              </w:rPr>
+              <w:t>{{led_FSR_1_on}}ON</w:t>
+            </w:r>
+          </w:p>
+        </w:tc>
+        <w:tc>
+          <w:tcPr>
+            <w:tcW w:w="2043" w:type="dxa"/>
             <w:shd w:val="clear" w:color="auto" w:fill="auto"/>
             <w:vAlign w:val="center"/>
           </w:tcPr>
@@ -16688,51 +16593,24 @@
             <w:pPr>
               <w:jc w:val="center"/>
               <w:rPr>
-                <w:rFonts w:ascii="Angsana New" w:hAnsi="Angsana New" w:cs="Angsana New"/>
-                <w:sz w:val="24"/>
-                <w:szCs w:val="24"/>
-              </w:rPr>
-            </w:pPr>
-            <w:sdt>
-              <w:sdtPr>
-                <w:rPr>
-                  <w:rFonts w:asciiTheme="majorBidi" w:hAnsiTheme="majorBidi" w:cstheme="majorBidi" w:hint="cs"/>
-                  <w:sz w:val="24"/>
-                  <w:szCs w:val="24"/>
-                  <w:cs/>
-                </w:rPr>
-                <w:id w:val="-1252736030"/>
-                <w14:checkbox>
-                  <w14:checked w14:val="0"/>
-                  <w14:checkedState w14:val="0052" w14:font="Wingdings 2"/>
-                  <w14:uncheckedState w14:val="2610" w14:font="MS Gothic"/>
-                </w14:checkbox>
-              </w:sdtPr>
-              <w:sdtContent>
-                <w:r>
-                  <w:rPr>
-                    <w:rFonts w:ascii="MS Gothic" w:eastAsia="MS Gothic" w:hAnsi="MS Gothic" w:cstheme="majorBidi" w:hint="eastAsia"/>
-                    <w:sz w:val="24"/>
-                    <w:szCs w:val="24"/>
-                    <w:cs/>
-                  </w:rPr>
-                  <w:t>☐</w:t>
-                </w:r>
-              </w:sdtContent>
-            </w:sdt>
-            <w:r>
-              <w:rPr>
-                <w:rFonts w:ascii="Angsana New" w:hAnsi="Angsana New" w:cs="Angsana New"/>
-                <w:sz w:val="24"/>
-                <w:szCs w:val="24"/>
-              </w:rPr>
-              <w:t xml:space="preserve">  OFF</w:t>
-            </w:r>
-          </w:p>
-        </w:tc>
-        <w:tc>
-          <w:tcPr>
-            <w:tcW w:w="1274" w:type="dxa"/>
+                <w:rFonts w:asciiTheme="majorBidi" w:hAnsiTheme="majorBidi" w:cstheme="majorBidi"/>
+                <w:sz w:val="24"/>
+                <w:szCs w:val="24"/>
+              </w:rPr>
+            </w:pPr>
+            <w:r>
+              <w:rPr>
+                <w:rFonts w:asciiTheme="majorBidi" w:hAnsiTheme="majorBidi" w:cstheme="majorBidi"/>
+                <w:sz w:val="24"/>
+                <w:szCs w:val="24"/>
+              </w:rPr>
+              <w:t>{{led_FSR_1_off}}OFF</w:t>
+            </w:r>
+          </w:p>
+        </w:tc>
+        <w:tc>
+          <w:tcPr>
+            <w:tcW w:w="2377" w:type="dxa"/>
             <w:shd w:val="clear" w:color="auto" w:fill="auto"/>
             <w:vAlign w:val="center"/>
           </w:tcPr>
@@ -16740,77 +16618,49 @@
             <w:pPr>
               <w:jc w:val="center"/>
               <w:rPr>
-                <w:rFonts w:ascii="Angsana New" w:hAnsi="Angsana New" w:cs="Angsana New"/>
-                <w:sz w:val="24"/>
-                <w:szCs w:val="24"/>
-              </w:rPr>
-            </w:pPr>
-            <w:sdt>
-              <w:sdtPr>
-                <w:rPr>
-                  <w:rFonts w:asciiTheme="majorBidi" w:hAnsiTheme="majorBidi" w:cstheme="majorBidi" w:hint="cs"/>
-                  <w:sz w:val="24"/>
-                  <w:szCs w:val="24"/>
-                  <w:cs/>
-                </w:rPr>
-                <w:id w:val="392785758"/>
-                <w14:checkbox>
-                  <w14:checked w14:val="0"/>
-                  <w14:checkedState w14:val="0052" w14:font="Wingdings 2"/>
-                  <w14:uncheckedState w14:val="2610" w14:font="MS Gothic"/>
-                </w14:checkbox>
-              </w:sdtPr>
-              <w:sdtContent>
-                <w:r>
-                  <w:rPr>
-                    <w:rFonts w:ascii="MS Gothic" w:eastAsia="MS Gothic" w:hAnsi="MS Gothic" w:cstheme="majorBidi" w:hint="eastAsia"/>
-                    <w:sz w:val="24"/>
-                    <w:szCs w:val="24"/>
-                    <w:cs/>
-                  </w:rPr>
-                  <w:t>☐</w:t>
-                </w:r>
-              </w:sdtContent>
-            </w:sdt>
-            <w:r>
-              <w:rPr>
-                <w:rFonts w:asciiTheme="majorBidi" w:hAnsiTheme="majorBidi" w:cstheme="majorBidi" w:hint="cs"/>
-                <w:sz w:val="24"/>
-                <w:szCs w:val="24"/>
-                <w:cs/>
-              </w:rPr>
-              <w:t xml:space="preserve">  </w:t>
-            </w:r>
-            <w:r>
-              <w:rPr>
-                <w:rFonts w:asciiTheme="majorBidi" w:hAnsiTheme="majorBidi" w:cstheme="majorBidi"/>
-                <w:sz w:val="24"/>
-                <w:szCs w:val="24"/>
-              </w:rPr>
-              <w:t>BLINK</w:t>
-            </w:r>
-          </w:p>
-        </w:tc>
-        <w:tc>
-          <w:tcPr>
-            <w:tcW w:w="2830" w:type="dxa"/>
-            <w:shd w:val="clear" w:color="auto" w:fill="auto"/>
-          </w:tcPr>
-          <w:p>
-            <w:pPr>
-              <w:rPr>
-                <w:rFonts w:ascii="Angsana New" w:hAnsi="Angsana New" w:cs="Angsana New"/>
-                <w:sz w:val="24"/>
-                <w:szCs w:val="24"/>
-              </w:rPr>
-            </w:pPr>
+                <w:rFonts w:asciiTheme="majorBidi" w:hAnsiTheme="majorBidi" w:cstheme="majorBidi"/>
+                <w:sz w:val="24"/>
+                <w:szCs w:val="24"/>
+              </w:rPr>
+            </w:pPr>
+            <w:r>
+              <w:rPr>
+                <w:rFonts w:asciiTheme="majorBidi" w:hAnsiTheme="majorBidi" w:cstheme="majorBidi"/>
+                <w:sz w:val="24"/>
+                <w:szCs w:val="24"/>
+              </w:rPr>
+              <w:t>{{led_FSR_1_blink}}BLINK</w:t>
+            </w:r>
+          </w:p>
+        </w:tc>
+        <w:tc>
+          <w:tcPr>
+            <w:tcW w:w="1809" w:type="dxa"/>
+            <w:shd w:val="clear" w:color="auto" w:fill="auto"/>
+          </w:tcPr>
+          <w:p>
+            <w:pPr>
+              <w:rPr>
+                <w:rFonts w:asciiTheme="majorBidi" w:hAnsiTheme="majorBidi" w:cstheme="majorBidi"/>
+                <w:sz w:val="24"/>
+                <w:szCs w:val="24"/>
+              </w:rPr>
+            </w:pPr>
+            <w:r>
+              <w:rPr>
+                <w:rFonts w:asciiTheme="majorBidi" w:hAnsiTheme="majorBidi" w:cstheme="majorBidi"/>
+                <w:sz w:val="24"/>
+                <w:szCs w:val="24"/>
+              </w:rPr>
+              <w:t>{{remark_FSR_1}}</w:t>
+            </w:r>
           </w:p>
         </w:tc>
       </w:tr>
       <w:tr>
         <w:tc>
           <w:tcPr>
-            <w:tcW w:w="1555" w:type="dxa"/>
+            <w:tcW w:w="871" w:type="dxa"/>
             <w:vMerge/>
             <w:shd w:val="clear" w:color="auto" w:fill="auto"/>
             <w:vAlign w:val="center"/>
@@ -16828,7 +16678,7 @@
         </w:tc>
         <w:tc>
           <w:tcPr>
-            <w:tcW w:w="1275" w:type="dxa"/>
+            <w:tcW w:w="936" w:type="dxa"/>
             <w:shd w:val="clear" w:color="auto" w:fill="auto"/>
           </w:tcPr>
           <w:p>
@@ -16843,7 +16693,7 @@
             </w:pPr>
             <w:r>
               <w:rPr>
-                <w:rFonts w:ascii="Angsana New" w:hAnsi="Angsana New" w:cs="Angsana New"/>
+                <w:rFonts w:asciiTheme="majorBidi" w:hAnsiTheme="majorBidi" w:cstheme="majorBidi"/>
                 <w:sz w:val="24"/>
                 <w:szCs w:val="24"/>
               </w:rPr>
@@ -16853,14 +16703,14 @@
         </w:tc>
         <w:tc>
           <w:tcPr>
-            <w:tcW w:w="1276" w:type="dxa"/>
-            <w:shd w:val="clear" w:color="auto" w:fill="auto"/>
-          </w:tcPr>
-          <w:p>
-            <w:pPr>
-              <w:jc w:val="center"/>
-              <w:rPr>
-                <w:rFonts w:ascii="Angsana New" w:hAnsi="Angsana New" w:cs="Angsana New"/>
+            <w:tcW w:w="771" w:type="dxa"/>
+            <w:shd w:val="clear" w:color="auto" w:fill="auto"/>
+          </w:tcPr>
+          <w:p>
+            <w:pPr>
+              <w:jc w:val="center"/>
+              <w:rPr>
+                <w:rFonts w:asciiTheme="majorBidi" w:hAnsiTheme="majorBidi" w:cstheme="majorBidi"/>
                 <w:sz w:val="24"/>
                 <w:szCs w:val="24"/>
               </w:rPr>
@@ -16877,189 +16727,104 @@
         </w:tc>
         <w:tc>
           <w:tcPr>
-            <w:tcW w:w="1276" w:type="dxa"/>
-            <w:shd w:val="clear" w:color="auto" w:fill="auto"/>
-            <w:vAlign w:val="center"/>
-          </w:tcPr>
-          <w:p>
-            <w:pPr>
-              <w:jc w:val="center"/>
-              <w:rPr>
-                <w:rFonts w:ascii="Angsana New" w:hAnsi="Angsana New" w:cs="Angsana New"/>
-                <w:sz w:val="24"/>
-                <w:szCs w:val="24"/>
-              </w:rPr>
-            </w:pPr>
-            <w:sdt>
-              <w:sdtPr>
-                <w:rPr>
-                  <w:rFonts w:asciiTheme="majorBidi" w:hAnsiTheme="majorBidi" w:cstheme="majorBidi" w:hint="cs"/>
-                  <w:sz w:val="24"/>
-                  <w:szCs w:val="24"/>
-                  <w:cs/>
-                </w:rPr>
-                <w:id w:val="-914316453"/>
-                <w14:checkbox>
-                  <w14:checked w14:val="0"/>
-                  <w14:checkedState w14:val="0052" w14:font="Wingdings 2"/>
-                  <w14:uncheckedState w14:val="2610" w14:font="MS Gothic"/>
-                </w14:checkbox>
-              </w:sdtPr>
-              <w:sdtContent>
-                <w:r>
-                  <w:rPr>
-                    <w:rFonts w:ascii="MS Gothic" w:eastAsia="MS Gothic" w:hAnsi="MS Gothic" w:cstheme="majorBidi" w:hint="eastAsia"/>
-                    <w:sz w:val="24"/>
-                    <w:szCs w:val="24"/>
-                    <w:cs/>
-                  </w:rPr>
-                  <w:t>☐</w:t>
-                </w:r>
-              </w:sdtContent>
-            </w:sdt>
-            <w:r>
-              <w:rPr>
-                <w:rFonts w:ascii="Angsana New" w:hAnsi="Angsana New" w:cs="Angsana New"/>
-                <w:sz w:val="24"/>
-                <w:szCs w:val="24"/>
-              </w:rPr>
-              <w:t xml:space="preserve">  ON</w:t>
-            </w:r>
-          </w:p>
-        </w:tc>
-        <w:tc>
-          <w:tcPr>
-            <w:tcW w:w="1276" w:type="dxa"/>
-            <w:shd w:val="clear" w:color="auto" w:fill="auto"/>
-            <w:vAlign w:val="center"/>
-          </w:tcPr>
-          <w:p>
-            <w:pPr>
-              <w:jc w:val="center"/>
-              <w:rPr>
-                <w:rFonts w:ascii="Angsana New" w:hAnsi="Angsana New" w:cs="Angsana New"/>
-                <w:sz w:val="24"/>
-                <w:szCs w:val="24"/>
-              </w:rPr>
-            </w:pPr>
-            <w:sdt>
-              <w:sdtPr>
-                <w:rPr>
-                  <w:rFonts w:asciiTheme="majorBidi" w:hAnsiTheme="majorBidi" w:cstheme="majorBidi" w:hint="cs"/>
-                  <w:sz w:val="24"/>
-                  <w:szCs w:val="24"/>
-                  <w:cs/>
-                </w:rPr>
-                <w:id w:val="1083261520"/>
-                <w14:checkbox>
-                  <w14:checked w14:val="0"/>
-                  <w14:checkedState w14:val="0052" w14:font="Wingdings 2"/>
-                  <w14:uncheckedState w14:val="2610" w14:font="MS Gothic"/>
-                </w14:checkbox>
-              </w:sdtPr>
-              <w:sdtContent>
-                <w:r>
-                  <w:rPr>
-                    <w:rFonts w:ascii="MS Gothic" w:eastAsia="MS Gothic" w:hAnsi="MS Gothic" w:cstheme="majorBidi" w:hint="eastAsia"/>
-                    <w:sz w:val="24"/>
-                    <w:szCs w:val="24"/>
-                    <w:cs/>
-                  </w:rPr>
-                  <w:t>☐</w:t>
-                </w:r>
-              </w:sdtContent>
-            </w:sdt>
-            <w:r>
-              <w:rPr>
-                <w:rFonts w:ascii="Angsana New" w:hAnsi="Angsana New" w:cs="Angsana New"/>
-                <w:sz w:val="24"/>
-                <w:szCs w:val="24"/>
-              </w:rPr>
-              <w:t xml:space="preserve">  OFF</w:t>
-            </w:r>
-          </w:p>
-        </w:tc>
-        <w:tc>
-          <w:tcPr>
-            <w:tcW w:w="1274" w:type="dxa"/>
-            <w:shd w:val="clear" w:color="auto" w:fill="auto"/>
-            <w:vAlign w:val="center"/>
-          </w:tcPr>
-          <w:p>
-            <w:pPr>
-              <w:jc w:val="center"/>
-              <w:rPr>
-                <w:rFonts w:ascii="Angsana New" w:hAnsi="Angsana New" w:cs="Angsana New"/>
-                <w:sz w:val="24"/>
-                <w:szCs w:val="24"/>
-              </w:rPr>
-            </w:pPr>
-            <w:sdt>
-              <w:sdtPr>
-                <w:rPr>
-                  <w:rFonts w:asciiTheme="majorBidi" w:hAnsiTheme="majorBidi" w:cstheme="majorBidi" w:hint="cs"/>
-                  <w:sz w:val="24"/>
-                  <w:szCs w:val="24"/>
-                  <w:cs/>
-                </w:rPr>
-                <w:id w:val="1017035398"/>
-                <w14:checkbox>
-                  <w14:checked w14:val="0"/>
-                  <w14:checkedState w14:val="0052" w14:font="Wingdings 2"/>
-                  <w14:uncheckedState w14:val="2610" w14:font="MS Gothic"/>
-                </w14:checkbox>
-              </w:sdtPr>
-              <w:sdtContent>
-                <w:r>
-                  <w:rPr>
-                    <w:rFonts w:ascii="MS Gothic" w:eastAsia="MS Gothic" w:hAnsi="MS Gothic" w:cstheme="majorBidi" w:hint="eastAsia"/>
-                    <w:sz w:val="24"/>
-                    <w:szCs w:val="24"/>
-                    <w:cs/>
-                  </w:rPr>
-                  <w:t>☐</w:t>
-                </w:r>
-              </w:sdtContent>
-            </w:sdt>
-            <w:r>
-              <w:rPr>
-                <w:rFonts w:asciiTheme="majorBidi" w:hAnsiTheme="majorBidi" w:cstheme="majorBidi" w:hint="cs"/>
-                <w:sz w:val="24"/>
-                <w:szCs w:val="24"/>
-                <w:cs/>
-              </w:rPr>
-              <w:t xml:space="preserve">  </w:t>
-            </w:r>
-            <w:r>
-              <w:rPr>
-                <w:rFonts w:asciiTheme="majorBidi" w:hAnsiTheme="majorBidi" w:cstheme="majorBidi"/>
-                <w:sz w:val="24"/>
-                <w:szCs w:val="24"/>
-              </w:rPr>
-              <w:t>BLINK</w:t>
-            </w:r>
-          </w:p>
-        </w:tc>
-        <w:tc>
-          <w:tcPr>
-            <w:tcW w:w="2830" w:type="dxa"/>
-            <w:shd w:val="clear" w:color="auto" w:fill="auto"/>
-          </w:tcPr>
-          <w:p>
-            <w:pPr>
-              <w:rPr>
-                <w:rFonts w:ascii="Angsana New" w:hAnsi="Angsana New" w:cs="Angsana New"/>
-                <w:sz w:val="24"/>
-                <w:szCs w:val="24"/>
-              </w:rPr>
-            </w:pPr>
+            <w:tcW w:w="1955" w:type="dxa"/>
+            <w:shd w:val="clear" w:color="auto" w:fill="auto"/>
+          </w:tcPr>
+          <w:p>
+            <w:pPr>
+              <w:jc w:val="center"/>
+              <w:rPr>
+                <w:rFonts w:asciiTheme="majorBidi" w:hAnsiTheme="majorBidi" w:cstheme="majorBidi"/>
+                <w:sz w:val="24"/>
+                <w:szCs w:val="24"/>
+              </w:rPr>
+            </w:pPr>
+            <w:r>
+              <w:rPr>
+                <w:rFonts w:asciiTheme="majorBidi" w:hAnsiTheme="majorBidi" w:cstheme="majorBidi"/>
+                <w:sz w:val="24"/>
+                <w:szCs w:val="24"/>
+              </w:rPr>
+              <w:t>{{led_DCR_1_on}}ON</w:t>
+            </w:r>
+          </w:p>
+        </w:tc>
+        <w:tc>
+          <w:tcPr>
+            <w:tcW w:w="2043" w:type="dxa"/>
+            <w:shd w:val="clear" w:color="auto" w:fill="auto"/>
+          </w:tcPr>
+          <w:p>
+            <w:pPr>
+              <w:jc w:val="center"/>
+              <w:rPr>
+                <w:rFonts w:asciiTheme="majorBidi" w:hAnsiTheme="majorBidi" w:cstheme="majorBidi"/>
+                <w:sz w:val="24"/>
+                <w:szCs w:val="24"/>
+              </w:rPr>
+            </w:pPr>
+            <w:r>
+              <w:rPr>
+                <w:rFonts w:asciiTheme="majorBidi" w:hAnsiTheme="majorBidi" w:cstheme="majorBidi"/>
+                <w:sz w:val="24"/>
+                <w:szCs w:val="24"/>
+              </w:rPr>
+              <w:t>{{led_DCR_1_off}}OFF</w:t>
+            </w:r>
+          </w:p>
+        </w:tc>
+        <w:tc>
+          <w:tcPr>
+            <w:tcW w:w="2377" w:type="dxa"/>
+            <w:shd w:val="clear" w:color="auto" w:fill="auto"/>
+          </w:tcPr>
+          <w:p>
+            <w:pPr>
+              <w:jc w:val="center"/>
+              <w:rPr>
+                <w:rFonts w:asciiTheme="majorBidi" w:hAnsiTheme="majorBidi" w:cstheme="majorBidi"/>
+                <w:sz w:val="24"/>
+                <w:szCs w:val="24"/>
+              </w:rPr>
+            </w:pPr>
+            <w:r>
+              <w:rPr>
+                <w:rFonts w:asciiTheme="majorBidi" w:hAnsiTheme="majorBidi" w:cstheme="majorBidi"/>
+                <w:sz w:val="24"/>
+                <w:szCs w:val="24"/>
+              </w:rPr>
+              <w:t>{{led_DCR_1_blink}} BLINK</w:t>
+            </w:r>
+          </w:p>
+        </w:tc>
+        <w:tc>
+          <w:tcPr>
+            <w:tcW w:w="1809" w:type="dxa"/>
+            <w:shd w:val="clear" w:color="auto" w:fill="auto"/>
+          </w:tcPr>
+          <w:p>
+            <w:pPr>
+              <w:rPr>
+                <w:rFonts w:asciiTheme="majorBidi" w:hAnsiTheme="majorBidi" w:cstheme="majorBidi"/>
+                <w:sz w:val="24"/>
+                <w:szCs w:val="24"/>
+              </w:rPr>
+            </w:pPr>
+            <w:r>
+              <w:rPr>
+                <w:rFonts w:asciiTheme="majorBidi" w:hAnsiTheme="majorBidi" w:cstheme="majorBidi"/>
+                <w:sz w:val="24"/>
+                <w:szCs w:val="24"/>
+              </w:rPr>
+              <w:t>{{remark_DCR_1}}</w:t>
+            </w:r>
           </w:p>
         </w:tc>
       </w:tr>
       <w:tr>
         <w:tc>
           <w:tcPr>
-            <w:tcW w:w="1555" w:type="dxa"/>
+            <w:tcW w:w="871" w:type="dxa"/>
             <w:vMerge/>
             <w:shd w:val="clear" w:color="auto" w:fill="auto"/>
             <w:vAlign w:val="center"/>
@@ -17077,7 +16842,7 @@
         </w:tc>
         <w:tc>
           <w:tcPr>
-            <w:tcW w:w="1275" w:type="dxa"/>
+            <w:tcW w:w="936" w:type="dxa"/>
             <w:shd w:val="clear" w:color="auto" w:fill="auto"/>
           </w:tcPr>
           <w:p>
@@ -17092,7 +16857,7 @@
             </w:pPr>
             <w:r>
               <w:rPr>
-                <w:rFonts w:ascii="Angsana New" w:hAnsi="Angsana New" w:cs="Angsana New"/>
+                <w:rFonts w:asciiTheme="majorBidi" w:hAnsiTheme="majorBidi" w:cstheme="majorBidi"/>
                 <w:sz w:val="24"/>
                 <w:szCs w:val="24"/>
               </w:rPr>
@@ -17102,14 +16867,14 @@
         </w:tc>
         <w:tc>
           <w:tcPr>
-            <w:tcW w:w="1276" w:type="dxa"/>
-            <w:shd w:val="clear" w:color="auto" w:fill="auto"/>
-          </w:tcPr>
-          <w:p>
-            <w:pPr>
-              <w:jc w:val="center"/>
-              <w:rPr>
-                <w:rFonts w:ascii="Angsana New" w:hAnsi="Angsana New" w:cs="Angsana New"/>
+            <w:tcW w:w="771" w:type="dxa"/>
+            <w:shd w:val="clear" w:color="auto" w:fill="auto"/>
+          </w:tcPr>
+          <w:p>
+            <w:pPr>
+              <w:jc w:val="center"/>
+              <w:rPr>
+                <w:rFonts w:asciiTheme="majorBidi" w:hAnsiTheme="majorBidi" w:cstheme="majorBidi"/>
                 <w:sz w:val="24"/>
                 <w:szCs w:val="24"/>
               </w:rPr>
@@ -17126,189 +16891,104 @@
         </w:tc>
         <w:tc>
           <w:tcPr>
-            <w:tcW w:w="1276" w:type="dxa"/>
-            <w:shd w:val="clear" w:color="auto" w:fill="auto"/>
-            <w:vAlign w:val="center"/>
-          </w:tcPr>
-          <w:p>
-            <w:pPr>
-              <w:jc w:val="center"/>
-              <w:rPr>
-                <w:rFonts w:ascii="Angsana New" w:hAnsi="Angsana New" w:cs="Angsana New"/>
-                <w:sz w:val="24"/>
-                <w:szCs w:val="24"/>
-              </w:rPr>
-            </w:pPr>
-            <w:sdt>
-              <w:sdtPr>
-                <w:rPr>
-                  <w:rFonts w:asciiTheme="majorBidi" w:hAnsiTheme="majorBidi" w:cstheme="majorBidi" w:hint="cs"/>
-                  <w:sz w:val="24"/>
-                  <w:szCs w:val="24"/>
-                  <w:cs/>
-                </w:rPr>
-                <w:id w:val="498164725"/>
-                <w14:checkbox>
-                  <w14:checked w14:val="0"/>
-                  <w14:checkedState w14:val="0052" w14:font="Wingdings 2"/>
-                  <w14:uncheckedState w14:val="2610" w14:font="MS Gothic"/>
-                </w14:checkbox>
-              </w:sdtPr>
-              <w:sdtContent>
-                <w:r>
-                  <w:rPr>
-                    <w:rFonts w:ascii="MS Gothic" w:eastAsia="MS Gothic" w:hAnsi="MS Gothic" w:cstheme="majorBidi" w:hint="eastAsia"/>
-                    <w:sz w:val="24"/>
-                    <w:szCs w:val="24"/>
-                    <w:cs/>
-                  </w:rPr>
-                  <w:t>☐</w:t>
-                </w:r>
-              </w:sdtContent>
-            </w:sdt>
-            <w:r>
-              <w:rPr>
-                <w:rFonts w:ascii="Angsana New" w:hAnsi="Angsana New" w:cs="Angsana New"/>
-                <w:sz w:val="24"/>
-                <w:szCs w:val="24"/>
-              </w:rPr>
-              <w:t xml:space="preserve">  ON</w:t>
-            </w:r>
-          </w:p>
-        </w:tc>
-        <w:tc>
-          <w:tcPr>
-            <w:tcW w:w="1276" w:type="dxa"/>
-            <w:shd w:val="clear" w:color="auto" w:fill="auto"/>
-            <w:vAlign w:val="center"/>
-          </w:tcPr>
-          <w:p>
-            <w:pPr>
-              <w:jc w:val="center"/>
-              <w:rPr>
-                <w:rFonts w:ascii="Angsana New" w:hAnsi="Angsana New" w:cs="Angsana New"/>
-                <w:sz w:val="24"/>
-                <w:szCs w:val="24"/>
-              </w:rPr>
-            </w:pPr>
-            <w:sdt>
-              <w:sdtPr>
-                <w:rPr>
-                  <w:rFonts w:asciiTheme="majorBidi" w:hAnsiTheme="majorBidi" w:cstheme="majorBidi" w:hint="cs"/>
-                  <w:sz w:val="24"/>
-                  <w:szCs w:val="24"/>
-                  <w:cs/>
-                </w:rPr>
-                <w:id w:val="-154690534"/>
-                <w14:checkbox>
-                  <w14:checked w14:val="0"/>
-                  <w14:checkedState w14:val="0052" w14:font="Wingdings 2"/>
-                  <w14:uncheckedState w14:val="2610" w14:font="MS Gothic"/>
-                </w14:checkbox>
-              </w:sdtPr>
-              <w:sdtContent>
-                <w:r>
-                  <w:rPr>
-                    <w:rFonts w:ascii="MS Gothic" w:eastAsia="MS Gothic" w:hAnsi="MS Gothic" w:cstheme="majorBidi" w:hint="eastAsia"/>
-                    <w:sz w:val="24"/>
-                    <w:szCs w:val="24"/>
-                    <w:cs/>
-                  </w:rPr>
-                  <w:t>☐</w:t>
-                </w:r>
-              </w:sdtContent>
-            </w:sdt>
-            <w:r>
-              <w:rPr>
-                <w:rFonts w:ascii="Angsana New" w:hAnsi="Angsana New" w:cs="Angsana New"/>
-                <w:sz w:val="24"/>
-                <w:szCs w:val="24"/>
-              </w:rPr>
-              <w:t xml:space="preserve">  OFF</w:t>
-            </w:r>
-          </w:p>
-        </w:tc>
-        <w:tc>
-          <w:tcPr>
-            <w:tcW w:w="1274" w:type="dxa"/>
-            <w:shd w:val="clear" w:color="auto" w:fill="auto"/>
-            <w:vAlign w:val="center"/>
-          </w:tcPr>
-          <w:p>
-            <w:pPr>
-              <w:jc w:val="center"/>
-              <w:rPr>
-                <w:rFonts w:ascii="Angsana New" w:hAnsi="Angsana New" w:cs="Angsana New"/>
-                <w:sz w:val="24"/>
-                <w:szCs w:val="24"/>
-              </w:rPr>
-            </w:pPr>
-            <w:sdt>
-              <w:sdtPr>
-                <w:rPr>
-                  <w:rFonts w:asciiTheme="majorBidi" w:hAnsiTheme="majorBidi" w:cstheme="majorBidi" w:hint="cs"/>
-                  <w:sz w:val="24"/>
-                  <w:szCs w:val="24"/>
-                  <w:cs/>
-                </w:rPr>
-                <w:id w:val="51512081"/>
-                <w14:checkbox>
-                  <w14:checked w14:val="0"/>
-                  <w14:checkedState w14:val="0052" w14:font="Wingdings 2"/>
-                  <w14:uncheckedState w14:val="2610" w14:font="MS Gothic"/>
-                </w14:checkbox>
-              </w:sdtPr>
-              <w:sdtContent>
-                <w:r>
-                  <w:rPr>
-                    <w:rFonts w:ascii="MS Gothic" w:eastAsia="MS Gothic" w:hAnsi="MS Gothic" w:cstheme="majorBidi" w:hint="eastAsia"/>
-                    <w:sz w:val="24"/>
-                    <w:szCs w:val="24"/>
-                    <w:cs/>
-                  </w:rPr>
-                  <w:t>☐</w:t>
-                </w:r>
-              </w:sdtContent>
-            </w:sdt>
-            <w:r>
-              <w:rPr>
-                <w:rFonts w:asciiTheme="majorBidi" w:hAnsiTheme="majorBidi" w:cstheme="majorBidi" w:hint="cs"/>
-                <w:sz w:val="24"/>
-                <w:szCs w:val="24"/>
-                <w:cs/>
-              </w:rPr>
-              <w:t xml:space="preserve">  </w:t>
-            </w:r>
-            <w:r>
-              <w:rPr>
-                <w:rFonts w:asciiTheme="majorBidi" w:hAnsiTheme="majorBidi" w:cstheme="majorBidi"/>
-                <w:sz w:val="24"/>
-                <w:szCs w:val="24"/>
-              </w:rPr>
-              <w:t>BLINK</w:t>
-            </w:r>
-          </w:p>
-        </w:tc>
-        <w:tc>
-          <w:tcPr>
-            <w:tcW w:w="2830" w:type="dxa"/>
-            <w:shd w:val="clear" w:color="auto" w:fill="auto"/>
-          </w:tcPr>
-          <w:p>
-            <w:pPr>
-              <w:rPr>
-                <w:rFonts w:ascii="Angsana New" w:hAnsi="Angsana New" w:cs="Angsana New"/>
-                <w:sz w:val="24"/>
-                <w:szCs w:val="24"/>
-              </w:rPr>
-            </w:pPr>
+            <w:tcW w:w="1955" w:type="dxa"/>
+            <w:shd w:val="clear" w:color="auto" w:fill="auto"/>
+          </w:tcPr>
+          <w:p>
+            <w:pPr>
+              <w:jc w:val="center"/>
+              <w:rPr>
+                <w:rFonts w:asciiTheme="majorBidi" w:hAnsiTheme="majorBidi" w:cstheme="majorBidi"/>
+                <w:sz w:val="24"/>
+                <w:szCs w:val="24"/>
+              </w:rPr>
+            </w:pPr>
+            <w:r>
+              <w:rPr>
+                <w:rFonts w:asciiTheme="majorBidi" w:hAnsiTheme="majorBidi" w:cstheme="majorBidi"/>
+                <w:sz w:val="24"/>
+                <w:szCs w:val="24"/>
+              </w:rPr>
+              <w:t>{{led_NDR_1_on}}ON</w:t>
+            </w:r>
+          </w:p>
+        </w:tc>
+        <w:tc>
+          <w:tcPr>
+            <w:tcW w:w="2043" w:type="dxa"/>
+            <w:shd w:val="clear" w:color="auto" w:fill="auto"/>
+          </w:tcPr>
+          <w:p>
+            <w:pPr>
+              <w:jc w:val="center"/>
+              <w:rPr>
+                <w:rFonts w:asciiTheme="majorBidi" w:hAnsiTheme="majorBidi" w:cstheme="majorBidi"/>
+                <w:sz w:val="24"/>
+                <w:szCs w:val="24"/>
+              </w:rPr>
+            </w:pPr>
+            <w:r>
+              <w:rPr>
+                <w:rFonts w:asciiTheme="majorBidi" w:hAnsiTheme="majorBidi" w:cstheme="majorBidi"/>
+                <w:sz w:val="24"/>
+                <w:szCs w:val="24"/>
+              </w:rPr>
+              <w:t>{{led_NDR_1_off}}OFF</w:t>
+            </w:r>
+          </w:p>
+        </w:tc>
+        <w:tc>
+          <w:tcPr>
+            <w:tcW w:w="2377" w:type="dxa"/>
+            <w:shd w:val="clear" w:color="auto" w:fill="auto"/>
+          </w:tcPr>
+          <w:p>
+            <w:pPr>
+              <w:jc w:val="center"/>
+              <w:rPr>
+                <w:rFonts w:asciiTheme="majorBidi" w:hAnsiTheme="majorBidi" w:cstheme="majorBidi"/>
+                <w:sz w:val="24"/>
+                <w:szCs w:val="24"/>
+              </w:rPr>
+            </w:pPr>
+            <w:r>
+              <w:rPr>
+                <w:rFonts w:asciiTheme="majorBidi" w:hAnsiTheme="majorBidi" w:cstheme="majorBidi"/>
+                <w:sz w:val="24"/>
+                <w:szCs w:val="24"/>
+              </w:rPr>
+              <w:t>{{led_NDR_1_blink}}BLINK</w:t>
+            </w:r>
+          </w:p>
+        </w:tc>
+        <w:tc>
+          <w:tcPr>
+            <w:tcW w:w="1809" w:type="dxa"/>
+            <w:shd w:val="clear" w:color="auto" w:fill="auto"/>
+          </w:tcPr>
+          <w:p>
+            <w:pPr>
+              <w:rPr>
+                <w:rFonts w:asciiTheme="majorBidi" w:hAnsiTheme="majorBidi" w:cstheme="majorBidi"/>
+                <w:sz w:val="24"/>
+                <w:szCs w:val="24"/>
+              </w:rPr>
+            </w:pPr>
+            <w:r>
+              <w:rPr>
+                <w:rFonts w:asciiTheme="majorBidi" w:hAnsiTheme="majorBidi" w:cstheme="majorBidi"/>
+                <w:sz w:val="24"/>
+                <w:szCs w:val="24"/>
+              </w:rPr>
+              <w:t>{{remark_NDR_1}}</w:t>
+            </w:r>
           </w:p>
         </w:tc>
       </w:tr>
       <w:tr>
         <w:tc>
           <w:tcPr>
-            <w:tcW w:w="1555" w:type="dxa"/>
+            <w:tcW w:w="871" w:type="dxa"/>
             <w:vMerge/>
             <w:shd w:val="clear" w:color="auto" w:fill="auto"/>
             <w:vAlign w:val="center"/>
@@ -17326,7 +17006,7 @@
         </w:tc>
         <w:tc>
           <w:tcPr>
-            <w:tcW w:w="1275" w:type="dxa"/>
+            <w:tcW w:w="936" w:type="dxa"/>
             <w:shd w:val="clear" w:color="auto" w:fill="auto"/>
           </w:tcPr>
           <w:p>
@@ -17341,7 +17021,7 @@
             </w:pPr>
             <w:r>
               <w:rPr>
-                <w:rFonts w:ascii="Angsana New" w:hAnsi="Angsana New" w:cs="Angsana New"/>
+                <w:rFonts w:asciiTheme="majorBidi" w:hAnsiTheme="majorBidi" w:cstheme="majorBidi"/>
                 <w:sz w:val="24"/>
                 <w:szCs w:val="24"/>
               </w:rPr>
@@ -17351,21 +17031,21 @@
         </w:tc>
         <w:tc>
           <w:tcPr>
-            <w:tcW w:w="1276" w:type="dxa"/>
-            <w:shd w:val="clear" w:color="auto" w:fill="auto"/>
-          </w:tcPr>
-          <w:p>
-            <w:pPr>
-              <w:jc w:val="center"/>
-              <w:rPr>
-                <w:rFonts w:ascii="Angsana New" w:hAnsi="Angsana New" w:cs="Angsana New"/>
-                <w:sz w:val="24"/>
-                <w:szCs w:val="24"/>
-              </w:rPr>
-            </w:pPr>
-            <w:r>
-              <w:rPr>
-                <w:rFonts w:ascii="Angsana New" w:hAnsi="Angsana New" w:cs="Angsana New"/>
+            <w:tcW w:w="771" w:type="dxa"/>
+            <w:shd w:val="clear" w:color="auto" w:fill="auto"/>
+          </w:tcPr>
+          <w:p>
+            <w:pPr>
+              <w:jc w:val="center"/>
+              <w:rPr>
+                <w:rFonts w:asciiTheme="majorBidi" w:hAnsiTheme="majorBidi" w:cstheme="majorBidi"/>
+                <w:sz w:val="24"/>
+                <w:szCs w:val="24"/>
+              </w:rPr>
+            </w:pPr>
+            <w:r>
+              <w:rPr>
+                <w:rFonts w:asciiTheme="majorBidi" w:hAnsiTheme="majorBidi" w:cstheme="majorBidi"/>
                 <w:sz w:val="24"/>
                 <w:szCs w:val="24"/>
               </w:rPr>
@@ -17375,189 +17055,104 @@
         </w:tc>
         <w:tc>
           <w:tcPr>
-            <w:tcW w:w="1276" w:type="dxa"/>
-            <w:shd w:val="clear" w:color="auto" w:fill="auto"/>
-            <w:vAlign w:val="center"/>
-          </w:tcPr>
-          <w:p>
-            <w:pPr>
-              <w:jc w:val="center"/>
-              <w:rPr>
-                <w:rFonts w:ascii="Angsana New" w:hAnsi="Angsana New" w:cs="Angsana New"/>
-                <w:sz w:val="24"/>
-                <w:szCs w:val="24"/>
-              </w:rPr>
-            </w:pPr>
-            <w:sdt>
-              <w:sdtPr>
-                <w:rPr>
-                  <w:rFonts w:asciiTheme="majorBidi" w:hAnsiTheme="majorBidi" w:cstheme="majorBidi" w:hint="cs"/>
-                  <w:sz w:val="24"/>
-                  <w:szCs w:val="24"/>
-                  <w:cs/>
-                </w:rPr>
-                <w:id w:val="-421258335"/>
-                <w14:checkbox>
-                  <w14:checked w14:val="0"/>
-                  <w14:checkedState w14:val="0052" w14:font="Wingdings 2"/>
-                  <w14:uncheckedState w14:val="2610" w14:font="MS Gothic"/>
-                </w14:checkbox>
-              </w:sdtPr>
-              <w:sdtContent>
-                <w:r>
-                  <w:rPr>
-                    <w:rFonts w:ascii="MS Gothic" w:eastAsia="MS Gothic" w:hAnsi="MS Gothic" w:cstheme="majorBidi" w:hint="eastAsia"/>
-                    <w:sz w:val="24"/>
-                    <w:szCs w:val="24"/>
-                    <w:cs/>
-                  </w:rPr>
-                  <w:t>☐</w:t>
-                </w:r>
-              </w:sdtContent>
-            </w:sdt>
-            <w:r>
-              <w:rPr>
-                <w:rFonts w:ascii="Angsana New" w:hAnsi="Angsana New" w:cs="Angsana New"/>
-                <w:sz w:val="24"/>
-                <w:szCs w:val="24"/>
-              </w:rPr>
-              <w:t xml:space="preserve">  ON</w:t>
-            </w:r>
-          </w:p>
-        </w:tc>
-        <w:tc>
-          <w:tcPr>
-            <w:tcW w:w="1276" w:type="dxa"/>
-            <w:shd w:val="clear" w:color="auto" w:fill="auto"/>
-            <w:vAlign w:val="center"/>
-          </w:tcPr>
-          <w:p>
-            <w:pPr>
-              <w:jc w:val="center"/>
-              <w:rPr>
-                <w:rFonts w:ascii="Angsana New" w:hAnsi="Angsana New" w:cs="Angsana New"/>
-                <w:sz w:val="24"/>
-                <w:szCs w:val="24"/>
-              </w:rPr>
-            </w:pPr>
-            <w:sdt>
-              <w:sdtPr>
-                <w:rPr>
-                  <w:rFonts w:asciiTheme="majorBidi" w:hAnsiTheme="majorBidi" w:cstheme="majorBidi" w:hint="cs"/>
-                  <w:sz w:val="24"/>
-                  <w:szCs w:val="24"/>
-                  <w:cs/>
-                </w:rPr>
-                <w:id w:val="1519424480"/>
-                <w14:checkbox>
-                  <w14:checked w14:val="0"/>
-                  <w14:checkedState w14:val="0052" w14:font="Wingdings 2"/>
-                  <w14:uncheckedState w14:val="2610" w14:font="MS Gothic"/>
-                </w14:checkbox>
-              </w:sdtPr>
-              <w:sdtContent>
-                <w:r>
-                  <w:rPr>
-                    <w:rFonts w:ascii="MS Gothic" w:eastAsia="MS Gothic" w:hAnsi="MS Gothic" w:cstheme="majorBidi" w:hint="eastAsia"/>
-                    <w:sz w:val="24"/>
-                    <w:szCs w:val="24"/>
-                    <w:cs/>
-                  </w:rPr>
-                  <w:t>☐</w:t>
-                </w:r>
-              </w:sdtContent>
-            </w:sdt>
-            <w:r>
-              <w:rPr>
-                <w:rFonts w:ascii="Angsana New" w:hAnsi="Angsana New" w:cs="Angsana New"/>
-                <w:sz w:val="24"/>
-                <w:szCs w:val="24"/>
-              </w:rPr>
-              <w:t xml:space="preserve">  OFF</w:t>
-            </w:r>
-          </w:p>
-        </w:tc>
-        <w:tc>
-          <w:tcPr>
-            <w:tcW w:w="1274" w:type="dxa"/>
-            <w:shd w:val="clear" w:color="auto" w:fill="auto"/>
-            <w:vAlign w:val="center"/>
-          </w:tcPr>
-          <w:p>
-            <w:pPr>
-              <w:jc w:val="center"/>
-              <w:rPr>
-                <w:rFonts w:ascii="Angsana New" w:hAnsi="Angsana New" w:cs="Angsana New"/>
-                <w:sz w:val="24"/>
-                <w:szCs w:val="24"/>
-              </w:rPr>
-            </w:pPr>
-            <w:sdt>
-              <w:sdtPr>
-                <w:rPr>
-                  <w:rFonts w:asciiTheme="majorBidi" w:hAnsiTheme="majorBidi" w:cstheme="majorBidi" w:hint="cs"/>
-                  <w:sz w:val="24"/>
-                  <w:szCs w:val="24"/>
-                  <w:cs/>
-                </w:rPr>
-                <w:id w:val="1674839347"/>
-                <w14:checkbox>
-                  <w14:checked w14:val="0"/>
-                  <w14:checkedState w14:val="0052" w14:font="Wingdings 2"/>
-                  <w14:uncheckedState w14:val="2610" w14:font="MS Gothic"/>
-                </w14:checkbox>
-              </w:sdtPr>
-              <w:sdtContent>
-                <w:r>
-                  <w:rPr>
-                    <w:rFonts w:ascii="MS Gothic" w:eastAsia="MS Gothic" w:hAnsi="MS Gothic" w:cstheme="majorBidi" w:hint="eastAsia"/>
-                    <w:sz w:val="24"/>
-                    <w:szCs w:val="24"/>
-                    <w:cs/>
-                  </w:rPr>
-                  <w:t>☐</w:t>
-                </w:r>
-              </w:sdtContent>
-            </w:sdt>
-            <w:r>
-              <w:rPr>
-                <w:rFonts w:asciiTheme="majorBidi" w:hAnsiTheme="majorBidi" w:cstheme="majorBidi" w:hint="cs"/>
-                <w:sz w:val="24"/>
-                <w:szCs w:val="24"/>
-                <w:cs/>
-              </w:rPr>
-              <w:t xml:space="preserve">  </w:t>
-            </w:r>
-            <w:r>
-              <w:rPr>
-                <w:rFonts w:asciiTheme="majorBidi" w:hAnsiTheme="majorBidi" w:cstheme="majorBidi"/>
-                <w:sz w:val="24"/>
-                <w:szCs w:val="24"/>
-              </w:rPr>
-              <w:t>BLINK</w:t>
-            </w:r>
-          </w:p>
-        </w:tc>
-        <w:tc>
-          <w:tcPr>
-            <w:tcW w:w="2830" w:type="dxa"/>
-            <w:shd w:val="clear" w:color="auto" w:fill="auto"/>
-          </w:tcPr>
-          <w:p>
-            <w:pPr>
-              <w:rPr>
-                <w:rFonts w:ascii="Angsana New" w:hAnsi="Angsana New" w:cs="Angsana New"/>
-                <w:sz w:val="24"/>
-                <w:szCs w:val="24"/>
-              </w:rPr>
-            </w:pPr>
+            <w:tcW w:w="1955" w:type="dxa"/>
+            <w:shd w:val="clear" w:color="auto" w:fill="auto"/>
+          </w:tcPr>
+          <w:p>
+            <w:pPr>
+              <w:jc w:val="center"/>
+              <w:rPr>
+                <w:rFonts w:asciiTheme="majorBidi" w:hAnsiTheme="majorBidi" w:cstheme="majorBidi"/>
+                <w:sz w:val="24"/>
+                <w:szCs w:val="24"/>
+              </w:rPr>
+            </w:pPr>
+            <w:r>
+              <w:rPr>
+                <w:rFonts w:asciiTheme="majorBidi" w:hAnsiTheme="majorBidi" w:cstheme="majorBidi"/>
+                <w:sz w:val="24"/>
+                <w:szCs w:val="24"/>
+              </w:rPr>
+              <w:t>{{led_FIR_2_on}}ON</w:t>
+            </w:r>
+          </w:p>
+        </w:tc>
+        <w:tc>
+          <w:tcPr>
+            <w:tcW w:w="2043" w:type="dxa"/>
+            <w:shd w:val="clear" w:color="auto" w:fill="auto"/>
+          </w:tcPr>
+          <w:p>
+            <w:pPr>
+              <w:jc w:val="center"/>
+              <w:rPr>
+                <w:rFonts w:asciiTheme="majorBidi" w:hAnsiTheme="majorBidi" w:cstheme="majorBidi"/>
+                <w:sz w:val="24"/>
+                <w:szCs w:val="24"/>
+              </w:rPr>
+            </w:pPr>
+            <w:r>
+              <w:rPr>
+                <w:rFonts w:asciiTheme="majorBidi" w:hAnsiTheme="majorBidi" w:cstheme="majorBidi"/>
+                <w:sz w:val="24"/>
+                <w:szCs w:val="24"/>
+              </w:rPr>
+              <w:t>{{led_FIR_2_off}} OFF</w:t>
+            </w:r>
+          </w:p>
+        </w:tc>
+        <w:tc>
+          <w:tcPr>
+            <w:tcW w:w="2377" w:type="dxa"/>
+            <w:shd w:val="clear" w:color="auto" w:fill="auto"/>
+          </w:tcPr>
+          <w:p>
+            <w:pPr>
+              <w:jc w:val="center"/>
+              <w:rPr>
+                <w:rFonts w:asciiTheme="majorBidi" w:hAnsiTheme="majorBidi" w:cstheme="majorBidi"/>
+                <w:sz w:val="24"/>
+                <w:szCs w:val="24"/>
+              </w:rPr>
+            </w:pPr>
+            <w:r>
+              <w:rPr>
+                <w:rFonts w:asciiTheme="majorBidi" w:hAnsiTheme="majorBidi" w:cstheme="majorBidi"/>
+                <w:sz w:val="24"/>
+                <w:szCs w:val="24"/>
+              </w:rPr>
+              <w:t>{{led_FIR_2_blink}} BLINK</w:t>
+            </w:r>
+          </w:p>
+        </w:tc>
+        <w:tc>
+          <w:tcPr>
+            <w:tcW w:w="1809" w:type="dxa"/>
+            <w:shd w:val="clear" w:color="auto" w:fill="auto"/>
+          </w:tcPr>
+          <w:p>
+            <w:pPr>
+              <w:rPr>
+                <w:rFonts w:asciiTheme="majorBidi" w:hAnsiTheme="majorBidi" w:cstheme="majorBidi"/>
+                <w:sz w:val="24"/>
+                <w:szCs w:val="24"/>
+              </w:rPr>
+            </w:pPr>
+            <w:r>
+              <w:rPr>
+                <w:rFonts w:asciiTheme="majorBidi" w:hAnsiTheme="majorBidi" w:cstheme="majorBidi"/>
+                <w:sz w:val="24"/>
+                <w:szCs w:val="24"/>
+              </w:rPr>
+              <w:t>{{remark_FIR_2}}</w:t>
+            </w:r>
           </w:p>
         </w:tc>
       </w:tr>
       <w:tr>
         <w:tc>
           <w:tcPr>
-            <w:tcW w:w="1555" w:type="dxa"/>
+            <w:tcW w:w="871" w:type="dxa"/>
             <w:vMerge/>
             <w:shd w:val="clear" w:color="auto" w:fill="auto"/>
             <w:vAlign w:val="center"/>
@@ -17575,7 +17170,7 @@
         </w:tc>
         <w:tc>
           <w:tcPr>
-            <w:tcW w:w="1275" w:type="dxa"/>
+            <w:tcW w:w="936" w:type="dxa"/>
             <w:shd w:val="clear" w:color="auto" w:fill="auto"/>
           </w:tcPr>
           <w:p>
@@ -17590,7 +17185,7 @@
             </w:pPr>
             <w:r>
               <w:rPr>
-                <w:rFonts w:ascii="Angsana New" w:hAnsi="Angsana New" w:cs="Angsana New"/>
+                <w:rFonts w:asciiTheme="majorBidi" w:hAnsiTheme="majorBidi" w:cstheme="majorBidi"/>
                 <w:sz w:val="24"/>
                 <w:szCs w:val="24"/>
               </w:rPr>
@@ -17600,14 +17195,14 @@
         </w:tc>
         <w:tc>
           <w:tcPr>
-            <w:tcW w:w="1276" w:type="dxa"/>
-            <w:shd w:val="clear" w:color="auto" w:fill="auto"/>
-          </w:tcPr>
-          <w:p>
-            <w:pPr>
-              <w:jc w:val="center"/>
-              <w:rPr>
-                <w:rFonts w:ascii="Angsana New" w:hAnsi="Angsana New" w:cs="Angsana New"/>
+            <w:tcW w:w="771" w:type="dxa"/>
+            <w:shd w:val="clear" w:color="auto" w:fill="auto"/>
+          </w:tcPr>
+          <w:p>
+            <w:pPr>
+              <w:jc w:val="center"/>
+              <w:rPr>
+                <w:rFonts w:asciiTheme="majorBidi" w:hAnsiTheme="majorBidi" w:cstheme="majorBidi"/>
                 <w:sz w:val="24"/>
                 <w:szCs w:val="24"/>
               </w:rPr>
@@ -17624,189 +17219,104 @@
         </w:tc>
         <w:tc>
           <w:tcPr>
-            <w:tcW w:w="1276" w:type="dxa"/>
-            <w:shd w:val="clear" w:color="auto" w:fill="auto"/>
-            <w:vAlign w:val="center"/>
-          </w:tcPr>
-          <w:p>
-            <w:pPr>
-              <w:jc w:val="center"/>
-              <w:rPr>
-                <w:rFonts w:ascii="Angsana New" w:hAnsi="Angsana New" w:cs="Angsana New"/>
-                <w:sz w:val="24"/>
-                <w:szCs w:val="24"/>
-              </w:rPr>
-            </w:pPr>
-            <w:sdt>
-              <w:sdtPr>
-                <w:rPr>
-                  <w:rFonts w:asciiTheme="majorBidi" w:hAnsiTheme="majorBidi" w:cstheme="majorBidi" w:hint="cs"/>
-                  <w:sz w:val="24"/>
-                  <w:szCs w:val="24"/>
-                  <w:cs/>
-                </w:rPr>
-                <w:id w:val="-789278067"/>
-                <w14:checkbox>
-                  <w14:checked w14:val="0"/>
-                  <w14:checkedState w14:val="0052" w14:font="Wingdings 2"/>
-                  <w14:uncheckedState w14:val="2610" w14:font="MS Gothic"/>
-                </w14:checkbox>
-              </w:sdtPr>
-              <w:sdtContent>
-                <w:r>
-                  <w:rPr>
-                    <w:rFonts w:ascii="MS Gothic" w:eastAsia="MS Gothic" w:hAnsi="MS Gothic" w:cstheme="majorBidi" w:hint="eastAsia"/>
-                    <w:sz w:val="24"/>
-                    <w:szCs w:val="24"/>
-                    <w:cs/>
-                  </w:rPr>
-                  <w:t>☐</w:t>
-                </w:r>
-              </w:sdtContent>
-            </w:sdt>
-            <w:r>
-              <w:rPr>
-                <w:rFonts w:ascii="Angsana New" w:hAnsi="Angsana New" w:cs="Angsana New"/>
-                <w:sz w:val="24"/>
-                <w:szCs w:val="24"/>
-              </w:rPr>
-              <w:t xml:space="preserve">  ON</w:t>
-            </w:r>
-          </w:p>
-        </w:tc>
-        <w:tc>
-          <w:tcPr>
-            <w:tcW w:w="1276" w:type="dxa"/>
-            <w:shd w:val="clear" w:color="auto" w:fill="auto"/>
-            <w:vAlign w:val="center"/>
-          </w:tcPr>
-          <w:p>
-            <w:pPr>
-              <w:jc w:val="center"/>
-              <w:rPr>
-                <w:rFonts w:ascii="Angsana New" w:hAnsi="Angsana New" w:cs="Angsana New"/>
-                <w:sz w:val="24"/>
-                <w:szCs w:val="24"/>
-              </w:rPr>
-            </w:pPr>
-            <w:sdt>
-              <w:sdtPr>
-                <w:rPr>
-                  <w:rFonts w:asciiTheme="majorBidi" w:hAnsiTheme="majorBidi" w:cstheme="majorBidi" w:hint="cs"/>
-                  <w:sz w:val="24"/>
-                  <w:szCs w:val="24"/>
-                  <w:cs/>
-                </w:rPr>
-                <w:id w:val="-1761440060"/>
-                <w14:checkbox>
-                  <w14:checked w14:val="0"/>
-                  <w14:checkedState w14:val="0052" w14:font="Wingdings 2"/>
-                  <w14:uncheckedState w14:val="2610" w14:font="MS Gothic"/>
-                </w14:checkbox>
-              </w:sdtPr>
-              <w:sdtContent>
-                <w:r>
-                  <w:rPr>
-                    <w:rFonts w:ascii="MS Gothic" w:eastAsia="MS Gothic" w:hAnsi="MS Gothic" w:cstheme="majorBidi" w:hint="eastAsia"/>
-                    <w:sz w:val="24"/>
-                    <w:szCs w:val="24"/>
-                    <w:cs/>
-                  </w:rPr>
-                  <w:t>☐</w:t>
-                </w:r>
-              </w:sdtContent>
-            </w:sdt>
-            <w:r>
-              <w:rPr>
-                <w:rFonts w:ascii="Angsana New" w:hAnsi="Angsana New" w:cs="Angsana New"/>
-                <w:sz w:val="24"/>
-                <w:szCs w:val="24"/>
-              </w:rPr>
-              <w:t xml:space="preserve">  OFF</w:t>
-            </w:r>
-          </w:p>
-        </w:tc>
-        <w:tc>
-          <w:tcPr>
-            <w:tcW w:w="1274" w:type="dxa"/>
-            <w:shd w:val="clear" w:color="auto" w:fill="auto"/>
-            <w:vAlign w:val="center"/>
-          </w:tcPr>
-          <w:p>
-            <w:pPr>
-              <w:jc w:val="center"/>
-              <w:rPr>
-                <w:rFonts w:ascii="Angsana New" w:hAnsi="Angsana New" w:cs="Angsana New"/>
-                <w:sz w:val="24"/>
-                <w:szCs w:val="24"/>
-              </w:rPr>
-            </w:pPr>
-            <w:sdt>
-              <w:sdtPr>
-                <w:rPr>
-                  <w:rFonts w:asciiTheme="majorBidi" w:hAnsiTheme="majorBidi" w:cstheme="majorBidi" w:hint="cs"/>
-                  <w:sz w:val="24"/>
-                  <w:szCs w:val="24"/>
-                  <w:cs/>
-                </w:rPr>
-                <w:id w:val="1479722651"/>
-                <w14:checkbox>
-                  <w14:checked w14:val="0"/>
-                  <w14:checkedState w14:val="0052" w14:font="Wingdings 2"/>
-                  <w14:uncheckedState w14:val="2610" w14:font="MS Gothic"/>
-                </w14:checkbox>
-              </w:sdtPr>
-              <w:sdtContent>
-                <w:r>
-                  <w:rPr>
-                    <w:rFonts w:ascii="MS Gothic" w:eastAsia="MS Gothic" w:hAnsi="MS Gothic" w:cstheme="majorBidi" w:hint="eastAsia"/>
-                    <w:sz w:val="24"/>
-                    <w:szCs w:val="24"/>
-                    <w:cs/>
-                  </w:rPr>
-                  <w:t>☐</w:t>
-                </w:r>
-              </w:sdtContent>
-            </w:sdt>
-            <w:r>
-              <w:rPr>
-                <w:rFonts w:asciiTheme="majorBidi" w:hAnsiTheme="majorBidi" w:cstheme="majorBidi" w:hint="cs"/>
-                <w:sz w:val="24"/>
-                <w:szCs w:val="24"/>
-                <w:cs/>
-              </w:rPr>
-              <w:t xml:space="preserve">  </w:t>
-            </w:r>
-            <w:r>
-              <w:rPr>
-                <w:rFonts w:asciiTheme="majorBidi" w:hAnsiTheme="majorBidi" w:cstheme="majorBidi"/>
-                <w:sz w:val="24"/>
-                <w:szCs w:val="24"/>
-              </w:rPr>
-              <w:t>BLINK</w:t>
-            </w:r>
-          </w:p>
-        </w:tc>
-        <w:tc>
-          <w:tcPr>
-            <w:tcW w:w="2830" w:type="dxa"/>
-            <w:shd w:val="clear" w:color="auto" w:fill="auto"/>
-          </w:tcPr>
-          <w:p>
-            <w:pPr>
-              <w:rPr>
-                <w:rFonts w:ascii="Angsana New" w:hAnsi="Angsana New" w:cs="Angsana New"/>
-                <w:sz w:val="24"/>
-                <w:szCs w:val="24"/>
-              </w:rPr>
-            </w:pPr>
+            <w:tcW w:w="1955" w:type="dxa"/>
+            <w:shd w:val="clear" w:color="auto" w:fill="auto"/>
+          </w:tcPr>
+          <w:p>
+            <w:pPr>
+              <w:jc w:val="center"/>
+              <w:rPr>
+                <w:rFonts w:asciiTheme="majorBidi" w:hAnsiTheme="majorBidi" w:cstheme="majorBidi"/>
+                <w:sz w:val="24"/>
+                <w:szCs w:val="24"/>
+              </w:rPr>
+            </w:pPr>
+            <w:r>
+              <w:rPr>
+                <w:rFonts w:asciiTheme="majorBidi" w:hAnsiTheme="majorBidi" w:cstheme="majorBidi"/>
+                <w:sz w:val="24"/>
+                <w:szCs w:val="24"/>
+              </w:rPr>
+              <w:t>{{led_DOR_2_on}}ON</w:t>
+            </w:r>
+          </w:p>
+        </w:tc>
+        <w:tc>
+          <w:tcPr>
+            <w:tcW w:w="2043" w:type="dxa"/>
+            <w:shd w:val="clear" w:color="auto" w:fill="auto"/>
+          </w:tcPr>
+          <w:p>
+            <w:pPr>
+              <w:jc w:val="center"/>
+              <w:rPr>
+                <w:rFonts w:asciiTheme="majorBidi" w:hAnsiTheme="majorBidi" w:cstheme="majorBidi"/>
+                <w:sz w:val="24"/>
+                <w:szCs w:val="24"/>
+              </w:rPr>
+            </w:pPr>
+            <w:r>
+              <w:rPr>
+                <w:rFonts w:asciiTheme="majorBidi" w:hAnsiTheme="majorBidi" w:cstheme="majorBidi"/>
+                <w:sz w:val="24"/>
+                <w:szCs w:val="24"/>
+              </w:rPr>
+              <w:t>{{led_DOR_2_off}}OFF</w:t>
+            </w:r>
+          </w:p>
+        </w:tc>
+        <w:tc>
+          <w:tcPr>
+            <w:tcW w:w="2377" w:type="dxa"/>
+            <w:shd w:val="clear" w:color="auto" w:fill="auto"/>
+          </w:tcPr>
+          <w:p>
+            <w:pPr>
+              <w:jc w:val="center"/>
+              <w:rPr>
+                <w:rFonts w:asciiTheme="majorBidi" w:hAnsiTheme="majorBidi" w:cstheme="majorBidi"/>
+                <w:sz w:val="24"/>
+                <w:szCs w:val="24"/>
+              </w:rPr>
+            </w:pPr>
+            <w:r>
+              <w:rPr>
+                <w:rFonts w:asciiTheme="majorBidi" w:hAnsiTheme="majorBidi" w:cstheme="majorBidi"/>
+                <w:sz w:val="24"/>
+                <w:szCs w:val="24"/>
+              </w:rPr>
+              <w:t>{{led_DOR_2_blink}}BLINK</w:t>
+            </w:r>
+          </w:p>
+        </w:tc>
+        <w:tc>
+          <w:tcPr>
+            <w:tcW w:w="1809" w:type="dxa"/>
+            <w:shd w:val="clear" w:color="auto" w:fill="auto"/>
+          </w:tcPr>
+          <w:p>
+            <w:pPr>
+              <w:rPr>
+                <w:rFonts w:asciiTheme="majorBidi" w:hAnsiTheme="majorBidi" w:cstheme="majorBidi"/>
+                <w:sz w:val="24"/>
+                <w:szCs w:val="24"/>
+              </w:rPr>
+            </w:pPr>
+            <w:r>
+              <w:rPr>
+                <w:rFonts w:asciiTheme="majorBidi" w:hAnsiTheme="majorBidi" w:cstheme="majorBidi"/>
+                <w:sz w:val="24"/>
+                <w:szCs w:val="24"/>
+              </w:rPr>
+              <w:t>{{remark_DOR_2}}</w:t>
+            </w:r>
           </w:p>
         </w:tc>
       </w:tr>
       <w:tr>
         <w:tc>
           <w:tcPr>
-            <w:tcW w:w="1555" w:type="dxa"/>
+            <w:tcW w:w="871" w:type="dxa"/>
             <w:vMerge/>
             <w:shd w:val="clear" w:color="auto" w:fill="auto"/>
             <w:vAlign w:val="center"/>
@@ -17824,7 +17334,7 @@
         </w:tc>
         <w:tc>
           <w:tcPr>
-            <w:tcW w:w="1275" w:type="dxa"/>
+            <w:tcW w:w="936" w:type="dxa"/>
             <w:shd w:val="clear" w:color="auto" w:fill="auto"/>
           </w:tcPr>
           <w:p>
@@ -17839,7 +17349,7 @@
             </w:pPr>
             <w:r>
               <w:rPr>
-                <w:rFonts w:ascii="Angsana New" w:hAnsi="Angsana New" w:cs="Angsana New"/>
+                <w:rFonts w:asciiTheme="majorBidi" w:hAnsiTheme="majorBidi" w:cstheme="majorBidi"/>
                 <w:sz w:val="24"/>
                 <w:szCs w:val="24"/>
               </w:rPr>
@@ -17849,14 +17359,14 @@
         </w:tc>
         <w:tc>
           <w:tcPr>
-            <w:tcW w:w="1276" w:type="dxa"/>
-            <w:shd w:val="clear" w:color="auto" w:fill="auto"/>
-          </w:tcPr>
-          <w:p>
-            <w:pPr>
-              <w:jc w:val="center"/>
-              <w:rPr>
-                <w:rFonts w:ascii="Angsana New" w:hAnsi="Angsana New" w:cs="Angsana New"/>
+            <w:tcW w:w="771" w:type="dxa"/>
+            <w:shd w:val="clear" w:color="auto" w:fill="auto"/>
+          </w:tcPr>
+          <w:p>
+            <w:pPr>
+              <w:jc w:val="center"/>
+              <w:rPr>
+                <w:rFonts w:asciiTheme="majorBidi" w:hAnsiTheme="majorBidi" w:cstheme="majorBidi"/>
                 <w:sz w:val="24"/>
                 <w:szCs w:val="24"/>
               </w:rPr>
@@ -17873,189 +17383,104 @@
         </w:tc>
         <w:tc>
           <w:tcPr>
-            <w:tcW w:w="1276" w:type="dxa"/>
-            <w:shd w:val="clear" w:color="auto" w:fill="auto"/>
-            <w:vAlign w:val="center"/>
-          </w:tcPr>
-          <w:p>
-            <w:pPr>
-              <w:jc w:val="center"/>
-              <w:rPr>
-                <w:rFonts w:ascii="Angsana New" w:hAnsi="Angsana New" w:cs="Angsana New"/>
-                <w:sz w:val="24"/>
-                <w:szCs w:val="24"/>
-              </w:rPr>
-            </w:pPr>
-            <w:sdt>
-              <w:sdtPr>
-                <w:rPr>
-                  <w:rFonts w:asciiTheme="majorBidi" w:hAnsiTheme="majorBidi" w:cstheme="majorBidi" w:hint="cs"/>
-                  <w:sz w:val="24"/>
-                  <w:szCs w:val="24"/>
-                  <w:cs/>
-                </w:rPr>
-                <w:id w:val="-2130234357"/>
-                <w14:checkbox>
-                  <w14:checked w14:val="0"/>
-                  <w14:checkedState w14:val="0052" w14:font="Wingdings 2"/>
-                  <w14:uncheckedState w14:val="2610" w14:font="MS Gothic"/>
-                </w14:checkbox>
-              </w:sdtPr>
-              <w:sdtContent>
-                <w:r>
-                  <w:rPr>
-                    <w:rFonts w:ascii="MS Gothic" w:eastAsia="MS Gothic" w:hAnsi="MS Gothic" w:cstheme="majorBidi" w:hint="eastAsia"/>
-                    <w:sz w:val="24"/>
-                    <w:szCs w:val="24"/>
-                    <w:cs/>
-                  </w:rPr>
-                  <w:t>☐</w:t>
-                </w:r>
-              </w:sdtContent>
-            </w:sdt>
-            <w:r>
-              <w:rPr>
-                <w:rFonts w:ascii="Angsana New" w:hAnsi="Angsana New" w:cs="Angsana New"/>
-                <w:sz w:val="24"/>
-                <w:szCs w:val="24"/>
-              </w:rPr>
-              <w:t xml:space="preserve">  ON</w:t>
-            </w:r>
-          </w:p>
-        </w:tc>
-        <w:tc>
-          <w:tcPr>
-            <w:tcW w:w="1276" w:type="dxa"/>
-            <w:shd w:val="clear" w:color="auto" w:fill="auto"/>
-            <w:vAlign w:val="center"/>
-          </w:tcPr>
-          <w:p>
-            <w:pPr>
-              <w:jc w:val="center"/>
-              <w:rPr>
-                <w:rFonts w:ascii="Angsana New" w:hAnsi="Angsana New" w:cs="Angsana New"/>
-                <w:sz w:val="24"/>
-                <w:szCs w:val="24"/>
-              </w:rPr>
-            </w:pPr>
-            <w:sdt>
-              <w:sdtPr>
-                <w:rPr>
-                  <w:rFonts w:asciiTheme="majorBidi" w:hAnsiTheme="majorBidi" w:cstheme="majorBidi" w:hint="cs"/>
-                  <w:sz w:val="24"/>
-                  <w:szCs w:val="24"/>
-                  <w:cs/>
-                </w:rPr>
-                <w:id w:val="-404458563"/>
-                <w14:checkbox>
-                  <w14:checked w14:val="0"/>
-                  <w14:checkedState w14:val="0052" w14:font="Wingdings 2"/>
-                  <w14:uncheckedState w14:val="2610" w14:font="MS Gothic"/>
-                </w14:checkbox>
-              </w:sdtPr>
-              <w:sdtContent>
-                <w:r>
-                  <w:rPr>
-                    <w:rFonts w:ascii="MS Gothic" w:eastAsia="MS Gothic" w:hAnsi="MS Gothic" w:cstheme="majorBidi" w:hint="eastAsia"/>
-                    <w:sz w:val="24"/>
-                    <w:szCs w:val="24"/>
-                    <w:cs/>
-                  </w:rPr>
-                  <w:t>☐</w:t>
-                </w:r>
-              </w:sdtContent>
-            </w:sdt>
-            <w:r>
-              <w:rPr>
-                <w:rFonts w:ascii="Angsana New" w:hAnsi="Angsana New" w:cs="Angsana New"/>
-                <w:sz w:val="24"/>
-                <w:szCs w:val="24"/>
-              </w:rPr>
-              <w:t xml:space="preserve">  OFF</w:t>
-            </w:r>
-          </w:p>
-        </w:tc>
-        <w:tc>
-          <w:tcPr>
-            <w:tcW w:w="1274" w:type="dxa"/>
-            <w:shd w:val="clear" w:color="auto" w:fill="auto"/>
-            <w:vAlign w:val="center"/>
-          </w:tcPr>
-          <w:p>
-            <w:pPr>
-              <w:jc w:val="center"/>
-              <w:rPr>
-                <w:rFonts w:ascii="Angsana New" w:hAnsi="Angsana New" w:cs="Angsana New"/>
-                <w:sz w:val="24"/>
-                <w:szCs w:val="24"/>
-              </w:rPr>
-            </w:pPr>
-            <w:sdt>
-              <w:sdtPr>
-                <w:rPr>
-                  <w:rFonts w:asciiTheme="majorBidi" w:hAnsiTheme="majorBidi" w:cstheme="majorBidi" w:hint="cs"/>
-                  <w:sz w:val="24"/>
-                  <w:szCs w:val="24"/>
-                  <w:cs/>
-                </w:rPr>
-                <w:id w:val="1801801574"/>
-                <w14:checkbox>
-                  <w14:checked w14:val="0"/>
-                  <w14:checkedState w14:val="0052" w14:font="Wingdings 2"/>
-                  <w14:uncheckedState w14:val="2610" w14:font="MS Gothic"/>
-                </w14:checkbox>
-              </w:sdtPr>
-              <w:sdtContent>
-                <w:r>
-                  <w:rPr>
-                    <w:rFonts w:ascii="MS Gothic" w:eastAsia="MS Gothic" w:hAnsi="MS Gothic" w:cstheme="majorBidi" w:hint="eastAsia"/>
-                    <w:sz w:val="24"/>
-                    <w:szCs w:val="24"/>
-                    <w:cs/>
-                  </w:rPr>
-                  <w:t>☐</w:t>
-                </w:r>
-              </w:sdtContent>
-            </w:sdt>
-            <w:r>
-              <w:rPr>
-                <w:rFonts w:asciiTheme="majorBidi" w:hAnsiTheme="majorBidi" w:cstheme="majorBidi" w:hint="cs"/>
-                <w:sz w:val="24"/>
-                <w:szCs w:val="24"/>
-                <w:cs/>
-              </w:rPr>
-              <w:t xml:space="preserve">  </w:t>
-            </w:r>
-            <w:r>
-              <w:rPr>
-                <w:rFonts w:asciiTheme="majorBidi" w:hAnsiTheme="majorBidi" w:cstheme="majorBidi"/>
-                <w:sz w:val="24"/>
-                <w:szCs w:val="24"/>
-              </w:rPr>
-              <w:t>BLINK</w:t>
-            </w:r>
-          </w:p>
-        </w:tc>
-        <w:tc>
-          <w:tcPr>
-            <w:tcW w:w="2830" w:type="dxa"/>
-            <w:shd w:val="clear" w:color="auto" w:fill="auto"/>
-          </w:tcPr>
-          <w:p>
-            <w:pPr>
-              <w:rPr>
-                <w:rFonts w:ascii="Angsana New" w:hAnsi="Angsana New" w:cs="Angsana New"/>
-                <w:sz w:val="24"/>
-                <w:szCs w:val="24"/>
-              </w:rPr>
-            </w:pPr>
+            <w:tcW w:w="1955" w:type="dxa"/>
+            <w:shd w:val="clear" w:color="auto" w:fill="auto"/>
+          </w:tcPr>
+          <w:p>
+            <w:pPr>
+              <w:jc w:val="center"/>
+              <w:rPr>
+                <w:rFonts w:asciiTheme="majorBidi" w:hAnsiTheme="majorBidi" w:cstheme="majorBidi"/>
+                <w:sz w:val="24"/>
+                <w:szCs w:val="24"/>
+              </w:rPr>
+            </w:pPr>
+            <w:r>
+              <w:rPr>
+                <w:rFonts w:asciiTheme="majorBidi" w:hAnsiTheme="majorBidi" w:cstheme="majorBidi"/>
+                <w:sz w:val="24"/>
+                <w:szCs w:val="24"/>
+              </w:rPr>
+              <w:t>{{led_RDR_2_on}}ON</w:t>
+            </w:r>
+          </w:p>
+        </w:tc>
+        <w:tc>
+          <w:tcPr>
+            <w:tcW w:w="2043" w:type="dxa"/>
+            <w:shd w:val="clear" w:color="auto" w:fill="auto"/>
+          </w:tcPr>
+          <w:p>
+            <w:pPr>
+              <w:jc w:val="center"/>
+              <w:rPr>
+                <w:rFonts w:asciiTheme="majorBidi" w:hAnsiTheme="majorBidi" w:cstheme="majorBidi"/>
+                <w:sz w:val="24"/>
+                <w:szCs w:val="24"/>
+              </w:rPr>
+            </w:pPr>
+            <w:r>
+              <w:rPr>
+                <w:rFonts w:asciiTheme="majorBidi" w:hAnsiTheme="majorBidi" w:cstheme="majorBidi"/>
+                <w:sz w:val="24"/>
+                <w:szCs w:val="24"/>
+              </w:rPr>
+              <w:t>{{led_RDR_2_off}}OFF</w:t>
+            </w:r>
+          </w:p>
+        </w:tc>
+        <w:tc>
+          <w:tcPr>
+            <w:tcW w:w="2377" w:type="dxa"/>
+            <w:shd w:val="clear" w:color="auto" w:fill="auto"/>
+          </w:tcPr>
+          <w:p>
+            <w:pPr>
+              <w:jc w:val="center"/>
+              <w:rPr>
+                <w:rFonts w:asciiTheme="majorBidi" w:hAnsiTheme="majorBidi" w:cstheme="majorBidi"/>
+                <w:sz w:val="24"/>
+                <w:szCs w:val="24"/>
+              </w:rPr>
+            </w:pPr>
+            <w:r>
+              <w:rPr>
+                <w:rFonts w:asciiTheme="majorBidi" w:hAnsiTheme="majorBidi" w:cstheme="majorBidi"/>
+                <w:sz w:val="24"/>
+                <w:szCs w:val="24"/>
+              </w:rPr>
+              <w:t>{{led_RDR_2_blink}}BLINK</w:t>
+            </w:r>
+          </w:p>
+        </w:tc>
+        <w:tc>
+          <w:tcPr>
+            <w:tcW w:w="1809" w:type="dxa"/>
+            <w:shd w:val="clear" w:color="auto" w:fill="auto"/>
+          </w:tcPr>
+          <w:p>
+            <w:pPr>
+              <w:rPr>
+                <w:rFonts w:asciiTheme="majorBidi" w:hAnsiTheme="majorBidi" w:cstheme="majorBidi"/>
+                <w:sz w:val="24"/>
+                <w:szCs w:val="24"/>
+              </w:rPr>
+            </w:pPr>
+            <w:r>
+              <w:rPr>
+                <w:rFonts w:asciiTheme="majorBidi" w:hAnsiTheme="majorBidi" w:cstheme="majorBidi"/>
+                <w:sz w:val="24"/>
+                <w:szCs w:val="24"/>
+              </w:rPr>
+              <w:t>{{remark_RDR_2}}</w:t>
+            </w:r>
           </w:p>
         </w:tc>
       </w:tr>
       <w:tr>
         <w:tc>
           <w:tcPr>
-            <w:tcW w:w="1555" w:type="dxa"/>
+            <w:tcW w:w="871" w:type="dxa"/>
             <w:vMerge/>
             <w:shd w:val="clear" w:color="auto" w:fill="auto"/>
             <w:vAlign w:val="center"/>
@@ -18073,7 +17498,7 @@
         </w:tc>
         <w:tc>
           <w:tcPr>
-            <w:tcW w:w="1275" w:type="dxa"/>
+            <w:tcW w:w="936" w:type="dxa"/>
             <w:shd w:val="clear" w:color="auto" w:fill="auto"/>
           </w:tcPr>
           <w:p>
@@ -18088,7 +17513,7 @@
             </w:pPr>
             <w:r>
               <w:rPr>
-                <w:rFonts w:ascii="Angsana New" w:hAnsi="Angsana New" w:cs="Angsana New"/>
+                <w:rFonts w:asciiTheme="majorBidi" w:hAnsiTheme="majorBidi" w:cstheme="majorBidi"/>
                 <w:sz w:val="24"/>
                 <w:szCs w:val="24"/>
               </w:rPr>
@@ -18098,21 +17523,21 @@
         </w:tc>
         <w:tc>
           <w:tcPr>
-            <w:tcW w:w="1276" w:type="dxa"/>
-            <w:shd w:val="clear" w:color="auto" w:fill="auto"/>
-          </w:tcPr>
-          <w:p>
-            <w:pPr>
-              <w:jc w:val="center"/>
-              <w:rPr>
-                <w:rFonts w:ascii="Angsana New" w:hAnsi="Angsana New" w:cs="Angsana New"/>
-                <w:sz w:val="24"/>
-                <w:szCs w:val="24"/>
-              </w:rPr>
-            </w:pPr>
-            <w:r>
-              <w:rPr>
-                <w:rFonts w:ascii="Angsana New" w:hAnsi="Angsana New" w:cs="Angsana New"/>
+            <w:tcW w:w="771" w:type="dxa"/>
+            <w:shd w:val="clear" w:color="auto" w:fill="auto"/>
+          </w:tcPr>
+          <w:p>
+            <w:pPr>
+              <w:jc w:val="center"/>
+              <w:rPr>
+                <w:rFonts w:asciiTheme="majorBidi" w:hAnsiTheme="majorBidi" w:cstheme="majorBidi"/>
+                <w:sz w:val="24"/>
+                <w:szCs w:val="24"/>
+              </w:rPr>
+            </w:pPr>
+            <w:r>
+              <w:rPr>
+                <w:rFonts w:asciiTheme="majorBidi" w:hAnsiTheme="majorBidi" w:cstheme="majorBidi"/>
                 <w:sz w:val="24"/>
                 <w:szCs w:val="24"/>
               </w:rPr>
@@ -18122,189 +17547,104 @@
         </w:tc>
         <w:tc>
           <w:tcPr>
-            <w:tcW w:w="1276" w:type="dxa"/>
-            <w:shd w:val="clear" w:color="auto" w:fill="auto"/>
-            <w:vAlign w:val="center"/>
-          </w:tcPr>
-          <w:p>
-            <w:pPr>
-              <w:jc w:val="center"/>
-              <w:rPr>
-                <w:rFonts w:ascii="Angsana New" w:hAnsi="Angsana New" w:cs="Angsana New"/>
-                <w:sz w:val="24"/>
-                <w:szCs w:val="24"/>
-              </w:rPr>
-            </w:pPr>
-            <w:sdt>
-              <w:sdtPr>
-                <w:rPr>
-                  <w:rFonts w:asciiTheme="majorBidi" w:hAnsiTheme="majorBidi" w:cstheme="majorBidi" w:hint="cs"/>
-                  <w:sz w:val="24"/>
-                  <w:szCs w:val="24"/>
-                  <w:cs/>
-                </w:rPr>
-                <w:id w:val="1145780576"/>
-                <w14:checkbox>
-                  <w14:checked w14:val="0"/>
-                  <w14:checkedState w14:val="0052" w14:font="Wingdings 2"/>
-                  <w14:uncheckedState w14:val="2610" w14:font="MS Gothic"/>
-                </w14:checkbox>
-              </w:sdtPr>
-              <w:sdtContent>
-                <w:r>
-                  <w:rPr>
-                    <w:rFonts w:ascii="MS Gothic" w:eastAsia="MS Gothic" w:hAnsi="MS Gothic" w:cstheme="majorBidi" w:hint="eastAsia"/>
-                    <w:sz w:val="24"/>
-                    <w:szCs w:val="24"/>
-                    <w:cs/>
-                  </w:rPr>
-                  <w:t>☐</w:t>
-                </w:r>
-              </w:sdtContent>
-            </w:sdt>
-            <w:r>
-              <w:rPr>
-                <w:rFonts w:ascii="Angsana New" w:hAnsi="Angsana New" w:cs="Angsana New"/>
-                <w:sz w:val="24"/>
-                <w:szCs w:val="24"/>
-              </w:rPr>
-              <w:t xml:space="preserve">  ON</w:t>
-            </w:r>
-          </w:p>
-        </w:tc>
-        <w:tc>
-          <w:tcPr>
-            <w:tcW w:w="1276" w:type="dxa"/>
-            <w:shd w:val="clear" w:color="auto" w:fill="auto"/>
-            <w:vAlign w:val="center"/>
-          </w:tcPr>
-          <w:p>
-            <w:pPr>
-              <w:jc w:val="center"/>
-              <w:rPr>
-                <w:rFonts w:ascii="Angsana New" w:hAnsi="Angsana New" w:cs="Angsana New"/>
-                <w:sz w:val="24"/>
-                <w:szCs w:val="24"/>
-              </w:rPr>
-            </w:pPr>
-            <w:sdt>
-              <w:sdtPr>
-                <w:rPr>
-                  <w:rFonts w:asciiTheme="majorBidi" w:hAnsiTheme="majorBidi" w:cstheme="majorBidi" w:hint="cs"/>
-                  <w:sz w:val="24"/>
-                  <w:szCs w:val="24"/>
-                  <w:cs/>
-                </w:rPr>
-                <w:id w:val="2027976094"/>
-                <w14:checkbox>
-                  <w14:checked w14:val="0"/>
-                  <w14:checkedState w14:val="0052" w14:font="Wingdings 2"/>
-                  <w14:uncheckedState w14:val="2610" w14:font="MS Gothic"/>
-                </w14:checkbox>
-              </w:sdtPr>
-              <w:sdtContent>
-                <w:r>
-                  <w:rPr>
-                    <w:rFonts w:ascii="MS Gothic" w:eastAsia="MS Gothic" w:hAnsi="MS Gothic" w:cstheme="majorBidi" w:hint="eastAsia"/>
-                    <w:sz w:val="24"/>
-                    <w:szCs w:val="24"/>
-                    <w:cs/>
-                  </w:rPr>
-                  <w:t>☐</w:t>
-                </w:r>
-              </w:sdtContent>
-            </w:sdt>
-            <w:r>
-              <w:rPr>
-                <w:rFonts w:ascii="Angsana New" w:hAnsi="Angsana New" w:cs="Angsana New"/>
-                <w:sz w:val="24"/>
-                <w:szCs w:val="24"/>
-              </w:rPr>
-              <w:t xml:space="preserve">  OFF</w:t>
-            </w:r>
-          </w:p>
-        </w:tc>
-        <w:tc>
-          <w:tcPr>
-            <w:tcW w:w="1274" w:type="dxa"/>
-            <w:shd w:val="clear" w:color="auto" w:fill="auto"/>
-            <w:vAlign w:val="center"/>
-          </w:tcPr>
-          <w:p>
-            <w:pPr>
-              <w:jc w:val="center"/>
-              <w:rPr>
-                <w:rFonts w:ascii="Angsana New" w:hAnsi="Angsana New" w:cs="Angsana New"/>
-                <w:sz w:val="24"/>
-                <w:szCs w:val="24"/>
-              </w:rPr>
-            </w:pPr>
-            <w:sdt>
-              <w:sdtPr>
-                <w:rPr>
-                  <w:rFonts w:asciiTheme="majorBidi" w:hAnsiTheme="majorBidi" w:cstheme="majorBidi" w:hint="cs"/>
-                  <w:sz w:val="24"/>
-                  <w:szCs w:val="24"/>
-                  <w:cs/>
-                </w:rPr>
-                <w:id w:val="-1740708123"/>
-                <w14:checkbox>
-                  <w14:checked w14:val="0"/>
-                  <w14:checkedState w14:val="0052" w14:font="Wingdings 2"/>
-                  <w14:uncheckedState w14:val="2610" w14:font="MS Gothic"/>
-                </w14:checkbox>
-              </w:sdtPr>
-              <w:sdtContent>
-                <w:r>
-                  <w:rPr>
-                    <w:rFonts w:ascii="MS Gothic" w:eastAsia="MS Gothic" w:hAnsi="MS Gothic" w:cstheme="majorBidi" w:hint="eastAsia"/>
-                    <w:sz w:val="24"/>
-                    <w:szCs w:val="24"/>
-                    <w:cs/>
-                  </w:rPr>
-                  <w:t>☐</w:t>
-                </w:r>
-              </w:sdtContent>
-            </w:sdt>
-            <w:r>
-              <w:rPr>
-                <w:rFonts w:asciiTheme="majorBidi" w:hAnsiTheme="majorBidi" w:cstheme="majorBidi" w:hint="cs"/>
-                <w:sz w:val="24"/>
-                <w:szCs w:val="24"/>
-                <w:cs/>
-              </w:rPr>
-              <w:t xml:space="preserve">  </w:t>
-            </w:r>
-            <w:r>
-              <w:rPr>
-                <w:rFonts w:asciiTheme="majorBidi" w:hAnsiTheme="majorBidi" w:cstheme="majorBidi"/>
-                <w:sz w:val="24"/>
-                <w:szCs w:val="24"/>
-              </w:rPr>
-              <w:t>BLINK</w:t>
-            </w:r>
-          </w:p>
-        </w:tc>
-        <w:tc>
-          <w:tcPr>
-            <w:tcW w:w="2830" w:type="dxa"/>
-            <w:shd w:val="clear" w:color="auto" w:fill="auto"/>
-          </w:tcPr>
-          <w:p>
-            <w:pPr>
-              <w:rPr>
-                <w:rFonts w:ascii="Angsana New" w:hAnsi="Angsana New" w:cs="Angsana New"/>
-                <w:sz w:val="24"/>
-                <w:szCs w:val="24"/>
-              </w:rPr>
-            </w:pPr>
+            <w:tcW w:w="1955" w:type="dxa"/>
+            <w:shd w:val="clear" w:color="auto" w:fill="auto"/>
+          </w:tcPr>
+          <w:p>
+            <w:pPr>
+              <w:jc w:val="center"/>
+              <w:rPr>
+                <w:rFonts w:asciiTheme="majorBidi" w:hAnsiTheme="majorBidi" w:cstheme="majorBidi"/>
+                <w:sz w:val="24"/>
+                <w:szCs w:val="24"/>
+              </w:rPr>
+            </w:pPr>
+            <w:r>
+              <w:rPr>
+                <w:rFonts w:asciiTheme="majorBidi" w:hAnsiTheme="majorBidi" w:cstheme="majorBidi"/>
+                <w:sz w:val="24"/>
+                <w:szCs w:val="24"/>
+              </w:rPr>
+              <w:t>{{led_ADCLR_2_on}}ON</w:t>
+            </w:r>
+          </w:p>
+        </w:tc>
+        <w:tc>
+          <w:tcPr>
+            <w:tcW w:w="2043" w:type="dxa"/>
+            <w:shd w:val="clear" w:color="auto" w:fill="auto"/>
+          </w:tcPr>
+          <w:p>
+            <w:pPr>
+              <w:jc w:val="center"/>
+              <w:rPr>
+                <w:rFonts w:asciiTheme="majorBidi" w:hAnsiTheme="majorBidi" w:cstheme="majorBidi"/>
+                <w:sz w:val="24"/>
+                <w:szCs w:val="24"/>
+              </w:rPr>
+            </w:pPr>
+            <w:r>
+              <w:rPr>
+                <w:rFonts w:asciiTheme="majorBidi" w:hAnsiTheme="majorBidi" w:cstheme="majorBidi"/>
+                <w:sz w:val="24"/>
+                <w:szCs w:val="24"/>
+              </w:rPr>
+              <w:t>{{led_ADCLR_2_off}}OFF</w:t>
+            </w:r>
+          </w:p>
+        </w:tc>
+        <w:tc>
+          <w:tcPr>
+            <w:tcW w:w="2377" w:type="dxa"/>
+            <w:shd w:val="clear" w:color="auto" w:fill="auto"/>
+          </w:tcPr>
+          <w:p>
+            <w:pPr>
+              <w:jc w:val="center"/>
+              <w:rPr>
+                <w:rFonts w:asciiTheme="majorBidi" w:hAnsiTheme="majorBidi" w:cstheme="majorBidi"/>
+                <w:sz w:val="24"/>
+                <w:szCs w:val="24"/>
+              </w:rPr>
+            </w:pPr>
+            <w:r>
+              <w:rPr>
+                <w:rFonts w:asciiTheme="majorBidi" w:hAnsiTheme="majorBidi" w:cstheme="majorBidi"/>
+                <w:sz w:val="24"/>
+                <w:szCs w:val="24"/>
+              </w:rPr>
+              <w:t>{{led_ADCLR_2_blink}}BLINK</w:t>
+            </w:r>
+          </w:p>
+        </w:tc>
+        <w:tc>
+          <w:tcPr>
+            <w:tcW w:w="1809" w:type="dxa"/>
+            <w:shd w:val="clear" w:color="auto" w:fill="auto"/>
+          </w:tcPr>
+          <w:p>
+            <w:pPr>
+              <w:rPr>
+                <w:rFonts w:asciiTheme="majorBidi" w:hAnsiTheme="majorBidi" w:cstheme="majorBidi"/>
+                <w:sz w:val="24"/>
+                <w:szCs w:val="24"/>
+              </w:rPr>
+            </w:pPr>
+            <w:r>
+              <w:rPr>
+                <w:rFonts w:asciiTheme="majorBidi" w:hAnsiTheme="majorBidi" w:cstheme="majorBidi"/>
+                <w:sz w:val="24"/>
+                <w:szCs w:val="24"/>
+              </w:rPr>
+              <w:t>{{remark_ADCLR_2}}</w:t>
+            </w:r>
           </w:p>
         </w:tc>
       </w:tr>
       <w:tr>
         <w:tc>
           <w:tcPr>
-            <w:tcW w:w="1555" w:type="dxa"/>
+            <w:tcW w:w="871" w:type="dxa"/>
             <w:vMerge/>
             <w:shd w:val="clear" w:color="auto" w:fill="auto"/>
             <w:vAlign w:val="center"/>
@@ -18322,7 +17662,7 @@
         </w:tc>
         <w:tc>
           <w:tcPr>
-            <w:tcW w:w="1275" w:type="dxa"/>
+            <w:tcW w:w="936" w:type="dxa"/>
             <w:shd w:val="clear" w:color="auto" w:fill="auto"/>
           </w:tcPr>
           <w:p>
@@ -18337,7 +17677,7 @@
             </w:pPr>
             <w:r>
               <w:rPr>
-                <w:rFonts w:ascii="Angsana New" w:hAnsi="Angsana New" w:cs="Angsana New"/>
+                <w:rFonts w:asciiTheme="majorBidi" w:hAnsiTheme="majorBidi" w:cstheme="majorBidi"/>
                 <w:sz w:val="24"/>
                 <w:szCs w:val="24"/>
               </w:rPr>
@@ -18347,21 +17687,21 @@
         </w:tc>
         <w:tc>
           <w:tcPr>
-            <w:tcW w:w="1276" w:type="dxa"/>
-            <w:shd w:val="clear" w:color="auto" w:fill="auto"/>
-          </w:tcPr>
-          <w:p>
-            <w:pPr>
-              <w:jc w:val="center"/>
-              <w:rPr>
-                <w:rFonts w:ascii="Angsana New" w:hAnsi="Angsana New" w:cs="Angsana New"/>
-                <w:sz w:val="24"/>
-                <w:szCs w:val="24"/>
-              </w:rPr>
-            </w:pPr>
-            <w:r>
-              <w:rPr>
-                <w:rFonts w:ascii="Angsana New" w:hAnsi="Angsana New" w:cs="Angsana New"/>
+            <w:tcW w:w="771" w:type="dxa"/>
+            <w:shd w:val="clear" w:color="auto" w:fill="auto"/>
+          </w:tcPr>
+          <w:p>
+            <w:pPr>
+              <w:jc w:val="center"/>
+              <w:rPr>
+                <w:rFonts w:asciiTheme="majorBidi" w:hAnsiTheme="majorBidi" w:cstheme="majorBidi"/>
+                <w:sz w:val="24"/>
+                <w:szCs w:val="24"/>
+              </w:rPr>
+            </w:pPr>
+            <w:r>
+              <w:rPr>
+                <w:rFonts w:asciiTheme="majorBidi" w:hAnsiTheme="majorBidi" w:cstheme="majorBidi"/>
                 <w:sz w:val="24"/>
                 <w:szCs w:val="24"/>
               </w:rPr>
@@ -18371,189 +17711,104 @@
         </w:tc>
         <w:tc>
           <w:tcPr>
-            <w:tcW w:w="1276" w:type="dxa"/>
-            <w:shd w:val="clear" w:color="auto" w:fill="auto"/>
-            <w:vAlign w:val="center"/>
-          </w:tcPr>
-          <w:p>
-            <w:pPr>
-              <w:jc w:val="center"/>
-              <w:rPr>
-                <w:rFonts w:ascii="Angsana New" w:hAnsi="Angsana New" w:cs="Angsana New"/>
-                <w:sz w:val="24"/>
-                <w:szCs w:val="24"/>
-              </w:rPr>
-            </w:pPr>
-            <w:sdt>
-              <w:sdtPr>
-                <w:rPr>
-                  <w:rFonts w:asciiTheme="majorBidi" w:hAnsiTheme="majorBidi" w:cstheme="majorBidi" w:hint="cs"/>
-                  <w:sz w:val="24"/>
-                  <w:szCs w:val="24"/>
-                  <w:cs/>
-                </w:rPr>
-                <w:id w:val="1071619296"/>
-                <w14:checkbox>
-                  <w14:checked w14:val="0"/>
-                  <w14:checkedState w14:val="0052" w14:font="Wingdings 2"/>
-                  <w14:uncheckedState w14:val="2610" w14:font="MS Gothic"/>
-                </w14:checkbox>
-              </w:sdtPr>
-              <w:sdtContent>
-                <w:r>
-                  <w:rPr>
-                    <w:rFonts w:ascii="MS Gothic" w:eastAsia="MS Gothic" w:hAnsi="MS Gothic" w:cstheme="majorBidi" w:hint="eastAsia"/>
-                    <w:sz w:val="24"/>
-                    <w:szCs w:val="24"/>
-                    <w:cs/>
-                  </w:rPr>
-                  <w:t>☐</w:t>
-                </w:r>
-              </w:sdtContent>
-            </w:sdt>
-            <w:r>
-              <w:rPr>
-                <w:rFonts w:ascii="Angsana New" w:hAnsi="Angsana New" w:cs="Angsana New"/>
-                <w:sz w:val="24"/>
-                <w:szCs w:val="24"/>
-              </w:rPr>
-              <w:t xml:space="preserve">  ON</w:t>
-            </w:r>
-          </w:p>
-        </w:tc>
-        <w:tc>
-          <w:tcPr>
-            <w:tcW w:w="1276" w:type="dxa"/>
-            <w:shd w:val="clear" w:color="auto" w:fill="auto"/>
-            <w:vAlign w:val="center"/>
-          </w:tcPr>
-          <w:p>
-            <w:pPr>
-              <w:jc w:val="center"/>
-              <w:rPr>
-                <w:rFonts w:ascii="Angsana New" w:hAnsi="Angsana New" w:cs="Angsana New"/>
-                <w:sz w:val="24"/>
-                <w:szCs w:val="24"/>
-              </w:rPr>
-            </w:pPr>
-            <w:sdt>
-              <w:sdtPr>
-                <w:rPr>
-                  <w:rFonts w:asciiTheme="majorBidi" w:hAnsiTheme="majorBidi" w:cstheme="majorBidi" w:hint="cs"/>
-                  <w:sz w:val="24"/>
-                  <w:szCs w:val="24"/>
-                  <w:cs/>
-                </w:rPr>
-                <w:id w:val="-1866362412"/>
-                <w14:checkbox>
-                  <w14:checked w14:val="0"/>
-                  <w14:checkedState w14:val="0052" w14:font="Wingdings 2"/>
-                  <w14:uncheckedState w14:val="2610" w14:font="MS Gothic"/>
-                </w14:checkbox>
-              </w:sdtPr>
-              <w:sdtContent>
-                <w:r>
-                  <w:rPr>
-                    <w:rFonts w:ascii="MS Gothic" w:eastAsia="MS Gothic" w:hAnsi="MS Gothic" w:cstheme="majorBidi" w:hint="eastAsia"/>
-                    <w:sz w:val="24"/>
-                    <w:szCs w:val="24"/>
-                    <w:cs/>
-                  </w:rPr>
-                  <w:t>☐</w:t>
-                </w:r>
-              </w:sdtContent>
-            </w:sdt>
-            <w:r>
-              <w:rPr>
-                <w:rFonts w:ascii="Angsana New" w:hAnsi="Angsana New" w:cs="Angsana New"/>
-                <w:sz w:val="24"/>
-                <w:szCs w:val="24"/>
-              </w:rPr>
-              <w:t xml:space="preserve">  OFF</w:t>
-            </w:r>
-          </w:p>
-        </w:tc>
-        <w:tc>
-          <w:tcPr>
-            <w:tcW w:w="1274" w:type="dxa"/>
-            <w:shd w:val="clear" w:color="auto" w:fill="auto"/>
-            <w:vAlign w:val="center"/>
-          </w:tcPr>
-          <w:p>
-            <w:pPr>
-              <w:jc w:val="center"/>
-              <w:rPr>
-                <w:rFonts w:ascii="Angsana New" w:hAnsi="Angsana New" w:cs="Angsana New"/>
-                <w:sz w:val="24"/>
-                <w:szCs w:val="24"/>
-              </w:rPr>
-            </w:pPr>
-            <w:sdt>
-              <w:sdtPr>
-                <w:rPr>
-                  <w:rFonts w:asciiTheme="majorBidi" w:hAnsiTheme="majorBidi" w:cstheme="majorBidi" w:hint="cs"/>
-                  <w:sz w:val="24"/>
-                  <w:szCs w:val="24"/>
-                  <w:cs/>
-                </w:rPr>
-                <w:id w:val="-1012064121"/>
-                <w14:checkbox>
-                  <w14:checked w14:val="0"/>
-                  <w14:checkedState w14:val="0052" w14:font="Wingdings 2"/>
-                  <w14:uncheckedState w14:val="2610" w14:font="MS Gothic"/>
-                </w14:checkbox>
-              </w:sdtPr>
-              <w:sdtContent>
-                <w:r>
-                  <w:rPr>
-                    <w:rFonts w:ascii="MS Gothic" w:eastAsia="MS Gothic" w:hAnsi="MS Gothic" w:cstheme="majorBidi" w:hint="eastAsia"/>
-                    <w:sz w:val="24"/>
-                    <w:szCs w:val="24"/>
-                    <w:cs/>
-                  </w:rPr>
-                  <w:t>☐</w:t>
-                </w:r>
-              </w:sdtContent>
-            </w:sdt>
-            <w:r>
-              <w:rPr>
-                <w:rFonts w:asciiTheme="majorBidi" w:hAnsiTheme="majorBidi" w:cstheme="majorBidi" w:hint="cs"/>
-                <w:sz w:val="24"/>
-                <w:szCs w:val="24"/>
-                <w:cs/>
-              </w:rPr>
-              <w:t xml:space="preserve">  </w:t>
-            </w:r>
-            <w:r>
-              <w:rPr>
-                <w:rFonts w:asciiTheme="majorBidi" w:hAnsiTheme="majorBidi" w:cstheme="majorBidi"/>
-                <w:sz w:val="24"/>
-                <w:szCs w:val="24"/>
-              </w:rPr>
-              <w:t>BLINK</w:t>
-            </w:r>
-          </w:p>
-        </w:tc>
-        <w:tc>
-          <w:tcPr>
-            <w:tcW w:w="2830" w:type="dxa"/>
-            <w:shd w:val="clear" w:color="auto" w:fill="auto"/>
-          </w:tcPr>
-          <w:p>
-            <w:pPr>
-              <w:rPr>
-                <w:rFonts w:ascii="Angsana New" w:hAnsi="Angsana New" w:cs="Angsana New"/>
-                <w:sz w:val="24"/>
-                <w:szCs w:val="24"/>
-              </w:rPr>
-            </w:pPr>
+            <w:tcW w:w="1955" w:type="dxa"/>
+            <w:shd w:val="clear" w:color="auto" w:fill="auto"/>
+          </w:tcPr>
+          <w:p>
+            <w:pPr>
+              <w:jc w:val="center"/>
+              <w:rPr>
+                <w:rFonts w:asciiTheme="majorBidi" w:hAnsiTheme="majorBidi" w:cstheme="majorBidi"/>
+                <w:sz w:val="24"/>
+                <w:szCs w:val="24"/>
+              </w:rPr>
+            </w:pPr>
+            <w:r>
+              <w:rPr>
+                <w:rFonts w:asciiTheme="majorBidi" w:hAnsiTheme="majorBidi" w:cstheme="majorBidi"/>
+                <w:sz w:val="24"/>
+                <w:szCs w:val="24"/>
+              </w:rPr>
+              <w:t>{{led_3CTR_1_on}}ON</w:t>
+            </w:r>
+          </w:p>
+        </w:tc>
+        <w:tc>
+          <w:tcPr>
+            <w:tcW w:w="2043" w:type="dxa"/>
+            <w:shd w:val="clear" w:color="auto" w:fill="auto"/>
+          </w:tcPr>
+          <w:p>
+            <w:pPr>
+              <w:jc w:val="center"/>
+              <w:rPr>
+                <w:rFonts w:asciiTheme="majorBidi" w:hAnsiTheme="majorBidi" w:cstheme="majorBidi"/>
+                <w:sz w:val="24"/>
+                <w:szCs w:val="24"/>
+              </w:rPr>
+            </w:pPr>
+            <w:r>
+              <w:rPr>
+                <w:rFonts w:asciiTheme="majorBidi" w:hAnsiTheme="majorBidi" w:cstheme="majorBidi"/>
+                <w:sz w:val="24"/>
+                <w:szCs w:val="24"/>
+              </w:rPr>
+              <w:t>{{led_3CTR_1_off}}OFF</w:t>
+            </w:r>
+          </w:p>
+        </w:tc>
+        <w:tc>
+          <w:tcPr>
+            <w:tcW w:w="2377" w:type="dxa"/>
+            <w:shd w:val="clear" w:color="auto" w:fill="auto"/>
+          </w:tcPr>
+          <w:p>
+            <w:pPr>
+              <w:jc w:val="center"/>
+              <w:rPr>
+                <w:rFonts w:asciiTheme="majorBidi" w:hAnsiTheme="majorBidi" w:cstheme="majorBidi"/>
+                <w:sz w:val="24"/>
+                <w:szCs w:val="24"/>
+              </w:rPr>
+            </w:pPr>
+            <w:r>
+              <w:rPr>
+                <w:rFonts w:asciiTheme="majorBidi" w:hAnsiTheme="majorBidi" w:cstheme="majorBidi"/>
+                <w:sz w:val="24"/>
+                <w:szCs w:val="24"/>
+              </w:rPr>
+              <w:t>{{led_3CTR_1_blink}}BLINK</w:t>
+            </w:r>
+          </w:p>
+        </w:tc>
+        <w:tc>
+          <w:tcPr>
+            <w:tcW w:w="1809" w:type="dxa"/>
+            <w:shd w:val="clear" w:color="auto" w:fill="auto"/>
+          </w:tcPr>
+          <w:p>
+            <w:pPr>
+              <w:rPr>
+                <w:rFonts w:asciiTheme="majorBidi" w:hAnsiTheme="majorBidi" w:cstheme="majorBidi"/>
+                <w:sz w:val="24"/>
+                <w:szCs w:val="24"/>
+              </w:rPr>
+            </w:pPr>
+            <w:r>
+              <w:rPr>
+                <w:rFonts w:asciiTheme="majorBidi" w:hAnsiTheme="majorBidi" w:cstheme="majorBidi"/>
+                <w:sz w:val="24"/>
+                <w:szCs w:val="24"/>
+              </w:rPr>
+              <w:t>{{remark_3CTR_1}}</w:t>
+            </w:r>
           </w:p>
         </w:tc>
       </w:tr>
       <w:tr>
         <w:tc>
           <w:tcPr>
-            <w:tcW w:w="1555" w:type="dxa"/>
+            <w:tcW w:w="871" w:type="dxa"/>
             <w:vMerge/>
             <w:shd w:val="clear" w:color="auto" w:fill="auto"/>
             <w:vAlign w:val="center"/>
@@ -18571,7 +17826,7 @@
         </w:tc>
         <w:tc>
           <w:tcPr>
-            <w:tcW w:w="1275" w:type="dxa"/>
+            <w:tcW w:w="936" w:type="dxa"/>
             <w:shd w:val="clear" w:color="auto" w:fill="auto"/>
           </w:tcPr>
           <w:p>
@@ -18586,7 +17841,7 @@
             </w:pPr>
             <w:r>
               <w:rPr>
-                <w:rFonts w:ascii="Angsana New" w:hAnsi="Angsana New" w:cs="Angsana New"/>
+                <w:rFonts w:asciiTheme="majorBidi" w:hAnsiTheme="majorBidi" w:cstheme="majorBidi"/>
                 <w:sz w:val="24"/>
                 <w:szCs w:val="24"/>
               </w:rPr>
@@ -18596,7 +17851,7 @@
         </w:tc>
         <w:tc>
           <w:tcPr>
-            <w:tcW w:w="1276" w:type="dxa"/>
+            <w:tcW w:w="771" w:type="dxa"/>
             <w:shd w:val="clear" w:color="auto" w:fill="auto"/>
           </w:tcPr>
           <w:p>
@@ -18611,7 +17866,7 @@
             </w:pPr>
             <w:r>
               <w:rPr>
-                <w:rFonts w:ascii="Angsana New" w:hAnsi="Angsana New" w:cs="Angsana New"/>
+                <w:rFonts w:asciiTheme="majorBidi" w:hAnsiTheme="majorBidi" w:cstheme="majorBidi"/>
                 <w:sz w:val="24"/>
                 <w:szCs w:val="24"/>
               </w:rPr>
@@ -18621,9 +17876,8 @@
         </w:tc>
         <w:tc>
           <w:tcPr>
-            <w:tcW w:w="1276" w:type="dxa"/>
-            <w:shd w:val="clear" w:color="auto" w:fill="auto"/>
-            <w:vAlign w:val="center"/>
+            <w:tcW w:w="1955" w:type="dxa"/>
+            <w:shd w:val="clear" w:color="auto" w:fill="auto"/>
           </w:tcPr>
           <w:p>
             <w:pPr>
@@ -18635,48 +17889,20 @@
                 <w:cs/>
               </w:rPr>
             </w:pPr>
-            <w:sdt>
-              <w:sdtPr>
-                <w:rPr>
-                  <w:rFonts w:asciiTheme="majorBidi" w:hAnsiTheme="majorBidi" w:cstheme="majorBidi" w:hint="cs"/>
-                  <w:sz w:val="24"/>
-                  <w:szCs w:val="24"/>
-                  <w:cs/>
-                </w:rPr>
-                <w:id w:val="508487535"/>
-                <w14:checkbox>
-                  <w14:checked w14:val="0"/>
-                  <w14:checkedState w14:val="0052" w14:font="Wingdings 2"/>
-                  <w14:uncheckedState w14:val="2610" w14:font="MS Gothic"/>
-                </w14:checkbox>
-              </w:sdtPr>
-              <w:sdtContent>
-                <w:r>
-                  <w:rPr>
-                    <w:rFonts w:ascii="MS Gothic" w:eastAsia="MS Gothic" w:hAnsi="MS Gothic" w:cstheme="majorBidi" w:hint="eastAsia"/>
-                    <w:sz w:val="24"/>
-                    <w:szCs w:val="24"/>
-                    <w:cs/>
-                  </w:rPr>
-                  <w:t>☐</w:t>
-                </w:r>
-              </w:sdtContent>
-            </w:sdt>
-            <w:r>
-              <w:rPr>
-                <w:rFonts w:ascii="Angsana New" w:hAnsi="Angsana New" w:cs="Angsana New"/>
-                <w:sz w:val="24"/>
-                <w:szCs w:val="24"/>
-              </w:rPr>
-              <w:t xml:space="preserve">  ON</w:t>
-            </w:r>
-          </w:p>
-        </w:tc>
-        <w:tc>
-          <w:tcPr>
-            <w:tcW w:w="1276" w:type="dxa"/>
-            <w:shd w:val="clear" w:color="auto" w:fill="auto"/>
-            <w:vAlign w:val="center"/>
+            <w:r>
+              <w:rPr>
+                <w:rFonts w:asciiTheme="majorBidi" w:hAnsiTheme="majorBidi" w:cstheme="majorBidi"/>
+                <w:sz w:val="24"/>
+                <w:szCs w:val="24"/>
+              </w:rPr>
+              <w:t>{{led_4CTR_1_on}}ON</w:t>
+            </w:r>
+          </w:p>
+        </w:tc>
+        <w:tc>
+          <w:tcPr>
+            <w:tcW w:w="2043" w:type="dxa"/>
+            <w:shd w:val="clear" w:color="auto" w:fill="auto"/>
           </w:tcPr>
           <w:p>
             <w:pPr>
@@ -18688,124 +17914,68 @@
                 <w:cs/>
               </w:rPr>
             </w:pPr>
-            <w:sdt>
-              <w:sdtPr>
-                <w:rPr>
-                  <w:rFonts w:asciiTheme="majorBidi" w:hAnsiTheme="majorBidi" w:cstheme="majorBidi" w:hint="cs"/>
-                  <w:sz w:val="24"/>
-                  <w:szCs w:val="24"/>
-                  <w:cs/>
-                </w:rPr>
-                <w:id w:val="-126324864"/>
-                <w14:checkbox>
-                  <w14:checked w14:val="0"/>
-                  <w14:checkedState w14:val="0052" w14:font="Wingdings 2"/>
-                  <w14:uncheckedState w14:val="2610" w14:font="MS Gothic"/>
-                </w14:checkbox>
-              </w:sdtPr>
-              <w:sdtContent>
-                <w:r>
-                  <w:rPr>
-                    <w:rFonts w:ascii="MS Gothic" w:eastAsia="MS Gothic" w:hAnsi="MS Gothic" w:cstheme="majorBidi" w:hint="eastAsia"/>
-                    <w:sz w:val="24"/>
-                    <w:szCs w:val="24"/>
-                    <w:cs/>
-                  </w:rPr>
-                  <w:t>☐</w:t>
-                </w:r>
-              </w:sdtContent>
-            </w:sdt>
-            <w:r>
-              <w:rPr>
-                <w:rFonts w:ascii="Angsana New" w:hAnsi="Angsana New" w:cs="Angsana New"/>
-                <w:sz w:val="24"/>
-                <w:szCs w:val="24"/>
-              </w:rPr>
-              <w:t xml:space="preserve">  OFF</w:t>
-            </w:r>
-          </w:p>
-        </w:tc>
-        <w:tc>
-          <w:tcPr>
-            <w:tcW w:w="1274" w:type="dxa"/>
-            <w:shd w:val="clear" w:color="auto" w:fill="auto"/>
-            <w:vAlign w:val="center"/>
-          </w:tcPr>
-          <w:p>
-            <w:pPr>
-              <w:jc w:val="center"/>
-              <w:rPr>
-                <w:rFonts w:ascii="Angsana New" w:hAnsi="Angsana New" w:cs="Angsana New"/>
-                <w:sz w:val="24"/>
-                <w:szCs w:val="24"/>
-              </w:rPr>
-            </w:pPr>
-            <w:sdt>
-              <w:sdtPr>
-                <w:rPr>
-                  <w:rFonts w:asciiTheme="majorBidi" w:hAnsiTheme="majorBidi" w:cstheme="majorBidi" w:hint="cs"/>
-                  <w:sz w:val="24"/>
-                  <w:szCs w:val="24"/>
-                  <w:cs/>
-                </w:rPr>
-                <w:id w:val="-581141477"/>
-                <w14:checkbox>
-                  <w14:checked w14:val="0"/>
-                  <w14:checkedState w14:val="0052" w14:font="Wingdings 2"/>
-                  <w14:uncheckedState w14:val="2610" w14:font="MS Gothic"/>
-                </w14:checkbox>
-              </w:sdtPr>
-              <w:sdtContent>
-                <w:r>
-                  <w:rPr>
-                    <w:rFonts w:ascii="MS Gothic" w:eastAsia="MS Gothic" w:hAnsi="MS Gothic" w:cstheme="majorBidi" w:hint="eastAsia"/>
-                    <w:sz w:val="24"/>
-                    <w:szCs w:val="24"/>
-                    <w:cs/>
-                  </w:rPr>
-                  <w:t>☐</w:t>
-                </w:r>
-              </w:sdtContent>
-            </w:sdt>
-            <w:r>
-              <w:rPr>
-                <w:rFonts w:asciiTheme="majorBidi" w:hAnsiTheme="majorBidi" w:cstheme="majorBidi" w:hint="cs"/>
-                <w:sz w:val="24"/>
-                <w:szCs w:val="24"/>
-                <w:cs/>
-              </w:rPr>
-              <w:t xml:space="preserve">  </w:t>
-            </w:r>
-            <w:r>
-              <w:rPr>
-                <w:rFonts w:asciiTheme="majorBidi" w:hAnsiTheme="majorBidi" w:cstheme="majorBidi"/>
-                <w:sz w:val="24"/>
-                <w:szCs w:val="24"/>
-              </w:rPr>
-              <w:t>BLINK</w:t>
-            </w:r>
-          </w:p>
-        </w:tc>
-        <w:tc>
-          <w:tcPr>
-            <w:tcW w:w="2830" w:type="dxa"/>
-            <w:shd w:val="clear" w:color="auto" w:fill="auto"/>
-          </w:tcPr>
-          <w:p>
-            <w:pPr>
-              <w:rPr>
-                <w:rFonts w:ascii="Angsana New" w:hAnsi="Angsana New" w:cs="Angsana New"/>
-                <w:sz w:val="24"/>
-                <w:szCs w:val="24"/>
-              </w:rPr>
-            </w:pPr>
+            <w:r>
+              <w:rPr>
+                <w:rFonts w:asciiTheme="majorBidi" w:hAnsiTheme="majorBidi" w:cstheme="majorBidi"/>
+                <w:sz w:val="24"/>
+                <w:szCs w:val="24"/>
+              </w:rPr>
+              <w:t>{{led_4CTR_1_off}}OFF</w:t>
+            </w:r>
+          </w:p>
+        </w:tc>
+        <w:tc>
+          <w:tcPr>
+            <w:tcW w:w="2377" w:type="dxa"/>
+            <w:shd w:val="clear" w:color="auto" w:fill="auto"/>
+          </w:tcPr>
+          <w:p>
+            <w:pPr>
+              <w:jc w:val="center"/>
+              <w:rPr>
+                <w:rFonts w:asciiTheme="majorBidi" w:hAnsiTheme="majorBidi" w:cstheme="majorBidi"/>
+                <w:sz w:val="24"/>
+                <w:szCs w:val="24"/>
+              </w:rPr>
+            </w:pPr>
+            <w:r>
+              <w:rPr>
+                <w:rFonts w:asciiTheme="majorBidi" w:hAnsiTheme="majorBidi" w:cstheme="majorBidi"/>
+                <w:sz w:val="24"/>
+                <w:szCs w:val="24"/>
+              </w:rPr>
+              <w:t>{{led_4CTR_1_blink}}BLINK</w:t>
+            </w:r>
+          </w:p>
+        </w:tc>
+        <w:tc>
+          <w:tcPr>
+            <w:tcW w:w="1809" w:type="dxa"/>
+            <w:shd w:val="clear" w:color="auto" w:fill="auto"/>
+          </w:tcPr>
+          <w:p>
+            <w:pPr>
+              <w:rPr>
+                <w:rFonts w:asciiTheme="majorBidi" w:hAnsiTheme="majorBidi" w:cstheme="majorBidi"/>
+                <w:sz w:val="24"/>
+                <w:szCs w:val="24"/>
+              </w:rPr>
+            </w:pPr>
+            <w:r>
+              <w:rPr>
+                <w:rFonts w:asciiTheme="majorBidi" w:hAnsiTheme="majorBidi" w:cstheme="majorBidi"/>
+                <w:sz w:val="24"/>
+                <w:szCs w:val="24"/>
+              </w:rPr>
+              <w:t>{{remark_4CTR_1}}</w:t>
+            </w:r>
           </w:p>
         </w:tc>
       </w:tr>
       <w:tr>
         <w:tc>
           <w:tcPr>
-            <w:tcW w:w="1555" w:type="dxa"/>
+            <w:tcW w:w="871" w:type="dxa"/>
             <w:vMerge/>
             <w:shd w:val="clear" w:color="auto" w:fill="auto"/>
             <w:vAlign w:val="center"/>
@@ -18823,7 +17993,7 @@
         </w:tc>
         <w:tc>
           <w:tcPr>
-            <w:tcW w:w="1275" w:type="dxa"/>
+            <w:tcW w:w="936" w:type="dxa"/>
             <w:shd w:val="clear" w:color="auto" w:fill="auto"/>
           </w:tcPr>
           <w:p>
@@ -18838,7 +18008,7 @@
             </w:pPr>
             <w:r>
               <w:rPr>
-                <w:rFonts w:ascii="Angsana New" w:hAnsi="Angsana New" w:cs="Angsana New"/>
+                <w:rFonts w:asciiTheme="majorBidi" w:hAnsiTheme="majorBidi" w:cstheme="majorBidi"/>
                 <w:sz w:val="24"/>
                 <w:szCs w:val="24"/>
               </w:rPr>
@@ -18848,7 +18018,7 @@
         </w:tc>
         <w:tc>
           <w:tcPr>
-            <w:tcW w:w="1276" w:type="dxa"/>
+            <w:tcW w:w="771" w:type="dxa"/>
             <w:shd w:val="clear" w:color="auto" w:fill="auto"/>
           </w:tcPr>
           <w:p>
@@ -18863,7 +18033,7 @@
             </w:pPr>
             <w:r>
               <w:rPr>
-                <w:rFonts w:ascii="Angsana New" w:hAnsi="Angsana New" w:cs="Angsana New"/>
+                <w:rFonts w:asciiTheme="majorBidi" w:hAnsiTheme="majorBidi" w:cstheme="majorBidi"/>
                 <w:sz w:val="24"/>
                 <w:szCs w:val="24"/>
               </w:rPr>
@@ -18873,9 +18043,8 @@
         </w:tc>
         <w:tc>
           <w:tcPr>
-            <w:tcW w:w="1276" w:type="dxa"/>
-            <w:shd w:val="clear" w:color="auto" w:fill="auto"/>
-            <w:vAlign w:val="center"/>
+            <w:tcW w:w="1955" w:type="dxa"/>
+            <w:shd w:val="clear" w:color="auto" w:fill="auto"/>
           </w:tcPr>
           <w:p>
             <w:pPr>
@@ -18887,48 +18056,20 @@
                 <w:cs/>
               </w:rPr>
             </w:pPr>
-            <w:sdt>
-              <w:sdtPr>
-                <w:rPr>
-                  <w:rFonts w:asciiTheme="majorBidi" w:hAnsiTheme="majorBidi" w:cstheme="majorBidi" w:hint="cs"/>
-                  <w:sz w:val="24"/>
-                  <w:szCs w:val="24"/>
-                  <w:cs/>
-                </w:rPr>
-                <w:id w:val="-2064861400"/>
-                <w14:checkbox>
-                  <w14:checked w14:val="0"/>
-                  <w14:checkedState w14:val="0052" w14:font="Wingdings 2"/>
-                  <w14:uncheckedState w14:val="2610" w14:font="MS Gothic"/>
-                </w14:checkbox>
-              </w:sdtPr>
-              <w:sdtContent>
-                <w:r>
-                  <w:rPr>
-                    <w:rFonts w:ascii="MS Gothic" w:eastAsia="MS Gothic" w:hAnsi="MS Gothic" w:cstheme="majorBidi" w:hint="eastAsia"/>
-                    <w:sz w:val="24"/>
-                    <w:szCs w:val="24"/>
-                    <w:cs/>
-                  </w:rPr>
-                  <w:t>☐</w:t>
-                </w:r>
-              </w:sdtContent>
-            </w:sdt>
-            <w:r>
-              <w:rPr>
-                <w:rFonts w:ascii="Angsana New" w:hAnsi="Angsana New" w:cs="Angsana New"/>
-                <w:sz w:val="24"/>
-                <w:szCs w:val="24"/>
-              </w:rPr>
-              <w:t xml:space="preserve">  ON</w:t>
-            </w:r>
-          </w:p>
-        </w:tc>
-        <w:tc>
-          <w:tcPr>
-            <w:tcW w:w="1276" w:type="dxa"/>
-            <w:shd w:val="clear" w:color="auto" w:fill="auto"/>
-            <w:vAlign w:val="center"/>
+            <w:r>
+              <w:rPr>
+                <w:rFonts w:asciiTheme="majorBidi" w:hAnsiTheme="majorBidi" w:cstheme="majorBidi"/>
+                <w:sz w:val="24"/>
+                <w:szCs w:val="24"/>
+              </w:rPr>
+              <w:t>{{led_6CTR_1_on}}ON</w:t>
+            </w:r>
+          </w:p>
+        </w:tc>
+        <w:tc>
+          <w:tcPr>
+            <w:tcW w:w="2043" w:type="dxa"/>
+            <w:shd w:val="clear" w:color="auto" w:fill="auto"/>
           </w:tcPr>
           <w:p>
             <w:pPr>
@@ -18940,124 +18081,68 @@
                 <w:cs/>
               </w:rPr>
             </w:pPr>
-            <w:sdt>
-              <w:sdtPr>
-                <w:rPr>
-                  <w:rFonts w:asciiTheme="majorBidi" w:hAnsiTheme="majorBidi" w:cstheme="majorBidi" w:hint="cs"/>
-                  <w:sz w:val="24"/>
-                  <w:szCs w:val="24"/>
-                  <w:cs/>
-                </w:rPr>
-                <w:id w:val="-766153910"/>
-                <w14:checkbox>
-                  <w14:checked w14:val="0"/>
-                  <w14:checkedState w14:val="0052" w14:font="Wingdings 2"/>
-                  <w14:uncheckedState w14:val="2610" w14:font="MS Gothic"/>
-                </w14:checkbox>
-              </w:sdtPr>
-              <w:sdtContent>
-                <w:r>
-                  <w:rPr>
-                    <w:rFonts w:ascii="MS Gothic" w:eastAsia="MS Gothic" w:hAnsi="MS Gothic" w:cstheme="majorBidi" w:hint="eastAsia"/>
-                    <w:sz w:val="24"/>
-                    <w:szCs w:val="24"/>
-                    <w:cs/>
-                  </w:rPr>
-                  <w:t>☐</w:t>
-                </w:r>
-              </w:sdtContent>
-            </w:sdt>
-            <w:r>
-              <w:rPr>
-                <w:rFonts w:ascii="Angsana New" w:hAnsi="Angsana New" w:cs="Angsana New"/>
-                <w:sz w:val="24"/>
-                <w:szCs w:val="24"/>
-              </w:rPr>
-              <w:t xml:space="preserve">  OFF</w:t>
-            </w:r>
-          </w:p>
-        </w:tc>
-        <w:tc>
-          <w:tcPr>
-            <w:tcW w:w="1274" w:type="dxa"/>
-            <w:shd w:val="clear" w:color="auto" w:fill="auto"/>
-            <w:vAlign w:val="center"/>
-          </w:tcPr>
-          <w:p>
-            <w:pPr>
-              <w:jc w:val="center"/>
-              <w:rPr>
-                <w:rFonts w:ascii="Angsana New" w:hAnsi="Angsana New" w:cs="Angsana New"/>
-                <w:sz w:val="24"/>
-                <w:szCs w:val="24"/>
-              </w:rPr>
-            </w:pPr>
-            <w:sdt>
-              <w:sdtPr>
-                <w:rPr>
-                  <w:rFonts w:asciiTheme="majorBidi" w:hAnsiTheme="majorBidi" w:cstheme="majorBidi" w:hint="cs"/>
-                  <w:sz w:val="24"/>
-                  <w:szCs w:val="24"/>
-                  <w:cs/>
-                </w:rPr>
-                <w:id w:val="1140696539"/>
-                <w14:checkbox>
-                  <w14:checked w14:val="0"/>
-                  <w14:checkedState w14:val="0052" w14:font="Wingdings 2"/>
-                  <w14:uncheckedState w14:val="2610" w14:font="MS Gothic"/>
-                </w14:checkbox>
-              </w:sdtPr>
-              <w:sdtContent>
-                <w:r>
-                  <w:rPr>
-                    <w:rFonts w:ascii="MS Gothic" w:eastAsia="MS Gothic" w:hAnsi="MS Gothic" w:cstheme="majorBidi" w:hint="eastAsia"/>
-                    <w:sz w:val="24"/>
-                    <w:szCs w:val="24"/>
-                    <w:cs/>
-                  </w:rPr>
-                  <w:t>☐</w:t>
-                </w:r>
-              </w:sdtContent>
-            </w:sdt>
-            <w:r>
-              <w:rPr>
-                <w:rFonts w:asciiTheme="majorBidi" w:hAnsiTheme="majorBidi" w:cstheme="majorBidi" w:hint="cs"/>
-                <w:sz w:val="24"/>
-                <w:szCs w:val="24"/>
-                <w:cs/>
-              </w:rPr>
-              <w:t xml:space="preserve">  </w:t>
-            </w:r>
-            <w:r>
-              <w:rPr>
-                <w:rFonts w:asciiTheme="majorBidi" w:hAnsiTheme="majorBidi" w:cstheme="majorBidi"/>
-                <w:sz w:val="24"/>
-                <w:szCs w:val="24"/>
-              </w:rPr>
-              <w:t>BLINK</w:t>
-            </w:r>
-          </w:p>
-        </w:tc>
-        <w:tc>
-          <w:tcPr>
-            <w:tcW w:w="2830" w:type="dxa"/>
-            <w:shd w:val="clear" w:color="auto" w:fill="auto"/>
-          </w:tcPr>
-          <w:p>
-            <w:pPr>
-              <w:rPr>
-                <w:rFonts w:ascii="Angsana New" w:hAnsi="Angsana New" w:cs="Angsana New"/>
-                <w:sz w:val="24"/>
-                <w:szCs w:val="24"/>
-              </w:rPr>
-            </w:pPr>
+            <w:r>
+              <w:rPr>
+                <w:rFonts w:asciiTheme="majorBidi" w:hAnsiTheme="majorBidi" w:cstheme="majorBidi"/>
+                <w:sz w:val="24"/>
+                <w:szCs w:val="24"/>
+              </w:rPr>
+              <w:t>{{led_6CTR_1_off}}OFF</w:t>
+            </w:r>
+          </w:p>
+        </w:tc>
+        <w:tc>
+          <w:tcPr>
+            <w:tcW w:w="2377" w:type="dxa"/>
+            <w:shd w:val="clear" w:color="auto" w:fill="auto"/>
+          </w:tcPr>
+          <w:p>
+            <w:pPr>
+              <w:jc w:val="center"/>
+              <w:rPr>
+                <w:rFonts w:asciiTheme="majorBidi" w:hAnsiTheme="majorBidi" w:cstheme="majorBidi"/>
+                <w:sz w:val="24"/>
+                <w:szCs w:val="24"/>
+              </w:rPr>
+            </w:pPr>
+            <w:r>
+              <w:rPr>
+                <w:rFonts w:asciiTheme="majorBidi" w:hAnsiTheme="majorBidi" w:cstheme="majorBidi"/>
+                <w:sz w:val="24"/>
+                <w:szCs w:val="24"/>
+              </w:rPr>
+              <w:t>{{led_6CTR_1_blink}}BLINK</w:t>
+            </w:r>
+          </w:p>
+        </w:tc>
+        <w:tc>
+          <w:tcPr>
+            <w:tcW w:w="1809" w:type="dxa"/>
+            <w:shd w:val="clear" w:color="auto" w:fill="auto"/>
+          </w:tcPr>
+          <w:p>
+            <w:pPr>
+              <w:rPr>
+                <w:rFonts w:asciiTheme="majorBidi" w:hAnsiTheme="majorBidi" w:cstheme="majorBidi"/>
+                <w:sz w:val="24"/>
+                <w:szCs w:val="24"/>
+              </w:rPr>
+            </w:pPr>
+            <w:r>
+              <w:rPr>
+                <w:rFonts w:asciiTheme="majorBidi" w:hAnsiTheme="majorBidi" w:cstheme="majorBidi"/>
+                <w:sz w:val="24"/>
+                <w:szCs w:val="24"/>
+              </w:rPr>
+              <w:t>{{remark_6CTR_1}}</w:t>
+            </w:r>
           </w:p>
         </w:tc>
       </w:tr>
       <w:tr>
         <w:tc>
           <w:tcPr>
-            <w:tcW w:w="1555" w:type="dxa"/>
+            <w:tcW w:w="871" w:type="dxa"/>
             <w:vMerge w:val="restart"/>
             <w:shd w:val="clear" w:color="auto" w:fill="auto"/>
             <w:vAlign w:val="center"/>
@@ -19083,7 +18168,7 @@
         </w:tc>
         <w:tc>
           <w:tcPr>
-            <w:tcW w:w="1275" w:type="dxa"/>
+            <w:tcW w:w="936" w:type="dxa"/>
             <w:shd w:val="clear" w:color="auto" w:fill="auto"/>
           </w:tcPr>
           <w:p>
@@ -19098,7 +18183,7 @@
             </w:pPr>
             <w:r>
               <w:rPr>
-                <w:rFonts w:ascii="Angsana New" w:hAnsi="Angsana New" w:cs="Angsana New"/>
+                <w:rFonts w:asciiTheme="majorBidi" w:hAnsiTheme="majorBidi" w:cstheme="majorBidi"/>
                 <w:sz w:val="24"/>
                 <w:szCs w:val="24"/>
               </w:rPr>
@@ -19108,7 +18193,7 @@
         </w:tc>
         <w:tc>
           <w:tcPr>
-            <w:tcW w:w="1276" w:type="dxa"/>
+            <w:tcW w:w="771" w:type="dxa"/>
             <w:shd w:val="clear" w:color="auto" w:fill="auto"/>
           </w:tcPr>
           <w:p>
@@ -19123,7 +18208,7 @@
             </w:pPr>
             <w:r>
               <w:rPr>
-                <w:rFonts w:ascii="Angsana New" w:hAnsi="Angsana New" w:cs="Angsana New"/>
+                <w:rFonts w:asciiTheme="majorBidi" w:hAnsiTheme="majorBidi" w:cstheme="majorBidi"/>
                 <w:sz w:val="24"/>
                 <w:szCs w:val="24"/>
               </w:rPr>
@@ -19133,9 +18218,8 @@
         </w:tc>
         <w:tc>
           <w:tcPr>
-            <w:tcW w:w="1276" w:type="dxa"/>
-            <w:shd w:val="clear" w:color="auto" w:fill="auto"/>
-            <w:vAlign w:val="center"/>
+            <w:tcW w:w="1955" w:type="dxa"/>
+            <w:shd w:val="clear" w:color="auto" w:fill="auto"/>
           </w:tcPr>
           <w:p>
             <w:pPr>
@@ -19147,48 +18231,20 @@
                 <w:cs/>
               </w:rPr>
             </w:pPr>
-            <w:sdt>
-              <w:sdtPr>
-                <w:rPr>
-                  <w:rFonts w:asciiTheme="majorBidi" w:hAnsiTheme="majorBidi" w:cstheme="majorBidi" w:hint="cs"/>
-                  <w:sz w:val="24"/>
-                  <w:szCs w:val="24"/>
-                  <w:cs/>
-                </w:rPr>
-                <w:id w:val="441199466"/>
-                <w14:checkbox>
-                  <w14:checked w14:val="0"/>
-                  <w14:checkedState w14:val="0052" w14:font="Wingdings 2"/>
-                  <w14:uncheckedState w14:val="2610" w14:font="MS Gothic"/>
-                </w14:checkbox>
-              </w:sdtPr>
-              <w:sdtContent>
-                <w:r>
-                  <w:rPr>
-                    <w:rFonts w:ascii="MS Gothic" w:eastAsia="MS Gothic" w:hAnsi="MS Gothic" w:cstheme="majorBidi" w:hint="eastAsia"/>
-                    <w:sz w:val="24"/>
-                    <w:szCs w:val="24"/>
-                    <w:cs/>
-                  </w:rPr>
-                  <w:t>☐</w:t>
-                </w:r>
-              </w:sdtContent>
-            </w:sdt>
-            <w:r>
-              <w:rPr>
-                <w:rFonts w:ascii="Angsana New" w:hAnsi="Angsana New" w:cs="Angsana New"/>
-                <w:sz w:val="24"/>
-                <w:szCs w:val="24"/>
-              </w:rPr>
-              <w:t xml:space="preserve">  ON</w:t>
-            </w:r>
-          </w:p>
-        </w:tc>
-        <w:tc>
-          <w:tcPr>
-            <w:tcW w:w="1276" w:type="dxa"/>
-            <w:shd w:val="clear" w:color="auto" w:fill="auto"/>
-            <w:vAlign w:val="center"/>
+            <w:r>
+              <w:rPr>
+                <w:rFonts w:asciiTheme="majorBidi" w:hAnsiTheme="majorBidi" w:cstheme="majorBidi"/>
+                <w:sz w:val="24"/>
+                <w:szCs w:val="24"/>
+              </w:rPr>
+              <w:t>{{led_FSR_3_on}}ON</w:t>
+            </w:r>
+          </w:p>
+        </w:tc>
+        <w:tc>
+          <w:tcPr>
+            <w:tcW w:w="2043" w:type="dxa"/>
+            <w:shd w:val="clear" w:color="auto" w:fill="auto"/>
           </w:tcPr>
           <w:p>
             <w:pPr>
@@ -19200,124 +18256,68 @@
                 <w:cs/>
               </w:rPr>
             </w:pPr>
-            <w:sdt>
-              <w:sdtPr>
-                <w:rPr>
-                  <w:rFonts w:asciiTheme="majorBidi" w:hAnsiTheme="majorBidi" w:cstheme="majorBidi" w:hint="cs"/>
-                  <w:sz w:val="24"/>
-                  <w:szCs w:val="24"/>
-                  <w:cs/>
-                </w:rPr>
-                <w:id w:val="-729531524"/>
-                <w14:checkbox>
-                  <w14:checked w14:val="0"/>
-                  <w14:checkedState w14:val="0052" w14:font="Wingdings 2"/>
-                  <w14:uncheckedState w14:val="2610" w14:font="MS Gothic"/>
-                </w14:checkbox>
-              </w:sdtPr>
-              <w:sdtContent>
-                <w:r>
-                  <w:rPr>
-                    <w:rFonts w:ascii="MS Gothic" w:eastAsia="MS Gothic" w:hAnsi="MS Gothic" w:cstheme="majorBidi" w:hint="eastAsia"/>
-                    <w:sz w:val="24"/>
-                    <w:szCs w:val="24"/>
-                    <w:cs/>
-                  </w:rPr>
-                  <w:t>☐</w:t>
-                </w:r>
-              </w:sdtContent>
-            </w:sdt>
-            <w:r>
-              <w:rPr>
-                <w:rFonts w:ascii="Angsana New" w:hAnsi="Angsana New" w:cs="Angsana New"/>
-                <w:sz w:val="24"/>
-                <w:szCs w:val="24"/>
-              </w:rPr>
-              <w:t xml:space="preserve">  OFF</w:t>
-            </w:r>
-          </w:p>
-        </w:tc>
-        <w:tc>
-          <w:tcPr>
-            <w:tcW w:w="1274" w:type="dxa"/>
-            <w:shd w:val="clear" w:color="auto" w:fill="auto"/>
-            <w:vAlign w:val="center"/>
-          </w:tcPr>
-          <w:p>
-            <w:pPr>
-              <w:jc w:val="center"/>
-              <w:rPr>
-                <w:rFonts w:ascii="Angsana New" w:hAnsi="Angsana New" w:cs="Angsana New"/>
-                <w:sz w:val="24"/>
-                <w:szCs w:val="24"/>
-              </w:rPr>
-            </w:pPr>
-            <w:sdt>
-              <w:sdtPr>
-                <w:rPr>
-                  <w:rFonts w:asciiTheme="majorBidi" w:hAnsiTheme="majorBidi" w:cstheme="majorBidi" w:hint="cs"/>
-                  <w:sz w:val="24"/>
-                  <w:szCs w:val="24"/>
-                  <w:cs/>
-                </w:rPr>
-                <w:id w:val="1153567874"/>
-                <w14:checkbox>
-                  <w14:checked w14:val="0"/>
-                  <w14:checkedState w14:val="0052" w14:font="Wingdings 2"/>
-                  <w14:uncheckedState w14:val="2610" w14:font="MS Gothic"/>
-                </w14:checkbox>
-              </w:sdtPr>
-              <w:sdtContent>
-                <w:r>
-                  <w:rPr>
-                    <w:rFonts w:ascii="MS Gothic" w:eastAsia="MS Gothic" w:hAnsi="MS Gothic" w:cstheme="majorBidi" w:hint="eastAsia"/>
-                    <w:sz w:val="24"/>
-                    <w:szCs w:val="24"/>
-                    <w:cs/>
-                  </w:rPr>
-                  <w:t>☐</w:t>
-                </w:r>
-              </w:sdtContent>
-            </w:sdt>
-            <w:r>
-              <w:rPr>
-                <w:rFonts w:asciiTheme="majorBidi" w:hAnsiTheme="majorBidi" w:cstheme="majorBidi" w:hint="cs"/>
-                <w:sz w:val="24"/>
-                <w:szCs w:val="24"/>
-                <w:cs/>
-              </w:rPr>
-              <w:t xml:space="preserve">  </w:t>
-            </w:r>
-            <w:r>
-              <w:rPr>
-                <w:rFonts w:asciiTheme="majorBidi" w:hAnsiTheme="majorBidi" w:cstheme="majorBidi"/>
-                <w:sz w:val="24"/>
-                <w:szCs w:val="24"/>
-              </w:rPr>
-              <w:t>BLINK</w:t>
-            </w:r>
-          </w:p>
-        </w:tc>
-        <w:tc>
-          <w:tcPr>
-            <w:tcW w:w="2830" w:type="dxa"/>
-            <w:shd w:val="clear" w:color="auto" w:fill="auto"/>
-          </w:tcPr>
-          <w:p>
-            <w:pPr>
-              <w:rPr>
-                <w:rFonts w:ascii="Angsana New" w:hAnsi="Angsana New" w:cs="Angsana New"/>
-                <w:sz w:val="24"/>
-                <w:szCs w:val="24"/>
-              </w:rPr>
-            </w:pPr>
+            <w:r>
+              <w:rPr>
+                <w:rFonts w:asciiTheme="majorBidi" w:hAnsiTheme="majorBidi" w:cstheme="majorBidi"/>
+                <w:sz w:val="24"/>
+                <w:szCs w:val="24"/>
+              </w:rPr>
+              <w:t>{{led_FSR_3_off}}OFF</w:t>
+            </w:r>
+          </w:p>
+        </w:tc>
+        <w:tc>
+          <w:tcPr>
+            <w:tcW w:w="2377" w:type="dxa"/>
+            <w:shd w:val="clear" w:color="auto" w:fill="auto"/>
+          </w:tcPr>
+          <w:p>
+            <w:pPr>
+              <w:jc w:val="center"/>
+              <w:rPr>
+                <w:rFonts w:asciiTheme="majorBidi" w:hAnsiTheme="majorBidi" w:cstheme="majorBidi"/>
+                <w:sz w:val="24"/>
+                <w:szCs w:val="24"/>
+              </w:rPr>
+            </w:pPr>
+            <w:r>
+              <w:rPr>
+                <w:rFonts w:asciiTheme="majorBidi" w:hAnsiTheme="majorBidi" w:cstheme="majorBidi"/>
+                <w:sz w:val="24"/>
+                <w:szCs w:val="24"/>
+              </w:rPr>
+              <w:t>{{led_FSR_3_blink}}BLINK</w:t>
+            </w:r>
+          </w:p>
+        </w:tc>
+        <w:tc>
+          <w:tcPr>
+            <w:tcW w:w="1809" w:type="dxa"/>
+            <w:shd w:val="clear" w:color="auto" w:fill="auto"/>
+          </w:tcPr>
+          <w:p>
+            <w:pPr>
+              <w:rPr>
+                <w:rFonts w:asciiTheme="majorBidi" w:hAnsiTheme="majorBidi" w:cstheme="majorBidi"/>
+                <w:sz w:val="24"/>
+                <w:szCs w:val="24"/>
+              </w:rPr>
+            </w:pPr>
+            <w:r>
+              <w:rPr>
+                <w:rFonts w:asciiTheme="majorBidi" w:hAnsiTheme="majorBidi" w:cstheme="majorBidi"/>
+                <w:sz w:val="24"/>
+                <w:szCs w:val="24"/>
+              </w:rPr>
+              <w:t>{{remark_FSR_3}}</w:t>
+            </w:r>
           </w:p>
         </w:tc>
       </w:tr>
       <w:tr>
         <w:tc>
           <w:tcPr>
-            <w:tcW w:w="1555" w:type="dxa"/>
+            <w:tcW w:w="871" w:type="dxa"/>
             <w:vMerge/>
             <w:shd w:val="clear" w:color="auto" w:fill="auto"/>
           </w:tcPr>
@@ -19334,7 +18334,7 @@
         </w:tc>
         <w:tc>
           <w:tcPr>
-            <w:tcW w:w="1275" w:type="dxa"/>
+            <w:tcW w:w="936" w:type="dxa"/>
             <w:shd w:val="clear" w:color="auto" w:fill="auto"/>
           </w:tcPr>
           <w:p>
@@ -19349,7 +18349,7 @@
             </w:pPr>
             <w:r>
               <w:rPr>
-                <w:rFonts w:ascii="Angsana New" w:hAnsi="Angsana New" w:cs="Angsana New"/>
+                <w:rFonts w:asciiTheme="majorBidi" w:hAnsiTheme="majorBidi" w:cstheme="majorBidi"/>
                 <w:sz w:val="24"/>
                 <w:szCs w:val="24"/>
               </w:rPr>
@@ -19359,7 +18359,7 @@
         </w:tc>
         <w:tc>
           <w:tcPr>
-            <w:tcW w:w="1276" w:type="dxa"/>
+            <w:tcW w:w="771" w:type="dxa"/>
             <w:shd w:val="clear" w:color="auto" w:fill="auto"/>
           </w:tcPr>
           <w:p>
@@ -19384,9 +18384,8 @@
         </w:tc>
         <w:tc>
           <w:tcPr>
-            <w:tcW w:w="1276" w:type="dxa"/>
-            <w:shd w:val="clear" w:color="auto" w:fill="auto"/>
-            <w:vAlign w:val="center"/>
+            <w:tcW w:w="1955" w:type="dxa"/>
+            <w:shd w:val="clear" w:color="auto" w:fill="auto"/>
           </w:tcPr>
           <w:p>
             <w:pPr>
@@ -19398,48 +18397,20 @@
                 <w:cs/>
               </w:rPr>
             </w:pPr>
-            <w:sdt>
-              <w:sdtPr>
-                <w:rPr>
-                  <w:rFonts w:asciiTheme="majorBidi" w:hAnsiTheme="majorBidi" w:cstheme="majorBidi" w:hint="cs"/>
-                  <w:sz w:val="24"/>
-                  <w:szCs w:val="24"/>
-                  <w:cs/>
-                </w:rPr>
-                <w:id w:val="356016705"/>
-                <w14:checkbox>
-                  <w14:checked w14:val="0"/>
-                  <w14:checkedState w14:val="0052" w14:font="Wingdings 2"/>
-                  <w14:uncheckedState w14:val="2610" w14:font="MS Gothic"/>
-                </w14:checkbox>
-              </w:sdtPr>
-              <w:sdtContent>
-                <w:r>
-                  <w:rPr>
-                    <w:rFonts w:ascii="MS Gothic" w:eastAsia="MS Gothic" w:hAnsi="MS Gothic" w:cstheme="majorBidi" w:hint="eastAsia"/>
-                    <w:sz w:val="24"/>
-                    <w:szCs w:val="24"/>
-                    <w:cs/>
-                  </w:rPr>
-                  <w:t>☐</w:t>
-                </w:r>
-              </w:sdtContent>
-            </w:sdt>
-            <w:r>
-              <w:rPr>
-                <w:rFonts w:ascii="Angsana New" w:hAnsi="Angsana New" w:cs="Angsana New"/>
-                <w:sz w:val="24"/>
-                <w:szCs w:val="24"/>
-              </w:rPr>
-              <w:t xml:space="preserve">  ON</w:t>
-            </w:r>
-          </w:p>
-        </w:tc>
-        <w:tc>
-          <w:tcPr>
-            <w:tcW w:w="1276" w:type="dxa"/>
-            <w:shd w:val="clear" w:color="auto" w:fill="auto"/>
-            <w:vAlign w:val="center"/>
+            <w:r>
+              <w:rPr>
+                <w:rFonts w:asciiTheme="majorBidi" w:hAnsiTheme="majorBidi" w:cstheme="majorBidi"/>
+                <w:sz w:val="24"/>
+                <w:szCs w:val="24"/>
+              </w:rPr>
+              <w:t>{{led_DCR_3_on}}ON</w:t>
+            </w:r>
+          </w:p>
+        </w:tc>
+        <w:tc>
+          <w:tcPr>
+            <w:tcW w:w="2043" w:type="dxa"/>
+            <w:shd w:val="clear" w:color="auto" w:fill="auto"/>
           </w:tcPr>
           <w:p>
             <w:pPr>
@@ -19451,124 +18422,68 @@
                 <w:cs/>
               </w:rPr>
             </w:pPr>
-            <w:sdt>
-              <w:sdtPr>
-                <w:rPr>
-                  <w:rFonts w:asciiTheme="majorBidi" w:hAnsiTheme="majorBidi" w:cstheme="majorBidi" w:hint="cs"/>
-                  <w:sz w:val="24"/>
-                  <w:szCs w:val="24"/>
-                  <w:cs/>
-                </w:rPr>
-                <w:id w:val="-1293742988"/>
-                <w14:checkbox>
-                  <w14:checked w14:val="0"/>
-                  <w14:checkedState w14:val="0052" w14:font="Wingdings 2"/>
-                  <w14:uncheckedState w14:val="2610" w14:font="MS Gothic"/>
-                </w14:checkbox>
-              </w:sdtPr>
-              <w:sdtContent>
-                <w:r>
-                  <w:rPr>
-                    <w:rFonts w:ascii="MS Gothic" w:eastAsia="MS Gothic" w:hAnsi="MS Gothic" w:cstheme="majorBidi" w:hint="eastAsia"/>
-                    <w:sz w:val="24"/>
-                    <w:szCs w:val="24"/>
-                    <w:cs/>
-                  </w:rPr>
-                  <w:t>☐</w:t>
-                </w:r>
-              </w:sdtContent>
-            </w:sdt>
-            <w:r>
-              <w:rPr>
-                <w:rFonts w:ascii="Angsana New" w:hAnsi="Angsana New" w:cs="Angsana New"/>
-                <w:sz w:val="24"/>
-                <w:szCs w:val="24"/>
-              </w:rPr>
-              <w:t xml:space="preserve">  OFF</w:t>
-            </w:r>
-          </w:p>
-        </w:tc>
-        <w:tc>
-          <w:tcPr>
-            <w:tcW w:w="1274" w:type="dxa"/>
-            <w:shd w:val="clear" w:color="auto" w:fill="auto"/>
-            <w:vAlign w:val="center"/>
-          </w:tcPr>
-          <w:p>
-            <w:pPr>
-              <w:jc w:val="center"/>
-              <w:rPr>
-                <w:rFonts w:ascii="Angsana New" w:hAnsi="Angsana New" w:cs="Angsana New"/>
-                <w:sz w:val="24"/>
-                <w:szCs w:val="24"/>
-              </w:rPr>
-            </w:pPr>
-            <w:sdt>
-              <w:sdtPr>
-                <w:rPr>
-                  <w:rFonts w:asciiTheme="majorBidi" w:hAnsiTheme="majorBidi" w:cstheme="majorBidi" w:hint="cs"/>
-                  <w:sz w:val="24"/>
-                  <w:szCs w:val="24"/>
-                  <w:cs/>
-                </w:rPr>
-                <w:id w:val="34315880"/>
-                <w14:checkbox>
-                  <w14:checked w14:val="0"/>
-                  <w14:checkedState w14:val="0052" w14:font="Wingdings 2"/>
-                  <w14:uncheckedState w14:val="2610" w14:font="MS Gothic"/>
-                </w14:checkbox>
-              </w:sdtPr>
-              <w:sdtContent>
-                <w:r>
-                  <w:rPr>
-                    <w:rFonts w:ascii="MS Gothic" w:eastAsia="MS Gothic" w:hAnsi="MS Gothic" w:cstheme="majorBidi" w:hint="eastAsia"/>
-                    <w:sz w:val="24"/>
-                    <w:szCs w:val="24"/>
-                    <w:cs/>
-                  </w:rPr>
-                  <w:t>☐</w:t>
-                </w:r>
-              </w:sdtContent>
-            </w:sdt>
-            <w:r>
-              <w:rPr>
-                <w:rFonts w:asciiTheme="majorBidi" w:hAnsiTheme="majorBidi" w:cstheme="majorBidi" w:hint="cs"/>
-                <w:sz w:val="24"/>
-                <w:szCs w:val="24"/>
-                <w:cs/>
-              </w:rPr>
-              <w:t xml:space="preserve">  </w:t>
-            </w:r>
-            <w:r>
-              <w:rPr>
-                <w:rFonts w:asciiTheme="majorBidi" w:hAnsiTheme="majorBidi" w:cstheme="majorBidi"/>
-                <w:sz w:val="24"/>
-                <w:szCs w:val="24"/>
-              </w:rPr>
-              <w:t>BLINK</w:t>
-            </w:r>
-          </w:p>
-        </w:tc>
-        <w:tc>
-          <w:tcPr>
-            <w:tcW w:w="2830" w:type="dxa"/>
-            <w:shd w:val="clear" w:color="auto" w:fill="auto"/>
-          </w:tcPr>
-          <w:p>
-            <w:pPr>
-              <w:rPr>
-                <w:rFonts w:ascii="Angsana New" w:hAnsi="Angsana New" w:cs="Angsana New"/>
-                <w:sz w:val="24"/>
-                <w:szCs w:val="24"/>
-              </w:rPr>
-            </w:pPr>
+            <w:r>
+              <w:rPr>
+                <w:rFonts w:asciiTheme="majorBidi" w:hAnsiTheme="majorBidi" w:cstheme="majorBidi"/>
+                <w:sz w:val="24"/>
+                <w:szCs w:val="24"/>
+              </w:rPr>
+              <w:t>{{led_DCR_3_off}}OFF</w:t>
+            </w:r>
+          </w:p>
+        </w:tc>
+        <w:tc>
+          <w:tcPr>
+            <w:tcW w:w="2377" w:type="dxa"/>
+            <w:shd w:val="clear" w:color="auto" w:fill="auto"/>
+          </w:tcPr>
+          <w:p>
+            <w:pPr>
+              <w:jc w:val="center"/>
+              <w:rPr>
+                <w:rFonts w:asciiTheme="majorBidi" w:hAnsiTheme="majorBidi" w:cstheme="majorBidi"/>
+                <w:sz w:val="24"/>
+                <w:szCs w:val="24"/>
+              </w:rPr>
+            </w:pPr>
+            <w:r>
+              <w:rPr>
+                <w:rFonts w:asciiTheme="majorBidi" w:hAnsiTheme="majorBidi" w:cstheme="majorBidi"/>
+                <w:sz w:val="24"/>
+                <w:szCs w:val="24"/>
+              </w:rPr>
+              <w:t>{{led_DCR_3_blink}}BLINK</w:t>
+            </w:r>
+          </w:p>
+        </w:tc>
+        <w:tc>
+          <w:tcPr>
+            <w:tcW w:w="1809" w:type="dxa"/>
+            <w:shd w:val="clear" w:color="auto" w:fill="auto"/>
+          </w:tcPr>
+          <w:p>
+            <w:pPr>
+              <w:rPr>
+                <w:rFonts w:asciiTheme="majorBidi" w:hAnsiTheme="majorBidi" w:cstheme="majorBidi"/>
+                <w:sz w:val="24"/>
+                <w:szCs w:val="24"/>
+              </w:rPr>
+            </w:pPr>
+            <w:r>
+              <w:rPr>
+                <w:rFonts w:asciiTheme="majorBidi" w:hAnsiTheme="majorBidi" w:cstheme="majorBidi"/>
+                <w:sz w:val="24"/>
+                <w:szCs w:val="24"/>
+              </w:rPr>
+              <w:t>{{remark_DCR_3}}</w:t>
+            </w:r>
           </w:p>
         </w:tc>
       </w:tr>
       <w:tr>
         <w:tc>
           <w:tcPr>
-            <w:tcW w:w="1555" w:type="dxa"/>
+            <w:tcW w:w="871" w:type="dxa"/>
             <w:vMerge/>
             <w:shd w:val="clear" w:color="auto" w:fill="auto"/>
           </w:tcPr>
@@ -19585,7 +18500,7 @@
         </w:tc>
         <w:tc>
           <w:tcPr>
-            <w:tcW w:w="1275" w:type="dxa"/>
+            <w:tcW w:w="936" w:type="dxa"/>
             <w:shd w:val="clear" w:color="auto" w:fill="auto"/>
           </w:tcPr>
           <w:p>
@@ -19600,7 +18515,7 @@
             </w:pPr>
             <w:r>
               <w:rPr>
-                <w:rFonts w:ascii="Angsana New" w:hAnsi="Angsana New" w:cs="Angsana New"/>
+                <w:rFonts w:asciiTheme="majorBidi" w:hAnsiTheme="majorBidi" w:cstheme="majorBidi"/>
                 <w:sz w:val="24"/>
                 <w:szCs w:val="24"/>
               </w:rPr>
@@ -19610,7 +18525,7 @@
         </w:tc>
         <w:tc>
           <w:tcPr>
-            <w:tcW w:w="1276" w:type="dxa"/>
+            <w:tcW w:w="771" w:type="dxa"/>
             <w:shd w:val="clear" w:color="auto" w:fill="auto"/>
           </w:tcPr>
           <w:p>
@@ -19635,9 +18550,8 @@
         </w:tc>
         <w:tc>
           <w:tcPr>
-            <w:tcW w:w="1276" w:type="dxa"/>
-            <w:shd w:val="clear" w:color="auto" w:fill="auto"/>
-            <w:vAlign w:val="center"/>
+            <w:tcW w:w="1955" w:type="dxa"/>
+            <w:shd w:val="clear" w:color="auto" w:fill="auto"/>
           </w:tcPr>
           <w:p>
             <w:pPr>
@@ -19649,48 +18563,20 @@
                 <w:cs/>
               </w:rPr>
             </w:pPr>
-            <w:sdt>
-              <w:sdtPr>
-                <w:rPr>
-                  <w:rFonts w:asciiTheme="majorBidi" w:hAnsiTheme="majorBidi" w:cstheme="majorBidi" w:hint="cs"/>
-                  <w:sz w:val="24"/>
-                  <w:szCs w:val="24"/>
-                  <w:cs/>
-                </w:rPr>
-                <w:id w:val="1422832708"/>
-                <w14:checkbox>
-                  <w14:checked w14:val="0"/>
-                  <w14:checkedState w14:val="0052" w14:font="Wingdings 2"/>
-                  <w14:uncheckedState w14:val="2610" w14:font="MS Gothic"/>
-                </w14:checkbox>
-              </w:sdtPr>
-              <w:sdtContent>
-                <w:r>
-                  <w:rPr>
-                    <w:rFonts w:ascii="MS Gothic" w:eastAsia="MS Gothic" w:hAnsi="MS Gothic" w:cstheme="majorBidi" w:hint="eastAsia"/>
-                    <w:sz w:val="24"/>
-                    <w:szCs w:val="24"/>
-                    <w:cs/>
-                  </w:rPr>
-                  <w:t>☐</w:t>
-                </w:r>
-              </w:sdtContent>
-            </w:sdt>
-            <w:r>
-              <w:rPr>
-                <w:rFonts w:ascii="Angsana New" w:hAnsi="Angsana New" w:cs="Angsana New"/>
-                <w:sz w:val="24"/>
-                <w:szCs w:val="24"/>
-              </w:rPr>
-              <w:t xml:space="preserve">  ON</w:t>
-            </w:r>
-          </w:p>
-        </w:tc>
-        <w:tc>
-          <w:tcPr>
-            <w:tcW w:w="1276" w:type="dxa"/>
-            <w:shd w:val="clear" w:color="auto" w:fill="auto"/>
-            <w:vAlign w:val="center"/>
+            <w:r>
+              <w:rPr>
+                <w:rFonts w:asciiTheme="majorBidi" w:hAnsiTheme="majorBidi" w:cstheme="majorBidi"/>
+                <w:sz w:val="24"/>
+                <w:szCs w:val="24"/>
+              </w:rPr>
+              <w:t>{{led_NDR_3_on}}ON</w:t>
+            </w:r>
+          </w:p>
+        </w:tc>
+        <w:tc>
+          <w:tcPr>
+            <w:tcW w:w="2043" w:type="dxa"/>
+            <w:shd w:val="clear" w:color="auto" w:fill="auto"/>
           </w:tcPr>
           <w:p>
             <w:pPr>
@@ -19702,124 +18588,68 @@
                 <w:cs/>
               </w:rPr>
             </w:pPr>
-            <w:sdt>
-              <w:sdtPr>
-                <w:rPr>
-                  <w:rFonts w:asciiTheme="majorBidi" w:hAnsiTheme="majorBidi" w:cstheme="majorBidi" w:hint="cs"/>
-                  <w:sz w:val="24"/>
-                  <w:szCs w:val="24"/>
-                  <w:cs/>
-                </w:rPr>
-                <w:id w:val="-128241911"/>
-                <w14:checkbox>
-                  <w14:checked w14:val="0"/>
-                  <w14:checkedState w14:val="0052" w14:font="Wingdings 2"/>
-                  <w14:uncheckedState w14:val="2610" w14:font="MS Gothic"/>
-                </w14:checkbox>
-              </w:sdtPr>
-              <w:sdtContent>
-                <w:r>
-                  <w:rPr>
-                    <w:rFonts w:ascii="MS Gothic" w:eastAsia="MS Gothic" w:hAnsi="MS Gothic" w:cstheme="majorBidi" w:hint="eastAsia"/>
-                    <w:sz w:val="24"/>
-                    <w:szCs w:val="24"/>
-                    <w:cs/>
-                  </w:rPr>
-                  <w:t>☐</w:t>
-                </w:r>
-              </w:sdtContent>
-            </w:sdt>
-            <w:r>
-              <w:rPr>
-                <w:rFonts w:ascii="Angsana New" w:hAnsi="Angsana New" w:cs="Angsana New"/>
-                <w:sz w:val="24"/>
-                <w:szCs w:val="24"/>
-              </w:rPr>
-              <w:t xml:space="preserve">  OFF</w:t>
-            </w:r>
-          </w:p>
-        </w:tc>
-        <w:tc>
-          <w:tcPr>
-            <w:tcW w:w="1274" w:type="dxa"/>
-            <w:shd w:val="clear" w:color="auto" w:fill="auto"/>
-            <w:vAlign w:val="center"/>
-          </w:tcPr>
-          <w:p>
-            <w:pPr>
-              <w:jc w:val="center"/>
-              <w:rPr>
-                <w:rFonts w:ascii="Angsana New" w:hAnsi="Angsana New" w:cs="Angsana New"/>
-                <w:sz w:val="24"/>
-                <w:szCs w:val="24"/>
-              </w:rPr>
-            </w:pPr>
-            <w:sdt>
-              <w:sdtPr>
-                <w:rPr>
-                  <w:rFonts w:asciiTheme="majorBidi" w:hAnsiTheme="majorBidi" w:cstheme="majorBidi" w:hint="cs"/>
-                  <w:sz w:val="24"/>
-                  <w:szCs w:val="24"/>
-                  <w:cs/>
-                </w:rPr>
-                <w:id w:val="-1338774840"/>
-                <w14:checkbox>
-                  <w14:checked w14:val="0"/>
-                  <w14:checkedState w14:val="0052" w14:font="Wingdings 2"/>
-                  <w14:uncheckedState w14:val="2610" w14:font="MS Gothic"/>
-                </w14:checkbox>
-              </w:sdtPr>
-              <w:sdtContent>
-                <w:r>
-                  <w:rPr>
-                    <w:rFonts w:ascii="MS Gothic" w:eastAsia="MS Gothic" w:hAnsi="MS Gothic" w:cstheme="majorBidi" w:hint="eastAsia"/>
-                    <w:sz w:val="24"/>
-                    <w:szCs w:val="24"/>
-                    <w:cs/>
-                  </w:rPr>
-                  <w:t>☐</w:t>
-                </w:r>
-              </w:sdtContent>
-            </w:sdt>
-            <w:r>
-              <w:rPr>
-                <w:rFonts w:asciiTheme="majorBidi" w:hAnsiTheme="majorBidi" w:cstheme="majorBidi" w:hint="cs"/>
-                <w:sz w:val="24"/>
-                <w:szCs w:val="24"/>
-                <w:cs/>
-              </w:rPr>
-              <w:t xml:space="preserve">  </w:t>
-            </w:r>
-            <w:r>
-              <w:rPr>
-                <w:rFonts w:asciiTheme="majorBidi" w:hAnsiTheme="majorBidi" w:cstheme="majorBidi"/>
-                <w:sz w:val="24"/>
-                <w:szCs w:val="24"/>
-              </w:rPr>
-              <w:t>BLINK</w:t>
-            </w:r>
-          </w:p>
-        </w:tc>
-        <w:tc>
-          <w:tcPr>
-            <w:tcW w:w="2830" w:type="dxa"/>
-            <w:shd w:val="clear" w:color="auto" w:fill="auto"/>
-          </w:tcPr>
-          <w:p>
-            <w:pPr>
-              <w:rPr>
-                <w:rFonts w:ascii="Angsana New" w:hAnsi="Angsana New" w:cs="Angsana New"/>
-                <w:sz w:val="24"/>
-                <w:szCs w:val="24"/>
-              </w:rPr>
-            </w:pPr>
+            <w:r>
+              <w:rPr>
+                <w:rFonts w:asciiTheme="majorBidi" w:hAnsiTheme="majorBidi" w:cstheme="majorBidi"/>
+                <w:sz w:val="24"/>
+                <w:szCs w:val="24"/>
+              </w:rPr>
+              <w:t>{{led_NDR_3_off}}OFF</w:t>
+            </w:r>
+          </w:p>
+        </w:tc>
+        <w:tc>
+          <w:tcPr>
+            <w:tcW w:w="2377" w:type="dxa"/>
+            <w:shd w:val="clear" w:color="auto" w:fill="auto"/>
+          </w:tcPr>
+          <w:p>
+            <w:pPr>
+              <w:jc w:val="center"/>
+              <w:rPr>
+                <w:rFonts w:asciiTheme="majorBidi" w:hAnsiTheme="majorBidi" w:cstheme="majorBidi"/>
+                <w:sz w:val="24"/>
+                <w:szCs w:val="24"/>
+              </w:rPr>
+            </w:pPr>
+            <w:r>
+              <w:rPr>
+                <w:rFonts w:asciiTheme="majorBidi" w:hAnsiTheme="majorBidi" w:cstheme="majorBidi"/>
+                <w:sz w:val="24"/>
+                <w:szCs w:val="24"/>
+              </w:rPr>
+              <w:t>{{led_NDR_3_blink}}BLINK</w:t>
+            </w:r>
+          </w:p>
+        </w:tc>
+        <w:tc>
+          <w:tcPr>
+            <w:tcW w:w="1809" w:type="dxa"/>
+            <w:shd w:val="clear" w:color="auto" w:fill="auto"/>
+          </w:tcPr>
+          <w:p>
+            <w:pPr>
+              <w:rPr>
+                <w:rFonts w:asciiTheme="majorBidi" w:hAnsiTheme="majorBidi" w:cstheme="majorBidi"/>
+                <w:sz w:val="24"/>
+                <w:szCs w:val="24"/>
+              </w:rPr>
+            </w:pPr>
+            <w:r>
+              <w:rPr>
+                <w:rFonts w:asciiTheme="majorBidi" w:hAnsiTheme="majorBidi" w:cstheme="majorBidi"/>
+                <w:sz w:val="24"/>
+                <w:szCs w:val="24"/>
+              </w:rPr>
+              <w:t>{{remark_NDR_3}}</w:t>
+            </w:r>
           </w:p>
         </w:tc>
       </w:tr>
       <w:tr>
         <w:tc>
           <w:tcPr>
-            <w:tcW w:w="1555" w:type="dxa"/>
+            <w:tcW w:w="871" w:type="dxa"/>
             <w:vMerge/>
             <w:shd w:val="clear" w:color="auto" w:fill="auto"/>
           </w:tcPr>
@@ -19836,7 +18666,7 @@
         </w:tc>
         <w:tc>
           <w:tcPr>
-            <w:tcW w:w="1275" w:type="dxa"/>
+            <w:tcW w:w="936" w:type="dxa"/>
             <w:shd w:val="clear" w:color="auto" w:fill="auto"/>
           </w:tcPr>
           <w:p>
@@ -19851,7 +18681,7 @@
             </w:pPr>
             <w:r>
               <w:rPr>
-                <w:rFonts w:ascii="Angsana New" w:hAnsi="Angsana New" w:cs="Angsana New"/>
+                <w:rFonts w:asciiTheme="majorBidi" w:hAnsiTheme="majorBidi" w:cstheme="majorBidi"/>
                 <w:sz w:val="24"/>
                 <w:szCs w:val="24"/>
               </w:rPr>
@@ -19861,7 +18691,7 @@
         </w:tc>
         <w:tc>
           <w:tcPr>
-            <w:tcW w:w="1276" w:type="dxa"/>
+            <w:tcW w:w="771" w:type="dxa"/>
             <w:shd w:val="clear" w:color="auto" w:fill="auto"/>
           </w:tcPr>
           <w:p>
@@ -19876,7 +18706,7 @@
             </w:pPr>
             <w:r>
               <w:rPr>
-                <w:rFonts w:ascii="Angsana New" w:hAnsi="Angsana New" w:cs="Angsana New"/>
+                <w:rFonts w:asciiTheme="majorBidi" w:hAnsiTheme="majorBidi" w:cstheme="majorBidi"/>
                 <w:sz w:val="24"/>
                 <w:szCs w:val="24"/>
               </w:rPr>
@@ -19886,9 +18716,8 @@
         </w:tc>
         <w:tc>
           <w:tcPr>
-            <w:tcW w:w="1276" w:type="dxa"/>
-            <w:shd w:val="clear" w:color="auto" w:fill="auto"/>
-            <w:vAlign w:val="center"/>
+            <w:tcW w:w="1955" w:type="dxa"/>
+            <w:shd w:val="clear" w:color="auto" w:fill="auto"/>
           </w:tcPr>
           <w:p>
             <w:pPr>
@@ -19900,48 +18729,20 @@
                 <w:cs/>
               </w:rPr>
             </w:pPr>
-            <w:sdt>
-              <w:sdtPr>
-                <w:rPr>
-                  <w:rFonts w:asciiTheme="majorBidi" w:hAnsiTheme="majorBidi" w:cstheme="majorBidi" w:hint="cs"/>
-                  <w:sz w:val="24"/>
-                  <w:szCs w:val="24"/>
-                  <w:cs/>
-                </w:rPr>
-                <w:id w:val="1947884903"/>
-                <w14:checkbox>
-                  <w14:checked w14:val="0"/>
-                  <w14:checkedState w14:val="0052" w14:font="Wingdings 2"/>
-                  <w14:uncheckedState w14:val="2610" w14:font="MS Gothic"/>
-                </w14:checkbox>
-              </w:sdtPr>
-              <w:sdtContent>
-                <w:r>
-                  <w:rPr>
-                    <w:rFonts w:ascii="MS Gothic" w:eastAsia="MS Gothic" w:hAnsi="MS Gothic" w:cstheme="majorBidi" w:hint="eastAsia"/>
-                    <w:sz w:val="24"/>
-                    <w:szCs w:val="24"/>
-                    <w:cs/>
-                  </w:rPr>
-                  <w:t>☐</w:t>
-                </w:r>
-              </w:sdtContent>
-            </w:sdt>
-            <w:r>
-              <w:rPr>
-                <w:rFonts w:ascii="Angsana New" w:hAnsi="Angsana New" w:cs="Angsana New"/>
-                <w:sz w:val="24"/>
-                <w:szCs w:val="24"/>
-              </w:rPr>
-              <w:t xml:space="preserve">  ON</w:t>
-            </w:r>
-          </w:p>
-        </w:tc>
-        <w:tc>
-          <w:tcPr>
-            <w:tcW w:w="1276" w:type="dxa"/>
-            <w:shd w:val="clear" w:color="auto" w:fill="auto"/>
-            <w:vAlign w:val="center"/>
+            <w:r>
+              <w:rPr>
+                <w:rFonts w:asciiTheme="majorBidi" w:hAnsiTheme="majorBidi" w:cstheme="majorBidi"/>
+                <w:sz w:val="24"/>
+                <w:szCs w:val="24"/>
+              </w:rPr>
+              <w:t>{{led_FIR_4_on}}ON</w:t>
+            </w:r>
+          </w:p>
+        </w:tc>
+        <w:tc>
+          <w:tcPr>
+            <w:tcW w:w="2043" w:type="dxa"/>
+            <w:shd w:val="clear" w:color="auto" w:fill="auto"/>
           </w:tcPr>
           <w:p>
             <w:pPr>
@@ -19953,124 +18754,68 @@
                 <w:cs/>
               </w:rPr>
             </w:pPr>
-            <w:sdt>
-              <w:sdtPr>
-                <w:rPr>
-                  <w:rFonts w:asciiTheme="majorBidi" w:hAnsiTheme="majorBidi" w:cstheme="majorBidi" w:hint="cs"/>
-                  <w:sz w:val="24"/>
-                  <w:szCs w:val="24"/>
-                  <w:cs/>
-                </w:rPr>
-                <w:id w:val="-1653207586"/>
-                <w14:checkbox>
-                  <w14:checked w14:val="0"/>
-                  <w14:checkedState w14:val="0052" w14:font="Wingdings 2"/>
-                  <w14:uncheckedState w14:val="2610" w14:font="MS Gothic"/>
-                </w14:checkbox>
-              </w:sdtPr>
-              <w:sdtContent>
-                <w:r>
-                  <w:rPr>
-                    <w:rFonts w:ascii="MS Gothic" w:eastAsia="MS Gothic" w:hAnsi="MS Gothic" w:cstheme="majorBidi" w:hint="eastAsia"/>
-                    <w:sz w:val="24"/>
-                    <w:szCs w:val="24"/>
-                    <w:cs/>
-                  </w:rPr>
-                  <w:t>☐</w:t>
-                </w:r>
-              </w:sdtContent>
-            </w:sdt>
-            <w:r>
-              <w:rPr>
-                <w:rFonts w:ascii="Angsana New" w:hAnsi="Angsana New" w:cs="Angsana New"/>
-                <w:sz w:val="24"/>
-                <w:szCs w:val="24"/>
-              </w:rPr>
-              <w:t xml:space="preserve">  OFF</w:t>
-            </w:r>
-          </w:p>
-        </w:tc>
-        <w:tc>
-          <w:tcPr>
-            <w:tcW w:w="1274" w:type="dxa"/>
-            <w:shd w:val="clear" w:color="auto" w:fill="auto"/>
-            <w:vAlign w:val="center"/>
-          </w:tcPr>
-          <w:p>
-            <w:pPr>
-              <w:jc w:val="center"/>
-              <w:rPr>
-                <w:rFonts w:ascii="Angsana New" w:hAnsi="Angsana New" w:cs="Angsana New"/>
-                <w:sz w:val="24"/>
-                <w:szCs w:val="24"/>
-              </w:rPr>
-            </w:pPr>
-            <w:sdt>
-              <w:sdtPr>
-                <w:rPr>
-                  <w:rFonts w:asciiTheme="majorBidi" w:hAnsiTheme="majorBidi" w:cstheme="majorBidi" w:hint="cs"/>
-                  <w:sz w:val="24"/>
-                  <w:szCs w:val="24"/>
-                  <w:cs/>
-                </w:rPr>
-                <w:id w:val="1032300022"/>
-                <w14:checkbox>
-                  <w14:checked w14:val="0"/>
-                  <w14:checkedState w14:val="0052" w14:font="Wingdings 2"/>
-                  <w14:uncheckedState w14:val="2610" w14:font="MS Gothic"/>
-                </w14:checkbox>
-              </w:sdtPr>
-              <w:sdtContent>
-                <w:r>
-                  <w:rPr>
-                    <w:rFonts w:ascii="MS Gothic" w:eastAsia="MS Gothic" w:hAnsi="MS Gothic" w:cstheme="majorBidi" w:hint="eastAsia"/>
-                    <w:sz w:val="24"/>
-                    <w:szCs w:val="24"/>
-                    <w:cs/>
-                  </w:rPr>
-                  <w:t>☐</w:t>
-                </w:r>
-              </w:sdtContent>
-            </w:sdt>
-            <w:r>
-              <w:rPr>
-                <w:rFonts w:asciiTheme="majorBidi" w:hAnsiTheme="majorBidi" w:cstheme="majorBidi" w:hint="cs"/>
-                <w:sz w:val="24"/>
-                <w:szCs w:val="24"/>
-                <w:cs/>
-              </w:rPr>
-              <w:t xml:space="preserve">  </w:t>
-            </w:r>
-            <w:r>
-              <w:rPr>
-                <w:rFonts w:asciiTheme="majorBidi" w:hAnsiTheme="majorBidi" w:cstheme="majorBidi"/>
-                <w:sz w:val="24"/>
-                <w:szCs w:val="24"/>
-              </w:rPr>
-              <w:t>BLINK</w:t>
-            </w:r>
-          </w:p>
-        </w:tc>
-        <w:tc>
-          <w:tcPr>
-            <w:tcW w:w="2830" w:type="dxa"/>
-            <w:shd w:val="clear" w:color="auto" w:fill="auto"/>
-          </w:tcPr>
-          <w:p>
-            <w:pPr>
-              <w:rPr>
-                <w:rFonts w:ascii="Angsana New" w:hAnsi="Angsana New" w:cs="Angsana New"/>
-                <w:sz w:val="24"/>
-                <w:szCs w:val="24"/>
-              </w:rPr>
-            </w:pPr>
+            <w:r>
+              <w:rPr>
+                <w:rFonts w:asciiTheme="majorBidi" w:hAnsiTheme="majorBidi" w:cstheme="majorBidi"/>
+                <w:sz w:val="24"/>
+                <w:szCs w:val="24"/>
+              </w:rPr>
+              <w:t>{{led_FIR_4_off}}OFF</w:t>
+            </w:r>
+          </w:p>
+        </w:tc>
+        <w:tc>
+          <w:tcPr>
+            <w:tcW w:w="2377" w:type="dxa"/>
+            <w:shd w:val="clear" w:color="auto" w:fill="auto"/>
+          </w:tcPr>
+          <w:p>
+            <w:pPr>
+              <w:jc w:val="center"/>
+              <w:rPr>
+                <w:rFonts w:asciiTheme="majorBidi" w:hAnsiTheme="majorBidi" w:cstheme="majorBidi"/>
+                <w:sz w:val="24"/>
+                <w:szCs w:val="24"/>
+              </w:rPr>
+            </w:pPr>
+            <w:r>
+              <w:rPr>
+                <w:rFonts w:asciiTheme="majorBidi" w:hAnsiTheme="majorBidi" w:cstheme="majorBidi"/>
+                <w:sz w:val="24"/>
+                <w:szCs w:val="24"/>
+              </w:rPr>
+              <w:t>{{led_FIR_4_blink}}BLINK</w:t>
+            </w:r>
+          </w:p>
+        </w:tc>
+        <w:tc>
+          <w:tcPr>
+            <w:tcW w:w="1809" w:type="dxa"/>
+            <w:shd w:val="clear" w:color="auto" w:fill="auto"/>
+          </w:tcPr>
+          <w:p>
+            <w:pPr>
+              <w:rPr>
+                <w:rFonts w:asciiTheme="majorBidi" w:hAnsiTheme="majorBidi" w:cstheme="majorBidi"/>
+                <w:sz w:val="24"/>
+                <w:szCs w:val="24"/>
+              </w:rPr>
+            </w:pPr>
+            <w:r>
+              <w:rPr>
+                <w:rFonts w:asciiTheme="majorBidi" w:hAnsiTheme="majorBidi" w:cstheme="majorBidi"/>
+                <w:sz w:val="24"/>
+                <w:szCs w:val="24"/>
+              </w:rPr>
+              <w:t>{{remark_FIR_4}}</w:t>
+            </w:r>
           </w:p>
         </w:tc>
       </w:tr>
       <w:tr>
         <w:tc>
           <w:tcPr>
-            <w:tcW w:w="1555" w:type="dxa"/>
+            <w:tcW w:w="871" w:type="dxa"/>
             <w:vMerge/>
             <w:shd w:val="clear" w:color="auto" w:fill="auto"/>
           </w:tcPr>
@@ -20087,7 +18832,7 @@
         </w:tc>
         <w:tc>
           <w:tcPr>
-            <w:tcW w:w="1275" w:type="dxa"/>
+            <w:tcW w:w="936" w:type="dxa"/>
             <w:shd w:val="clear" w:color="auto" w:fill="auto"/>
           </w:tcPr>
           <w:p>
@@ -20102,7 +18847,7 @@
             </w:pPr>
             <w:r>
               <w:rPr>
-                <w:rFonts w:ascii="Angsana New" w:hAnsi="Angsana New" w:cs="Angsana New"/>
+                <w:rFonts w:asciiTheme="majorBidi" w:hAnsiTheme="majorBidi" w:cstheme="majorBidi"/>
                 <w:sz w:val="24"/>
                 <w:szCs w:val="24"/>
               </w:rPr>
@@ -20112,7 +18857,7 @@
         </w:tc>
         <w:tc>
           <w:tcPr>
-            <w:tcW w:w="1276" w:type="dxa"/>
+            <w:tcW w:w="771" w:type="dxa"/>
             <w:shd w:val="clear" w:color="auto" w:fill="auto"/>
           </w:tcPr>
           <w:p>
@@ -20137,9 +18882,8 @@
         </w:tc>
         <w:tc>
           <w:tcPr>
-            <w:tcW w:w="1276" w:type="dxa"/>
-            <w:shd w:val="clear" w:color="auto" w:fill="auto"/>
-            <w:vAlign w:val="center"/>
+            <w:tcW w:w="1955" w:type="dxa"/>
+            <w:shd w:val="clear" w:color="auto" w:fill="auto"/>
           </w:tcPr>
           <w:p>
             <w:pPr>
@@ -20151,48 +18895,20 @@
                 <w:cs/>
               </w:rPr>
             </w:pPr>
-            <w:sdt>
-              <w:sdtPr>
-                <w:rPr>
-                  <w:rFonts w:asciiTheme="majorBidi" w:hAnsiTheme="majorBidi" w:cstheme="majorBidi" w:hint="cs"/>
-                  <w:sz w:val="24"/>
-                  <w:szCs w:val="24"/>
-                  <w:cs/>
-                </w:rPr>
-                <w:id w:val="575556079"/>
-                <w14:checkbox>
-                  <w14:checked w14:val="0"/>
-                  <w14:checkedState w14:val="0052" w14:font="Wingdings 2"/>
-                  <w14:uncheckedState w14:val="2610" w14:font="MS Gothic"/>
-                </w14:checkbox>
-              </w:sdtPr>
-              <w:sdtContent>
-                <w:r>
-                  <w:rPr>
-                    <w:rFonts w:ascii="MS Gothic" w:eastAsia="MS Gothic" w:hAnsi="MS Gothic" w:cstheme="majorBidi" w:hint="eastAsia"/>
-                    <w:sz w:val="24"/>
-                    <w:szCs w:val="24"/>
-                    <w:cs/>
-                  </w:rPr>
-                  <w:t>☐</w:t>
-                </w:r>
-              </w:sdtContent>
-            </w:sdt>
-            <w:r>
-              <w:rPr>
-                <w:rFonts w:ascii="Angsana New" w:hAnsi="Angsana New" w:cs="Angsana New"/>
-                <w:sz w:val="24"/>
-                <w:szCs w:val="24"/>
-              </w:rPr>
-              <w:t xml:space="preserve">  ON</w:t>
-            </w:r>
-          </w:p>
-        </w:tc>
-        <w:tc>
-          <w:tcPr>
-            <w:tcW w:w="1276" w:type="dxa"/>
-            <w:shd w:val="clear" w:color="auto" w:fill="auto"/>
-            <w:vAlign w:val="center"/>
+            <w:r>
+              <w:rPr>
+                <w:rFonts w:asciiTheme="majorBidi" w:hAnsiTheme="majorBidi" w:cstheme="majorBidi"/>
+                <w:sz w:val="24"/>
+                <w:szCs w:val="24"/>
+              </w:rPr>
+              <w:t>{{led_DOR_4_on}}ON</w:t>
+            </w:r>
+          </w:p>
+        </w:tc>
+        <w:tc>
+          <w:tcPr>
+            <w:tcW w:w="2043" w:type="dxa"/>
+            <w:shd w:val="clear" w:color="auto" w:fill="auto"/>
           </w:tcPr>
           <w:p>
             <w:pPr>
@@ -20204,124 +18920,68 @@
                 <w:cs/>
               </w:rPr>
             </w:pPr>
-            <w:sdt>
-              <w:sdtPr>
-                <w:rPr>
-                  <w:rFonts w:asciiTheme="majorBidi" w:hAnsiTheme="majorBidi" w:cstheme="majorBidi" w:hint="cs"/>
-                  <w:sz w:val="24"/>
-                  <w:szCs w:val="24"/>
-                  <w:cs/>
-                </w:rPr>
-                <w:id w:val="-1692374642"/>
-                <w14:checkbox>
-                  <w14:checked w14:val="0"/>
-                  <w14:checkedState w14:val="0052" w14:font="Wingdings 2"/>
-                  <w14:uncheckedState w14:val="2610" w14:font="MS Gothic"/>
-                </w14:checkbox>
-              </w:sdtPr>
-              <w:sdtContent>
-                <w:r>
-                  <w:rPr>
-                    <w:rFonts w:ascii="MS Gothic" w:eastAsia="MS Gothic" w:hAnsi="MS Gothic" w:cstheme="majorBidi" w:hint="eastAsia"/>
-                    <w:sz w:val="24"/>
-                    <w:szCs w:val="24"/>
-                    <w:cs/>
-                  </w:rPr>
-                  <w:t>☐</w:t>
-                </w:r>
-              </w:sdtContent>
-            </w:sdt>
-            <w:r>
-              <w:rPr>
-                <w:rFonts w:ascii="Angsana New" w:hAnsi="Angsana New" w:cs="Angsana New"/>
-                <w:sz w:val="24"/>
-                <w:szCs w:val="24"/>
-              </w:rPr>
-              <w:t xml:space="preserve">  OFF</w:t>
-            </w:r>
-          </w:p>
-        </w:tc>
-        <w:tc>
-          <w:tcPr>
-            <w:tcW w:w="1274" w:type="dxa"/>
-            <w:shd w:val="clear" w:color="auto" w:fill="auto"/>
-            <w:vAlign w:val="center"/>
-          </w:tcPr>
-          <w:p>
-            <w:pPr>
-              <w:jc w:val="center"/>
-              <w:rPr>
-                <w:rFonts w:ascii="Angsana New" w:hAnsi="Angsana New" w:cs="Angsana New"/>
-                <w:sz w:val="24"/>
-                <w:szCs w:val="24"/>
-              </w:rPr>
-            </w:pPr>
-            <w:sdt>
-              <w:sdtPr>
-                <w:rPr>
-                  <w:rFonts w:asciiTheme="majorBidi" w:hAnsiTheme="majorBidi" w:cstheme="majorBidi" w:hint="cs"/>
-                  <w:sz w:val="24"/>
-                  <w:szCs w:val="24"/>
-                  <w:cs/>
-                </w:rPr>
-                <w:id w:val="-1236773723"/>
-                <w14:checkbox>
-                  <w14:checked w14:val="0"/>
-                  <w14:checkedState w14:val="0052" w14:font="Wingdings 2"/>
-                  <w14:uncheckedState w14:val="2610" w14:font="MS Gothic"/>
-                </w14:checkbox>
-              </w:sdtPr>
-              <w:sdtContent>
-                <w:r>
-                  <w:rPr>
-                    <w:rFonts w:ascii="MS Gothic" w:eastAsia="MS Gothic" w:hAnsi="MS Gothic" w:cstheme="majorBidi" w:hint="eastAsia"/>
-                    <w:sz w:val="24"/>
-                    <w:szCs w:val="24"/>
-                    <w:cs/>
-                  </w:rPr>
-                  <w:t>☐</w:t>
-                </w:r>
-              </w:sdtContent>
-            </w:sdt>
-            <w:r>
-              <w:rPr>
-                <w:rFonts w:asciiTheme="majorBidi" w:hAnsiTheme="majorBidi" w:cstheme="majorBidi" w:hint="cs"/>
-                <w:sz w:val="24"/>
-                <w:szCs w:val="24"/>
-                <w:cs/>
-              </w:rPr>
-              <w:t xml:space="preserve">  </w:t>
-            </w:r>
-            <w:r>
-              <w:rPr>
-                <w:rFonts w:asciiTheme="majorBidi" w:hAnsiTheme="majorBidi" w:cstheme="majorBidi"/>
-                <w:sz w:val="24"/>
-                <w:szCs w:val="24"/>
-              </w:rPr>
-              <w:t>BLINK</w:t>
-            </w:r>
-          </w:p>
-        </w:tc>
-        <w:tc>
-          <w:tcPr>
-            <w:tcW w:w="2830" w:type="dxa"/>
-            <w:shd w:val="clear" w:color="auto" w:fill="auto"/>
-          </w:tcPr>
-          <w:p>
-            <w:pPr>
-              <w:rPr>
-                <w:rFonts w:ascii="Angsana New" w:hAnsi="Angsana New" w:cs="Angsana New"/>
-                <w:sz w:val="24"/>
-                <w:szCs w:val="24"/>
-              </w:rPr>
-            </w:pPr>
+            <w:r>
+              <w:rPr>
+                <w:rFonts w:asciiTheme="majorBidi" w:hAnsiTheme="majorBidi" w:cstheme="majorBidi"/>
+                <w:sz w:val="24"/>
+                <w:szCs w:val="24"/>
+              </w:rPr>
+              <w:t>{{led_DOR_4_off}}OFF</w:t>
+            </w:r>
+          </w:p>
+        </w:tc>
+        <w:tc>
+          <w:tcPr>
+            <w:tcW w:w="2377" w:type="dxa"/>
+            <w:shd w:val="clear" w:color="auto" w:fill="auto"/>
+          </w:tcPr>
+          <w:p>
+            <w:pPr>
+              <w:jc w:val="center"/>
+              <w:rPr>
+                <w:rFonts w:asciiTheme="majorBidi" w:hAnsiTheme="majorBidi" w:cstheme="majorBidi"/>
+                <w:sz w:val="24"/>
+                <w:szCs w:val="24"/>
+              </w:rPr>
+            </w:pPr>
+            <w:r>
+              <w:rPr>
+                <w:rFonts w:asciiTheme="majorBidi" w:hAnsiTheme="majorBidi" w:cstheme="majorBidi"/>
+                <w:sz w:val="24"/>
+                <w:szCs w:val="24"/>
+              </w:rPr>
+              <w:t>{{led_DOR_4_blink}}BLINK</w:t>
+            </w:r>
+          </w:p>
+        </w:tc>
+        <w:tc>
+          <w:tcPr>
+            <w:tcW w:w="1809" w:type="dxa"/>
+            <w:shd w:val="clear" w:color="auto" w:fill="auto"/>
+          </w:tcPr>
+          <w:p>
+            <w:pPr>
+              <w:rPr>
+                <w:rFonts w:asciiTheme="majorBidi" w:hAnsiTheme="majorBidi" w:cstheme="majorBidi"/>
+                <w:sz w:val="24"/>
+                <w:szCs w:val="24"/>
+              </w:rPr>
+            </w:pPr>
+            <w:r>
+              <w:rPr>
+                <w:rFonts w:asciiTheme="majorBidi" w:hAnsiTheme="majorBidi" w:cstheme="majorBidi"/>
+                <w:sz w:val="24"/>
+                <w:szCs w:val="24"/>
+              </w:rPr>
+              <w:t>{{remark_DOR_4}}</w:t>
+            </w:r>
           </w:p>
         </w:tc>
       </w:tr>
       <w:tr>
         <w:tc>
           <w:tcPr>
-            <w:tcW w:w="1555" w:type="dxa"/>
+            <w:tcW w:w="871" w:type="dxa"/>
             <w:vMerge/>
             <w:shd w:val="clear" w:color="auto" w:fill="auto"/>
           </w:tcPr>
@@ -20338,7 +18998,7 @@
         </w:tc>
         <w:tc>
           <w:tcPr>
-            <w:tcW w:w="1275" w:type="dxa"/>
+            <w:tcW w:w="936" w:type="dxa"/>
             <w:shd w:val="clear" w:color="auto" w:fill="auto"/>
           </w:tcPr>
           <w:p>
@@ -20353,7 +19013,7 @@
             </w:pPr>
             <w:r>
               <w:rPr>
-                <w:rFonts w:ascii="Angsana New" w:hAnsi="Angsana New" w:cs="Angsana New"/>
+                <w:rFonts w:asciiTheme="majorBidi" w:hAnsiTheme="majorBidi" w:cstheme="majorBidi"/>
                 <w:sz w:val="24"/>
                 <w:szCs w:val="24"/>
               </w:rPr>
@@ -20363,7 +19023,7 @@
         </w:tc>
         <w:tc>
           <w:tcPr>
-            <w:tcW w:w="1276" w:type="dxa"/>
+            <w:tcW w:w="771" w:type="dxa"/>
             <w:shd w:val="clear" w:color="auto" w:fill="auto"/>
           </w:tcPr>
           <w:p>
@@ -20388,9 +19048,8 @@
         </w:tc>
         <w:tc>
           <w:tcPr>
-            <w:tcW w:w="1276" w:type="dxa"/>
-            <w:shd w:val="clear" w:color="auto" w:fill="auto"/>
-            <w:vAlign w:val="center"/>
+            <w:tcW w:w="1955" w:type="dxa"/>
+            <w:shd w:val="clear" w:color="auto" w:fill="auto"/>
           </w:tcPr>
           <w:p>
             <w:pPr>
@@ -20402,48 +19061,20 @@
                 <w:cs/>
               </w:rPr>
             </w:pPr>
-            <w:sdt>
-              <w:sdtPr>
-                <w:rPr>
-                  <w:rFonts w:asciiTheme="majorBidi" w:hAnsiTheme="majorBidi" w:cstheme="majorBidi" w:hint="cs"/>
-                  <w:sz w:val="24"/>
-                  <w:szCs w:val="24"/>
-                  <w:cs/>
-                </w:rPr>
-                <w:id w:val="-1745560003"/>
-                <w14:checkbox>
-                  <w14:checked w14:val="0"/>
-                  <w14:checkedState w14:val="0052" w14:font="Wingdings 2"/>
-                  <w14:uncheckedState w14:val="2610" w14:font="MS Gothic"/>
-                </w14:checkbox>
-              </w:sdtPr>
-              <w:sdtContent>
-                <w:r>
-                  <w:rPr>
-                    <w:rFonts w:ascii="MS Gothic" w:eastAsia="MS Gothic" w:hAnsi="MS Gothic" w:cstheme="majorBidi" w:hint="eastAsia"/>
-                    <w:sz w:val="24"/>
-                    <w:szCs w:val="24"/>
-                    <w:cs/>
-                  </w:rPr>
-                  <w:t>☐</w:t>
-                </w:r>
-              </w:sdtContent>
-            </w:sdt>
-            <w:r>
-              <w:rPr>
-                <w:rFonts w:ascii="Angsana New" w:hAnsi="Angsana New" w:cs="Angsana New"/>
-                <w:sz w:val="24"/>
-                <w:szCs w:val="24"/>
-              </w:rPr>
-              <w:t xml:space="preserve">  ON</w:t>
-            </w:r>
-          </w:p>
-        </w:tc>
-        <w:tc>
-          <w:tcPr>
-            <w:tcW w:w="1276" w:type="dxa"/>
-            <w:shd w:val="clear" w:color="auto" w:fill="auto"/>
-            <w:vAlign w:val="center"/>
+            <w:r>
+              <w:rPr>
+                <w:rFonts w:asciiTheme="majorBidi" w:hAnsiTheme="majorBidi" w:cstheme="majorBidi"/>
+                <w:sz w:val="24"/>
+                <w:szCs w:val="24"/>
+              </w:rPr>
+              <w:t>{{led_RDR_4_on}}ON</w:t>
+            </w:r>
+          </w:p>
+        </w:tc>
+        <w:tc>
+          <w:tcPr>
+            <w:tcW w:w="2043" w:type="dxa"/>
+            <w:shd w:val="clear" w:color="auto" w:fill="auto"/>
           </w:tcPr>
           <w:p>
             <w:pPr>
@@ -20455,124 +19086,68 @@
                 <w:cs/>
               </w:rPr>
             </w:pPr>
-            <w:sdt>
-              <w:sdtPr>
-                <w:rPr>
-                  <w:rFonts w:asciiTheme="majorBidi" w:hAnsiTheme="majorBidi" w:cstheme="majorBidi" w:hint="cs"/>
-                  <w:sz w:val="24"/>
-                  <w:szCs w:val="24"/>
-                  <w:cs/>
-                </w:rPr>
-                <w:id w:val="1084947673"/>
-                <w14:checkbox>
-                  <w14:checked w14:val="0"/>
-                  <w14:checkedState w14:val="0052" w14:font="Wingdings 2"/>
-                  <w14:uncheckedState w14:val="2610" w14:font="MS Gothic"/>
-                </w14:checkbox>
-              </w:sdtPr>
-              <w:sdtContent>
-                <w:r>
-                  <w:rPr>
-                    <w:rFonts w:ascii="MS Gothic" w:eastAsia="MS Gothic" w:hAnsi="MS Gothic" w:cstheme="majorBidi" w:hint="eastAsia"/>
-                    <w:sz w:val="24"/>
-                    <w:szCs w:val="24"/>
-                    <w:cs/>
-                  </w:rPr>
-                  <w:t>☐</w:t>
-                </w:r>
-              </w:sdtContent>
-            </w:sdt>
-            <w:r>
-              <w:rPr>
-                <w:rFonts w:ascii="Angsana New" w:hAnsi="Angsana New" w:cs="Angsana New"/>
-                <w:sz w:val="24"/>
-                <w:szCs w:val="24"/>
-              </w:rPr>
-              <w:t xml:space="preserve">  OFF</w:t>
-            </w:r>
-          </w:p>
-        </w:tc>
-        <w:tc>
-          <w:tcPr>
-            <w:tcW w:w="1274" w:type="dxa"/>
-            <w:shd w:val="clear" w:color="auto" w:fill="auto"/>
-            <w:vAlign w:val="center"/>
-          </w:tcPr>
-          <w:p>
-            <w:pPr>
-              <w:jc w:val="center"/>
-              <w:rPr>
-                <w:rFonts w:ascii="Angsana New" w:hAnsi="Angsana New" w:cs="Angsana New"/>
-                <w:sz w:val="24"/>
-                <w:szCs w:val="24"/>
-              </w:rPr>
-            </w:pPr>
-            <w:sdt>
-              <w:sdtPr>
-                <w:rPr>
-                  <w:rFonts w:asciiTheme="majorBidi" w:hAnsiTheme="majorBidi" w:cstheme="majorBidi" w:hint="cs"/>
-                  <w:sz w:val="24"/>
-                  <w:szCs w:val="24"/>
-                  <w:cs/>
-                </w:rPr>
-                <w:id w:val="-1877994927"/>
-                <w14:checkbox>
-                  <w14:checked w14:val="0"/>
-                  <w14:checkedState w14:val="0052" w14:font="Wingdings 2"/>
-                  <w14:uncheckedState w14:val="2610" w14:font="MS Gothic"/>
-                </w14:checkbox>
-              </w:sdtPr>
-              <w:sdtContent>
-                <w:r>
-                  <w:rPr>
-                    <w:rFonts w:ascii="MS Gothic" w:eastAsia="MS Gothic" w:hAnsi="MS Gothic" w:cstheme="majorBidi" w:hint="eastAsia"/>
-                    <w:sz w:val="24"/>
-                    <w:szCs w:val="24"/>
-                    <w:cs/>
-                  </w:rPr>
-                  <w:t>☐</w:t>
-                </w:r>
-              </w:sdtContent>
-            </w:sdt>
-            <w:r>
-              <w:rPr>
-                <w:rFonts w:asciiTheme="majorBidi" w:hAnsiTheme="majorBidi" w:cstheme="majorBidi" w:hint="cs"/>
-                <w:sz w:val="24"/>
-                <w:szCs w:val="24"/>
-                <w:cs/>
-              </w:rPr>
-              <w:t xml:space="preserve">  </w:t>
-            </w:r>
-            <w:r>
-              <w:rPr>
-                <w:rFonts w:asciiTheme="majorBidi" w:hAnsiTheme="majorBidi" w:cstheme="majorBidi"/>
-                <w:sz w:val="24"/>
-                <w:szCs w:val="24"/>
-              </w:rPr>
-              <w:t>BLINK</w:t>
-            </w:r>
-          </w:p>
-        </w:tc>
-        <w:tc>
-          <w:tcPr>
-            <w:tcW w:w="2830" w:type="dxa"/>
-            <w:shd w:val="clear" w:color="auto" w:fill="auto"/>
-          </w:tcPr>
-          <w:p>
-            <w:pPr>
-              <w:rPr>
-                <w:rFonts w:ascii="Angsana New" w:hAnsi="Angsana New" w:cs="Angsana New"/>
-                <w:sz w:val="24"/>
-                <w:szCs w:val="24"/>
-              </w:rPr>
-            </w:pPr>
+            <w:r>
+              <w:rPr>
+                <w:rFonts w:asciiTheme="majorBidi" w:hAnsiTheme="majorBidi" w:cstheme="majorBidi"/>
+                <w:sz w:val="24"/>
+                <w:szCs w:val="24"/>
+              </w:rPr>
+              <w:t>{{led_RDR_4_off}}OFF</w:t>
+            </w:r>
+          </w:p>
+        </w:tc>
+        <w:tc>
+          <w:tcPr>
+            <w:tcW w:w="2377" w:type="dxa"/>
+            <w:shd w:val="clear" w:color="auto" w:fill="auto"/>
+          </w:tcPr>
+          <w:p>
+            <w:pPr>
+              <w:jc w:val="center"/>
+              <w:rPr>
+                <w:rFonts w:asciiTheme="majorBidi" w:hAnsiTheme="majorBidi" w:cstheme="majorBidi"/>
+                <w:sz w:val="24"/>
+                <w:szCs w:val="24"/>
+              </w:rPr>
+            </w:pPr>
+            <w:r>
+              <w:rPr>
+                <w:rFonts w:asciiTheme="majorBidi" w:hAnsiTheme="majorBidi" w:cstheme="majorBidi"/>
+                <w:sz w:val="24"/>
+                <w:szCs w:val="24"/>
+              </w:rPr>
+              <w:t>{{led_RDR_4_blink}}BLINK</w:t>
+            </w:r>
+          </w:p>
+        </w:tc>
+        <w:tc>
+          <w:tcPr>
+            <w:tcW w:w="1809" w:type="dxa"/>
+            <w:shd w:val="clear" w:color="auto" w:fill="auto"/>
+          </w:tcPr>
+          <w:p>
+            <w:pPr>
+              <w:rPr>
+                <w:rFonts w:asciiTheme="majorBidi" w:hAnsiTheme="majorBidi" w:cstheme="majorBidi"/>
+                <w:sz w:val="24"/>
+                <w:szCs w:val="24"/>
+              </w:rPr>
+            </w:pPr>
+            <w:r>
+              <w:rPr>
+                <w:rFonts w:asciiTheme="majorBidi" w:hAnsiTheme="majorBidi" w:cstheme="majorBidi"/>
+                <w:sz w:val="24"/>
+                <w:szCs w:val="24"/>
+              </w:rPr>
+              <w:t>{{remark_RDR_4}}</w:t>
+            </w:r>
           </w:p>
         </w:tc>
       </w:tr>
       <w:tr>
         <w:tc>
           <w:tcPr>
-            <w:tcW w:w="1555" w:type="dxa"/>
+            <w:tcW w:w="871" w:type="dxa"/>
             <w:vMerge/>
             <w:shd w:val="clear" w:color="auto" w:fill="auto"/>
           </w:tcPr>
@@ -20589,7 +19164,7 @@
         </w:tc>
         <w:tc>
           <w:tcPr>
-            <w:tcW w:w="1275" w:type="dxa"/>
+            <w:tcW w:w="936" w:type="dxa"/>
             <w:shd w:val="clear" w:color="auto" w:fill="auto"/>
           </w:tcPr>
           <w:p>
@@ -20604,7 +19179,7 @@
             </w:pPr>
             <w:r>
               <w:rPr>
-                <w:rFonts w:ascii="Angsana New" w:hAnsi="Angsana New" w:cs="Angsana New"/>
+                <w:rFonts w:asciiTheme="majorBidi" w:hAnsiTheme="majorBidi" w:cstheme="majorBidi"/>
                 <w:sz w:val="24"/>
                 <w:szCs w:val="24"/>
               </w:rPr>
@@ -20614,7 +19189,7 @@
         </w:tc>
         <w:tc>
           <w:tcPr>
-            <w:tcW w:w="1276" w:type="dxa"/>
+            <w:tcW w:w="771" w:type="dxa"/>
             <w:shd w:val="clear" w:color="auto" w:fill="auto"/>
           </w:tcPr>
           <w:p>
@@ -20629,7 +19204,7 @@
             </w:pPr>
             <w:r>
               <w:rPr>
-                <w:rFonts w:ascii="Angsana New" w:hAnsi="Angsana New" w:cs="Angsana New"/>
+                <w:rFonts w:asciiTheme="majorBidi" w:hAnsiTheme="majorBidi" w:cstheme="majorBidi"/>
                 <w:sz w:val="24"/>
                 <w:szCs w:val="24"/>
               </w:rPr>
@@ -20639,9 +19214,8 @@
         </w:tc>
         <w:tc>
           <w:tcPr>
-            <w:tcW w:w="1276" w:type="dxa"/>
-            <w:shd w:val="clear" w:color="auto" w:fill="auto"/>
-            <w:vAlign w:val="center"/>
+            <w:tcW w:w="1955" w:type="dxa"/>
+            <w:shd w:val="clear" w:color="auto" w:fill="auto"/>
           </w:tcPr>
           <w:p>
             <w:pPr>
@@ -20653,48 +19227,20 @@
                 <w:cs/>
               </w:rPr>
             </w:pPr>
-            <w:sdt>
-              <w:sdtPr>
-                <w:rPr>
-                  <w:rFonts w:asciiTheme="majorBidi" w:hAnsiTheme="majorBidi" w:cstheme="majorBidi" w:hint="cs"/>
-                  <w:sz w:val="24"/>
-                  <w:szCs w:val="24"/>
-                  <w:cs/>
-                </w:rPr>
-                <w:id w:val="-226223721"/>
-                <w14:checkbox>
-                  <w14:checked w14:val="0"/>
-                  <w14:checkedState w14:val="0052" w14:font="Wingdings 2"/>
-                  <w14:uncheckedState w14:val="2610" w14:font="MS Gothic"/>
-                </w14:checkbox>
-              </w:sdtPr>
-              <w:sdtContent>
-                <w:r>
-                  <w:rPr>
-                    <w:rFonts w:ascii="MS Gothic" w:eastAsia="MS Gothic" w:hAnsi="MS Gothic" w:cstheme="majorBidi" w:hint="eastAsia"/>
-                    <w:sz w:val="24"/>
-                    <w:szCs w:val="24"/>
-                    <w:cs/>
-                  </w:rPr>
-                  <w:t>☐</w:t>
-                </w:r>
-              </w:sdtContent>
-            </w:sdt>
-            <w:r>
-              <w:rPr>
-                <w:rFonts w:ascii="Angsana New" w:hAnsi="Angsana New" w:cs="Angsana New"/>
-                <w:sz w:val="24"/>
-                <w:szCs w:val="24"/>
-              </w:rPr>
-              <w:t xml:space="preserve">  ON</w:t>
-            </w:r>
-          </w:p>
-        </w:tc>
-        <w:tc>
-          <w:tcPr>
-            <w:tcW w:w="1276" w:type="dxa"/>
-            <w:shd w:val="clear" w:color="auto" w:fill="auto"/>
-            <w:vAlign w:val="center"/>
+            <w:r>
+              <w:rPr>
+                <w:rFonts w:asciiTheme="majorBidi" w:hAnsiTheme="majorBidi" w:cstheme="majorBidi"/>
+                <w:sz w:val="24"/>
+                <w:szCs w:val="24"/>
+              </w:rPr>
+              <w:t>{{led_ADCLR_4_on}}ON</w:t>
+            </w:r>
+          </w:p>
+        </w:tc>
+        <w:tc>
+          <w:tcPr>
+            <w:tcW w:w="2043" w:type="dxa"/>
+            <w:shd w:val="clear" w:color="auto" w:fill="auto"/>
           </w:tcPr>
           <w:p>
             <w:pPr>
@@ -20706,124 +19252,68 @@
                 <w:cs/>
               </w:rPr>
             </w:pPr>
-            <w:sdt>
-              <w:sdtPr>
-                <w:rPr>
-                  <w:rFonts w:asciiTheme="majorBidi" w:hAnsiTheme="majorBidi" w:cstheme="majorBidi" w:hint="cs"/>
-                  <w:sz w:val="24"/>
-                  <w:szCs w:val="24"/>
-                  <w:cs/>
-                </w:rPr>
-                <w:id w:val="51891316"/>
-                <w14:checkbox>
-                  <w14:checked w14:val="0"/>
-                  <w14:checkedState w14:val="0052" w14:font="Wingdings 2"/>
-                  <w14:uncheckedState w14:val="2610" w14:font="MS Gothic"/>
-                </w14:checkbox>
-              </w:sdtPr>
-              <w:sdtContent>
-                <w:r>
-                  <w:rPr>
-                    <w:rFonts w:ascii="MS Gothic" w:eastAsia="MS Gothic" w:hAnsi="MS Gothic" w:cstheme="majorBidi" w:hint="eastAsia"/>
-                    <w:sz w:val="24"/>
-                    <w:szCs w:val="24"/>
-                    <w:cs/>
-                  </w:rPr>
-                  <w:t>☐</w:t>
-                </w:r>
-              </w:sdtContent>
-            </w:sdt>
-            <w:r>
-              <w:rPr>
-                <w:rFonts w:ascii="Angsana New" w:hAnsi="Angsana New" w:cs="Angsana New"/>
-                <w:sz w:val="24"/>
-                <w:szCs w:val="24"/>
-              </w:rPr>
-              <w:t xml:space="preserve">  OFF</w:t>
-            </w:r>
-          </w:p>
-        </w:tc>
-        <w:tc>
-          <w:tcPr>
-            <w:tcW w:w="1274" w:type="dxa"/>
-            <w:shd w:val="clear" w:color="auto" w:fill="auto"/>
-            <w:vAlign w:val="center"/>
-          </w:tcPr>
-          <w:p>
-            <w:pPr>
-              <w:jc w:val="center"/>
-              <w:rPr>
-                <w:rFonts w:ascii="Angsana New" w:hAnsi="Angsana New" w:cs="Angsana New"/>
-                <w:sz w:val="24"/>
-                <w:szCs w:val="24"/>
-              </w:rPr>
-            </w:pPr>
-            <w:sdt>
-              <w:sdtPr>
-                <w:rPr>
-                  <w:rFonts w:asciiTheme="majorBidi" w:hAnsiTheme="majorBidi" w:cstheme="majorBidi" w:hint="cs"/>
-                  <w:sz w:val="24"/>
-                  <w:szCs w:val="24"/>
-                  <w:cs/>
-                </w:rPr>
-                <w:id w:val="-114761028"/>
-                <w14:checkbox>
-                  <w14:checked w14:val="0"/>
-                  <w14:checkedState w14:val="0052" w14:font="Wingdings 2"/>
-                  <w14:uncheckedState w14:val="2610" w14:font="MS Gothic"/>
-                </w14:checkbox>
-              </w:sdtPr>
-              <w:sdtContent>
-                <w:r>
-                  <w:rPr>
-                    <w:rFonts w:ascii="MS Gothic" w:eastAsia="MS Gothic" w:hAnsi="MS Gothic" w:cstheme="majorBidi" w:hint="eastAsia"/>
-                    <w:sz w:val="24"/>
-                    <w:szCs w:val="24"/>
-                    <w:cs/>
-                  </w:rPr>
-                  <w:t>☐</w:t>
-                </w:r>
-              </w:sdtContent>
-            </w:sdt>
-            <w:r>
-              <w:rPr>
-                <w:rFonts w:asciiTheme="majorBidi" w:hAnsiTheme="majorBidi" w:cstheme="majorBidi" w:hint="cs"/>
-                <w:sz w:val="24"/>
-                <w:szCs w:val="24"/>
-                <w:cs/>
-              </w:rPr>
-              <w:t xml:space="preserve">  </w:t>
-            </w:r>
-            <w:r>
-              <w:rPr>
-                <w:rFonts w:asciiTheme="majorBidi" w:hAnsiTheme="majorBidi" w:cstheme="majorBidi"/>
-                <w:sz w:val="24"/>
-                <w:szCs w:val="24"/>
-              </w:rPr>
-              <w:t>BLINK</w:t>
-            </w:r>
-          </w:p>
-        </w:tc>
-        <w:tc>
-          <w:tcPr>
-            <w:tcW w:w="2830" w:type="dxa"/>
-            <w:shd w:val="clear" w:color="auto" w:fill="auto"/>
-          </w:tcPr>
-          <w:p>
-            <w:pPr>
-              <w:rPr>
-                <w:rFonts w:ascii="Angsana New" w:hAnsi="Angsana New" w:cs="Angsana New"/>
-                <w:sz w:val="24"/>
-                <w:szCs w:val="24"/>
-              </w:rPr>
-            </w:pPr>
+            <w:r>
+              <w:rPr>
+                <w:rFonts w:asciiTheme="majorBidi" w:hAnsiTheme="majorBidi" w:cstheme="majorBidi"/>
+                <w:sz w:val="24"/>
+                <w:szCs w:val="24"/>
+              </w:rPr>
+              <w:t>{{led_ADCLR_4_off}}OFF</w:t>
+            </w:r>
+          </w:p>
+        </w:tc>
+        <w:tc>
+          <w:tcPr>
+            <w:tcW w:w="2377" w:type="dxa"/>
+            <w:shd w:val="clear" w:color="auto" w:fill="auto"/>
+          </w:tcPr>
+          <w:p>
+            <w:pPr>
+              <w:jc w:val="center"/>
+              <w:rPr>
+                <w:rFonts w:asciiTheme="majorBidi" w:hAnsiTheme="majorBidi" w:cstheme="majorBidi"/>
+                <w:sz w:val="24"/>
+                <w:szCs w:val="24"/>
+              </w:rPr>
+            </w:pPr>
+            <w:r>
+              <w:rPr>
+                <w:rFonts w:asciiTheme="majorBidi" w:hAnsiTheme="majorBidi" w:cstheme="majorBidi"/>
+                <w:sz w:val="24"/>
+                <w:szCs w:val="24"/>
+              </w:rPr>
+              <w:t>{{led_ADCLR_4_blink}}BLINK</w:t>
+            </w:r>
+          </w:p>
+        </w:tc>
+        <w:tc>
+          <w:tcPr>
+            <w:tcW w:w="1809" w:type="dxa"/>
+            <w:shd w:val="clear" w:color="auto" w:fill="auto"/>
+          </w:tcPr>
+          <w:p>
+            <w:pPr>
+              <w:rPr>
+                <w:rFonts w:asciiTheme="majorBidi" w:hAnsiTheme="majorBidi" w:cstheme="majorBidi"/>
+                <w:sz w:val="24"/>
+                <w:szCs w:val="24"/>
+              </w:rPr>
+            </w:pPr>
+            <w:r>
+              <w:rPr>
+                <w:rFonts w:asciiTheme="majorBidi" w:hAnsiTheme="majorBidi" w:cstheme="majorBidi"/>
+                <w:sz w:val="24"/>
+                <w:szCs w:val="24"/>
+              </w:rPr>
+              <w:t>{{remark_ADCLR_4}}</w:t>
+            </w:r>
           </w:p>
         </w:tc>
       </w:tr>
       <w:tr>
         <w:tc>
           <w:tcPr>
-            <w:tcW w:w="1555" w:type="dxa"/>
+            <w:tcW w:w="871" w:type="dxa"/>
             <w:vMerge/>
             <w:shd w:val="clear" w:color="auto" w:fill="auto"/>
           </w:tcPr>
@@ -20840,7 +19330,7 @@
         </w:tc>
         <w:tc>
           <w:tcPr>
-            <w:tcW w:w="1275" w:type="dxa"/>
+            <w:tcW w:w="936" w:type="dxa"/>
             <w:shd w:val="clear" w:color="auto" w:fill="auto"/>
           </w:tcPr>
           <w:p>
@@ -20855,7 +19345,7 @@
             </w:pPr>
             <w:r>
               <w:rPr>
-                <w:rFonts w:ascii="Angsana New" w:hAnsi="Angsana New" w:cs="Angsana New"/>
+                <w:rFonts w:asciiTheme="majorBidi" w:hAnsiTheme="majorBidi" w:cstheme="majorBidi"/>
                 <w:sz w:val="24"/>
                 <w:szCs w:val="24"/>
               </w:rPr>
@@ -20865,7 +19355,7 @@
         </w:tc>
         <w:tc>
           <w:tcPr>
-            <w:tcW w:w="1276" w:type="dxa"/>
+            <w:tcW w:w="771" w:type="dxa"/>
             <w:shd w:val="clear" w:color="auto" w:fill="auto"/>
           </w:tcPr>
           <w:p>
@@ -20880,7 +19370,7 @@
             </w:pPr>
             <w:r>
               <w:rPr>
-                <w:rFonts w:ascii="Angsana New" w:hAnsi="Angsana New" w:cs="Angsana New"/>
+                <w:rFonts w:asciiTheme="majorBidi" w:hAnsiTheme="majorBidi" w:cstheme="majorBidi"/>
                 <w:sz w:val="24"/>
                 <w:szCs w:val="24"/>
               </w:rPr>
@@ -20890,12 +19380,15 @@
         </w:tc>
         <w:tc>
           <w:tcPr>
-            <w:tcW w:w="1276" w:type="dxa"/>
-            <w:shd w:val="clear" w:color="auto" w:fill="auto"/>
-            <w:vAlign w:val="center"/>
-          </w:tcPr>
-          <w:p>
-            <w:pPr>
+            <w:tcW w:w="1955" w:type="dxa"/>
+            <w:shd w:val="clear" w:color="auto" w:fill="auto"/>
+          </w:tcPr>
+          <w:p>
+            <w:pPr>
+              <w:tabs>
+                <w:tab w:val="left" w:pos="591"/>
+                <w:tab w:val="center" w:pos="755"/>
+              </w:tabs>
               <w:jc w:val="center"/>
               <w:rPr>
                 <w:rFonts w:asciiTheme="majorBidi" w:hAnsiTheme="majorBidi" w:cstheme="majorBidi"/>
@@ -20904,48 +19397,20 @@
                 <w:cs/>
               </w:rPr>
             </w:pPr>
-            <w:sdt>
-              <w:sdtPr>
-                <w:rPr>
-                  <w:rFonts w:asciiTheme="majorBidi" w:hAnsiTheme="majorBidi" w:cstheme="majorBidi" w:hint="cs"/>
-                  <w:sz w:val="24"/>
-                  <w:szCs w:val="24"/>
-                  <w:cs/>
-                </w:rPr>
-                <w:id w:val="-1090227953"/>
-                <w14:checkbox>
-                  <w14:checked w14:val="0"/>
-                  <w14:checkedState w14:val="0052" w14:font="Wingdings 2"/>
-                  <w14:uncheckedState w14:val="2610" w14:font="MS Gothic"/>
-                </w14:checkbox>
-              </w:sdtPr>
-              <w:sdtContent>
-                <w:r>
-                  <w:rPr>
-                    <w:rFonts w:ascii="MS Gothic" w:eastAsia="MS Gothic" w:hAnsi="MS Gothic" w:cstheme="majorBidi" w:hint="eastAsia"/>
-                    <w:sz w:val="24"/>
-                    <w:szCs w:val="24"/>
-                    <w:cs/>
-                  </w:rPr>
-                  <w:t>☐</w:t>
-                </w:r>
-              </w:sdtContent>
-            </w:sdt>
-            <w:r>
-              <w:rPr>
-                <w:rFonts w:ascii="Angsana New" w:hAnsi="Angsana New" w:cs="Angsana New"/>
-                <w:sz w:val="24"/>
-                <w:szCs w:val="24"/>
-              </w:rPr>
-              <w:t xml:space="preserve">  ON</w:t>
-            </w:r>
-          </w:p>
-        </w:tc>
-        <w:tc>
-          <w:tcPr>
-            <w:tcW w:w="1276" w:type="dxa"/>
-            <w:shd w:val="clear" w:color="auto" w:fill="auto"/>
-            <w:vAlign w:val="center"/>
+            <w:r>
+              <w:rPr>
+                <w:rFonts w:asciiTheme="majorBidi" w:hAnsiTheme="majorBidi" w:cstheme="majorBidi"/>
+                <w:sz w:val="24"/>
+                <w:szCs w:val="24"/>
+              </w:rPr>
+              <w:t>{{led_3CTR_2_on}}ON</w:t>
+            </w:r>
+          </w:p>
+        </w:tc>
+        <w:tc>
+          <w:tcPr>
+            <w:tcW w:w="2043" w:type="dxa"/>
+            <w:shd w:val="clear" w:color="auto" w:fill="auto"/>
           </w:tcPr>
           <w:p>
             <w:pPr>
@@ -20957,124 +19422,68 @@
                 <w:cs/>
               </w:rPr>
             </w:pPr>
-            <w:sdt>
-              <w:sdtPr>
-                <w:rPr>
-                  <w:rFonts w:asciiTheme="majorBidi" w:hAnsiTheme="majorBidi" w:cstheme="majorBidi" w:hint="cs"/>
-                  <w:sz w:val="24"/>
-                  <w:szCs w:val="24"/>
-                  <w:cs/>
-                </w:rPr>
-                <w:id w:val="-1274543941"/>
-                <w14:checkbox>
-                  <w14:checked w14:val="0"/>
-                  <w14:checkedState w14:val="0052" w14:font="Wingdings 2"/>
-                  <w14:uncheckedState w14:val="2610" w14:font="MS Gothic"/>
-                </w14:checkbox>
-              </w:sdtPr>
-              <w:sdtContent>
-                <w:r>
-                  <w:rPr>
-                    <w:rFonts w:ascii="MS Gothic" w:eastAsia="MS Gothic" w:hAnsi="MS Gothic" w:cstheme="majorBidi" w:hint="eastAsia"/>
-                    <w:sz w:val="24"/>
-                    <w:szCs w:val="24"/>
-                    <w:cs/>
-                  </w:rPr>
-                  <w:t>☐</w:t>
-                </w:r>
-              </w:sdtContent>
-            </w:sdt>
-            <w:r>
-              <w:rPr>
-                <w:rFonts w:ascii="Angsana New" w:hAnsi="Angsana New" w:cs="Angsana New"/>
-                <w:sz w:val="24"/>
-                <w:szCs w:val="24"/>
-              </w:rPr>
-              <w:t xml:space="preserve">  OFF</w:t>
-            </w:r>
-          </w:p>
-        </w:tc>
-        <w:tc>
-          <w:tcPr>
-            <w:tcW w:w="1274" w:type="dxa"/>
-            <w:shd w:val="clear" w:color="auto" w:fill="auto"/>
-            <w:vAlign w:val="center"/>
-          </w:tcPr>
-          <w:p>
-            <w:pPr>
-              <w:jc w:val="center"/>
-              <w:rPr>
-                <w:rFonts w:ascii="Angsana New" w:hAnsi="Angsana New" w:cs="Angsana New"/>
-                <w:sz w:val="24"/>
-                <w:szCs w:val="24"/>
-              </w:rPr>
-            </w:pPr>
-            <w:sdt>
-              <w:sdtPr>
-                <w:rPr>
-                  <w:rFonts w:asciiTheme="majorBidi" w:hAnsiTheme="majorBidi" w:cstheme="majorBidi" w:hint="cs"/>
-                  <w:sz w:val="24"/>
-                  <w:szCs w:val="24"/>
-                  <w:cs/>
-                </w:rPr>
-                <w:id w:val="1628892002"/>
-                <w14:checkbox>
-                  <w14:checked w14:val="0"/>
-                  <w14:checkedState w14:val="0052" w14:font="Wingdings 2"/>
-                  <w14:uncheckedState w14:val="2610" w14:font="MS Gothic"/>
-                </w14:checkbox>
-              </w:sdtPr>
-              <w:sdtContent>
-                <w:r>
-                  <w:rPr>
-                    <w:rFonts w:ascii="MS Gothic" w:eastAsia="MS Gothic" w:hAnsi="MS Gothic" w:cstheme="majorBidi" w:hint="eastAsia"/>
-                    <w:sz w:val="24"/>
-                    <w:szCs w:val="24"/>
-                    <w:cs/>
-                  </w:rPr>
-                  <w:t>☐</w:t>
-                </w:r>
-              </w:sdtContent>
-            </w:sdt>
-            <w:r>
-              <w:rPr>
-                <w:rFonts w:asciiTheme="majorBidi" w:hAnsiTheme="majorBidi" w:cstheme="majorBidi" w:hint="cs"/>
-                <w:sz w:val="24"/>
-                <w:szCs w:val="24"/>
-                <w:cs/>
-              </w:rPr>
-              <w:t xml:space="preserve">  </w:t>
-            </w:r>
-            <w:r>
-              <w:rPr>
-                <w:rFonts w:asciiTheme="majorBidi" w:hAnsiTheme="majorBidi" w:cstheme="majorBidi"/>
-                <w:sz w:val="24"/>
-                <w:szCs w:val="24"/>
-              </w:rPr>
-              <w:t>BLINK</w:t>
-            </w:r>
-          </w:p>
-        </w:tc>
-        <w:tc>
-          <w:tcPr>
-            <w:tcW w:w="2830" w:type="dxa"/>
-            <w:shd w:val="clear" w:color="auto" w:fill="auto"/>
-          </w:tcPr>
-          <w:p>
-            <w:pPr>
-              <w:rPr>
-                <w:rFonts w:ascii="Angsana New" w:hAnsi="Angsana New" w:cs="Angsana New"/>
-                <w:sz w:val="24"/>
-                <w:szCs w:val="24"/>
-              </w:rPr>
-            </w:pPr>
+            <w:r>
+              <w:rPr>
+                <w:rFonts w:asciiTheme="majorBidi" w:hAnsiTheme="majorBidi" w:cstheme="majorBidi"/>
+                <w:sz w:val="24"/>
+                <w:szCs w:val="24"/>
+              </w:rPr>
+              <w:t>{{led_3CTR_2_off}}OFF</w:t>
+            </w:r>
+          </w:p>
+        </w:tc>
+        <w:tc>
+          <w:tcPr>
+            <w:tcW w:w="2377" w:type="dxa"/>
+            <w:shd w:val="clear" w:color="auto" w:fill="auto"/>
+          </w:tcPr>
+          <w:p>
+            <w:pPr>
+              <w:jc w:val="center"/>
+              <w:rPr>
+                <w:rFonts w:asciiTheme="majorBidi" w:hAnsiTheme="majorBidi" w:cstheme="majorBidi"/>
+                <w:sz w:val="24"/>
+                <w:szCs w:val="24"/>
+              </w:rPr>
+            </w:pPr>
+            <w:r>
+              <w:rPr>
+                <w:rFonts w:asciiTheme="majorBidi" w:hAnsiTheme="majorBidi" w:cstheme="majorBidi"/>
+                <w:sz w:val="24"/>
+                <w:szCs w:val="24"/>
+              </w:rPr>
+              <w:t>{{led_3CTR_2_blink}}BLINK</w:t>
+            </w:r>
+          </w:p>
+        </w:tc>
+        <w:tc>
+          <w:tcPr>
+            <w:tcW w:w="1809" w:type="dxa"/>
+            <w:shd w:val="clear" w:color="auto" w:fill="auto"/>
+          </w:tcPr>
+          <w:p>
+            <w:pPr>
+              <w:rPr>
+                <w:rFonts w:asciiTheme="majorBidi" w:hAnsiTheme="majorBidi" w:cstheme="majorBidi"/>
+                <w:sz w:val="24"/>
+                <w:szCs w:val="24"/>
+              </w:rPr>
+            </w:pPr>
+            <w:r>
+              <w:rPr>
+                <w:rFonts w:asciiTheme="majorBidi" w:hAnsiTheme="majorBidi" w:cstheme="majorBidi"/>
+                <w:sz w:val="24"/>
+                <w:szCs w:val="24"/>
+              </w:rPr>
+              <w:t>{{remark_3CTR_2}}</w:t>
+            </w:r>
           </w:p>
         </w:tc>
       </w:tr>
       <w:tr>
         <w:tc>
           <w:tcPr>
-            <w:tcW w:w="1555" w:type="dxa"/>
+            <w:tcW w:w="871" w:type="dxa"/>
             <w:vMerge/>
             <w:shd w:val="clear" w:color="auto" w:fill="auto"/>
           </w:tcPr>
@@ -21091,7 +19500,7 @@
         </w:tc>
         <w:tc>
           <w:tcPr>
-            <w:tcW w:w="1275" w:type="dxa"/>
+            <w:tcW w:w="936" w:type="dxa"/>
             <w:shd w:val="clear" w:color="auto" w:fill="auto"/>
           </w:tcPr>
           <w:p>
@@ -21106,7 +19515,7 @@
             </w:pPr>
             <w:r>
               <w:rPr>
-                <w:rFonts w:ascii="Angsana New" w:hAnsi="Angsana New" w:cs="Angsana New"/>
+                <w:rFonts w:asciiTheme="majorBidi" w:hAnsiTheme="majorBidi" w:cstheme="majorBidi"/>
                 <w:sz w:val="24"/>
                 <w:szCs w:val="24"/>
               </w:rPr>
@@ -21116,7 +19525,7 @@
         </w:tc>
         <w:tc>
           <w:tcPr>
-            <w:tcW w:w="1276" w:type="dxa"/>
+            <w:tcW w:w="771" w:type="dxa"/>
             <w:shd w:val="clear" w:color="auto" w:fill="auto"/>
           </w:tcPr>
           <w:p>
@@ -21131,7 +19540,7 @@
             </w:pPr>
             <w:r>
               <w:rPr>
-                <w:rFonts w:ascii="Angsana New" w:hAnsi="Angsana New" w:cs="Angsana New"/>
+                <w:rFonts w:asciiTheme="majorBidi" w:hAnsiTheme="majorBidi" w:cstheme="majorBidi"/>
                 <w:sz w:val="24"/>
                 <w:szCs w:val="24"/>
               </w:rPr>
@@ -21141,9 +19550,8 @@
         </w:tc>
         <w:tc>
           <w:tcPr>
-            <w:tcW w:w="1276" w:type="dxa"/>
-            <w:shd w:val="clear" w:color="auto" w:fill="auto"/>
-            <w:vAlign w:val="center"/>
+            <w:tcW w:w="1955" w:type="dxa"/>
+            <w:shd w:val="clear" w:color="auto" w:fill="auto"/>
           </w:tcPr>
           <w:p>
             <w:pPr>
@@ -21155,48 +19563,20 @@
                 <w:cs/>
               </w:rPr>
             </w:pPr>
-            <w:sdt>
-              <w:sdtPr>
-                <w:rPr>
-                  <w:rFonts w:asciiTheme="majorBidi" w:hAnsiTheme="majorBidi" w:cstheme="majorBidi" w:hint="cs"/>
-                  <w:sz w:val="24"/>
-                  <w:szCs w:val="24"/>
-                  <w:cs/>
-                </w:rPr>
-                <w:id w:val="-1908300714"/>
-                <w14:checkbox>
-                  <w14:checked w14:val="0"/>
-                  <w14:checkedState w14:val="0052" w14:font="Wingdings 2"/>
-                  <w14:uncheckedState w14:val="2610" w14:font="MS Gothic"/>
-                </w14:checkbox>
-              </w:sdtPr>
-              <w:sdtContent>
-                <w:r>
-                  <w:rPr>
-                    <w:rFonts w:ascii="MS Gothic" w:eastAsia="MS Gothic" w:hAnsi="MS Gothic" w:cstheme="majorBidi" w:hint="eastAsia"/>
-                    <w:sz w:val="24"/>
-                    <w:szCs w:val="24"/>
-                    <w:cs/>
-                  </w:rPr>
-                  <w:t>☐</w:t>
-                </w:r>
-              </w:sdtContent>
-            </w:sdt>
-            <w:r>
-              <w:rPr>
-                <w:rFonts w:ascii="Angsana New" w:hAnsi="Angsana New" w:cs="Angsana New"/>
-                <w:sz w:val="24"/>
-                <w:szCs w:val="24"/>
-              </w:rPr>
-              <w:t xml:space="preserve">  ON</w:t>
-            </w:r>
-          </w:p>
-        </w:tc>
-        <w:tc>
-          <w:tcPr>
-            <w:tcW w:w="1276" w:type="dxa"/>
-            <w:shd w:val="clear" w:color="auto" w:fill="auto"/>
-            <w:vAlign w:val="center"/>
+            <w:r>
+              <w:rPr>
+                <w:rFonts w:asciiTheme="majorBidi" w:hAnsiTheme="majorBidi" w:cstheme="majorBidi"/>
+                <w:sz w:val="24"/>
+                <w:szCs w:val="24"/>
+              </w:rPr>
+              <w:t>{{led_4CTR_2_on}}ON</w:t>
+            </w:r>
+          </w:p>
+        </w:tc>
+        <w:tc>
+          <w:tcPr>
+            <w:tcW w:w="2043" w:type="dxa"/>
+            <w:shd w:val="clear" w:color="auto" w:fill="auto"/>
           </w:tcPr>
           <w:p>
             <w:pPr>
@@ -21208,124 +19588,68 @@
                 <w:cs/>
               </w:rPr>
             </w:pPr>
-            <w:sdt>
-              <w:sdtPr>
-                <w:rPr>
-                  <w:rFonts w:asciiTheme="majorBidi" w:hAnsiTheme="majorBidi" w:cstheme="majorBidi" w:hint="cs"/>
-                  <w:sz w:val="24"/>
-                  <w:szCs w:val="24"/>
-                  <w:cs/>
-                </w:rPr>
-                <w:id w:val="-412859878"/>
-                <w14:checkbox>
-                  <w14:checked w14:val="0"/>
-                  <w14:checkedState w14:val="0052" w14:font="Wingdings 2"/>
-                  <w14:uncheckedState w14:val="2610" w14:font="MS Gothic"/>
-                </w14:checkbox>
-              </w:sdtPr>
-              <w:sdtContent>
-                <w:r>
-                  <w:rPr>
-                    <w:rFonts w:ascii="MS Gothic" w:eastAsia="MS Gothic" w:hAnsi="MS Gothic" w:cstheme="majorBidi" w:hint="eastAsia"/>
-                    <w:sz w:val="24"/>
-                    <w:szCs w:val="24"/>
-                    <w:cs/>
-                  </w:rPr>
-                  <w:t>☐</w:t>
-                </w:r>
-              </w:sdtContent>
-            </w:sdt>
-            <w:r>
-              <w:rPr>
-                <w:rFonts w:ascii="Angsana New" w:hAnsi="Angsana New" w:cs="Angsana New"/>
-                <w:sz w:val="24"/>
-                <w:szCs w:val="24"/>
-              </w:rPr>
-              <w:t xml:space="preserve">  OFF</w:t>
-            </w:r>
-          </w:p>
-        </w:tc>
-        <w:tc>
-          <w:tcPr>
-            <w:tcW w:w="1274" w:type="dxa"/>
-            <w:shd w:val="clear" w:color="auto" w:fill="auto"/>
-            <w:vAlign w:val="center"/>
-          </w:tcPr>
-          <w:p>
-            <w:pPr>
-              <w:jc w:val="center"/>
-              <w:rPr>
-                <w:rFonts w:ascii="Angsana New" w:hAnsi="Angsana New" w:cs="Angsana New"/>
-                <w:sz w:val="24"/>
-                <w:szCs w:val="24"/>
-              </w:rPr>
-            </w:pPr>
-            <w:sdt>
-              <w:sdtPr>
-                <w:rPr>
-                  <w:rFonts w:asciiTheme="majorBidi" w:hAnsiTheme="majorBidi" w:cstheme="majorBidi" w:hint="cs"/>
-                  <w:sz w:val="24"/>
-                  <w:szCs w:val="24"/>
-                  <w:cs/>
-                </w:rPr>
-                <w:id w:val="706071081"/>
-                <w14:checkbox>
-                  <w14:checked w14:val="0"/>
-                  <w14:checkedState w14:val="0052" w14:font="Wingdings 2"/>
-                  <w14:uncheckedState w14:val="2610" w14:font="MS Gothic"/>
-                </w14:checkbox>
-              </w:sdtPr>
-              <w:sdtContent>
-                <w:r>
-                  <w:rPr>
-                    <w:rFonts w:ascii="MS Gothic" w:eastAsia="MS Gothic" w:hAnsi="MS Gothic" w:cstheme="majorBidi" w:hint="eastAsia"/>
-                    <w:sz w:val="24"/>
-                    <w:szCs w:val="24"/>
-                    <w:cs/>
-                  </w:rPr>
-                  <w:t>☐</w:t>
-                </w:r>
-              </w:sdtContent>
-            </w:sdt>
-            <w:r>
-              <w:rPr>
-                <w:rFonts w:asciiTheme="majorBidi" w:hAnsiTheme="majorBidi" w:cstheme="majorBidi" w:hint="cs"/>
-                <w:sz w:val="24"/>
-                <w:szCs w:val="24"/>
-                <w:cs/>
-              </w:rPr>
-              <w:t xml:space="preserve">  </w:t>
-            </w:r>
-            <w:r>
-              <w:rPr>
-                <w:rFonts w:asciiTheme="majorBidi" w:hAnsiTheme="majorBidi" w:cstheme="majorBidi"/>
-                <w:sz w:val="24"/>
-                <w:szCs w:val="24"/>
-              </w:rPr>
-              <w:t>BLINK</w:t>
-            </w:r>
-          </w:p>
-        </w:tc>
-        <w:tc>
-          <w:tcPr>
-            <w:tcW w:w="2830" w:type="dxa"/>
-            <w:shd w:val="clear" w:color="auto" w:fill="auto"/>
-          </w:tcPr>
-          <w:p>
-            <w:pPr>
-              <w:rPr>
-                <w:rFonts w:ascii="Angsana New" w:hAnsi="Angsana New" w:cs="Angsana New"/>
-                <w:sz w:val="24"/>
-                <w:szCs w:val="24"/>
-              </w:rPr>
-            </w:pPr>
+            <w:r>
+              <w:rPr>
+                <w:rFonts w:asciiTheme="majorBidi" w:hAnsiTheme="majorBidi" w:cstheme="majorBidi"/>
+                <w:sz w:val="24"/>
+                <w:szCs w:val="24"/>
+              </w:rPr>
+              <w:t>{{led_4CTR_2_off}}OFF</w:t>
+            </w:r>
+          </w:p>
+        </w:tc>
+        <w:tc>
+          <w:tcPr>
+            <w:tcW w:w="2377" w:type="dxa"/>
+            <w:shd w:val="clear" w:color="auto" w:fill="auto"/>
+          </w:tcPr>
+          <w:p>
+            <w:pPr>
+              <w:jc w:val="center"/>
+              <w:rPr>
+                <w:rFonts w:asciiTheme="majorBidi" w:hAnsiTheme="majorBidi" w:cstheme="majorBidi"/>
+                <w:sz w:val="24"/>
+                <w:szCs w:val="24"/>
+              </w:rPr>
+            </w:pPr>
+            <w:r>
+              <w:rPr>
+                <w:rFonts w:asciiTheme="majorBidi" w:hAnsiTheme="majorBidi" w:cstheme="majorBidi"/>
+                <w:sz w:val="24"/>
+                <w:szCs w:val="24"/>
+              </w:rPr>
+              <w:t>{{led_4CTR_2_blink}}BLINK</w:t>
+            </w:r>
+          </w:p>
+        </w:tc>
+        <w:tc>
+          <w:tcPr>
+            <w:tcW w:w="1809" w:type="dxa"/>
+            <w:shd w:val="clear" w:color="auto" w:fill="auto"/>
+          </w:tcPr>
+          <w:p>
+            <w:pPr>
+              <w:rPr>
+                <w:rFonts w:asciiTheme="majorBidi" w:hAnsiTheme="majorBidi" w:cstheme="majorBidi"/>
+                <w:sz w:val="24"/>
+                <w:szCs w:val="24"/>
+              </w:rPr>
+            </w:pPr>
+            <w:r>
+              <w:rPr>
+                <w:rFonts w:asciiTheme="majorBidi" w:hAnsiTheme="majorBidi" w:cstheme="majorBidi"/>
+                <w:sz w:val="24"/>
+                <w:szCs w:val="24"/>
+              </w:rPr>
+              <w:t>{{remark_4CTR_2}}</w:t>
+            </w:r>
           </w:p>
         </w:tc>
       </w:tr>
       <w:tr>
         <w:tc>
           <w:tcPr>
-            <w:tcW w:w="1555" w:type="dxa"/>
+            <w:tcW w:w="871" w:type="dxa"/>
             <w:vMerge/>
             <w:shd w:val="clear" w:color="auto" w:fill="auto"/>
           </w:tcPr>
@@ -21342,7 +19666,7 @@
         </w:tc>
         <w:tc>
           <w:tcPr>
-            <w:tcW w:w="1275" w:type="dxa"/>
+            <w:tcW w:w="936" w:type="dxa"/>
             <w:shd w:val="clear" w:color="auto" w:fill="auto"/>
           </w:tcPr>
           <w:p>
@@ -21357,7 +19681,7 @@
             </w:pPr>
             <w:r>
               <w:rPr>
-                <w:rFonts w:ascii="Angsana New" w:hAnsi="Angsana New" w:cs="Angsana New"/>
+                <w:rFonts w:asciiTheme="majorBidi" w:hAnsiTheme="majorBidi" w:cstheme="majorBidi"/>
                 <w:sz w:val="24"/>
                 <w:szCs w:val="24"/>
               </w:rPr>
@@ -21367,7 +19691,7 @@
         </w:tc>
         <w:tc>
           <w:tcPr>
-            <w:tcW w:w="1276" w:type="dxa"/>
+            <w:tcW w:w="771" w:type="dxa"/>
             <w:shd w:val="clear" w:color="auto" w:fill="auto"/>
           </w:tcPr>
           <w:p>
@@ -21382,7 +19706,7 @@
             </w:pPr>
             <w:r>
               <w:rPr>
-                <w:rFonts w:ascii="Angsana New" w:hAnsi="Angsana New" w:cs="Angsana New"/>
+                <w:rFonts w:asciiTheme="majorBidi" w:hAnsiTheme="majorBidi" w:cstheme="majorBidi"/>
                 <w:sz w:val="24"/>
                 <w:szCs w:val="24"/>
               </w:rPr>
@@ -21392,9 +19716,8 @@
         </w:tc>
         <w:tc>
           <w:tcPr>
-            <w:tcW w:w="1276" w:type="dxa"/>
-            <w:shd w:val="clear" w:color="auto" w:fill="auto"/>
-            <w:vAlign w:val="center"/>
+            <w:tcW w:w="1955" w:type="dxa"/>
+            <w:shd w:val="clear" w:color="auto" w:fill="auto"/>
           </w:tcPr>
           <w:p>
             <w:pPr>
@@ -21406,48 +19729,20 @@
                 <w:cs/>
               </w:rPr>
             </w:pPr>
-            <w:sdt>
-              <w:sdtPr>
-                <w:rPr>
-                  <w:rFonts w:asciiTheme="majorBidi" w:hAnsiTheme="majorBidi" w:cstheme="majorBidi" w:hint="cs"/>
-                  <w:sz w:val="24"/>
-                  <w:szCs w:val="24"/>
-                  <w:cs/>
-                </w:rPr>
-                <w:id w:val="-371615495"/>
-                <w14:checkbox>
-                  <w14:checked w14:val="0"/>
-                  <w14:checkedState w14:val="0052" w14:font="Wingdings 2"/>
-                  <w14:uncheckedState w14:val="2610" w14:font="MS Gothic"/>
-                </w14:checkbox>
-              </w:sdtPr>
-              <w:sdtContent>
-                <w:r>
-                  <w:rPr>
-                    <w:rFonts w:ascii="MS Gothic" w:eastAsia="MS Gothic" w:hAnsi="MS Gothic" w:cstheme="majorBidi" w:hint="eastAsia"/>
-                    <w:sz w:val="24"/>
-                    <w:szCs w:val="24"/>
-                    <w:cs/>
-                  </w:rPr>
-                  <w:t>☐</w:t>
-                </w:r>
-              </w:sdtContent>
-            </w:sdt>
-            <w:r>
-              <w:rPr>
-                <w:rFonts w:ascii="Angsana New" w:hAnsi="Angsana New" w:cs="Angsana New"/>
-                <w:sz w:val="24"/>
-                <w:szCs w:val="24"/>
-              </w:rPr>
-              <w:t xml:space="preserve">  ON</w:t>
-            </w:r>
-          </w:p>
-        </w:tc>
-        <w:tc>
-          <w:tcPr>
-            <w:tcW w:w="1276" w:type="dxa"/>
-            <w:shd w:val="clear" w:color="auto" w:fill="auto"/>
-            <w:vAlign w:val="center"/>
+            <w:r>
+              <w:rPr>
+                <w:rFonts w:asciiTheme="majorBidi" w:hAnsiTheme="majorBidi" w:cstheme="majorBidi"/>
+                <w:sz w:val="24"/>
+                <w:szCs w:val="24"/>
+              </w:rPr>
+              <w:t>{{led_6CTR_2_on}}ON</w:t>
+            </w:r>
+          </w:p>
+        </w:tc>
+        <w:tc>
+          <w:tcPr>
+            <w:tcW w:w="2043" w:type="dxa"/>
+            <w:shd w:val="clear" w:color="auto" w:fill="auto"/>
           </w:tcPr>
           <w:p>
             <w:pPr>
@@ -21459,117 +19754,61 @@
                 <w:cs/>
               </w:rPr>
             </w:pPr>
-            <w:sdt>
-              <w:sdtPr>
-                <w:rPr>
-                  <w:rFonts w:asciiTheme="majorBidi" w:hAnsiTheme="majorBidi" w:cstheme="majorBidi" w:hint="cs"/>
-                  <w:sz w:val="24"/>
-                  <w:szCs w:val="24"/>
-                  <w:cs/>
-                </w:rPr>
-                <w:id w:val="-595172684"/>
-                <w14:checkbox>
-                  <w14:checked w14:val="0"/>
-                  <w14:checkedState w14:val="0052" w14:font="Wingdings 2"/>
-                  <w14:uncheckedState w14:val="2610" w14:font="MS Gothic"/>
-                </w14:checkbox>
-              </w:sdtPr>
-              <w:sdtContent>
-                <w:r>
-                  <w:rPr>
-                    <w:rFonts w:ascii="MS Gothic" w:eastAsia="MS Gothic" w:hAnsi="MS Gothic" w:cstheme="majorBidi" w:hint="eastAsia"/>
-                    <w:sz w:val="24"/>
-                    <w:szCs w:val="24"/>
-                    <w:cs/>
-                  </w:rPr>
-                  <w:t>☐</w:t>
-                </w:r>
-              </w:sdtContent>
-            </w:sdt>
-            <w:r>
-              <w:rPr>
-                <w:rFonts w:ascii="Angsana New" w:hAnsi="Angsana New" w:cs="Angsana New"/>
-                <w:sz w:val="24"/>
-                <w:szCs w:val="24"/>
-              </w:rPr>
-              <w:t xml:space="preserve">  OFF</w:t>
-            </w:r>
-          </w:p>
-        </w:tc>
-        <w:tc>
-          <w:tcPr>
-            <w:tcW w:w="1274" w:type="dxa"/>
-            <w:shd w:val="clear" w:color="auto" w:fill="auto"/>
-            <w:vAlign w:val="center"/>
-          </w:tcPr>
-          <w:p>
-            <w:pPr>
-              <w:jc w:val="center"/>
-              <w:rPr>
-                <w:rFonts w:ascii="Angsana New" w:hAnsi="Angsana New" w:cs="Angsana New"/>
-                <w:sz w:val="24"/>
-                <w:szCs w:val="24"/>
-              </w:rPr>
-            </w:pPr>
-            <w:sdt>
-              <w:sdtPr>
-                <w:rPr>
-                  <w:rFonts w:asciiTheme="majorBidi" w:hAnsiTheme="majorBidi" w:cstheme="majorBidi" w:hint="cs"/>
-                  <w:sz w:val="24"/>
-                  <w:szCs w:val="24"/>
-                  <w:cs/>
-                </w:rPr>
-                <w:id w:val="-181202416"/>
-                <w14:checkbox>
-                  <w14:checked w14:val="0"/>
-                  <w14:checkedState w14:val="0052" w14:font="Wingdings 2"/>
-                  <w14:uncheckedState w14:val="2610" w14:font="MS Gothic"/>
-                </w14:checkbox>
-              </w:sdtPr>
-              <w:sdtContent>
-                <w:r>
-                  <w:rPr>
-                    <w:rFonts w:ascii="MS Gothic" w:eastAsia="MS Gothic" w:hAnsi="MS Gothic" w:cstheme="majorBidi" w:hint="eastAsia"/>
-                    <w:sz w:val="24"/>
-                    <w:szCs w:val="24"/>
-                    <w:cs/>
-                  </w:rPr>
-                  <w:t>☐</w:t>
-                </w:r>
-              </w:sdtContent>
-            </w:sdt>
-            <w:r>
-              <w:rPr>
-                <w:rFonts w:asciiTheme="majorBidi" w:hAnsiTheme="majorBidi" w:cstheme="majorBidi" w:hint="cs"/>
-                <w:sz w:val="24"/>
-                <w:szCs w:val="24"/>
-                <w:cs/>
-              </w:rPr>
-              <w:t xml:space="preserve">  </w:t>
-            </w:r>
-            <w:r>
-              <w:rPr>
-                <w:rFonts w:asciiTheme="majorBidi" w:hAnsiTheme="majorBidi" w:cstheme="majorBidi"/>
-                <w:sz w:val="24"/>
-                <w:szCs w:val="24"/>
-              </w:rPr>
-              <w:t>BLINK</w:t>
-            </w:r>
-          </w:p>
-        </w:tc>
-        <w:tc>
-          <w:tcPr>
-            <w:tcW w:w="2830" w:type="dxa"/>
-            <w:shd w:val="clear" w:color="auto" w:fill="auto"/>
-          </w:tcPr>
-          <w:p>
-            <w:pPr>
-              <w:rPr>
-                <w:rFonts w:ascii="Angsana New" w:hAnsi="Angsana New" w:cs="Angsana New"/>
-                <w:sz w:val="24"/>
-                <w:szCs w:val="24"/>
-              </w:rPr>
-            </w:pPr>
+            <w:r>
+              <w:rPr>
+                <w:rFonts w:asciiTheme="majorBidi" w:hAnsiTheme="majorBidi" w:cstheme="majorBidi"/>
+                <w:sz w:val="24"/>
+                <w:szCs w:val="24"/>
+              </w:rPr>
+              <w:t>{{led_6CTR_2_off}}OFF</w:t>
+            </w:r>
+          </w:p>
+        </w:tc>
+        <w:tc>
+          <w:tcPr>
+            <w:tcW w:w="2377" w:type="dxa"/>
+            <w:shd w:val="clear" w:color="auto" w:fill="auto"/>
+          </w:tcPr>
+          <w:p>
+            <w:pPr>
+              <w:jc w:val="center"/>
+              <w:rPr>
+                <w:rFonts w:asciiTheme="majorBidi" w:hAnsiTheme="majorBidi" w:cstheme="majorBidi"/>
+                <w:sz w:val="24"/>
+                <w:szCs w:val="24"/>
+              </w:rPr>
+            </w:pPr>
+            <w:r>
+              <w:rPr>
+                <w:rFonts w:asciiTheme="majorBidi" w:hAnsiTheme="majorBidi" w:cstheme="majorBidi"/>
+                <w:sz w:val="24"/>
+                <w:szCs w:val="24"/>
+              </w:rPr>
+              <w:t>{{led_6CTR_2_blink}}BLINK</w:t>
+            </w:r>
+          </w:p>
+        </w:tc>
+        <w:tc>
+          <w:tcPr>
+            <w:tcW w:w="1809" w:type="dxa"/>
+            <w:shd w:val="clear" w:color="auto" w:fill="auto"/>
+          </w:tcPr>
+          <w:p>
+            <w:pPr>
+              <w:rPr>
+                <w:rFonts w:asciiTheme="majorBidi" w:hAnsiTheme="majorBidi" w:cstheme="majorBidi"/>
+                <w:sz w:val="24"/>
+                <w:szCs w:val="24"/>
+              </w:rPr>
+            </w:pPr>
+            <w:r>
+              <w:rPr>
+                <w:rFonts w:asciiTheme="majorBidi" w:hAnsiTheme="majorBidi" w:cstheme="majorBidi"/>
+                <w:sz w:val="24"/>
+                <w:szCs w:val="24"/>
+              </w:rPr>
+              <w:t>{{remark_6CTR_2}}</w:t>
+            </w:r>
           </w:p>
         </w:tc>
       </w:tr>
@@ -21665,7 +19904,7 @@
     <w:tbl>
       <w:tblPr>
         <w:tblStyle w:val="TableGrid"/>
-        <w:tblW w:w="21524" w:type="dxa"/>
+        <w:tblW w:w="10762" w:type="dxa"/>
         <w:tblBorders>
           <w:top w:val="none" w:sz="0" w:space="0" w:color="auto"/>
           <w:left w:val="none" w:sz="0" w:space="0" w:color="auto"/>
@@ -21678,7 +19917,6 @@
       </w:tblPr>
       <w:tblGrid>
         <w:gridCol w:w="10762"/>
-        <w:gridCol w:w="10762"/>
       </w:tblGrid>
       <w:tr>
         <w:tc>
@@ -21720,23 +19958,6 @@
               </w:rPr>
               <w:t>}}</w:t>
             </w:r>
-          </w:p>
-        </w:tc>
-        <w:tc>
-          <w:tcPr>
-            <w:tcW w:w="10762" w:type="dxa"/>
-            <w:tcBorders>
-              <w:bottom w:val="single" w:sz="4" w:space="0" w:color="auto"/>
-            </w:tcBorders>
-          </w:tcPr>
-          <w:p>
-            <w:pPr>
-              <w:rPr>
-                <w:rFonts w:asciiTheme="majorBidi" w:hAnsiTheme="majorBidi" w:cstheme="majorBidi"/>
-                <w:sz w:val="24"/>
-                <w:szCs w:val="24"/>
-              </w:rPr>
-            </w:pPr>
           </w:p>
         </w:tc>
       </w:tr>
@@ -21783,6 +20004,8 @@
             </w:r>
           </w:p>
         </w:tc>
+      </w:tr>
+      <w:tr>
         <w:tc>
           <w:tcPr>
             <w:tcW w:w="10762" w:type="dxa"/>
@@ -21799,6 +20022,30 @@
                 <w:szCs w:val="24"/>
               </w:rPr>
             </w:pPr>
+            <w:r>
+              <w:rPr>
+                <w:rFonts w:asciiTheme="majorBidi" w:hAnsiTheme="majorBidi" w:cstheme="majorBidi"/>
+                <w:sz w:val="24"/>
+                <w:szCs w:val="24"/>
+              </w:rPr>
+              <w:t>{{</w:t>
+            </w:r>
+            <w:r>
+              <w:rPr>
+                <w:rFonts w:asciiTheme="majorBidi" w:hAnsiTheme="majorBidi" w:cstheme="majorBidi"/>
+                <w:sz w:val="24"/>
+                <w:szCs w:val="24"/>
+              </w:rPr>
+              <w:t>other_issue_</w:t>
+            </w:r>
+            <w:r>
+              <w:rPr>
+                <w:rFonts w:asciiTheme="majorBidi" w:hAnsiTheme="majorBidi" w:cstheme="majorBidi"/>
+                <w:sz w:val="24"/>
+                <w:szCs w:val="24"/>
+              </w:rPr>
+              <w:t>3}}</w:t>
+            </w:r>
           </w:p>
         </w:tc>
       </w:tr>
@@ -21841,10 +20088,12 @@
                 <w:sz w:val="24"/>
                 <w:szCs w:val="24"/>
               </w:rPr>
-              <w:t>3}}</w:t>
-            </w:r>
-          </w:p>
-        </w:tc>
+              <w:t>4}}</w:t>
+            </w:r>
+          </w:p>
+        </w:tc>
+      </w:tr>
+      <w:tr>
         <w:tc>
           <w:tcPr>
             <w:tcW w:w="10762" w:type="dxa"/>
@@ -21861,26 +20110,6 @@
                 <w:szCs w:val="24"/>
               </w:rPr>
             </w:pPr>
-          </w:p>
-        </w:tc>
-      </w:tr>
-      <w:tr>
-        <w:tc>
-          <w:tcPr>
-            <w:tcW w:w="10762" w:type="dxa"/>
-            <w:tcBorders>
-              <w:top w:val="single" w:sz="4" w:space="0" w:color="auto"/>
-              <w:bottom w:val="single" w:sz="4" w:space="0" w:color="auto"/>
-            </w:tcBorders>
-          </w:tcPr>
-          <w:p>
-            <w:pPr>
-              <w:rPr>
-                <w:rFonts w:asciiTheme="majorBidi" w:hAnsiTheme="majorBidi" w:cstheme="majorBidi"/>
-                <w:sz w:val="24"/>
-                <w:szCs w:val="24"/>
-              </w:rPr>
-            </w:pPr>
             <w:r>
               <w:rPr>
                 <w:rFonts w:asciiTheme="majorBidi" w:hAnsiTheme="majorBidi" w:cstheme="majorBidi"/>
@@ -21903,88 +20132,8 @@
                 <w:sz w:val="24"/>
                 <w:szCs w:val="24"/>
               </w:rPr>
-              <w:t>4}}</w:t>
-            </w:r>
-          </w:p>
-        </w:tc>
-        <w:tc>
-          <w:tcPr>
-            <w:tcW w:w="10762" w:type="dxa"/>
-            <w:tcBorders>
-              <w:top w:val="single" w:sz="4" w:space="0" w:color="auto"/>
-              <w:bottom w:val="single" w:sz="4" w:space="0" w:color="auto"/>
-            </w:tcBorders>
-          </w:tcPr>
-          <w:p>
-            <w:pPr>
-              <w:rPr>
-                <w:rFonts w:asciiTheme="majorBidi" w:hAnsiTheme="majorBidi" w:cstheme="majorBidi"/>
-                <w:sz w:val="24"/>
-                <w:szCs w:val="24"/>
-              </w:rPr>
-            </w:pPr>
-          </w:p>
-        </w:tc>
-      </w:tr>
-      <w:tr>
-        <w:tc>
-          <w:tcPr>
-            <w:tcW w:w="10762" w:type="dxa"/>
-            <w:tcBorders>
-              <w:top w:val="single" w:sz="4" w:space="0" w:color="auto"/>
-              <w:bottom w:val="single" w:sz="4" w:space="0" w:color="auto"/>
-            </w:tcBorders>
-          </w:tcPr>
-          <w:p>
-            <w:pPr>
-              <w:rPr>
-                <w:rFonts w:asciiTheme="majorBidi" w:hAnsiTheme="majorBidi" w:cstheme="majorBidi"/>
-                <w:sz w:val="24"/>
-                <w:szCs w:val="24"/>
-              </w:rPr>
-            </w:pPr>
-            <w:r>
-              <w:rPr>
-                <w:rFonts w:asciiTheme="majorBidi" w:hAnsiTheme="majorBidi" w:cstheme="majorBidi"/>
-                <w:sz w:val="24"/>
-                <w:szCs w:val="24"/>
-              </w:rPr>
-              <w:t>{{</w:t>
-            </w:r>
-            <w:r>
-              <w:rPr>
-                <w:rFonts w:asciiTheme="majorBidi" w:hAnsiTheme="majorBidi" w:cstheme="majorBidi"/>
-                <w:sz w:val="24"/>
-                <w:szCs w:val="24"/>
-              </w:rPr>
-              <w:t>other_issue_</w:t>
-            </w:r>
-            <w:r>
-              <w:rPr>
-                <w:rFonts w:asciiTheme="majorBidi" w:hAnsiTheme="majorBidi" w:cstheme="majorBidi"/>
-                <w:sz w:val="24"/>
-                <w:szCs w:val="24"/>
-              </w:rPr>
               <w:t>5}}</w:t>
             </w:r>
-          </w:p>
-        </w:tc>
-        <w:tc>
-          <w:tcPr>
-            <w:tcW w:w="10762" w:type="dxa"/>
-            <w:tcBorders>
-              <w:top w:val="single" w:sz="4" w:space="0" w:color="auto"/>
-              <w:bottom w:val="single" w:sz="4" w:space="0" w:color="auto"/>
-            </w:tcBorders>
-          </w:tcPr>
-          <w:p>
-            <w:pPr>
-              <w:rPr>
-                <w:rFonts w:asciiTheme="majorBidi" w:hAnsiTheme="majorBidi" w:cstheme="majorBidi"/>
-                <w:sz w:val="24"/>
-                <w:szCs w:val="24"/>
-              </w:rPr>
-            </w:pPr>
           </w:p>
         </w:tc>
       </w:tr>
@@ -22619,7 +20768,6 @@
       </w:rPr>
       <w:t>3</w:t>
     </w:r>
-    <w:proofErr w:type="gramStart"/>
     <w:r>
       <w:rPr>
         <w:rFonts w:ascii="Angsana New" w:hAnsi="Angsana New" w:cs="Angsana New"/>
@@ -22628,18 +20776,7 @@
         <w:sz w:val="36"/>
         <w:szCs w:val="36"/>
       </w:rPr>
-      <w:t>) :</w:t>
-    </w:r>
-    <w:proofErr w:type="gramEnd"/>
-    <w:r>
-      <w:rPr>
-        <w:rFonts w:ascii="Angsana New" w:hAnsi="Angsana New" w:cs="Angsana New"/>
-        <w:b/>
-        <w:bCs/>
-        <w:sz w:val="36"/>
-        <w:szCs w:val="36"/>
-      </w:rPr>
-      <w:t xml:space="preserve"> MITRAC PSDC</w:t>
+      <w:t>) : MITRAC PSDC</w:t>
     </w:r>
   </w:p>
 </w:hdr>

--- a/app/report/templates/docx_templates/MITRAC (Y3).docx
+++ b/app/report/templates/docx_templates/MITRAC (Y3).docx
@@ -65,8 +65,20 @@
                 <w:sz w:val="24"/>
                 <w:szCs w:val="32"/>
               </w:rPr>
-              <w:t>LEADER WAYSIDE :</w:t>
-            </w:r>
+              <w:t xml:space="preserve">LEADER </w:t>
+            </w:r>
+            <w:proofErr w:type="gramStart"/>
+            <w:r>
+              <w:rPr>
+                <w:rFonts w:asciiTheme="majorBidi" w:hAnsiTheme="majorBidi" w:cstheme="majorBidi"/>
+                <w:b/>
+                <w:bCs/>
+                <w:sz w:val="24"/>
+                <w:szCs w:val="32"/>
+              </w:rPr>
+              <w:t>WAYSIDE :</w:t>
+            </w:r>
+            <w:proofErr w:type="gramEnd"/>
           </w:p>
         </w:tc>
         <w:tc>
@@ -110,6 +122,7 @@
                 <w:szCs w:val="24"/>
               </w:rPr>
             </w:pPr>
+            <w:proofErr w:type="gramStart"/>
             <w:r>
               <w:rPr>
                 <w:rFonts w:asciiTheme="majorBidi" w:hAnsiTheme="majorBidi" w:cstheme="majorBidi"/>
@@ -121,6 +134,7 @@
               </w:rPr>
               <w:t>DATE :</w:t>
             </w:r>
+            <w:proofErr w:type="gramEnd"/>
           </w:p>
         </w:tc>
         <w:tc>
@@ -164,6 +178,7 @@
                 <w:szCs w:val="24"/>
               </w:rPr>
             </w:pPr>
+            <w:proofErr w:type="gramStart"/>
             <w:r>
               <w:rPr>
                 <w:rFonts w:asciiTheme="majorBidi" w:hAnsiTheme="majorBidi" w:cstheme="majorBidi"/>
@@ -175,6 +190,7 @@
               </w:rPr>
               <w:t>TIME :</w:t>
             </w:r>
+            <w:proofErr w:type="gramEnd"/>
           </w:p>
         </w:tc>
         <w:tc>
@@ -333,6 +349,7 @@
                 <w:szCs w:val="24"/>
               </w:rPr>
             </w:pPr>
+            <w:proofErr w:type="gramStart"/>
             <w:r>
               <w:rPr>
                 <w:rFonts w:asciiTheme="majorBidi" w:hAnsiTheme="majorBidi" w:cstheme="majorBidi"/>
@@ -344,6 +361,7 @@
               </w:rPr>
               <w:t>STATION :</w:t>
             </w:r>
+            <w:proofErr w:type="gramEnd"/>
           </w:p>
         </w:tc>
         <w:tc>
@@ -397,8 +415,21 @@
                 <w:sz w:val="24"/>
                 <w:szCs w:val="24"/>
               </w:rPr>
-              <w:t>LOCATION AREA :</w:t>
-            </w:r>
+              <w:t xml:space="preserve">LOCATION </w:t>
+            </w:r>
+            <w:proofErr w:type="gramStart"/>
+            <w:r>
+              <w:rPr>
+                <w:rFonts w:asciiTheme="majorBidi" w:hAnsiTheme="majorBidi" w:cstheme="majorBidi"/>
+                <w:b/>
+                <w:bCs/>
+                <w:color w:val="000000" w:themeColor="text1"/>
+                <w:sz w:val="24"/>
+                <w:szCs w:val="24"/>
+              </w:rPr>
+              <w:t>AREA :</w:t>
+            </w:r>
+            <w:proofErr w:type="gramEnd"/>
           </w:p>
         </w:tc>
         <w:tc>
@@ -445,6 +476,7 @@
                 <w:szCs w:val="32"/>
               </w:rPr>
             </w:pPr>
+            <w:proofErr w:type="gramStart"/>
             <w:r>
               <w:rPr>
                 <w:rFonts w:asciiTheme="majorBidi" w:hAnsiTheme="majorBidi" w:cstheme="majorBidi"/>
@@ -455,6 +487,7 @@
               </w:rPr>
               <w:t>APOSTLE :</w:t>
             </w:r>
+            <w:proofErr w:type="gramEnd"/>
           </w:p>
         </w:tc>
         <w:tc>
@@ -539,8 +572,9 @@
                 <w:sz w:val="24"/>
                 <w:szCs w:val="32"/>
               </w:rPr>
-              <w:t xml:space="preserve"> NO </w:t>
-            </w:r>
+              <w:t xml:space="preserve"> </w:t>
+            </w:r>
+            <w:proofErr w:type="gramStart"/>
             <w:r>
               <w:rPr>
                 <w:rFonts w:asciiTheme="majorBidi" w:hAnsiTheme="majorBidi" w:cstheme="majorBidi"/>
@@ -550,8 +584,20 @@
                 <w:sz w:val="24"/>
                 <w:szCs w:val="32"/>
               </w:rPr>
+              <w:t xml:space="preserve">NO </w:t>
+            </w:r>
+            <w:r>
+              <w:rPr>
+                <w:rFonts w:asciiTheme="majorBidi" w:hAnsiTheme="majorBidi" w:cstheme="majorBidi"/>
+                <w:b/>
+                <w:bCs/>
+                <w:color w:val="000000" w:themeColor="text1"/>
+                <w:sz w:val="24"/>
+                <w:szCs w:val="32"/>
+              </w:rPr>
               <w:t>:</w:t>
             </w:r>
+            <w:proofErr w:type="gramEnd"/>
           </w:p>
         </w:tc>
         <w:tc>
@@ -685,8 +731,20 @@
                 <w:sz w:val="24"/>
                 <w:szCs w:val="32"/>
               </w:rPr>
-              <w:t>TEAM NAME LIST :</w:t>
-            </w:r>
+              <w:t xml:space="preserve">TEAM NAME </w:t>
+            </w:r>
+            <w:proofErr w:type="gramStart"/>
+            <w:r>
+              <w:rPr>
+                <w:rFonts w:asciiTheme="majorBidi" w:hAnsiTheme="majorBidi" w:cstheme="majorBidi"/>
+                <w:b/>
+                <w:bCs/>
+                <w:sz w:val="24"/>
+                <w:szCs w:val="32"/>
+              </w:rPr>
+              <w:t>LIST :</w:t>
+            </w:r>
+            <w:proofErr w:type="gramEnd"/>
           </w:p>
         </w:tc>
         <w:tc>
@@ -902,8 +960,21 @@
                 <w:sz w:val="24"/>
                 <w:szCs w:val="24"/>
               </w:rPr>
-              <w:t>WORK ORDER NO :</w:t>
-            </w:r>
+              <w:t xml:space="preserve">WORK ORDER </w:t>
+            </w:r>
+            <w:proofErr w:type="gramStart"/>
+            <w:r>
+              <w:rPr>
+                <w:rFonts w:asciiTheme="majorBidi" w:hAnsiTheme="majorBidi" w:cstheme="majorBidi"/>
+                <w:b/>
+                <w:bCs/>
+                <w:color w:val="000000" w:themeColor="text1"/>
+                <w:sz w:val="24"/>
+                <w:szCs w:val="24"/>
+              </w:rPr>
+              <w:t>NO :</w:t>
+            </w:r>
+            <w:proofErr w:type="gramEnd"/>
           </w:p>
         </w:tc>
         <w:tc>
@@ -1131,6 +1202,7 @@
               </w:rPr>
               <w:t xml:space="preserve">WORK </w:t>
             </w:r>
+            <w:proofErr w:type="gramStart"/>
             <w:r>
               <w:rPr>
                 <w:rFonts w:asciiTheme="majorBidi" w:hAnsiTheme="majorBidi" w:cstheme="majorBidi"/>
@@ -1142,6 +1214,7 @@
               </w:rPr>
               <w:t>DESCRIPTION :</w:t>
             </w:r>
+            <w:proofErr w:type="gramEnd"/>
           </w:p>
         </w:tc>
         <w:tc>
@@ -1308,6 +1381,7 @@
                 <w:szCs w:val="24"/>
               </w:rPr>
             </w:pPr>
+            <w:proofErr w:type="gramStart"/>
             <w:r>
               <w:rPr>
                 <w:rFonts w:asciiTheme="majorBidi" w:hAnsiTheme="majorBidi" w:cstheme="majorBidi"/>
@@ -1323,7 +1397,17 @@
                 <w:szCs w:val="24"/>
                 <w:cs/>
               </w:rPr>
-              <w:t xml:space="preserve">เข้า </w:t>
+              <w:t>เข้า</w:t>
+            </w:r>
+            <w:proofErr w:type="gramEnd"/>
+            <w:r>
+              <w:rPr>
+                <w:rFonts w:asciiTheme="majorBidi" w:hAnsiTheme="majorBidi" w:cstheme="majorBidi" w:hint="cs"/>
+                <w:sz w:val="24"/>
+                <w:szCs w:val="24"/>
+                <w:cs/>
+              </w:rPr>
+              <w:t xml:space="preserve"> </w:t>
             </w:r>
           </w:p>
         </w:tc>
@@ -1371,6 +1455,7 @@
                 <w:szCs w:val="24"/>
               </w:rPr>
             </w:pPr>
+            <w:proofErr w:type="gramStart"/>
             <w:r>
               <w:rPr>
                 <w:rFonts w:asciiTheme="majorBidi" w:hAnsiTheme="majorBidi" w:cstheme="majorBidi"/>
@@ -1388,6 +1473,7 @@
               </w:rPr>
               <w:t>ออก</w:t>
             </w:r>
+            <w:proofErr w:type="gramEnd"/>
           </w:p>
         </w:tc>
         <w:tc>
@@ -1477,6 +1563,7 @@
                 <w:szCs w:val="24"/>
               </w:rPr>
             </w:pPr>
+            <w:proofErr w:type="gramStart"/>
             <w:r>
               <w:rPr>
                 <w:rFonts w:asciiTheme="majorBidi" w:hAnsiTheme="majorBidi" w:cstheme="majorBidi"/>
@@ -1491,7 +1578,16 @@
                 <w:sz w:val="24"/>
                 <w:szCs w:val="24"/>
               </w:rPr>
-              <w:t>Earthing Device</w:t>
+              <w:t>Earthing</w:t>
+            </w:r>
+            <w:proofErr w:type="gramEnd"/>
+            <w:r>
+              <w:rPr>
+                <w:rFonts w:asciiTheme="majorBidi" w:hAnsiTheme="majorBidi" w:cstheme="majorBidi"/>
+                <w:sz w:val="24"/>
+                <w:szCs w:val="24"/>
+              </w:rPr>
+              <w:t xml:space="preserve"> Device</w:t>
             </w:r>
             <w:r>
               <w:rPr>
@@ -1547,6 +1643,7 @@
                 <w:szCs w:val="24"/>
               </w:rPr>
             </w:pPr>
+            <w:proofErr w:type="gramStart"/>
             <w:r>
               <w:rPr>
                 <w:rFonts w:asciiTheme="majorBidi" w:hAnsiTheme="majorBidi" w:cstheme="majorBidi"/>
@@ -1561,7 +1658,16 @@
                 <w:sz w:val="24"/>
                 <w:szCs w:val="24"/>
               </w:rPr>
-              <w:t>Voltage Tester</w:t>
+              <w:t>Voltage</w:t>
+            </w:r>
+            <w:proofErr w:type="gramEnd"/>
+            <w:r>
+              <w:rPr>
+                <w:rFonts w:asciiTheme="majorBidi" w:hAnsiTheme="majorBidi" w:cstheme="majorBidi"/>
+                <w:sz w:val="24"/>
+                <w:szCs w:val="24"/>
+              </w:rPr>
+              <w:t xml:space="preserve"> Tester</w:t>
             </w:r>
             <w:r>
               <w:rPr>
@@ -1617,6 +1723,7 @@
                 <w:szCs w:val="24"/>
               </w:rPr>
             </w:pPr>
+            <w:proofErr w:type="gramStart"/>
             <w:r>
               <w:rPr>
                 <w:rFonts w:asciiTheme="majorBidi" w:hAnsiTheme="majorBidi" w:cstheme="majorBidi"/>
@@ -1634,6 +1741,7 @@
               </w:rPr>
               <w:t>ยืม</w:t>
             </w:r>
+            <w:proofErr w:type="gramEnd"/>
           </w:p>
         </w:tc>
         <w:tc>
@@ -1680,6 +1788,7 @@
                 <w:szCs w:val="24"/>
               </w:rPr>
             </w:pPr>
+            <w:proofErr w:type="gramStart"/>
             <w:r>
               <w:rPr>
                 <w:rFonts w:asciiTheme="majorBidi" w:hAnsiTheme="majorBidi" w:cstheme="majorBidi"/>
@@ -1697,6 +1806,7 @@
               </w:rPr>
               <w:t>คืน</w:t>
             </w:r>
+            <w:proofErr w:type="gramEnd"/>
           </w:p>
         </w:tc>
       </w:tr>
@@ -1804,6 +1914,7 @@
                 <w:cs/>
               </w:rPr>
             </w:pPr>
+            <w:proofErr w:type="gramStart"/>
             <w:r>
               <w:rPr>
                 <w:rFonts w:asciiTheme="majorBidi" w:hAnsiTheme="majorBidi" w:cstheme="majorBidi"/>
@@ -1821,6 +1932,7 @@
               </w:rPr>
               <w:t>เข้า</w:t>
             </w:r>
+            <w:proofErr w:type="gramEnd"/>
           </w:p>
         </w:tc>
         <w:tc>
@@ -1865,6 +1977,7 @@
                 <w:cs/>
               </w:rPr>
             </w:pPr>
+            <w:proofErr w:type="gramStart"/>
             <w:r>
               <w:rPr>
                 <w:rFonts w:asciiTheme="majorBidi" w:hAnsiTheme="majorBidi" w:cstheme="majorBidi"/>
@@ -1882,6 +1995,7 @@
               </w:rPr>
               <w:t>ออก</w:t>
             </w:r>
+            <w:proofErr w:type="gramEnd"/>
           </w:p>
         </w:tc>
         <w:tc>
@@ -2234,6 +2348,7 @@
           </w:tcPr>
           <w:p>
             <w:pPr>
+              <w:jc w:val="center"/>
               <w:rPr>
                 <w:rFonts w:asciiTheme="majorBidi" w:hAnsiTheme="majorBidi" w:cstheme="majorBidi"/>
                 <w:sz w:val="24"/>
@@ -2420,6 +2535,7 @@
           </w:tcPr>
           <w:p>
             <w:pPr>
+              <w:jc w:val="center"/>
               <w:rPr>
                 <w:rFonts w:asciiTheme="majorBidi" w:hAnsiTheme="majorBidi" w:cstheme="majorBidi"/>
                 <w:sz w:val="24"/>
@@ -2570,6 +2686,7 @@
           </w:tcPr>
           <w:p>
             <w:pPr>
+              <w:jc w:val="center"/>
               <w:rPr>
                 <w:rFonts w:asciiTheme="majorBidi" w:hAnsiTheme="majorBidi" w:cstheme="majorBidi"/>
                 <w:szCs w:val="22"/>
@@ -2723,6 +2840,7 @@
           </w:tcPr>
           <w:p>
             <w:pPr>
+              <w:jc w:val="center"/>
               <w:rPr>
                 <w:rFonts w:asciiTheme="majorBidi" w:hAnsiTheme="majorBidi" w:cstheme="majorBidi"/>
                 <w:szCs w:val="22"/>
@@ -2900,6 +3018,7 @@
           </w:tcPr>
           <w:p>
             <w:pPr>
+              <w:jc w:val="center"/>
               <w:rPr>
                 <w:rFonts w:asciiTheme="majorBidi" w:hAnsiTheme="majorBidi" w:cstheme="majorBidi"/>
                 <w:szCs w:val="22"/>
@@ -3334,6 +3453,7 @@
           </w:tcPr>
           <w:p>
             <w:pPr>
+              <w:jc w:val="center"/>
               <w:rPr>
                 <w:rFonts w:asciiTheme="majorBidi" w:hAnsiTheme="majorBidi" w:cstheme="majorBidi"/>
                 <w:szCs w:val="22"/>
@@ -3785,6 +3905,7 @@
           </w:tcPr>
           <w:p>
             <w:pPr>
+              <w:jc w:val="center"/>
               <w:rPr>
                 <w:rFonts w:asciiTheme="majorBidi" w:hAnsiTheme="majorBidi" w:cstheme="majorBidi"/>
                 <w:szCs w:val="22"/>
@@ -3980,6 +4101,7 @@
           </w:tcPr>
           <w:p>
             <w:pPr>
+              <w:jc w:val="center"/>
               <w:rPr>
                 <w:rFonts w:asciiTheme="majorBidi" w:hAnsiTheme="majorBidi" w:cstheme="majorBidi"/>
                 <w:szCs w:val="22"/>
@@ -4150,6 +4272,7 @@
           </w:tcPr>
           <w:p>
             <w:pPr>
+              <w:jc w:val="center"/>
               <w:rPr>
                 <w:rFonts w:asciiTheme="majorBidi" w:hAnsiTheme="majorBidi" w:cstheme="majorBidi"/>
                 <w:szCs w:val="22"/>
@@ -4344,6 +4467,7 @@
           </w:tcPr>
           <w:p>
             <w:pPr>
+              <w:jc w:val="center"/>
               <w:rPr>
                 <w:rFonts w:asciiTheme="majorBidi" w:hAnsiTheme="majorBidi" w:cstheme="majorBidi"/>
                 <w:szCs w:val="22"/>
@@ -4558,6 +4682,7 @@
           </w:tcPr>
           <w:p>
             <w:pPr>
+              <w:jc w:val="center"/>
               <w:rPr>
                 <w:rFonts w:asciiTheme="majorBidi" w:hAnsiTheme="majorBidi" w:cstheme="majorBidi"/>
                 <w:szCs w:val="22"/>
@@ -4755,6 +4880,7 @@
           </w:tcPr>
           <w:p>
             <w:pPr>
+              <w:jc w:val="center"/>
               <w:rPr>
                 <w:rFonts w:asciiTheme="majorBidi" w:hAnsiTheme="majorBidi" w:cstheme="majorBidi"/>
                 <w:szCs w:val="22"/>
@@ -5050,6 +5176,7 @@
           </w:tcPr>
           <w:p>
             <w:pPr>
+              <w:jc w:val="center"/>
               <w:rPr>
                 <w:rFonts w:asciiTheme="majorBidi" w:hAnsiTheme="majorBidi" w:cstheme="majorBidi"/>
                 <w:szCs w:val="22"/>
@@ -5213,6 +5340,7 @@
           </w:tcPr>
           <w:p>
             <w:pPr>
+              <w:jc w:val="center"/>
               <w:rPr>
                 <w:rFonts w:asciiTheme="majorBidi" w:hAnsiTheme="majorBidi" w:cstheme="majorBidi"/>
                 <w:szCs w:val="22"/>
@@ -5388,6 +5516,7 @@
           </w:tcPr>
           <w:p>
             <w:pPr>
+              <w:jc w:val="center"/>
               <w:rPr>
                 <w:rFonts w:asciiTheme="majorBidi" w:hAnsiTheme="majorBidi" w:cstheme="majorBidi"/>
                 <w:szCs w:val="22"/>
@@ -5696,6 +5825,7 @@
           </w:tcPr>
           <w:p>
             <w:pPr>
+              <w:jc w:val="center"/>
               <w:rPr>
                 <w:rFonts w:asciiTheme="majorBidi" w:hAnsiTheme="majorBidi" w:cstheme="majorBidi"/>
                 <w:szCs w:val="22"/>
@@ -5961,6 +6091,7 @@
           </w:tcPr>
           <w:p>
             <w:pPr>
+              <w:jc w:val="center"/>
               <w:rPr>
                 <w:rFonts w:asciiTheme="majorBidi" w:hAnsiTheme="majorBidi" w:cstheme="majorBidi"/>
                 <w:szCs w:val="22"/>
@@ -6320,6 +6451,7 @@
           </w:tcPr>
           <w:p>
             <w:pPr>
+              <w:jc w:val="center"/>
               <w:rPr>
                 <w:rFonts w:asciiTheme="majorBidi" w:hAnsiTheme="majorBidi" w:cstheme="majorBidi"/>
                 <w:szCs w:val="22"/>
@@ -6675,6 +6807,7 @@
           </w:tcPr>
           <w:p>
             <w:pPr>
+              <w:jc w:val="center"/>
               <w:rPr>
                 <w:rFonts w:asciiTheme="majorBidi" w:hAnsiTheme="majorBidi" w:cstheme="majorBidi"/>
                 <w:szCs w:val="22"/>
@@ -6860,6 +6993,7 @@
                 <w:szCs w:val="24"/>
               </w:rPr>
             </w:pPr>
+            <w:proofErr w:type="gramStart"/>
             <w:r>
               <w:rPr>
                 <w:rFonts w:asciiTheme="majorBidi" w:hAnsiTheme="majorBidi" w:cstheme="majorBidi"/>
@@ -6874,15 +7008,42 @@
                 <w:sz w:val="24"/>
                 <w:szCs w:val="24"/>
               </w:rPr>
-              <w:t xml:space="preserve">  Type 1          </w:t>
-            </w:r>
-            <w:r>
-              <w:rPr>
-                <w:rFonts w:asciiTheme="majorBidi" w:hAnsiTheme="majorBidi" w:cstheme="majorBidi"/>
-                <w:sz w:val="24"/>
-                <w:szCs w:val="24"/>
-              </w:rPr>
-              <w:t>{{</w:t>
+              <w:t xml:space="preserve">  Type</w:t>
+            </w:r>
+            <w:proofErr w:type="gramEnd"/>
+            <w:r>
+              <w:rPr>
+                <w:rFonts w:asciiTheme="majorBidi" w:hAnsiTheme="majorBidi" w:cstheme="majorBidi"/>
+                <w:sz w:val="24"/>
+                <w:szCs w:val="24"/>
+              </w:rPr>
+              <w:t xml:space="preserve"> 1       </w:t>
+            </w:r>
+            <w:proofErr w:type="gramStart"/>
+            <w:r>
+              <w:rPr>
+                <w:rFonts w:asciiTheme="majorBidi" w:hAnsiTheme="majorBidi" w:cstheme="majorBidi"/>
+                <w:sz w:val="24"/>
+                <w:szCs w:val="24"/>
+              </w:rPr>
+              <w:t xml:space="preserve">   </w:t>
+            </w:r>
+            <w:r>
+              <w:rPr>
+                <w:rFonts w:asciiTheme="majorBidi" w:hAnsiTheme="majorBidi" w:cstheme="majorBidi"/>
+                <w:sz w:val="24"/>
+                <w:szCs w:val="24"/>
+              </w:rPr>
+              <w:t>{</w:t>
+            </w:r>
+            <w:proofErr w:type="gramEnd"/>
+            <w:r>
+              <w:rPr>
+                <w:rFonts w:asciiTheme="majorBidi" w:hAnsiTheme="majorBidi" w:cstheme="majorBidi"/>
+                <w:sz w:val="24"/>
+                <w:szCs w:val="24"/>
+              </w:rPr>
+              <w:t>{</w:t>
             </w:r>
             <w:r>
               <w:rPr>
@@ -6902,6 +7063,7 @@
                 <w:cs/>
               </w:rPr>
             </w:pPr>
+            <w:proofErr w:type="gramStart"/>
             <w:r>
               <w:rPr>
                 <w:rFonts w:asciiTheme="majorBidi" w:hAnsiTheme="majorBidi" w:cstheme="majorBidi"/>
@@ -6916,7 +7078,16 @@
                 <w:sz w:val="24"/>
                 <w:szCs w:val="24"/>
               </w:rPr>
-              <w:t xml:space="preserve">  Type 2</w:t>
+              <w:t xml:space="preserve">  Type</w:t>
+            </w:r>
+            <w:proofErr w:type="gramEnd"/>
+            <w:r>
+              <w:rPr>
+                <w:rFonts w:asciiTheme="majorBidi" w:hAnsiTheme="majorBidi" w:cstheme="majorBidi"/>
+                <w:sz w:val="24"/>
+                <w:szCs w:val="24"/>
+              </w:rPr>
+              <w:t xml:space="preserve"> 2</w:t>
             </w:r>
           </w:p>
         </w:tc>
@@ -6927,6 +7098,7 @@
           </w:tcPr>
           <w:p>
             <w:pPr>
+              <w:jc w:val="center"/>
               <w:rPr>
                 <w:rFonts w:asciiTheme="majorBidi" w:hAnsiTheme="majorBidi" w:cstheme="majorBidi"/>
                 <w:szCs w:val="22"/>
@@ -7122,6 +7294,7 @@
           </w:tcPr>
           <w:p>
             <w:pPr>
+              <w:jc w:val="center"/>
               <w:rPr>
                 <w:rFonts w:asciiTheme="majorBidi" w:hAnsiTheme="majorBidi" w:cstheme="majorBidi"/>
                 <w:szCs w:val="22"/>
@@ -7319,6 +7492,7 @@
           </w:tcPr>
           <w:p>
             <w:pPr>
+              <w:jc w:val="center"/>
               <w:rPr>
                 <w:rFonts w:asciiTheme="majorBidi" w:hAnsiTheme="majorBidi" w:cstheme="majorBidi"/>
                 <w:szCs w:val="22"/>
@@ -7480,6 +7654,7 @@
           </w:tcPr>
           <w:p>
             <w:pPr>
+              <w:jc w:val="center"/>
               <w:rPr>
                 <w:rFonts w:asciiTheme="majorBidi" w:hAnsiTheme="majorBidi" w:cstheme="majorBidi"/>
                 <w:szCs w:val="22"/>
@@ -7774,6 +7949,7 @@
           </w:tcPr>
           <w:p>
             <w:pPr>
+              <w:jc w:val="center"/>
               <w:rPr>
                 <w:rFonts w:asciiTheme="majorBidi" w:hAnsiTheme="majorBidi" w:cstheme="majorBidi"/>
                 <w:szCs w:val="22"/>
@@ -8004,6 +8180,7 @@
           </w:tcPr>
           <w:p>
             <w:pPr>
+              <w:jc w:val="center"/>
               <w:rPr>
                 <w:rFonts w:asciiTheme="majorBidi" w:hAnsiTheme="majorBidi" w:cstheme="majorBidi"/>
                 <w:szCs w:val="22"/>
@@ -8165,6 +8342,7 @@
           </w:tcPr>
           <w:p>
             <w:pPr>
+              <w:jc w:val="center"/>
               <w:rPr>
                 <w:rFonts w:asciiTheme="majorBidi" w:hAnsiTheme="majorBidi" w:cstheme="majorBidi"/>
                 <w:szCs w:val="22"/>
@@ -8360,6 +8538,7 @@
           </w:tcPr>
           <w:p>
             <w:pPr>
+              <w:jc w:val="center"/>
               <w:rPr>
                 <w:rFonts w:asciiTheme="majorBidi" w:hAnsiTheme="majorBidi" w:cstheme="majorBidi"/>
                 <w:szCs w:val="22"/>
@@ -8513,6 +8692,7 @@
           </w:tcPr>
           <w:p>
             <w:pPr>
+              <w:jc w:val="center"/>
               <w:rPr>
                 <w:rFonts w:asciiTheme="majorBidi" w:hAnsiTheme="majorBidi" w:cstheme="majorBidi"/>
                 <w:szCs w:val="22"/>
@@ -8941,6 +9121,7 @@
               </w:rPr>
               <w:t>_ON</w:t>
             </w:r>
+            <w:proofErr w:type="gramStart"/>
             <w:r>
               <w:rPr>
                 <w:rFonts w:asciiTheme="majorBidi" w:hAnsiTheme="majorBidi" w:cstheme="majorBidi"/>
@@ -8957,6 +9138,7 @@
               </w:rPr>
               <w:t>ON</w:t>
             </w:r>
+            <w:proofErr w:type="gramEnd"/>
           </w:p>
         </w:tc>
         <w:tc>
@@ -8979,7 +9161,16 @@
                 <w:sz w:val="24"/>
                 <w:szCs w:val="24"/>
               </w:rPr>
-              <w:t>{{POW_OFF}}</w:t>
+              <w:t>{{POW_OFF</w:t>
+            </w:r>
+            <w:proofErr w:type="gramStart"/>
+            <w:r>
+              <w:rPr>
+                <w:rFonts w:asciiTheme="majorBidi" w:hAnsiTheme="majorBidi" w:cstheme="majorBidi"/>
+                <w:sz w:val="24"/>
+                <w:szCs w:val="24"/>
+              </w:rPr>
+              <w:t>}}</w:t>
             </w:r>
             <w:r>
               <w:rPr>
@@ -8989,6 +9180,7 @@
               </w:rPr>
               <w:t>OFF</w:t>
             </w:r>
+            <w:proofErr w:type="gramEnd"/>
           </w:p>
         </w:tc>
         <w:tc>
@@ -9011,7 +9203,16 @@
                 <w:sz w:val="24"/>
                 <w:szCs w:val="24"/>
               </w:rPr>
-              <w:t>{{POW_BLINK}}</w:t>
+              <w:t>{{POW_BLINK</w:t>
+            </w:r>
+            <w:proofErr w:type="gramStart"/>
+            <w:r>
+              <w:rPr>
+                <w:rFonts w:asciiTheme="majorBidi" w:hAnsiTheme="majorBidi" w:cstheme="majorBidi"/>
+                <w:sz w:val="24"/>
+                <w:szCs w:val="24"/>
+              </w:rPr>
+              <w:t>}}</w:t>
             </w:r>
             <w:r>
               <w:rPr>
@@ -9021,6 +9222,7 @@
               </w:rPr>
               <w:t>BLINK</w:t>
             </w:r>
+            <w:proofErr w:type="gramEnd"/>
           </w:p>
         </w:tc>
         <w:tc>
@@ -9137,7 +9339,16 @@
                 <w:sz w:val="24"/>
                 <w:szCs w:val="24"/>
               </w:rPr>
-              <w:t>{{ERR_ON}}</w:t>
+              <w:t>{{ERR_ON</w:t>
+            </w:r>
+            <w:proofErr w:type="gramStart"/>
+            <w:r>
+              <w:rPr>
+                <w:rFonts w:asciiTheme="majorBidi" w:hAnsiTheme="majorBidi" w:cstheme="majorBidi"/>
+                <w:sz w:val="24"/>
+                <w:szCs w:val="24"/>
+              </w:rPr>
+              <w:t>}}</w:t>
             </w:r>
             <w:r>
               <w:rPr>
@@ -9147,6 +9358,7 @@
               </w:rPr>
               <w:t>ON</w:t>
             </w:r>
+            <w:proofErr w:type="gramEnd"/>
           </w:p>
         </w:tc>
         <w:tc>
@@ -9169,7 +9381,16 @@
                 <w:sz w:val="24"/>
                 <w:szCs w:val="24"/>
               </w:rPr>
-              <w:t>{{ERR_OFF}}</w:t>
+              <w:t>{{ERR_OFF</w:t>
+            </w:r>
+            <w:proofErr w:type="gramStart"/>
+            <w:r>
+              <w:rPr>
+                <w:rFonts w:asciiTheme="majorBidi" w:hAnsiTheme="majorBidi" w:cstheme="majorBidi"/>
+                <w:sz w:val="24"/>
+                <w:szCs w:val="24"/>
+              </w:rPr>
+              <w:t>}}</w:t>
             </w:r>
             <w:r>
               <w:rPr>
@@ -9179,6 +9400,7 @@
               </w:rPr>
               <w:t>OFF</w:t>
             </w:r>
+            <w:proofErr w:type="gramEnd"/>
           </w:p>
         </w:tc>
         <w:tc>
@@ -9201,7 +9423,16 @@
                 <w:sz w:val="24"/>
                 <w:szCs w:val="24"/>
               </w:rPr>
-              <w:t>{{ERR_BLINK}}</w:t>
+              <w:t>{{ERR_BLINK</w:t>
+            </w:r>
+            <w:proofErr w:type="gramStart"/>
+            <w:r>
+              <w:rPr>
+                <w:rFonts w:asciiTheme="majorBidi" w:hAnsiTheme="majorBidi" w:cstheme="majorBidi"/>
+                <w:sz w:val="24"/>
+                <w:szCs w:val="24"/>
+              </w:rPr>
+              <w:t>}}</w:t>
             </w:r>
             <w:r>
               <w:rPr>
@@ -9211,6 +9442,7 @@
               </w:rPr>
               <w:t>BLINK</w:t>
             </w:r>
+            <w:proofErr w:type="gramEnd"/>
           </w:p>
         </w:tc>
         <w:tc>
@@ -9327,7 +9559,16 @@
                 <w:sz w:val="24"/>
                 <w:szCs w:val="24"/>
               </w:rPr>
-              <w:t>{{TX_ON}}</w:t>
+              <w:t>{{TX_ON</w:t>
+            </w:r>
+            <w:proofErr w:type="gramStart"/>
+            <w:r>
+              <w:rPr>
+                <w:rFonts w:asciiTheme="majorBidi" w:hAnsiTheme="majorBidi" w:cstheme="majorBidi"/>
+                <w:sz w:val="24"/>
+                <w:szCs w:val="24"/>
+              </w:rPr>
+              <w:t>}}</w:t>
             </w:r>
             <w:r>
               <w:rPr>
@@ -9337,6 +9578,7 @@
               </w:rPr>
               <w:t>ON</w:t>
             </w:r>
+            <w:proofErr w:type="gramEnd"/>
           </w:p>
         </w:tc>
         <w:tc>
@@ -9359,7 +9601,16 @@
                 <w:sz w:val="24"/>
                 <w:szCs w:val="24"/>
               </w:rPr>
-              <w:t>{{TX_OFF}}</w:t>
+              <w:t>{{TX_OFF</w:t>
+            </w:r>
+            <w:proofErr w:type="gramStart"/>
+            <w:r>
+              <w:rPr>
+                <w:rFonts w:asciiTheme="majorBidi" w:hAnsiTheme="majorBidi" w:cstheme="majorBidi"/>
+                <w:sz w:val="24"/>
+                <w:szCs w:val="24"/>
+              </w:rPr>
+              <w:t>}}</w:t>
             </w:r>
             <w:r>
               <w:rPr>
@@ -9369,6 +9620,7 @@
               </w:rPr>
               <w:t>OFF</w:t>
             </w:r>
+            <w:proofErr w:type="gramEnd"/>
           </w:p>
         </w:tc>
         <w:tc>
@@ -9391,7 +9643,16 @@
                 <w:sz w:val="24"/>
                 <w:szCs w:val="24"/>
               </w:rPr>
-              <w:t>{{TX_BLINK}}</w:t>
+              <w:t>{{TX_BLINK</w:t>
+            </w:r>
+            <w:proofErr w:type="gramStart"/>
+            <w:r>
+              <w:rPr>
+                <w:rFonts w:asciiTheme="majorBidi" w:hAnsiTheme="majorBidi" w:cstheme="majorBidi"/>
+                <w:sz w:val="24"/>
+                <w:szCs w:val="24"/>
+              </w:rPr>
+              <w:t>}}</w:t>
             </w:r>
             <w:r>
               <w:rPr>
@@ -9401,6 +9662,7 @@
               </w:rPr>
               <w:t>BLINK</w:t>
             </w:r>
+            <w:proofErr w:type="gramEnd"/>
           </w:p>
         </w:tc>
         <w:tc>
@@ -9517,7 +9779,16 @@
                 <w:sz w:val="24"/>
                 <w:szCs w:val="24"/>
               </w:rPr>
-              <w:t>{{RX_ON}}</w:t>
+              <w:t>{{RX_ON</w:t>
+            </w:r>
+            <w:proofErr w:type="gramStart"/>
+            <w:r>
+              <w:rPr>
+                <w:rFonts w:asciiTheme="majorBidi" w:hAnsiTheme="majorBidi" w:cstheme="majorBidi"/>
+                <w:sz w:val="24"/>
+                <w:szCs w:val="24"/>
+              </w:rPr>
+              <w:t>}}</w:t>
             </w:r>
             <w:r>
               <w:rPr>
@@ -9527,6 +9798,7 @@
               </w:rPr>
               <w:t>ON</w:t>
             </w:r>
+            <w:proofErr w:type="gramEnd"/>
           </w:p>
         </w:tc>
         <w:tc>
@@ -9549,7 +9821,16 @@
                 <w:sz w:val="24"/>
                 <w:szCs w:val="24"/>
               </w:rPr>
-              <w:t>{{RX_OFF}}</w:t>
+              <w:t>{{RX_OFF</w:t>
+            </w:r>
+            <w:proofErr w:type="gramStart"/>
+            <w:r>
+              <w:rPr>
+                <w:rFonts w:asciiTheme="majorBidi" w:hAnsiTheme="majorBidi" w:cstheme="majorBidi"/>
+                <w:sz w:val="24"/>
+                <w:szCs w:val="24"/>
+              </w:rPr>
+              <w:t>}}</w:t>
             </w:r>
             <w:r>
               <w:rPr>
@@ -9559,6 +9840,7 @@
               </w:rPr>
               <w:t>OFF</w:t>
             </w:r>
+            <w:proofErr w:type="gramEnd"/>
           </w:p>
         </w:tc>
         <w:tc>
@@ -9581,7 +9863,16 @@
                 <w:sz w:val="24"/>
                 <w:szCs w:val="24"/>
               </w:rPr>
-              <w:t>{{RX_BLINK}}</w:t>
+              <w:t>{{RX_BLINK</w:t>
+            </w:r>
+            <w:proofErr w:type="gramStart"/>
+            <w:r>
+              <w:rPr>
+                <w:rFonts w:asciiTheme="majorBidi" w:hAnsiTheme="majorBidi" w:cstheme="majorBidi"/>
+                <w:sz w:val="24"/>
+                <w:szCs w:val="24"/>
+              </w:rPr>
+              <w:t>}}</w:t>
             </w:r>
             <w:r>
               <w:rPr>
@@ -9591,6 +9882,7 @@
               </w:rPr>
               <w:t>BLINK</w:t>
             </w:r>
+            <w:proofErr w:type="gramEnd"/>
           </w:p>
         </w:tc>
         <w:tc>
@@ -9707,7 +9999,16 @@
                 <w:sz w:val="24"/>
                 <w:szCs w:val="24"/>
               </w:rPr>
-              <w:t>{{MVB_ON}}</w:t>
+              <w:t>{{MVB_ON</w:t>
+            </w:r>
+            <w:proofErr w:type="gramStart"/>
+            <w:r>
+              <w:rPr>
+                <w:rFonts w:asciiTheme="majorBidi" w:hAnsiTheme="majorBidi" w:cstheme="majorBidi"/>
+                <w:sz w:val="24"/>
+                <w:szCs w:val="24"/>
+              </w:rPr>
+              <w:t>}}</w:t>
             </w:r>
             <w:r>
               <w:rPr>
@@ -9717,6 +10018,7 @@
               </w:rPr>
               <w:t>ON</w:t>
             </w:r>
+            <w:proofErr w:type="gramEnd"/>
           </w:p>
         </w:tc>
         <w:tc>
@@ -9739,7 +10041,16 @@
                 <w:sz w:val="24"/>
                 <w:szCs w:val="24"/>
               </w:rPr>
-              <w:t>{{MVB_OFF}}</w:t>
+              <w:t>{{MVB_OFF</w:t>
+            </w:r>
+            <w:proofErr w:type="gramStart"/>
+            <w:r>
+              <w:rPr>
+                <w:rFonts w:asciiTheme="majorBidi" w:hAnsiTheme="majorBidi" w:cstheme="majorBidi"/>
+                <w:sz w:val="24"/>
+                <w:szCs w:val="24"/>
+              </w:rPr>
+              <w:t>}}</w:t>
             </w:r>
             <w:r>
               <w:rPr>
@@ -9749,6 +10060,7 @@
               </w:rPr>
               <w:t>OFF</w:t>
             </w:r>
+            <w:proofErr w:type="gramEnd"/>
           </w:p>
         </w:tc>
         <w:tc>
@@ -9771,7 +10083,16 @@
                 <w:sz w:val="24"/>
                 <w:szCs w:val="24"/>
               </w:rPr>
-              <w:t>{{MVB_BLINK}}</w:t>
+              <w:t>{{MVB_BLINK</w:t>
+            </w:r>
+            <w:proofErr w:type="gramStart"/>
+            <w:r>
+              <w:rPr>
+                <w:rFonts w:asciiTheme="majorBidi" w:hAnsiTheme="majorBidi" w:cstheme="majorBidi"/>
+                <w:sz w:val="24"/>
+                <w:szCs w:val="24"/>
+              </w:rPr>
+              <w:t>}}</w:t>
             </w:r>
             <w:r>
               <w:rPr>
@@ -9781,6 +10102,7 @@
               </w:rPr>
               <w:t>BLINK</w:t>
             </w:r>
+            <w:proofErr w:type="gramEnd"/>
           </w:p>
         </w:tc>
         <w:tc>
@@ -9897,7 +10219,16 @@
                 <w:sz w:val="24"/>
                 <w:szCs w:val="24"/>
               </w:rPr>
-              <w:t>{{SC_ON}}</w:t>
+              <w:t>{{SC_ON</w:t>
+            </w:r>
+            <w:proofErr w:type="gramStart"/>
+            <w:r>
+              <w:rPr>
+                <w:rFonts w:asciiTheme="majorBidi" w:hAnsiTheme="majorBidi" w:cstheme="majorBidi"/>
+                <w:sz w:val="24"/>
+                <w:szCs w:val="24"/>
+              </w:rPr>
+              <w:t>}}</w:t>
             </w:r>
             <w:r>
               <w:rPr>
@@ -9907,6 +10238,7 @@
               </w:rPr>
               <w:t>ON</w:t>
             </w:r>
+            <w:proofErr w:type="gramEnd"/>
           </w:p>
         </w:tc>
         <w:tc>
@@ -9929,7 +10261,16 @@
                 <w:sz w:val="24"/>
                 <w:szCs w:val="24"/>
               </w:rPr>
-              <w:t>{{SC_OFF}}</w:t>
+              <w:t>{{SC_OFF</w:t>
+            </w:r>
+            <w:proofErr w:type="gramStart"/>
+            <w:r>
+              <w:rPr>
+                <w:rFonts w:asciiTheme="majorBidi" w:hAnsiTheme="majorBidi" w:cstheme="majorBidi"/>
+                <w:sz w:val="24"/>
+                <w:szCs w:val="24"/>
+              </w:rPr>
+              <w:t>}}</w:t>
             </w:r>
             <w:r>
               <w:rPr>
@@ -9939,6 +10280,7 @@
               </w:rPr>
               <w:t>OFF</w:t>
             </w:r>
+            <w:proofErr w:type="gramEnd"/>
           </w:p>
         </w:tc>
         <w:tc>
@@ -9961,7 +10303,16 @@
                 <w:sz w:val="24"/>
                 <w:szCs w:val="24"/>
               </w:rPr>
-              <w:t>{{SC_BLINK}}</w:t>
+              <w:t>{{SC_BLINK</w:t>
+            </w:r>
+            <w:proofErr w:type="gramStart"/>
+            <w:r>
+              <w:rPr>
+                <w:rFonts w:asciiTheme="majorBidi" w:hAnsiTheme="majorBidi" w:cstheme="majorBidi"/>
+                <w:sz w:val="24"/>
+                <w:szCs w:val="24"/>
+              </w:rPr>
+              <w:t>}}</w:t>
             </w:r>
             <w:r>
               <w:rPr>
@@ -9971,6 +10322,7 @@
               </w:rPr>
               <w:t>BLINK</w:t>
             </w:r>
+            <w:proofErr w:type="gramEnd"/>
           </w:p>
         </w:tc>
         <w:tc>
@@ -10087,7 +10439,16 @@
                 <w:sz w:val="24"/>
                 <w:szCs w:val="24"/>
               </w:rPr>
-              <w:t>{{WA_ON}}</w:t>
+              <w:t>{{WA_ON</w:t>
+            </w:r>
+            <w:proofErr w:type="gramStart"/>
+            <w:r>
+              <w:rPr>
+                <w:rFonts w:asciiTheme="majorBidi" w:hAnsiTheme="majorBidi" w:cstheme="majorBidi"/>
+                <w:sz w:val="24"/>
+                <w:szCs w:val="24"/>
+              </w:rPr>
+              <w:t>}}</w:t>
             </w:r>
             <w:r>
               <w:rPr>
@@ -10097,6 +10458,7 @@
               </w:rPr>
               <w:t>ON</w:t>
             </w:r>
+            <w:proofErr w:type="gramEnd"/>
           </w:p>
         </w:tc>
         <w:tc>
@@ -10119,7 +10481,16 @@
                 <w:sz w:val="24"/>
                 <w:szCs w:val="24"/>
               </w:rPr>
-              <w:t>{{WA_OFF}}</w:t>
+              <w:t>{{WA_OFF</w:t>
+            </w:r>
+            <w:proofErr w:type="gramStart"/>
+            <w:r>
+              <w:rPr>
+                <w:rFonts w:asciiTheme="majorBidi" w:hAnsiTheme="majorBidi" w:cstheme="majorBidi"/>
+                <w:sz w:val="24"/>
+                <w:szCs w:val="24"/>
+              </w:rPr>
+              <w:t>}}</w:t>
             </w:r>
             <w:r>
               <w:rPr>
@@ -10129,6 +10500,7 @@
               </w:rPr>
               <w:t>OFF</w:t>
             </w:r>
+            <w:proofErr w:type="gramEnd"/>
           </w:p>
         </w:tc>
         <w:tc>
@@ -10151,7 +10523,16 @@
                 <w:sz w:val="24"/>
                 <w:szCs w:val="24"/>
               </w:rPr>
-              <w:t>{{WA_BLINK}}</w:t>
+              <w:t>{{WA_BLINK</w:t>
+            </w:r>
+            <w:proofErr w:type="gramStart"/>
+            <w:r>
+              <w:rPr>
+                <w:rFonts w:asciiTheme="majorBidi" w:hAnsiTheme="majorBidi" w:cstheme="majorBidi"/>
+                <w:sz w:val="24"/>
+                <w:szCs w:val="24"/>
+              </w:rPr>
+              <w:t>}}</w:t>
             </w:r>
             <w:r>
               <w:rPr>
@@ -10161,6 +10542,7 @@
               </w:rPr>
               <w:t>BLINK</w:t>
             </w:r>
+            <w:proofErr w:type="gramEnd"/>
           </w:p>
         </w:tc>
         <w:tc>
@@ -10277,7 +10659,16 @@
                 <w:sz w:val="24"/>
                 <w:szCs w:val="24"/>
               </w:rPr>
-              <w:t>{{RTS_ON}}</w:t>
+              <w:t>{{RTS_ON</w:t>
+            </w:r>
+            <w:proofErr w:type="gramStart"/>
+            <w:r>
+              <w:rPr>
+                <w:rFonts w:asciiTheme="majorBidi" w:hAnsiTheme="majorBidi" w:cstheme="majorBidi"/>
+                <w:sz w:val="24"/>
+                <w:szCs w:val="24"/>
+              </w:rPr>
+              <w:t>}}</w:t>
             </w:r>
             <w:r>
               <w:rPr>
@@ -10287,6 +10678,7 @@
               </w:rPr>
               <w:t>ON</w:t>
             </w:r>
+            <w:proofErr w:type="gramEnd"/>
           </w:p>
         </w:tc>
         <w:tc>
@@ -10309,7 +10701,16 @@
                 <w:sz w:val="24"/>
                 <w:szCs w:val="24"/>
               </w:rPr>
-              <w:t>{{RTS_OFF}}</w:t>
+              <w:t>{{RTS_OFF</w:t>
+            </w:r>
+            <w:proofErr w:type="gramStart"/>
+            <w:r>
+              <w:rPr>
+                <w:rFonts w:asciiTheme="majorBidi" w:hAnsiTheme="majorBidi" w:cstheme="majorBidi"/>
+                <w:sz w:val="24"/>
+                <w:szCs w:val="24"/>
+              </w:rPr>
+              <w:t>}}</w:t>
             </w:r>
             <w:r>
               <w:rPr>
@@ -10319,6 +10720,7 @@
               </w:rPr>
               <w:t>OFF</w:t>
             </w:r>
+            <w:proofErr w:type="gramEnd"/>
           </w:p>
         </w:tc>
         <w:tc>
@@ -10341,7 +10743,16 @@
                 <w:sz w:val="24"/>
                 <w:szCs w:val="24"/>
               </w:rPr>
-              <w:t>{{RTS_BLINK}}</w:t>
+              <w:t>{{RTS_BLINK</w:t>
+            </w:r>
+            <w:proofErr w:type="gramStart"/>
+            <w:r>
+              <w:rPr>
+                <w:rFonts w:asciiTheme="majorBidi" w:hAnsiTheme="majorBidi" w:cstheme="majorBidi"/>
+                <w:sz w:val="24"/>
+                <w:szCs w:val="24"/>
+              </w:rPr>
+              <w:t>}}</w:t>
             </w:r>
             <w:r>
               <w:rPr>
@@ -10351,6 +10762,7 @@
               </w:rPr>
               <w:t>BLINK</w:t>
             </w:r>
+            <w:proofErr w:type="gramEnd"/>
           </w:p>
         </w:tc>
         <w:tc>
@@ -10629,6 +11041,7 @@
               <w:t>input_result</w:t>
             </w:r>
             <w:proofErr w:type="spellEnd"/>
+            <w:proofErr w:type="gramStart"/>
             <w:r>
               <w:rPr>
                 <w:rFonts w:ascii="Angsana New" w:hAnsi="Angsana New" w:cs="Angsana New"/>
@@ -10645,6 +11058,7 @@
               </w:rPr>
               <w:t>Vac</w:t>
             </w:r>
+            <w:proofErr w:type="gramEnd"/>
           </w:p>
         </w:tc>
         <w:tc>
@@ -10775,6 +11189,7 @@
               <w:t>output_result</w:t>
             </w:r>
             <w:proofErr w:type="spellEnd"/>
+            <w:proofErr w:type="gramStart"/>
             <w:r>
               <w:rPr>
                 <w:rFonts w:ascii="Angsana New" w:hAnsi="Angsana New" w:cs="Angsana New"/>
@@ -10791,6 +11206,7 @@
               </w:rPr>
               <w:t>Vdc</w:t>
             </w:r>
+            <w:proofErr w:type="gramEnd"/>
           </w:p>
         </w:tc>
         <w:tc>
@@ -11412,6 +11828,7 @@
           </w:tcPr>
           <w:p>
             <w:pPr>
+              <w:jc w:val="center"/>
               <w:rPr>
                 <w:rFonts w:asciiTheme="majorBidi" w:hAnsiTheme="majorBidi" w:cstheme="majorBidi"/>
                 <w:sz w:val="24"/>
@@ -11437,6 +11854,7 @@
           </w:tcPr>
           <w:p>
             <w:pPr>
+              <w:jc w:val="center"/>
               <w:rPr>
                 <w:rFonts w:asciiTheme="majorBidi" w:hAnsiTheme="majorBidi" w:cstheme="majorBidi"/>
                 <w:sz w:val="24"/>
@@ -11462,6 +11880,7 @@
           </w:tcPr>
           <w:p>
             <w:pPr>
+              <w:jc w:val="center"/>
               <w:rPr>
                 <w:rFonts w:asciiTheme="majorBidi" w:hAnsiTheme="majorBidi" w:cstheme="majorBidi"/>
                 <w:sz w:val="24"/>
@@ -11487,6 +11906,7 @@
           </w:tcPr>
           <w:p>
             <w:pPr>
+              <w:jc w:val="center"/>
               <w:rPr>
                 <w:rFonts w:asciiTheme="majorBidi" w:hAnsiTheme="majorBidi" w:cstheme="majorBidi"/>
                 <w:sz w:val="24"/>
@@ -11512,6 +11932,7 @@
           </w:tcPr>
           <w:p>
             <w:pPr>
+              <w:jc w:val="center"/>
               <w:rPr>
                 <w:rFonts w:asciiTheme="majorBidi" w:hAnsiTheme="majorBidi" w:cstheme="majorBidi"/>
                 <w:sz w:val="24"/>
@@ -11537,6 +11958,7 @@
           </w:tcPr>
           <w:p>
             <w:pPr>
+              <w:jc w:val="center"/>
               <w:rPr>
                 <w:rFonts w:asciiTheme="majorBidi" w:hAnsiTheme="majorBidi" w:cstheme="majorBidi"/>
                 <w:sz w:val="24"/>
@@ -11562,6 +11984,7 @@
           </w:tcPr>
           <w:p>
             <w:pPr>
+              <w:jc w:val="center"/>
               <w:rPr>
                 <w:rFonts w:asciiTheme="majorBidi" w:hAnsiTheme="majorBidi" w:cstheme="majorBidi"/>
                 <w:sz w:val="24"/>
@@ -11587,6 +12010,7 @@
           </w:tcPr>
           <w:p>
             <w:pPr>
+              <w:jc w:val="center"/>
               <w:rPr>
                 <w:rFonts w:asciiTheme="majorBidi" w:hAnsiTheme="majorBidi" w:cstheme="majorBidi"/>
                 <w:sz w:val="24"/>
@@ -11655,6 +12079,7 @@
           </w:tcPr>
           <w:p>
             <w:pPr>
+              <w:jc w:val="center"/>
               <w:rPr>
                 <w:rFonts w:asciiTheme="majorBidi" w:hAnsiTheme="majorBidi" w:cstheme="majorBidi"/>
                 <w:sz w:val="24"/>
@@ -11680,6 +12105,7 @@
           </w:tcPr>
           <w:p>
             <w:pPr>
+              <w:jc w:val="center"/>
               <w:rPr>
                 <w:rFonts w:asciiTheme="majorBidi" w:hAnsiTheme="majorBidi" w:cstheme="majorBidi"/>
                 <w:sz w:val="24"/>
@@ -11705,6 +12131,7 @@
           </w:tcPr>
           <w:p>
             <w:pPr>
+              <w:jc w:val="center"/>
               <w:rPr>
                 <w:rFonts w:asciiTheme="majorBidi" w:hAnsiTheme="majorBidi" w:cstheme="majorBidi"/>
                 <w:sz w:val="24"/>
@@ -11730,6 +12157,7 @@
           </w:tcPr>
           <w:p>
             <w:pPr>
+              <w:jc w:val="center"/>
               <w:rPr>
                 <w:rFonts w:asciiTheme="majorBidi" w:hAnsiTheme="majorBidi" w:cstheme="majorBidi"/>
                 <w:sz w:val="24"/>
@@ -11755,6 +12183,7 @@
           </w:tcPr>
           <w:p>
             <w:pPr>
+              <w:jc w:val="center"/>
               <w:rPr>
                 <w:rFonts w:asciiTheme="majorBidi" w:hAnsiTheme="majorBidi" w:cstheme="majorBidi"/>
                 <w:sz w:val="24"/>
@@ -11780,6 +12209,7 @@
           </w:tcPr>
           <w:p>
             <w:pPr>
+              <w:jc w:val="center"/>
               <w:rPr>
                 <w:rFonts w:asciiTheme="majorBidi" w:hAnsiTheme="majorBidi" w:cstheme="majorBidi"/>
                 <w:sz w:val="24"/>
@@ -11805,6 +12235,7 @@
           </w:tcPr>
           <w:p>
             <w:pPr>
+              <w:jc w:val="center"/>
               <w:rPr>
                 <w:rFonts w:asciiTheme="majorBidi" w:hAnsiTheme="majorBidi" w:cstheme="majorBidi"/>
                 <w:sz w:val="24"/>
@@ -11830,6 +12261,7 @@
           </w:tcPr>
           <w:p>
             <w:pPr>
+              <w:jc w:val="center"/>
               <w:rPr>
                 <w:rFonts w:asciiTheme="majorBidi" w:hAnsiTheme="majorBidi" w:cstheme="majorBidi"/>
                 <w:sz w:val="24"/>
@@ -11898,6 +12330,7 @@
           </w:tcPr>
           <w:p>
             <w:pPr>
+              <w:jc w:val="center"/>
               <w:rPr>
                 <w:rFonts w:asciiTheme="majorBidi" w:hAnsiTheme="majorBidi" w:cstheme="majorBidi"/>
                 <w:sz w:val="24"/>
@@ -11923,6 +12356,7 @@
           </w:tcPr>
           <w:p>
             <w:pPr>
+              <w:jc w:val="center"/>
               <w:rPr>
                 <w:rFonts w:asciiTheme="majorBidi" w:hAnsiTheme="majorBidi" w:cstheme="majorBidi"/>
                 <w:sz w:val="24"/>
@@ -11948,6 +12382,7 @@
           </w:tcPr>
           <w:p>
             <w:pPr>
+              <w:jc w:val="center"/>
               <w:rPr>
                 <w:rFonts w:asciiTheme="majorBidi" w:hAnsiTheme="majorBidi" w:cstheme="majorBidi"/>
                 <w:sz w:val="24"/>
@@ -11973,6 +12408,7 @@
           </w:tcPr>
           <w:p>
             <w:pPr>
+              <w:jc w:val="center"/>
               <w:rPr>
                 <w:rFonts w:asciiTheme="majorBidi" w:hAnsiTheme="majorBidi" w:cstheme="majorBidi"/>
                 <w:sz w:val="24"/>
@@ -11998,6 +12434,7 @@
           </w:tcPr>
           <w:p>
             <w:pPr>
+              <w:jc w:val="center"/>
               <w:rPr>
                 <w:rFonts w:asciiTheme="majorBidi" w:hAnsiTheme="majorBidi" w:cstheme="majorBidi"/>
                 <w:sz w:val="24"/>
@@ -12023,6 +12460,7 @@
           </w:tcPr>
           <w:p>
             <w:pPr>
+              <w:jc w:val="center"/>
               <w:rPr>
                 <w:rFonts w:asciiTheme="majorBidi" w:hAnsiTheme="majorBidi" w:cstheme="majorBidi"/>
                 <w:sz w:val="24"/>
@@ -12048,6 +12486,7 @@
           </w:tcPr>
           <w:p>
             <w:pPr>
+              <w:jc w:val="center"/>
               <w:rPr>
                 <w:rFonts w:asciiTheme="majorBidi" w:hAnsiTheme="majorBidi" w:cstheme="majorBidi"/>
                 <w:sz w:val="24"/>
@@ -12073,6 +12512,7 @@
           </w:tcPr>
           <w:p>
             <w:pPr>
+              <w:jc w:val="center"/>
               <w:rPr>
                 <w:rFonts w:asciiTheme="majorBidi" w:hAnsiTheme="majorBidi" w:cstheme="majorBidi"/>
                 <w:sz w:val="24"/>
@@ -12141,6 +12581,7 @@
           </w:tcPr>
           <w:p>
             <w:pPr>
+              <w:jc w:val="center"/>
               <w:rPr>
                 <w:rFonts w:asciiTheme="majorBidi" w:hAnsiTheme="majorBidi" w:cstheme="majorBidi"/>
                 <w:sz w:val="24"/>
@@ -12166,6 +12607,7 @@
           </w:tcPr>
           <w:p>
             <w:pPr>
+              <w:jc w:val="center"/>
               <w:rPr>
                 <w:rFonts w:asciiTheme="majorBidi" w:hAnsiTheme="majorBidi" w:cstheme="majorBidi"/>
                 <w:sz w:val="24"/>
@@ -12191,6 +12633,7 @@
           </w:tcPr>
           <w:p>
             <w:pPr>
+              <w:jc w:val="center"/>
               <w:rPr>
                 <w:rFonts w:asciiTheme="majorBidi" w:hAnsiTheme="majorBidi" w:cstheme="majorBidi"/>
                 <w:sz w:val="24"/>
@@ -12216,6 +12659,7 @@
           </w:tcPr>
           <w:p>
             <w:pPr>
+              <w:jc w:val="center"/>
               <w:rPr>
                 <w:rFonts w:asciiTheme="majorBidi" w:hAnsiTheme="majorBidi" w:cstheme="majorBidi"/>
                 <w:sz w:val="24"/>
@@ -12241,6 +12685,7 @@
           </w:tcPr>
           <w:p>
             <w:pPr>
+              <w:jc w:val="center"/>
               <w:rPr>
                 <w:rFonts w:asciiTheme="majorBidi" w:hAnsiTheme="majorBidi" w:cstheme="majorBidi"/>
                 <w:sz w:val="24"/>
@@ -12266,6 +12711,7 @@
           </w:tcPr>
           <w:p>
             <w:pPr>
+              <w:jc w:val="center"/>
               <w:rPr>
                 <w:rFonts w:asciiTheme="majorBidi" w:hAnsiTheme="majorBidi" w:cstheme="majorBidi"/>
                 <w:sz w:val="24"/>
@@ -12291,6 +12737,7 @@
           </w:tcPr>
           <w:p>
             <w:pPr>
+              <w:jc w:val="center"/>
               <w:rPr>
                 <w:rFonts w:asciiTheme="majorBidi" w:hAnsiTheme="majorBidi" w:cstheme="majorBidi"/>
                 <w:sz w:val="24"/>
@@ -12316,6 +12763,7 @@
           </w:tcPr>
           <w:p>
             <w:pPr>
+              <w:jc w:val="center"/>
               <w:rPr>
                 <w:rFonts w:asciiTheme="majorBidi" w:hAnsiTheme="majorBidi" w:cstheme="majorBidi"/>
                 <w:sz w:val="24"/>
@@ -12384,6 +12832,7 @@
           </w:tcPr>
           <w:p>
             <w:pPr>
+              <w:jc w:val="center"/>
               <w:rPr>
                 <w:rFonts w:asciiTheme="majorBidi" w:hAnsiTheme="majorBidi" w:cstheme="majorBidi"/>
                 <w:sz w:val="24"/>
@@ -12409,6 +12858,7 @@
           </w:tcPr>
           <w:p>
             <w:pPr>
+              <w:jc w:val="center"/>
               <w:rPr>
                 <w:rFonts w:asciiTheme="majorBidi" w:hAnsiTheme="majorBidi" w:cstheme="majorBidi"/>
                 <w:sz w:val="24"/>
@@ -12434,6 +12884,7 @@
           </w:tcPr>
           <w:p>
             <w:pPr>
+              <w:jc w:val="center"/>
               <w:rPr>
                 <w:rFonts w:asciiTheme="majorBidi" w:hAnsiTheme="majorBidi" w:cstheme="majorBidi"/>
                 <w:sz w:val="24"/>
@@ -12459,6 +12910,7 @@
           </w:tcPr>
           <w:p>
             <w:pPr>
+              <w:jc w:val="center"/>
               <w:rPr>
                 <w:rFonts w:asciiTheme="majorBidi" w:hAnsiTheme="majorBidi" w:cstheme="majorBidi"/>
                 <w:sz w:val="24"/>
@@ -12484,6 +12936,7 @@
           </w:tcPr>
           <w:p>
             <w:pPr>
+              <w:jc w:val="center"/>
               <w:rPr>
                 <w:rFonts w:asciiTheme="majorBidi" w:hAnsiTheme="majorBidi" w:cstheme="majorBidi"/>
                 <w:sz w:val="24"/>
@@ -12509,6 +12962,7 @@
           </w:tcPr>
           <w:p>
             <w:pPr>
+              <w:jc w:val="center"/>
               <w:rPr>
                 <w:rFonts w:asciiTheme="majorBidi" w:hAnsiTheme="majorBidi" w:cstheme="majorBidi"/>
                 <w:sz w:val="24"/>
@@ -12534,6 +12988,7 @@
           </w:tcPr>
           <w:p>
             <w:pPr>
+              <w:jc w:val="center"/>
               <w:rPr>
                 <w:rFonts w:asciiTheme="majorBidi" w:hAnsiTheme="majorBidi" w:cstheme="majorBidi"/>
                 <w:sz w:val="24"/>
@@ -12559,6 +13014,7 @@
           </w:tcPr>
           <w:p>
             <w:pPr>
+              <w:jc w:val="center"/>
               <w:rPr>
                 <w:rFonts w:asciiTheme="majorBidi" w:hAnsiTheme="majorBidi" w:cstheme="majorBidi"/>
                 <w:sz w:val="24"/>
@@ -12627,6 +13083,7 @@
           </w:tcPr>
           <w:p>
             <w:pPr>
+              <w:jc w:val="center"/>
               <w:rPr>
                 <w:rFonts w:asciiTheme="majorBidi" w:hAnsiTheme="majorBidi" w:cstheme="majorBidi"/>
                 <w:sz w:val="24"/>
@@ -12652,6 +13109,7 @@
           </w:tcPr>
           <w:p>
             <w:pPr>
+              <w:jc w:val="center"/>
               <w:rPr>
                 <w:rFonts w:asciiTheme="majorBidi" w:hAnsiTheme="majorBidi" w:cstheme="majorBidi"/>
                 <w:sz w:val="24"/>
@@ -12677,6 +13135,7 @@
           </w:tcPr>
           <w:p>
             <w:pPr>
+              <w:jc w:val="center"/>
               <w:rPr>
                 <w:rFonts w:asciiTheme="majorBidi" w:hAnsiTheme="majorBidi" w:cstheme="majorBidi"/>
                 <w:sz w:val="24"/>
@@ -12702,6 +13161,7 @@
           </w:tcPr>
           <w:p>
             <w:pPr>
+              <w:jc w:val="center"/>
               <w:rPr>
                 <w:rFonts w:asciiTheme="majorBidi" w:hAnsiTheme="majorBidi" w:cstheme="majorBidi"/>
                 <w:sz w:val="24"/>
@@ -12727,6 +13187,7 @@
           </w:tcPr>
           <w:p>
             <w:pPr>
+              <w:jc w:val="center"/>
               <w:rPr>
                 <w:rFonts w:asciiTheme="majorBidi" w:hAnsiTheme="majorBidi" w:cstheme="majorBidi"/>
                 <w:sz w:val="24"/>
@@ -12752,6 +13213,7 @@
           </w:tcPr>
           <w:p>
             <w:pPr>
+              <w:jc w:val="center"/>
               <w:rPr>
                 <w:rFonts w:asciiTheme="majorBidi" w:hAnsiTheme="majorBidi" w:cstheme="majorBidi"/>
                 <w:sz w:val="24"/>
@@ -12777,6 +13239,7 @@
           </w:tcPr>
           <w:p>
             <w:pPr>
+              <w:jc w:val="center"/>
               <w:rPr>
                 <w:rFonts w:asciiTheme="majorBidi" w:hAnsiTheme="majorBidi" w:cstheme="majorBidi"/>
                 <w:sz w:val="24"/>
@@ -12802,6 +13265,7 @@
           </w:tcPr>
           <w:p>
             <w:pPr>
+              <w:jc w:val="center"/>
               <w:rPr>
                 <w:rFonts w:asciiTheme="majorBidi" w:hAnsiTheme="majorBidi" w:cstheme="majorBidi"/>
                 <w:sz w:val="24"/>
@@ -12870,6 +13334,7 @@
           </w:tcPr>
           <w:p>
             <w:pPr>
+              <w:jc w:val="center"/>
               <w:rPr>
                 <w:rFonts w:asciiTheme="majorBidi" w:hAnsiTheme="majorBidi" w:cstheme="majorBidi"/>
                 <w:sz w:val="24"/>
@@ -12895,6 +13360,7 @@
           </w:tcPr>
           <w:p>
             <w:pPr>
+              <w:jc w:val="center"/>
               <w:rPr>
                 <w:rFonts w:asciiTheme="majorBidi" w:hAnsiTheme="majorBidi" w:cstheme="majorBidi"/>
                 <w:sz w:val="24"/>
@@ -12920,6 +13386,7 @@
           </w:tcPr>
           <w:p>
             <w:pPr>
+              <w:jc w:val="center"/>
               <w:rPr>
                 <w:rFonts w:asciiTheme="majorBidi" w:hAnsiTheme="majorBidi" w:cstheme="majorBidi"/>
                 <w:sz w:val="24"/>
@@ -12945,6 +13412,7 @@
           </w:tcPr>
           <w:p>
             <w:pPr>
+              <w:jc w:val="center"/>
               <w:rPr>
                 <w:rFonts w:asciiTheme="majorBidi" w:hAnsiTheme="majorBidi" w:cstheme="majorBidi"/>
                 <w:sz w:val="24"/>
@@ -12970,6 +13438,7 @@
           </w:tcPr>
           <w:p>
             <w:pPr>
+              <w:jc w:val="center"/>
               <w:rPr>
                 <w:rFonts w:asciiTheme="majorBidi" w:hAnsiTheme="majorBidi" w:cstheme="majorBidi"/>
                 <w:sz w:val="24"/>
@@ -12995,6 +13464,7 @@
           </w:tcPr>
           <w:p>
             <w:pPr>
+              <w:jc w:val="center"/>
               <w:rPr>
                 <w:rFonts w:asciiTheme="majorBidi" w:hAnsiTheme="majorBidi" w:cstheme="majorBidi"/>
                 <w:sz w:val="24"/>
@@ -13020,6 +13490,7 @@
           </w:tcPr>
           <w:p>
             <w:pPr>
+              <w:jc w:val="center"/>
               <w:rPr>
                 <w:rFonts w:asciiTheme="majorBidi" w:hAnsiTheme="majorBidi" w:cstheme="majorBidi"/>
                 <w:sz w:val="24"/>
@@ -13045,6 +13516,7 @@
           </w:tcPr>
           <w:p>
             <w:pPr>
+              <w:jc w:val="center"/>
               <w:rPr>
                 <w:rFonts w:asciiTheme="majorBidi" w:hAnsiTheme="majorBidi" w:cstheme="majorBidi"/>
                 <w:sz w:val="24"/>
@@ -13113,6 +13585,7 @@
           </w:tcPr>
           <w:p>
             <w:pPr>
+              <w:jc w:val="center"/>
               <w:rPr>
                 <w:rFonts w:asciiTheme="majorBidi" w:hAnsiTheme="majorBidi" w:cstheme="majorBidi"/>
                 <w:sz w:val="24"/>
@@ -13138,6 +13611,7 @@
           </w:tcPr>
           <w:p>
             <w:pPr>
+              <w:jc w:val="center"/>
               <w:rPr>
                 <w:rFonts w:asciiTheme="majorBidi" w:hAnsiTheme="majorBidi" w:cstheme="majorBidi"/>
                 <w:sz w:val="24"/>
@@ -13163,6 +13637,7 @@
           </w:tcPr>
           <w:p>
             <w:pPr>
+              <w:jc w:val="center"/>
               <w:rPr>
                 <w:rFonts w:asciiTheme="majorBidi" w:hAnsiTheme="majorBidi" w:cstheme="majorBidi"/>
                 <w:sz w:val="24"/>
@@ -13188,6 +13663,7 @@
           </w:tcPr>
           <w:p>
             <w:pPr>
+              <w:jc w:val="center"/>
               <w:rPr>
                 <w:rFonts w:asciiTheme="majorBidi" w:hAnsiTheme="majorBidi" w:cstheme="majorBidi"/>
                 <w:sz w:val="24"/>
@@ -13213,6 +13689,7 @@
           </w:tcPr>
           <w:p>
             <w:pPr>
+              <w:jc w:val="center"/>
               <w:rPr>
                 <w:rFonts w:asciiTheme="majorBidi" w:hAnsiTheme="majorBidi" w:cstheme="majorBidi"/>
                 <w:sz w:val="24"/>
@@ -13238,6 +13715,7 @@
           </w:tcPr>
           <w:p>
             <w:pPr>
+              <w:jc w:val="center"/>
               <w:rPr>
                 <w:rFonts w:asciiTheme="majorBidi" w:hAnsiTheme="majorBidi" w:cstheme="majorBidi"/>
                 <w:sz w:val="24"/>
@@ -13263,6 +13741,7 @@
           </w:tcPr>
           <w:p>
             <w:pPr>
+              <w:jc w:val="center"/>
               <w:rPr>
                 <w:rFonts w:asciiTheme="majorBidi" w:hAnsiTheme="majorBidi" w:cstheme="majorBidi"/>
                 <w:sz w:val="24"/>
@@ -13288,6 +13767,7 @@
           </w:tcPr>
           <w:p>
             <w:pPr>
+              <w:jc w:val="center"/>
               <w:rPr>
                 <w:rFonts w:asciiTheme="majorBidi" w:hAnsiTheme="majorBidi" w:cstheme="majorBidi"/>
                 <w:sz w:val="24"/>
@@ -13356,6 +13836,7 @@
           </w:tcPr>
           <w:p>
             <w:pPr>
+              <w:jc w:val="center"/>
               <w:rPr>
                 <w:rFonts w:asciiTheme="majorBidi" w:hAnsiTheme="majorBidi" w:cstheme="majorBidi"/>
                 <w:sz w:val="24"/>
@@ -13381,6 +13862,7 @@
           </w:tcPr>
           <w:p>
             <w:pPr>
+              <w:jc w:val="center"/>
               <w:rPr>
                 <w:rFonts w:asciiTheme="majorBidi" w:hAnsiTheme="majorBidi" w:cstheme="majorBidi"/>
                 <w:sz w:val="24"/>
@@ -13406,6 +13888,7 @@
           </w:tcPr>
           <w:p>
             <w:pPr>
+              <w:jc w:val="center"/>
               <w:rPr>
                 <w:rFonts w:asciiTheme="majorBidi" w:hAnsiTheme="majorBidi" w:cstheme="majorBidi"/>
                 <w:sz w:val="24"/>
@@ -13431,6 +13914,7 @@
           </w:tcPr>
           <w:p>
             <w:pPr>
+              <w:jc w:val="center"/>
               <w:rPr>
                 <w:rFonts w:asciiTheme="majorBidi" w:hAnsiTheme="majorBidi" w:cstheme="majorBidi"/>
                 <w:sz w:val="24"/>
@@ -13456,6 +13940,7 @@
           </w:tcPr>
           <w:p>
             <w:pPr>
+              <w:jc w:val="center"/>
               <w:rPr>
                 <w:rFonts w:asciiTheme="majorBidi" w:hAnsiTheme="majorBidi" w:cstheme="majorBidi"/>
                 <w:sz w:val="24"/>
@@ -13481,6 +13966,7 @@
           </w:tcPr>
           <w:p>
             <w:pPr>
+              <w:jc w:val="center"/>
               <w:rPr>
                 <w:rFonts w:asciiTheme="majorBidi" w:hAnsiTheme="majorBidi" w:cstheme="majorBidi"/>
                 <w:sz w:val="24"/>
@@ -13506,6 +13992,7 @@
           </w:tcPr>
           <w:p>
             <w:pPr>
+              <w:jc w:val="center"/>
               <w:rPr>
                 <w:rFonts w:asciiTheme="majorBidi" w:hAnsiTheme="majorBidi" w:cstheme="majorBidi"/>
                 <w:sz w:val="24"/>
@@ -13531,6 +14018,7 @@
           </w:tcPr>
           <w:p>
             <w:pPr>
+              <w:jc w:val="center"/>
               <w:rPr>
                 <w:rFonts w:asciiTheme="majorBidi" w:hAnsiTheme="majorBidi" w:cstheme="majorBidi"/>
                 <w:sz w:val="24"/>
@@ -13599,6 +14087,7 @@
           </w:tcPr>
           <w:p>
             <w:pPr>
+              <w:jc w:val="center"/>
               <w:rPr>
                 <w:rFonts w:asciiTheme="majorBidi" w:hAnsiTheme="majorBidi" w:cstheme="majorBidi"/>
                 <w:sz w:val="24"/>
@@ -13624,6 +14113,7 @@
           </w:tcPr>
           <w:p>
             <w:pPr>
+              <w:jc w:val="center"/>
               <w:rPr>
                 <w:rFonts w:asciiTheme="majorBidi" w:hAnsiTheme="majorBidi" w:cstheme="majorBidi"/>
                 <w:sz w:val="24"/>
@@ -13649,6 +14139,7 @@
           </w:tcPr>
           <w:p>
             <w:pPr>
+              <w:jc w:val="center"/>
               <w:rPr>
                 <w:rFonts w:asciiTheme="majorBidi" w:hAnsiTheme="majorBidi" w:cstheme="majorBidi"/>
                 <w:sz w:val="24"/>
@@ -13674,6 +14165,7 @@
           </w:tcPr>
           <w:p>
             <w:pPr>
+              <w:jc w:val="center"/>
               <w:rPr>
                 <w:rFonts w:asciiTheme="majorBidi" w:hAnsiTheme="majorBidi" w:cstheme="majorBidi"/>
                 <w:sz w:val="24"/>
@@ -13699,6 +14191,7 @@
           </w:tcPr>
           <w:p>
             <w:pPr>
+              <w:jc w:val="center"/>
               <w:rPr>
                 <w:rFonts w:asciiTheme="majorBidi" w:hAnsiTheme="majorBidi" w:cstheme="majorBidi"/>
                 <w:sz w:val="24"/>
@@ -13724,6 +14217,7 @@
           </w:tcPr>
           <w:p>
             <w:pPr>
+              <w:jc w:val="center"/>
               <w:rPr>
                 <w:rFonts w:asciiTheme="majorBidi" w:hAnsiTheme="majorBidi" w:cstheme="majorBidi"/>
                 <w:sz w:val="24"/>
@@ -13749,6 +14243,7 @@
           </w:tcPr>
           <w:p>
             <w:pPr>
+              <w:jc w:val="center"/>
               <w:rPr>
                 <w:rFonts w:asciiTheme="majorBidi" w:hAnsiTheme="majorBidi" w:cstheme="majorBidi"/>
                 <w:sz w:val="24"/>
@@ -13774,6 +14269,7 @@
           </w:tcPr>
           <w:p>
             <w:pPr>
+              <w:jc w:val="center"/>
               <w:rPr>
                 <w:rFonts w:asciiTheme="majorBidi" w:hAnsiTheme="majorBidi" w:cstheme="majorBidi"/>
                 <w:sz w:val="24"/>
@@ -13850,6 +14346,7 @@
           </w:tcPr>
           <w:p>
             <w:pPr>
+              <w:jc w:val="center"/>
               <w:rPr>
                 <w:rFonts w:asciiTheme="majorBidi" w:hAnsiTheme="majorBidi" w:cstheme="majorBidi"/>
                 <w:sz w:val="24"/>
@@ -13875,6 +14372,7 @@
           </w:tcPr>
           <w:p>
             <w:pPr>
+              <w:jc w:val="center"/>
               <w:rPr>
                 <w:rFonts w:asciiTheme="majorBidi" w:hAnsiTheme="majorBidi" w:cstheme="majorBidi"/>
                 <w:sz w:val="24"/>
@@ -13900,6 +14398,7 @@
           </w:tcPr>
           <w:p>
             <w:pPr>
+              <w:jc w:val="center"/>
               <w:rPr>
                 <w:rFonts w:asciiTheme="majorBidi" w:hAnsiTheme="majorBidi" w:cstheme="majorBidi"/>
                 <w:sz w:val="24"/>
@@ -13925,6 +14424,7 @@
           </w:tcPr>
           <w:p>
             <w:pPr>
+              <w:jc w:val="center"/>
               <w:rPr>
                 <w:rFonts w:asciiTheme="majorBidi" w:hAnsiTheme="majorBidi" w:cstheme="majorBidi"/>
                 <w:sz w:val="24"/>
@@ -13950,6 +14450,7 @@
           </w:tcPr>
           <w:p>
             <w:pPr>
+              <w:jc w:val="center"/>
               <w:rPr>
                 <w:rFonts w:asciiTheme="majorBidi" w:hAnsiTheme="majorBidi" w:cstheme="majorBidi"/>
                 <w:sz w:val="24"/>
@@ -13975,6 +14476,7 @@
           </w:tcPr>
           <w:p>
             <w:pPr>
+              <w:jc w:val="center"/>
               <w:rPr>
                 <w:rFonts w:asciiTheme="majorBidi" w:hAnsiTheme="majorBidi" w:cstheme="majorBidi"/>
                 <w:sz w:val="24"/>
@@ -14000,6 +14502,7 @@
           </w:tcPr>
           <w:p>
             <w:pPr>
+              <w:jc w:val="center"/>
               <w:rPr>
                 <w:rFonts w:asciiTheme="majorBidi" w:hAnsiTheme="majorBidi" w:cstheme="majorBidi"/>
                 <w:sz w:val="24"/>
@@ -14025,6 +14528,7 @@
           </w:tcPr>
           <w:p>
             <w:pPr>
+              <w:jc w:val="center"/>
               <w:rPr>
                 <w:rFonts w:asciiTheme="majorBidi" w:hAnsiTheme="majorBidi" w:cstheme="majorBidi"/>
                 <w:sz w:val="24"/>
@@ -14092,6 +14596,7 @@
           </w:tcPr>
           <w:p>
             <w:pPr>
+              <w:jc w:val="center"/>
               <w:rPr>
                 <w:rFonts w:asciiTheme="majorBidi" w:hAnsiTheme="majorBidi" w:cstheme="majorBidi"/>
                 <w:sz w:val="24"/>
@@ -14117,6 +14622,7 @@
           </w:tcPr>
           <w:p>
             <w:pPr>
+              <w:jc w:val="center"/>
               <w:rPr>
                 <w:rFonts w:asciiTheme="majorBidi" w:hAnsiTheme="majorBidi" w:cstheme="majorBidi"/>
                 <w:sz w:val="24"/>
@@ -14142,6 +14648,7 @@
           </w:tcPr>
           <w:p>
             <w:pPr>
+              <w:jc w:val="center"/>
               <w:rPr>
                 <w:rFonts w:asciiTheme="majorBidi" w:hAnsiTheme="majorBidi" w:cstheme="majorBidi"/>
                 <w:sz w:val="24"/>
@@ -14167,6 +14674,7 @@
           </w:tcPr>
           <w:p>
             <w:pPr>
+              <w:jc w:val="center"/>
               <w:rPr>
                 <w:rFonts w:asciiTheme="majorBidi" w:hAnsiTheme="majorBidi" w:cstheme="majorBidi"/>
                 <w:sz w:val="24"/>
@@ -14192,6 +14700,7 @@
           </w:tcPr>
           <w:p>
             <w:pPr>
+              <w:jc w:val="center"/>
               <w:rPr>
                 <w:rFonts w:asciiTheme="majorBidi" w:hAnsiTheme="majorBidi" w:cstheme="majorBidi"/>
                 <w:sz w:val="24"/>
@@ -14217,6 +14726,7 @@
           </w:tcPr>
           <w:p>
             <w:pPr>
+              <w:jc w:val="center"/>
               <w:rPr>
                 <w:rFonts w:asciiTheme="majorBidi" w:hAnsiTheme="majorBidi" w:cstheme="majorBidi"/>
                 <w:sz w:val="24"/>
@@ -14242,6 +14752,7 @@
           </w:tcPr>
           <w:p>
             <w:pPr>
+              <w:jc w:val="center"/>
               <w:rPr>
                 <w:rFonts w:asciiTheme="majorBidi" w:hAnsiTheme="majorBidi" w:cstheme="majorBidi"/>
                 <w:sz w:val="24"/>
@@ -14267,6 +14778,7 @@
           </w:tcPr>
           <w:p>
             <w:pPr>
+              <w:jc w:val="center"/>
               <w:rPr>
                 <w:rFonts w:asciiTheme="majorBidi" w:hAnsiTheme="majorBidi" w:cstheme="majorBidi"/>
                 <w:sz w:val="24"/>
@@ -14334,6 +14846,7 @@
           </w:tcPr>
           <w:p>
             <w:pPr>
+              <w:jc w:val="center"/>
               <w:rPr>
                 <w:rFonts w:asciiTheme="majorBidi" w:hAnsiTheme="majorBidi" w:cstheme="majorBidi"/>
                 <w:sz w:val="24"/>
@@ -14359,6 +14872,7 @@
           </w:tcPr>
           <w:p>
             <w:pPr>
+              <w:jc w:val="center"/>
               <w:rPr>
                 <w:rFonts w:asciiTheme="majorBidi" w:hAnsiTheme="majorBidi" w:cstheme="majorBidi"/>
                 <w:sz w:val="24"/>
@@ -14384,6 +14898,7 @@
           </w:tcPr>
           <w:p>
             <w:pPr>
+              <w:jc w:val="center"/>
               <w:rPr>
                 <w:rFonts w:asciiTheme="majorBidi" w:hAnsiTheme="majorBidi" w:cstheme="majorBidi"/>
                 <w:sz w:val="24"/>
@@ -14409,6 +14924,7 @@
           </w:tcPr>
           <w:p>
             <w:pPr>
+              <w:jc w:val="center"/>
               <w:rPr>
                 <w:rFonts w:asciiTheme="majorBidi" w:hAnsiTheme="majorBidi" w:cstheme="majorBidi"/>
                 <w:sz w:val="24"/>
@@ -14434,6 +14950,7 @@
           </w:tcPr>
           <w:p>
             <w:pPr>
+              <w:jc w:val="center"/>
               <w:rPr>
                 <w:rFonts w:asciiTheme="majorBidi" w:hAnsiTheme="majorBidi" w:cstheme="majorBidi"/>
                 <w:sz w:val="24"/>
@@ -14459,6 +14976,7 @@
           </w:tcPr>
           <w:p>
             <w:pPr>
+              <w:jc w:val="center"/>
               <w:rPr>
                 <w:rFonts w:asciiTheme="majorBidi" w:hAnsiTheme="majorBidi" w:cstheme="majorBidi"/>
                 <w:sz w:val="24"/>
@@ -14484,6 +15002,7 @@
           </w:tcPr>
           <w:p>
             <w:pPr>
+              <w:jc w:val="center"/>
               <w:rPr>
                 <w:rFonts w:asciiTheme="majorBidi" w:hAnsiTheme="majorBidi" w:cstheme="majorBidi"/>
                 <w:sz w:val="24"/>
@@ -14509,6 +15028,7 @@
           </w:tcPr>
           <w:p>
             <w:pPr>
+              <w:jc w:val="center"/>
               <w:rPr>
                 <w:rFonts w:asciiTheme="majorBidi" w:hAnsiTheme="majorBidi" w:cstheme="majorBidi"/>
                 <w:sz w:val="24"/>
@@ -14576,6 +15096,7 @@
           </w:tcPr>
           <w:p>
             <w:pPr>
+              <w:jc w:val="center"/>
               <w:rPr>
                 <w:rFonts w:asciiTheme="majorBidi" w:hAnsiTheme="majorBidi" w:cstheme="majorBidi"/>
                 <w:sz w:val="24"/>
@@ -14601,6 +15122,7 @@
           </w:tcPr>
           <w:p>
             <w:pPr>
+              <w:jc w:val="center"/>
               <w:rPr>
                 <w:rFonts w:asciiTheme="majorBidi" w:hAnsiTheme="majorBidi" w:cstheme="majorBidi"/>
                 <w:sz w:val="24"/>
@@ -14626,6 +15148,7 @@
           </w:tcPr>
           <w:p>
             <w:pPr>
+              <w:jc w:val="center"/>
               <w:rPr>
                 <w:rFonts w:asciiTheme="majorBidi" w:hAnsiTheme="majorBidi" w:cstheme="majorBidi"/>
                 <w:sz w:val="24"/>
@@ -14651,6 +15174,7 @@
           </w:tcPr>
           <w:p>
             <w:pPr>
+              <w:jc w:val="center"/>
               <w:rPr>
                 <w:rFonts w:asciiTheme="majorBidi" w:hAnsiTheme="majorBidi" w:cstheme="majorBidi"/>
                 <w:sz w:val="24"/>
@@ -14676,6 +15200,7 @@
           </w:tcPr>
           <w:p>
             <w:pPr>
+              <w:jc w:val="center"/>
               <w:rPr>
                 <w:rFonts w:asciiTheme="majorBidi" w:hAnsiTheme="majorBidi" w:cstheme="majorBidi"/>
                 <w:sz w:val="24"/>
@@ -14701,6 +15226,7 @@
           </w:tcPr>
           <w:p>
             <w:pPr>
+              <w:jc w:val="center"/>
               <w:rPr>
                 <w:rFonts w:asciiTheme="majorBidi" w:hAnsiTheme="majorBidi" w:cstheme="majorBidi"/>
                 <w:sz w:val="24"/>
@@ -14726,6 +15252,7 @@
           </w:tcPr>
           <w:p>
             <w:pPr>
+              <w:jc w:val="center"/>
               <w:rPr>
                 <w:rFonts w:asciiTheme="majorBidi" w:hAnsiTheme="majorBidi" w:cstheme="majorBidi"/>
                 <w:sz w:val="24"/>
@@ -14751,6 +15278,7 @@
           </w:tcPr>
           <w:p>
             <w:pPr>
+              <w:jc w:val="center"/>
               <w:rPr>
                 <w:rFonts w:asciiTheme="majorBidi" w:hAnsiTheme="majorBidi" w:cstheme="majorBidi"/>
                 <w:sz w:val="24"/>
@@ -14818,6 +15346,7 @@
           </w:tcPr>
           <w:p>
             <w:pPr>
+              <w:jc w:val="center"/>
               <w:rPr>
                 <w:rFonts w:asciiTheme="majorBidi" w:hAnsiTheme="majorBidi" w:cstheme="majorBidi"/>
                 <w:sz w:val="24"/>
@@ -14843,6 +15372,7 @@
           </w:tcPr>
           <w:p>
             <w:pPr>
+              <w:jc w:val="center"/>
               <w:rPr>
                 <w:rFonts w:asciiTheme="majorBidi" w:hAnsiTheme="majorBidi" w:cstheme="majorBidi"/>
                 <w:sz w:val="24"/>
@@ -14868,6 +15398,7 @@
           </w:tcPr>
           <w:p>
             <w:pPr>
+              <w:jc w:val="center"/>
               <w:rPr>
                 <w:rFonts w:asciiTheme="majorBidi" w:hAnsiTheme="majorBidi" w:cstheme="majorBidi"/>
                 <w:sz w:val="24"/>
@@ -14893,6 +15424,7 @@
           </w:tcPr>
           <w:p>
             <w:pPr>
+              <w:jc w:val="center"/>
               <w:rPr>
                 <w:rFonts w:asciiTheme="majorBidi" w:hAnsiTheme="majorBidi" w:cstheme="majorBidi"/>
                 <w:sz w:val="24"/>
@@ -14918,6 +15450,7 @@
           </w:tcPr>
           <w:p>
             <w:pPr>
+              <w:jc w:val="center"/>
               <w:rPr>
                 <w:rFonts w:asciiTheme="majorBidi" w:hAnsiTheme="majorBidi" w:cstheme="majorBidi"/>
                 <w:sz w:val="24"/>
@@ -14943,6 +15476,7 @@
           </w:tcPr>
           <w:p>
             <w:pPr>
+              <w:jc w:val="center"/>
               <w:rPr>
                 <w:rFonts w:asciiTheme="majorBidi" w:hAnsiTheme="majorBidi" w:cstheme="majorBidi"/>
                 <w:sz w:val="24"/>
@@ -14968,6 +15502,7 @@
           </w:tcPr>
           <w:p>
             <w:pPr>
+              <w:jc w:val="center"/>
               <w:rPr>
                 <w:rFonts w:asciiTheme="majorBidi" w:hAnsiTheme="majorBidi" w:cstheme="majorBidi"/>
                 <w:sz w:val="24"/>
@@ -14993,6 +15528,7 @@
           </w:tcPr>
           <w:p>
             <w:pPr>
+              <w:jc w:val="center"/>
               <w:rPr>
                 <w:rFonts w:asciiTheme="majorBidi" w:hAnsiTheme="majorBidi" w:cstheme="majorBidi"/>
                 <w:sz w:val="24"/>
@@ -15060,6 +15596,7 @@
           </w:tcPr>
           <w:p>
             <w:pPr>
+              <w:jc w:val="center"/>
               <w:rPr>
                 <w:rFonts w:asciiTheme="majorBidi" w:hAnsiTheme="majorBidi" w:cstheme="majorBidi"/>
                 <w:sz w:val="24"/>
@@ -15085,6 +15622,7 @@
           </w:tcPr>
           <w:p>
             <w:pPr>
+              <w:jc w:val="center"/>
               <w:rPr>
                 <w:rFonts w:asciiTheme="majorBidi" w:hAnsiTheme="majorBidi" w:cstheme="majorBidi"/>
                 <w:sz w:val="24"/>
@@ -15110,6 +15648,7 @@
           </w:tcPr>
           <w:p>
             <w:pPr>
+              <w:jc w:val="center"/>
               <w:rPr>
                 <w:rFonts w:asciiTheme="majorBidi" w:hAnsiTheme="majorBidi" w:cstheme="majorBidi"/>
                 <w:sz w:val="24"/>
@@ -15135,6 +15674,7 @@
           </w:tcPr>
           <w:p>
             <w:pPr>
+              <w:jc w:val="center"/>
               <w:rPr>
                 <w:rFonts w:asciiTheme="majorBidi" w:hAnsiTheme="majorBidi" w:cstheme="majorBidi"/>
                 <w:sz w:val="24"/>
@@ -15160,6 +15700,7 @@
           </w:tcPr>
           <w:p>
             <w:pPr>
+              <w:jc w:val="center"/>
               <w:rPr>
                 <w:rFonts w:asciiTheme="majorBidi" w:hAnsiTheme="majorBidi" w:cstheme="majorBidi"/>
                 <w:sz w:val="24"/>
@@ -15185,6 +15726,7 @@
           </w:tcPr>
           <w:p>
             <w:pPr>
+              <w:jc w:val="center"/>
               <w:rPr>
                 <w:rFonts w:asciiTheme="majorBidi" w:hAnsiTheme="majorBidi" w:cstheme="majorBidi"/>
                 <w:sz w:val="24"/>
@@ -15210,6 +15752,7 @@
           </w:tcPr>
           <w:p>
             <w:pPr>
+              <w:jc w:val="center"/>
               <w:rPr>
                 <w:rFonts w:asciiTheme="majorBidi" w:hAnsiTheme="majorBidi" w:cstheme="majorBidi"/>
                 <w:sz w:val="24"/>
@@ -15235,6 +15778,7 @@
           </w:tcPr>
           <w:p>
             <w:pPr>
+              <w:jc w:val="center"/>
               <w:rPr>
                 <w:rFonts w:asciiTheme="majorBidi" w:hAnsiTheme="majorBidi" w:cstheme="majorBidi"/>
                 <w:sz w:val="24"/>
@@ -15302,6 +15846,7 @@
           </w:tcPr>
           <w:p>
             <w:pPr>
+              <w:jc w:val="center"/>
               <w:rPr>
                 <w:rFonts w:asciiTheme="majorBidi" w:hAnsiTheme="majorBidi" w:cstheme="majorBidi"/>
                 <w:sz w:val="24"/>
@@ -15327,6 +15872,7 @@
           </w:tcPr>
           <w:p>
             <w:pPr>
+              <w:jc w:val="center"/>
               <w:rPr>
                 <w:rFonts w:asciiTheme="majorBidi" w:hAnsiTheme="majorBidi" w:cstheme="majorBidi"/>
                 <w:sz w:val="24"/>
@@ -15352,6 +15898,7 @@
           </w:tcPr>
           <w:p>
             <w:pPr>
+              <w:jc w:val="center"/>
               <w:rPr>
                 <w:rFonts w:asciiTheme="majorBidi" w:hAnsiTheme="majorBidi" w:cstheme="majorBidi"/>
                 <w:sz w:val="24"/>
@@ -15377,6 +15924,7 @@
           </w:tcPr>
           <w:p>
             <w:pPr>
+              <w:jc w:val="center"/>
               <w:rPr>
                 <w:rFonts w:asciiTheme="majorBidi" w:hAnsiTheme="majorBidi" w:cstheme="majorBidi"/>
                 <w:sz w:val="24"/>
@@ -15402,6 +15950,7 @@
           </w:tcPr>
           <w:p>
             <w:pPr>
+              <w:jc w:val="center"/>
               <w:rPr>
                 <w:rFonts w:asciiTheme="majorBidi" w:hAnsiTheme="majorBidi" w:cstheme="majorBidi"/>
                 <w:sz w:val="24"/>
@@ -15427,6 +15976,7 @@
           </w:tcPr>
           <w:p>
             <w:pPr>
+              <w:jc w:val="center"/>
               <w:rPr>
                 <w:rFonts w:asciiTheme="majorBidi" w:hAnsiTheme="majorBidi" w:cstheme="majorBidi"/>
                 <w:sz w:val="24"/>
@@ -15452,6 +16002,7 @@
           </w:tcPr>
           <w:p>
             <w:pPr>
+              <w:jc w:val="center"/>
               <w:rPr>
                 <w:rFonts w:asciiTheme="majorBidi" w:hAnsiTheme="majorBidi" w:cstheme="majorBidi"/>
                 <w:sz w:val="24"/>
@@ -15477,6 +16028,7 @@
           </w:tcPr>
           <w:p>
             <w:pPr>
+              <w:jc w:val="center"/>
               <w:rPr>
                 <w:rFonts w:asciiTheme="majorBidi" w:hAnsiTheme="majorBidi" w:cstheme="majorBidi"/>
                 <w:sz w:val="24"/>
@@ -15544,6 +16096,7 @@
           </w:tcPr>
           <w:p>
             <w:pPr>
+              <w:jc w:val="center"/>
               <w:rPr>
                 <w:rFonts w:asciiTheme="majorBidi" w:hAnsiTheme="majorBidi" w:cstheme="majorBidi"/>
                 <w:sz w:val="24"/>
@@ -15569,6 +16122,7 @@
           </w:tcPr>
           <w:p>
             <w:pPr>
+              <w:jc w:val="center"/>
               <w:rPr>
                 <w:rFonts w:asciiTheme="majorBidi" w:hAnsiTheme="majorBidi" w:cstheme="majorBidi"/>
                 <w:sz w:val="24"/>
@@ -15594,6 +16148,7 @@
           </w:tcPr>
           <w:p>
             <w:pPr>
+              <w:jc w:val="center"/>
               <w:rPr>
                 <w:rFonts w:asciiTheme="majorBidi" w:hAnsiTheme="majorBidi" w:cstheme="majorBidi"/>
                 <w:sz w:val="24"/>
@@ -15619,6 +16174,7 @@
           </w:tcPr>
           <w:p>
             <w:pPr>
+              <w:jc w:val="center"/>
               <w:rPr>
                 <w:rFonts w:asciiTheme="majorBidi" w:hAnsiTheme="majorBidi" w:cstheme="majorBidi"/>
                 <w:sz w:val="24"/>
@@ -15644,6 +16200,7 @@
           </w:tcPr>
           <w:p>
             <w:pPr>
+              <w:jc w:val="center"/>
               <w:rPr>
                 <w:rFonts w:asciiTheme="majorBidi" w:hAnsiTheme="majorBidi" w:cstheme="majorBidi"/>
                 <w:sz w:val="24"/>
@@ -15669,6 +16226,7 @@
           </w:tcPr>
           <w:p>
             <w:pPr>
+              <w:jc w:val="center"/>
               <w:rPr>
                 <w:rFonts w:asciiTheme="majorBidi" w:hAnsiTheme="majorBidi" w:cstheme="majorBidi"/>
                 <w:sz w:val="24"/>
@@ -15694,6 +16252,7 @@
           </w:tcPr>
           <w:p>
             <w:pPr>
+              <w:jc w:val="center"/>
               <w:rPr>
                 <w:rFonts w:asciiTheme="majorBidi" w:hAnsiTheme="majorBidi" w:cstheme="majorBidi"/>
                 <w:sz w:val="24"/>
@@ -15719,6 +16278,7 @@
           </w:tcPr>
           <w:p>
             <w:pPr>
+              <w:jc w:val="center"/>
               <w:rPr>
                 <w:rFonts w:asciiTheme="majorBidi" w:hAnsiTheme="majorBidi" w:cstheme="majorBidi"/>
                 <w:sz w:val="24"/>
@@ -15786,6 +16346,7 @@
           </w:tcPr>
           <w:p>
             <w:pPr>
+              <w:jc w:val="center"/>
               <w:rPr>
                 <w:rFonts w:asciiTheme="majorBidi" w:hAnsiTheme="majorBidi" w:cstheme="majorBidi"/>
                 <w:sz w:val="24"/>
@@ -15811,6 +16372,7 @@
           </w:tcPr>
           <w:p>
             <w:pPr>
+              <w:jc w:val="center"/>
               <w:rPr>
                 <w:rFonts w:asciiTheme="majorBidi" w:hAnsiTheme="majorBidi" w:cstheme="majorBidi"/>
                 <w:sz w:val="24"/>
@@ -15836,6 +16398,7 @@
           </w:tcPr>
           <w:p>
             <w:pPr>
+              <w:jc w:val="center"/>
               <w:rPr>
                 <w:rFonts w:asciiTheme="majorBidi" w:hAnsiTheme="majorBidi" w:cstheme="majorBidi"/>
                 <w:sz w:val="24"/>
@@ -15861,6 +16424,7 @@
           </w:tcPr>
           <w:p>
             <w:pPr>
+              <w:jc w:val="center"/>
               <w:rPr>
                 <w:rFonts w:asciiTheme="majorBidi" w:hAnsiTheme="majorBidi" w:cstheme="majorBidi"/>
                 <w:sz w:val="24"/>
@@ -15886,6 +16450,7 @@
           </w:tcPr>
           <w:p>
             <w:pPr>
+              <w:jc w:val="center"/>
               <w:rPr>
                 <w:rFonts w:asciiTheme="majorBidi" w:hAnsiTheme="majorBidi" w:cstheme="majorBidi"/>
                 <w:sz w:val="24"/>
@@ -15911,6 +16476,7 @@
           </w:tcPr>
           <w:p>
             <w:pPr>
+              <w:jc w:val="center"/>
               <w:rPr>
                 <w:rFonts w:asciiTheme="majorBidi" w:hAnsiTheme="majorBidi" w:cstheme="majorBidi"/>
                 <w:sz w:val="24"/>
@@ -15936,6 +16502,7 @@
           </w:tcPr>
           <w:p>
             <w:pPr>
+              <w:jc w:val="center"/>
               <w:rPr>
                 <w:rFonts w:asciiTheme="majorBidi" w:hAnsiTheme="majorBidi" w:cstheme="majorBidi"/>
                 <w:sz w:val="24"/>
@@ -15961,6 +16528,7 @@
           </w:tcPr>
           <w:p>
             <w:pPr>
+              <w:jc w:val="center"/>
               <w:rPr>
                 <w:rFonts w:asciiTheme="majorBidi" w:hAnsiTheme="majorBidi" w:cstheme="majorBidi"/>
                 <w:sz w:val="24"/>
@@ -16028,6 +16596,7 @@
           </w:tcPr>
           <w:p>
             <w:pPr>
+              <w:jc w:val="center"/>
               <w:rPr>
                 <w:rFonts w:asciiTheme="majorBidi" w:hAnsiTheme="majorBidi" w:cstheme="majorBidi"/>
                 <w:sz w:val="24"/>
@@ -16053,6 +16622,7 @@
           </w:tcPr>
           <w:p>
             <w:pPr>
+              <w:jc w:val="center"/>
               <w:rPr>
                 <w:rFonts w:asciiTheme="majorBidi" w:hAnsiTheme="majorBidi" w:cstheme="majorBidi"/>
                 <w:sz w:val="24"/>
@@ -16078,6 +16648,7 @@
           </w:tcPr>
           <w:p>
             <w:pPr>
+              <w:jc w:val="center"/>
               <w:rPr>
                 <w:rFonts w:asciiTheme="majorBidi" w:hAnsiTheme="majorBidi" w:cstheme="majorBidi"/>
                 <w:sz w:val="24"/>
@@ -16103,6 +16674,7 @@
           </w:tcPr>
           <w:p>
             <w:pPr>
+              <w:jc w:val="center"/>
               <w:rPr>
                 <w:rFonts w:asciiTheme="majorBidi" w:hAnsiTheme="majorBidi" w:cstheme="majorBidi"/>
                 <w:sz w:val="24"/>
@@ -16128,6 +16700,7 @@
           </w:tcPr>
           <w:p>
             <w:pPr>
+              <w:jc w:val="center"/>
               <w:rPr>
                 <w:rFonts w:asciiTheme="majorBidi" w:hAnsiTheme="majorBidi" w:cstheme="majorBidi"/>
                 <w:sz w:val="24"/>
@@ -16153,6 +16726,7 @@
           </w:tcPr>
           <w:p>
             <w:pPr>
+              <w:jc w:val="center"/>
               <w:rPr>
                 <w:rFonts w:asciiTheme="majorBidi" w:hAnsiTheme="majorBidi" w:cstheme="majorBidi"/>
                 <w:sz w:val="24"/>
@@ -16178,6 +16752,7 @@
           </w:tcPr>
           <w:p>
             <w:pPr>
+              <w:jc w:val="center"/>
               <w:rPr>
                 <w:rFonts w:asciiTheme="majorBidi" w:hAnsiTheme="majorBidi" w:cstheme="majorBidi"/>
                 <w:sz w:val="24"/>
@@ -16203,6 +16778,7 @@
           </w:tcPr>
           <w:p>
             <w:pPr>
+              <w:jc w:val="center"/>
               <w:rPr>
                 <w:rFonts w:asciiTheme="majorBidi" w:hAnsiTheme="majorBidi" w:cstheme="majorBidi"/>
                 <w:sz w:val="24"/>
@@ -16579,8 +17155,18 @@
                 <w:sz w:val="24"/>
                 <w:szCs w:val="24"/>
               </w:rPr>
-              <w:t>{{led_FSR_1_on}}ON</w:t>
-            </w:r>
+              <w:t>{{led_FSR_1_on</w:t>
+            </w:r>
+            <w:proofErr w:type="gramStart"/>
+            <w:r>
+              <w:rPr>
+                <w:rFonts w:asciiTheme="majorBidi" w:hAnsiTheme="majorBidi" w:cstheme="majorBidi"/>
+                <w:sz w:val="24"/>
+                <w:szCs w:val="24"/>
+              </w:rPr>
+              <w:t>}}ON</w:t>
+            </w:r>
+            <w:proofErr w:type="gramEnd"/>
           </w:p>
         </w:tc>
         <w:tc>
@@ -16604,8 +17190,18 @@
                 <w:sz w:val="24"/>
                 <w:szCs w:val="24"/>
               </w:rPr>
-              <w:t>{{led_FSR_1_off}}OFF</w:t>
-            </w:r>
+              <w:t>{{led_FSR_1_off</w:t>
+            </w:r>
+            <w:proofErr w:type="gramStart"/>
+            <w:r>
+              <w:rPr>
+                <w:rFonts w:asciiTheme="majorBidi" w:hAnsiTheme="majorBidi" w:cstheme="majorBidi"/>
+                <w:sz w:val="24"/>
+                <w:szCs w:val="24"/>
+              </w:rPr>
+              <w:t>}}OFF</w:t>
+            </w:r>
+            <w:proofErr w:type="gramEnd"/>
           </w:p>
         </w:tc>
         <w:tc>
@@ -16629,8 +17225,18 @@
                 <w:sz w:val="24"/>
                 <w:szCs w:val="24"/>
               </w:rPr>
-              <w:t>{{led_FSR_1_blink}}BLINK</w:t>
-            </w:r>
+              <w:t>{{led_FSR_1_blink</w:t>
+            </w:r>
+            <w:proofErr w:type="gramStart"/>
+            <w:r>
+              <w:rPr>
+                <w:rFonts w:asciiTheme="majorBidi" w:hAnsiTheme="majorBidi" w:cstheme="majorBidi"/>
+                <w:sz w:val="24"/>
+                <w:szCs w:val="24"/>
+              </w:rPr>
+              <w:t>}}BLINK</w:t>
+            </w:r>
+            <w:proofErr w:type="gramEnd"/>
           </w:p>
         </w:tc>
         <w:tc>
@@ -16745,8 +17351,18 @@
                 <w:sz w:val="24"/>
                 <w:szCs w:val="24"/>
               </w:rPr>
-              <w:t>{{led_DCR_1_on}}ON</w:t>
-            </w:r>
+              <w:t>{{led_DCR_1_on</w:t>
+            </w:r>
+            <w:proofErr w:type="gramStart"/>
+            <w:r>
+              <w:rPr>
+                <w:rFonts w:asciiTheme="majorBidi" w:hAnsiTheme="majorBidi" w:cstheme="majorBidi"/>
+                <w:sz w:val="24"/>
+                <w:szCs w:val="24"/>
+              </w:rPr>
+              <w:t>}}ON</w:t>
+            </w:r>
+            <w:proofErr w:type="gramEnd"/>
           </w:p>
         </w:tc>
         <w:tc>
@@ -16769,8 +17385,18 @@
                 <w:sz w:val="24"/>
                 <w:szCs w:val="24"/>
               </w:rPr>
-              <w:t>{{led_DCR_1_off}}OFF</w:t>
-            </w:r>
+              <w:t>{{led_DCR_1_off</w:t>
+            </w:r>
+            <w:proofErr w:type="gramStart"/>
+            <w:r>
+              <w:rPr>
+                <w:rFonts w:asciiTheme="majorBidi" w:hAnsiTheme="majorBidi" w:cstheme="majorBidi"/>
+                <w:sz w:val="24"/>
+                <w:szCs w:val="24"/>
+              </w:rPr>
+              <w:t>}}OFF</w:t>
+            </w:r>
+            <w:proofErr w:type="gramEnd"/>
           </w:p>
         </w:tc>
         <w:tc>
@@ -16909,8 +17535,18 @@
                 <w:sz w:val="24"/>
                 <w:szCs w:val="24"/>
               </w:rPr>
-              <w:t>{{led_NDR_1_on}}ON</w:t>
-            </w:r>
+              <w:t>{{led_NDR_1_on</w:t>
+            </w:r>
+            <w:proofErr w:type="gramStart"/>
+            <w:r>
+              <w:rPr>
+                <w:rFonts w:asciiTheme="majorBidi" w:hAnsiTheme="majorBidi" w:cstheme="majorBidi"/>
+                <w:sz w:val="24"/>
+                <w:szCs w:val="24"/>
+              </w:rPr>
+              <w:t>}}ON</w:t>
+            </w:r>
+            <w:proofErr w:type="gramEnd"/>
           </w:p>
         </w:tc>
         <w:tc>
@@ -16933,8 +17569,18 @@
                 <w:sz w:val="24"/>
                 <w:szCs w:val="24"/>
               </w:rPr>
-              <w:t>{{led_NDR_1_off}}OFF</w:t>
-            </w:r>
+              <w:t>{{led_NDR_1_off</w:t>
+            </w:r>
+            <w:proofErr w:type="gramStart"/>
+            <w:r>
+              <w:rPr>
+                <w:rFonts w:asciiTheme="majorBidi" w:hAnsiTheme="majorBidi" w:cstheme="majorBidi"/>
+                <w:sz w:val="24"/>
+                <w:szCs w:val="24"/>
+              </w:rPr>
+              <w:t>}}OFF</w:t>
+            </w:r>
+            <w:proofErr w:type="gramEnd"/>
           </w:p>
         </w:tc>
         <w:tc>
@@ -16957,8 +17603,18 @@
                 <w:sz w:val="24"/>
                 <w:szCs w:val="24"/>
               </w:rPr>
-              <w:t>{{led_NDR_1_blink}}BLINK</w:t>
-            </w:r>
+              <w:t>{{led_NDR_1_blink</w:t>
+            </w:r>
+            <w:proofErr w:type="gramStart"/>
+            <w:r>
+              <w:rPr>
+                <w:rFonts w:asciiTheme="majorBidi" w:hAnsiTheme="majorBidi" w:cstheme="majorBidi"/>
+                <w:sz w:val="24"/>
+                <w:szCs w:val="24"/>
+              </w:rPr>
+              <w:t>}}BLINK</w:t>
+            </w:r>
+            <w:proofErr w:type="gramEnd"/>
           </w:p>
         </w:tc>
         <w:tc>
@@ -17073,8 +17729,18 @@
                 <w:sz w:val="24"/>
                 <w:szCs w:val="24"/>
               </w:rPr>
-              <w:t>{{led_FIR_2_on}}ON</w:t>
-            </w:r>
+              <w:t>{{led_FIR_2_on</w:t>
+            </w:r>
+            <w:proofErr w:type="gramStart"/>
+            <w:r>
+              <w:rPr>
+                <w:rFonts w:asciiTheme="majorBidi" w:hAnsiTheme="majorBidi" w:cstheme="majorBidi"/>
+                <w:sz w:val="24"/>
+                <w:szCs w:val="24"/>
+              </w:rPr>
+              <w:t>}}ON</w:t>
+            </w:r>
+            <w:proofErr w:type="gramEnd"/>
           </w:p>
         </w:tc>
         <w:tc>
@@ -17138,13 +17804,23 @@
                 <w:szCs w:val="24"/>
               </w:rPr>
             </w:pPr>
-            <w:r>
-              <w:rPr>
-                <w:rFonts w:asciiTheme="majorBidi" w:hAnsiTheme="majorBidi" w:cstheme="majorBidi"/>
-                <w:sz w:val="24"/>
-                <w:szCs w:val="24"/>
-              </w:rPr>
-              <w:t>{{remark_FIR_2}}</w:t>
+            <w:proofErr w:type="gramStart"/>
+            <w:r>
+              <w:rPr>
+                <w:rFonts w:asciiTheme="majorBidi" w:hAnsiTheme="majorBidi" w:cstheme="majorBidi"/>
+                <w:sz w:val="24"/>
+                <w:szCs w:val="24"/>
+              </w:rPr>
+              <w:t>{{remark_</w:t>
+            </w:r>
+            <w:proofErr w:type="gramEnd"/>
+            <w:r>
+              <w:rPr>
+                <w:rFonts w:asciiTheme="majorBidi" w:hAnsiTheme="majorBidi" w:cstheme="majorBidi"/>
+                <w:sz w:val="24"/>
+                <w:szCs w:val="24"/>
+              </w:rPr>
+              <w:t>FIR_2}}</w:t>
             </w:r>
           </w:p>
         </w:tc>
@@ -17237,8 +17913,18 @@
                 <w:sz w:val="24"/>
                 <w:szCs w:val="24"/>
               </w:rPr>
-              <w:t>{{led_DOR_2_on}}ON</w:t>
-            </w:r>
+              <w:t>{{led_DOR_2_on</w:t>
+            </w:r>
+            <w:proofErr w:type="gramStart"/>
+            <w:r>
+              <w:rPr>
+                <w:rFonts w:asciiTheme="majorBidi" w:hAnsiTheme="majorBidi" w:cstheme="majorBidi"/>
+                <w:sz w:val="24"/>
+                <w:szCs w:val="24"/>
+              </w:rPr>
+              <w:t>}}ON</w:t>
+            </w:r>
+            <w:proofErr w:type="gramEnd"/>
           </w:p>
         </w:tc>
         <w:tc>
@@ -17261,8 +17947,18 @@
                 <w:sz w:val="24"/>
                 <w:szCs w:val="24"/>
               </w:rPr>
-              <w:t>{{led_DOR_2_off}}OFF</w:t>
-            </w:r>
+              <w:t>{{led_DOR_2_off</w:t>
+            </w:r>
+            <w:proofErr w:type="gramStart"/>
+            <w:r>
+              <w:rPr>
+                <w:rFonts w:asciiTheme="majorBidi" w:hAnsiTheme="majorBidi" w:cstheme="majorBidi"/>
+                <w:sz w:val="24"/>
+                <w:szCs w:val="24"/>
+              </w:rPr>
+              <w:t>}}OFF</w:t>
+            </w:r>
+            <w:proofErr w:type="gramEnd"/>
           </w:p>
         </w:tc>
         <w:tc>
@@ -17285,8 +17981,18 @@
                 <w:sz w:val="24"/>
                 <w:szCs w:val="24"/>
               </w:rPr>
-              <w:t>{{led_DOR_2_blink}}BLINK</w:t>
-            </w:r>
+              <w:t>{{led_DOR_2_blink</w:t>
+            </w:r>
+            <w:proofErr w:type="gramStart"/>
+            <w:r>
+              <w:rPr>
+                <w:rFonts w:asciiTheme="majorBidi" w:hAnsiTheme="majorBidi" w:cstheme="majorBidi"/>
+                <w:sz w:val="24"/>
+                <w:szCs w:val="24"/>
+              </w:rPr>
+              <w:t>}}BLINK</w:t>
+            </w:r>
+            <w:proofErr w:type="gramEnd"/>
           </w:p>
         </w:tc>
         <w:tc>
@@ -17401,8 +18107,18 @@
                 <w:sz w:val="24"/>
                 <w:szCs w:val="24"/>
               </w:rPr>
-              <w:t>{{led_RDR_2_on}}ON</w:t>
-            </w:r>
+              <w:t>{{led_RDR_2_on</w:t>
+            </w:r>
+            <w:proofErr w:type="gramStart"/>
+            <w:r>
+              <w:rPr>
+                <w:rFonts w:asciiTheme="majorBidi" w:hAnsiTheme="majorBidi" w:cstheme="majorBidi"/>
+                <w:sz w:val="24"/>
+                <w:szCs w:val="24"/>
+              </w:rPr>
+              <w:t>}}ON</w:t>
+            </w:r>
+            <w:proofErr w:type="gramEnd"/>
           </w:p>
         </w:tc>
         <w:tc>
@@ -17425,8 +18141,18 @@
                 <w:sz w:val="24"/>
                 <w:szCs w:val="24"/>
               </w:rPr>
-              <w:t>{{led_RDR_2_off}}OFF</w:t>
-            </w:r>
+              <w:t>{{led_RDR_2_off</w:t>
+            </w:r>
+            <w:proofErr w:type="gramStart"/>
+            <w:r>
+              <w:rPr>
+                <w:rFonts w:asciiTheme="majorBidi" w:hAnsiTheme="majorBidi" w:cstheme="majorBidi"/>
+                <w:sz w:val="24"/>
+                <w:szCs w:val="24"/>
+              </w:rPr>
+              <w:t>}}OFF</w:t>
+            </w:r>
+            <w:proofErr w:type="gramEnd"/>
           </w:p>
         </w:tc>
         <w:tc>
@@ -17449,8 +18175,18 @@
                 <w:sz w:val="24"/>
                 <w:szCs w:val="24"/>
               </w:rPr>
-              <w:t>{{led_RDR_2_blink}}BLINK</w:t>
-            </w:r>
+              <w:t>{{led_RDR_2_blink</w:t>
+            </w:r>
+            <w:proofErr w:type="gramStart"/>
+            <w:r>
+              <w:rPr>
+                <w:rFonts w:asciiTheme="majorBidi" w:hAnsiTheme="majorBidi" w:cstheme="majorBidi"/>
+                <w:sz w:val="24"/>
+                <w:szCs w:val="24"/>
+              </w:rPr>
+              <w:t>}}BLINK</w:t>
+            </w:r>
+            <w:proofErr w:type="gramEnd"/>
           </w:p>
         </w:tc>
         <w:tc>
@@ -17466,13 +18202,23 @@
                 <w:szCs w:val="24"/>
               </w:rPr>
             </w:pPr>
-            <w:r>
-              <w:rPr>
-                <w:rFonts w:asciiTheme="majorBidi" w:hAnsiTheme="majorBidi" w:cstheme="majorBidi"/>
-                <w:sz w:val="24"/>
-                <w:szCs w:val="24"/>
-              </w:rPr>
-              <w:t>{{remark_RDR_2}}</w:t>
+            <w:proofErr w:type="gramStart"/>
+            <w:r>
+              <w:rPr>
+                <w:rFonts w:asciiTheme="majorBidi" w:hAnsiTheme="majorBidi" w:cstheme="majorBidi"/>
+                <w:sz w:val="24"/>
+                <w:szCs w:val="24"/>
+              </w:rPr>
+              <w:t>{{remark_</w:t>
+            </w:r>
+            <w:proofErr w:type="gramEnd"/>
+            <w:r>
+              <w:rPr>
+                <w:rFonts w:asciiTheme="majorBidi" w:hAnsiTheme="majorBidi" w:cstheme="majorBidi"/>
+                <w:sz w:val="24"/>
+                <w:szCs w:val="24"/>
+              </w:rPr>
+              <w:t>RDR_2}}</w:t>
             </w:r>
           </w:p>
         </w:tc>
@@ -17565,8 +18311,18 @@
                 <w:sz w:val="24"/>
                 <w:szCs w:val="24"/>
               </w:rPr>
-              <w:t>{{led_ADCLR_2_on}}ON</w:t>
-            </w:r>
+              <w:t>{{led_ADCLR_2_on</w:t>
+            </w:r>
+            <w:proofErr w:type="gramStart"/>
+            <w:r>
+              <w:rPr>
+                <w:rFonts w:asciiTheme="majorBidi" w:hAnsiTheme="majorBidi" w:cstheme="majorBidi"/>
+                <w:sz w:val="24"/>
+                <w:szCs w:val="24"/>
+              </w:rPr>
+              <w:t>}}ON</w:t>
+            </w:r>
+            <w:proofErr w:type="gramEnd"/>
           </w:p>
         </w:tc>
         <w:tc>
@@ -17589,8 +18345,18 @@
                 <w:sz w:val="24"/>
                 <w:szCs w:val="24"/>
               </w:rPr>
-              <w:t>{{led_ADCLR_2_off}}OFF</w:t>
-            </w:r>
+              <w:t>{{led_ADCLR_2_off</w:t>
+            </w:r>
+            <w:proofErr w:type="gramStart"/>
+            <w:r>
+              <w:rPr>
+                <w:rFonts w:asciiTheme="majorBidi" w:hAnsiTheme="majorBidi" w:cstheme="majorBidi"/>
+                <w:sz w:val="24"/>
+                <w:szCs w:val="24"/>
+              </w:rPr>
+              <w:t>}}OFF</w:t>
+            </w:r>
+            <w:proofErr w:type="gramEnd"/>
           </w:p>
         </w:tc>
         <w:tc>
@@ -17613,8 +18379,18 @@
                 <w:sz w:val="24"/>
                 <w:szCs w:val="24"/>
               </w:rPr>
-              <w:t>{{led_ADCLR_2_blink}}BLINK</w:t>
-            </w:r>
+              <w:t>{{led_ADCLR_2_blink</w:t>
+            </w:r>
+            <w:proofErr w:type="gramStart"/>
+            <w:r>
+              <w:rPr>
+                <w:rFonts w:asciiTheme="majorBidi" w:hAnsiTheme="majorBidi" w:cstheme="majorBidi"/>
+                <w:sz w:val="24"/>
+                <w:szCs w:val="24"/>
+              </w:rPr>
+              <w:t>}}BLINK</w:t>
+            </w:r>
+            <w:proofErr w:type="gramEnd"/>
           </w:p>
         </w:tc>
         <w:tc>
@@ -17630,13 +18406,23 @@
                 <w:szCs w:val="24"/>
               </w:rPr>
             </w:pPr>
-            <w:r>
-              <w:rPr>
-                <w:rFonts w:asciiTheme="majorBidi" w:hAnsiTheme="majorBidi" w:cstheme="majorBidi"/>
-                <w:sz w:val="24"/>
-                <w:szCs w:val="24"/>
-              </w:rPr>
-              <w:t>{{remark_ADCLR_2}}</w:t>
+            <w:proofErr w:type="gramStart"/>
+            <w:r>
+              <w:rPr>
+                <w:rFonts w:asciiTheme="majorBidi" w:hAnsiTheme="majorBidi" w:cstheme="majorBidi"/>
+                <w:sz w:val="24"/>
+                <w:szCs w:val="24"/>
+              </w:rPr>
+              <w:t>{{remark_</w:t>
+            </w:r>
+            <w:proofErr w:type="gramEnd"/>
+            <w:r>
+              <w:rPr>
+                <w:rFonts w:asciiTheme="majorBidi" w:hAnsiTheme="majorBidi" w:cstheme="majorBidi"/>
+                <w:sz w:val="24"/>
+                <w:szCs w:val="24"/>
+              </w:rPr>
+              <w:t>ADCLR_2}}</w:t>
             </w:r>
           </w:p>
         </w:tc>
@@ -17729,8 +18515,18 @@
                 <w:sz w:val="24"/>
                 <w:szCs w:val="24"/>
               </w:rPr>
-              <w:t>{{led_3CTR_1_on}}ON</w:t>
-            </w:r>
+              <w:t>{{led_3CTR_1_on</w:t>
+            </w:r>
+            <w:proofErr w:type="gramStart"/>
+            <w:r>
+              <w:rPr>
+                <w:rFonts w:asciiTheme="majorBidi" w:hAnsiTheme="majorBidi" w:cstheme="majorBidi"/>
+                <w:sz w:val="24"/>
+                <w:szCs w:val="24"/>
+              </w:rPr>
+              <w:t>}}ON</w:t>
+            </w:r>
+            <w:proofErr w:type="gramEnd"/>
           </w:p>
         </w:tc>
         <w:tc>
@@ -17753,8 +18549,18 @@
                 <w:sz w:val="24"/>
                 <w:szCs w:val="24"/>
               </w:rPr>
-              <w:t>{{led_3CTR_1_off}}OFF</w:t>
-            </w:r>
+              <w:t>{{led_3CTR_1_off</w:t>
+            </w:r>
+            <w:proofErr w:type="gramStart"/>
+            <w:r>
+              <w:rPr>
+                <w:rFonts w:asciiTheme="majorBidi" w:hAnsiTheme="majorBidi" w:cstheme="majorBidi"/>
+                <w:sz w:val="24"/>
+                <w:szCs w:val="24"/>
+              </w:rPr>
+              <w:t>}}OFF</w:t>
+            </w:r>
+            <w:proofErr w:type="gramEnd"/>
           </w:p>
         </w:tc>
         <w:tc>
@@ -17777,8 +18583,18 @@
                 <w:sz w:val="24"/>
                 <w:szCs w:val="24"/>
               </w:rPr>
-              <w:t>{{led_3CTR_1_blink}}BLINK</w:t>
-            </w:r>
+              <w:t>{{led_3CTR_1_blink</w:t>
+            </w:r>
+            <w:proofErr w:type="gramStart"/>
+            <w:r>
+              <w:rPr>
+                <w:rFonts w:asciiTheme="majorBidi" w:hAnsiTheme="majorBidi" w:cstheme="majorBidi"/>
+                <w:sz w:val="24"/>
+                <w:szCs w:val="24"/>
+              </w:rPr>
+              <w:t>}}BLINK</w:t>
+            </w:r>
+            <w:proofErr w:type="gramEnd"/>
           </w:p>
         </w:tc>
         <w:tc>
@@ -17895,8 +18711,18 @@
                 <w:sz w:val="24"/>
                 <w:szCs w:val="24"/>
               </w:rPr>
-              <w:t>{{led_4CTR_1_on}}ON</w:t>
-            </w:r>
+              <w:t>{{led_4CTR_1_on</w:t>
+            </w:r>
+            <w:proofErr w:type="gramStart"/>
+            <w:r>
+              <w:rPr>
+                <w:rFonts w:asciiTheme="majorBidi" w:hAnsiTheme="majorBidi" w:cstheme="majorBidi"/>
+                <w:sz w:val="24"/>
+                <w:szCs w:val="24"/>
+              </w:rPr>
+              <w:t>}}ON</w:t>
+            </w:r>
+            <w:proofErr w:type="gramEnd"/>
           </w:p>
         </w:tc>
         <w:tc>
@@ -17920,8 +18746,18 @@
                 <w:sz w:val="24"/>
                 <w:szCs w:val="24"/>
               </w:rPr>
-              <w:t>{{led_4CTR_1_off}}OFF</w:t>
-            </w:r>
+              <w:t>{{led_4CTR_1_off</w:t>
+            </w:r>
+            <w:proofErr w:type="gramStart"/>
+            <w:r>
+              <w:rPr>
+                <w:rFonts w:asciiTheme="majorBidi" w:hAnsiTheme="majorBidi" w:cstheme="majorBidi"/>
+                <w:sz w:val="24"/>
+                <w:szCs w:val="24"/>
+              </w:rPr>
+              <w:t>}}OFF</w:t>
+            </w:r>
+            <w:proofErr w:type="gramEnd"/>
           </w:p>
         </w:tc>
         <w:tc>
@@ -17944,8 +18780,18 @@
                 <w:sz w:val="24"/>
                 <w:szCs w:val="24"/>
               </w:rPr>
-              <w:t>{{led_4CTR_1_blink}}BLINK</w:t>
-            </w:r>
+              <w:t>{{led_4CTR_1_blink</w:t>
+            </w:r>
+            <w:proofErr w:type="gramStart"/>
+            <w:r>
+              <w:rPr>
+                <w:rFonts w:asciiTheme="majorBidi" w:hAnsiTheme="majorBidi" w:cstheme="majorBidi"/>
+                <w:sz w:val="24"/>
+                <w:szCs w:val="24"/>
+              </w:rPr>
+              <w:t>}}BLINK</w:t>
+            </w:r>
+            <w:proofErr w:type="gramEnd"/>
           </w:p>
         </w:tc>
         <w:tc>
@@ -17961,13 +18807,23 @@
                 <w:szCs w:val="24"/>
               </w:rPr>
             </w:pPr>
-            <w:r>
-              <w:rPr>
-                <w:rFonts w:asciiTheme="majorBidi" w:hAnsiTheme="majorBidi" w:cstheme="majorBidi"/>
-                <w:sz w:val="24"/>
-                <w:szCs w:val="24"/>
-              </w:rPr>
-              <w:t>{{remark_4CTR_1}}</w:t>
+            <w:proofErr w:type="gramStart"/>
+            <w:r>
+              <w:rPr>
+                <w:rFonts w:asciiTheme="majorBidi" w:hAnsiTheme="majorBidi" w:cstheme="majorBidi"/>
+                <w:sz w:val="24"/>
+                <w:szCs w:val="24"/>
+              </w:rPr>
+              <w:t>{{remark_4CTR</w:t>
+            </w:r>
+            <w:proofErr w:type="gramEnd"/>
+            <w:r>
+              <w:rPr>
+                <w:rFonts w:asciiTheme="majorBidi" w:hAnsiTheme="majorBidi" w:cstheme="majorBidi"/>
+                <w:sz w:val="24"/>
+                <w:szCs w:val="24"/>
+              </w:rPr>
+              <w:t>_1}}</w:t>
             </w:r>
           </w:p>
         </w:tc>
@@ -18062,8 +18918,18 @@
                 <w:sz w:val="24"/>
                 <w:szCs w:val="24"/>
               </w:rPr>
-              <w:t>{{led_6CTR_1_on}}ON</w:t>
-            </w:r>
+              <w:t>{{led_6CTR_1_on</w:t>
+            </w:r>
+            <w:proofErr w:type="gramStart"/>
+            <w:r>
+              <w:rPr>
+                <w:rFonts w:asciiTheme="majorBidi" w:hAnsiTheme="majorBidi" w:cstheme="majorBidi"/>
+                <w:sz w:val="24"/>
+                <w:szCs w:val="24"/>
+              </w:rPr>
+              <w:t>}}ON</w:t>
+            </w:r>
+            <w:proofErr w:type="gramEnd"/>
           </w:p>
         </w:tc>
         <w:tc>
@@ -18087,8 +18953,18 @@
                 <w:sz w:val="24"/>
                 <w:szCs w:val="24"/>
               </w:rPr>
-              <w:t>{{led_6CTR_1_off}}OFF</w:t>
-            </w:r>
+              <w:t>{{led_6CTR_1_off</w:t>
+            </w:r>
+            <w:proofErr w:type="gramStart"/>
+            <w:r>
+              <w:rPr>
+                <w:rFonts w:asciiTheme="majorBidi" w:hAnsiTheme="majorBidi" w:cstheme="majorBidi"/>
+                <w:sz w:val="24"/>
+                <w:szCs w:val="24"/>
+              </w:rPr>
+              <w:t>}}OFF</w:t>
+            </w:r>
+            <w:proofErr w:type="gramEnd"/>
           </w:p>
         </w:tc>
         <w:tc>
@@ -18111,8 +18987,18 @@
                 <w:sz w:val="24"/>
                 <w:szCs w:val="24"/>
               </w:rPr>
-              <w:t>{{led_6CTR_1_blink}}BLINK</w:t>
-            </w:r>
+              <w:t>{{led_6CTR_1_blink</w:t>
+            </w:r>
+            <w:proofErr w:type="gramStart"/>
+            <w:r>
+              <w:rPr>
+                <w:rFonts w:asciiTheme="majorBidi" w:hAnsiTheme="majorBidi" w:cstheme="majorBidi"/>
+                <w:sz w:val="24"/>
+                <w:szCs w:val="24"/>
+              </w:rPr>
+              <w:t>}}BLINK</w:t>
+            </w:r>
+            <w:proofErr w:type="gramEnd"/>
           </w:p>
         </w:tc>
         <w:tc>
@@ -18128,13 +19014,23 @@
                 <w:szCs w:val="24"/>
               </w:rPr>
             </w:pPr>
-            <w:r>
-              <w:rPr>
-                <w:rFonts w:asciiTheme="majorBidi" w:hAnsiTheme="majorBidi" w:cstheme="majorBidi"/>
-                <w:sz w:val="24"/>
-                <w:szCs w:val="24"/>
-              </w:rPr>
-              <w:t>{{remark_6CTR_1}}</w:t>
+            <w:proofErr w:type="gramStart"/>
+            <w:r>
+              <w:rPr>
+                <w:rFonts w:asciiTheme="majorBidi" w:hAnsiTheme="majorBidi" w:cstheme="majorBidi"/>
+                <w:sz w:val="24"/>
+                <w:szCs w:val="24"/>
+              </w:rPr>
+              <w:t>{{remark_6CTR</w:t>
+            </w:r>
+            <w:proofErr w:type="gramEnd"/>
+            <w:r>
+              <w:rPr>
+                <w:rFonts w:asciiTheme="majorBidi" w:hAnsiTheme="majorBidi" w:cstheme="majorBidi"/>
+                <w:sz w:val="24"/>
+                <w:szCs w:val="24"/>
+              </w:rPr>
+              <w:t>_1}}</w:t>
             </w:r>
           </w:p>
         </w:tc>
@@ -18237,8 +19133,18 @@
                 <w:sz w:val="24"/>
                 <w:szCs w:val="24"/>
               </w:rPr>
-              <w:t>{{led_FSR_3_on}}ON</w:t>
-            </w:r>
+              <w:t>{{led_FSR_3_on</w:t>
+            </w:r>
+            <w:proofErr w:type="gramStart"/>
+            <w:r>
+              <w:rPr>
+                <w:rFonts w:asciiTheme="majorBidi" w:hAnsiTheme="majorBidi" w:cstheme="majorBidi"/>
+                <w:sz w:val="24"/>
+                <w:szCs w:val="24"/>
+              </w:rPr>
+              <w:t>}}ON</w:t>
+            </w:r>
+            <w:proofErr w:type="gramEnd"/>
           </w:p>
         </w:tc>
         <w:tc>
@@ -18262,8 +19168,18 @@
                 <w:sz w:val="24"/>
                 <w:szCs w:val="24"/>
               </w:rPr>
-              <w:t>{{led_FSR_3_off}}OFF</w:t>
-            </w:r>
+              <w:t>{{led_FSR_3_off</w:t>
+            </w:r>
+            <w:proofErr w:type="gramStart"/>
+            <w:r>
+              <w:rPr>
+                <w:rFonts w:asciiTheme="majorBidi" w:hAnsiTheme="majorBidi" w:cstheme="majorBidi"/>
+                <w:sz w:val="24"/>
+                <w:szCs w:val="24"/>
+              </w:rPr>
+              <w:t>}}OFF</w:t>
+            </w:r>
+            <w:proofErr w:type="gramEnd"/>
           </w:p>
         </w:tc>
         <w:tc>
@@ -18286,8 +19202,18 @@
                 <w:sz w:val="24"/>
                 <w:szCs w:val="24"/>
               </w:rPr>
-              <w:t>{{led_FSR_3_blink}}BLINK</w:t>
-            </w:r>
+              <w:t>{{led_FSR_3_blink</w:t>
+            </w:r>
+            <w:proofErr w:type="gramStart"/>
+            <w:r>
+              <w:rPr>
+                <w:rFonts w:asciiTheme="majorBidi" w:hAnsiTheme="majorBidi" w:cstheme="majorBidi"/>
+                <w:sz w:val="24"/>
+                <w:szCs w:val="24"/>
+              </w:rPr>
+              <w:t>}}BLINK</w:t>
+            </w:r>
+            <w:proofErr w:type="gramEnd"/>
           </w:p>
         </w:tc>
         <w:tc>
@@ -18303,13 +19229,23 @@
                 <w:szCs w:val="24"/>
               </w:rPr>
             </w:pPr>
-            <w:r>
-              <w:rPr>
-                <w:rFonts w:asciiTheme="majorBidi" w:hAnsiTheme="majorBidi" w:cstheme="majorBidi"/>
-                <w:sz w:val="24"/>
-                <w:szCs w:val="24"/>
-              </w:rPr>
-              <w:t>{{remark_FSR_3}}</w:t>
+            <w:proofErr w:type="gramStart"/>
+            <w:r>
+              <w:rPr>
+                <w:rFonts w:asciiTheme="majorBidi" w:hAnsiTheme="majorBidi" w:cstheme="majorBidi"/>
+                <w:sz w:val="24"/>
+                <w:szCs w:val="24"/>
+              </w:rPr>
+              <w:t>{{remark_</w:t>
+            </w:r>
+            <w:proofErr w:type="gramEnd"/>
+            <w:r>
+              <w:rPr>
+                <w:rFonts w:asciiTheme="majorBidi" w:hAnsiTheme="majorBidi" w:cstheme="majorBidi"/>
+                <w:sz w:val="24"/>
+                <w:szCs w:val="24"/>
+              </w:rPr>
+              <w:t>FSR_3}}</w:t>
             </w:r>
           </w:p>
         </w:tc>
@@ -18403,8 +19339,18 @@
                 <w:sz w:val="24"/>
                 <w:szCs w:val="24"/>
               </w:rPr>
-              <w:t>{{led_DCR_3_on}}ON</w:t>
-            </w:r>
+              <w:t>{{led_DCR_3_on</w:t>
+            </w:r>
+            <w:proofErr w:type="gramStart"/>
+            <w:r>
+              <w:rPr>
+                <w:rFonts w:asciiTheme="majorBidi" w:hAnsiTheme="majorBidi" w:cstheme="majorBidi"/>
+                <w:sz w:val="24"/>
+                <w:szCs w:val="24"/>
+              </w:rPr>
+              <w:t>}}ON</w:t>
+            </w:r>
+            <w:proofErr w:type="gramEnd"/>
           </w:p>
         </w:tc>
         <w:tc>
@@ -18428,8 +19374,18 @@
                 <w:sz w:val="24"/>
                 <w:szCs w:val="24"/>
               </w:rPr>
-              <w:t>{{led_DCR_3_off}}OFF</w:t>
-            </w:r>
+              <w:t>{{led_DCR_3_off</w:t>
+            </w:r>
+            <w:proofErr w:type="gramStart"/>
+            <w:r>
+              <w:rPr>
+                <w:rFonts w:asciiTheme="majorBidi" w:hAnsiTheme="majorBidi" w:cstheme="majorBidi"/>
+                <w:sz w:val="24"/>
+                <w:szCs w:val="24"/>
+              </w:rPr>
+              <w:t>}}OFF</w:t>
+            </w:r>
+            <w:proofErr w:type="gramEnd"/>
           </w:p>
         </w:tc>
         <w:tc>
@@ -18452,8 +19408,18 @@
                 <w:sz w:val="24"/>
                 <w:szCs w:val="24"/>
               </w:rPr>
-              <w:t>{{led_DCR_3_blink}}BLINK</w:t>
-            </w:r>
+              <w:t>{{led_DCR_3_blink</w:t>
+            </w:r>
+            <w:proofErr w:type="gramStart"/>
+            <w:r>
+              <w:rPr>
+                <w:rFonts w:asciiTheme="majorBidi" w:hAnsiTheme="majorBidi" w:cstheme="majorBidi"/>
+                <w:sz w:val="24"/>
+                <w:szCs w:val="24"/>
+              </w:rPr>
+              <w:t>}}BLINK</w:t>
+            </w:r>
+            <w:proofErr w:type="gramEnd"/>
           </w:p>
         </w:tc>
         <w:tc>
@@ -18569,8 +19535,18 @@
                 <w:sz w:val="24"/>
                 <w:szCs w:val="24"/>
               </w:rPr>
-              <w:t>{{led_NDR_3_on}}ON</w:t>
-            </w:r>
+              <w:t>{{led_NDR_3_on</w:t>
+            </w:r>
+            <w:proofErr w:type="gramStart"/>
+            <w:r>
+              <w:rPr>
+                <w:rFonts w:asciiTheme="majorBidi" w:hAnsiTheme="majorBidi" w:cstheme="majorBidi"/>
+                <w:sz w:val="24"/>
+                <w:szCs w:val="24"/>
+              </w:rPr>
+              <w:t>}}ON</w:t>
+            </w:r>
+            <w:proofErr w:type="gramEnd"/>
           </w:p>
         </w:tc>
         <w:tc>
@@ -18594,8 +19570,18 @@
                 <w:sz w:val="24"/>
                 <w:szCs w:val="24"/>
               </w:rPr>
-              <w:t>{{led_NDR_3_off}}OFF</w:t>
-            </w:r>
+              <w:t>{{led_NDR_3_off</w:t>
+            </w:r>
+            <w:proofErr w:type="gramStart"/>
+            <w:r>
+              <w:rPr>
+                <w:rFonts w:asciiTheme="majorBidi" w:hAnsiTheme="majorBidi" w:cstheme="majorBidi"/>
+                <w:sz w:val="24"/>
+                <w:szCs w:val="24"/>
+              </w:rPr>
+              <w:t>}}OFF</w:t>
+            </w:r>
+            <w:proofErr w:type="gramEnd"/>
           </w:p>
         </w:tc>
         <w:tc>
@@ -18618,8 +19604,18 @@
                 <w:sz w:val="24"/>
                 <w:szCs w:val="24"/>
               </w:rPr>
-              <w:t>{{led_NDR_3_blink}}BLINK</w:t>
-            </w:r>
+              <w:t>{{led_NDR_3_blink</w:t>
+            </w:r>
+            <w:proofErr w:type="gramStart"/>
+            <w:r>
+              <w:rPr>
+                <w:rFonts w:asciiTheme="majorBidi" w:hAnsiTheme="majorBidi" w:cstheme="majorBidi"/>
+                <w:sz w:val="24"/>
+                <w:szCs w:val="24"/>
+              </w:rPr>
+              <w:t>}}BLINK</w:t>
+            </w:r>
+            <w:proofErr w:type="gramEnd"/>
           </w:p>
         </w:tc>
         <w:tc>
@@ -18735,8 +19731,18 @@
                 <w:sz w:val="24"/>
                 <w:szCs w:val="24"/>
               </w:rPr>
-              <w:t>{{led_FIR_4_on}}ON</w:t>
-            </w:r>
+              <w:t>{{led_FIR_4_on</w:t>
+            </w:r>
+            <w:proofErr w:type="gramStart"/>
+            <w:r>
+              <w:rPr>
+                <w:rFonts w:asciiTheme="majorBidi" w:hAnsiTheme="majorBidi" w:cstheme="majorBidi"/>
+                <w:sz w:val="24"/>
+                <w:szCs w:val="24"/>
+              </w:rPr>
+              <w:t>}}ON</w:t>
+            </w:r>
+            <w:proofErr w:type="gramEnd"/>
           </w:p>
         </w:tc>
         <w:tc>
@@ -18760,8 +19766,18 @@
                 <w:sz w:val="24"/>
                 <w:szCs w:val="24"/>
               </w:rPr>
-              <w:t>{{led_FIR_4_off}}OFF</w:t>
-            </w:r>
+              <w:t>{{led_FIR_4_off</w:t>
+            </w:r>
+            <w:proofErr w:type="gramStart"/>
+            <w:r>
+              <w:rPr>
+                <w:rFonts w:asciiTheme="majorBidi" w:hAnsiTheme="majorBidi" w:cstheme="majorBidi"/>
+                <w:sz w:val="24"/>
+                <w:szCs w:val="24"/>
+              </w:rPr>
+              <w:t>}}OFF</w:t>
+            </w:r>
+            <w:proofErr w:type="gramEnd"/>
           </w:p>
         </w:tc>
         <w:tc>
@@ -18784,8 +19800,18 @@
                 <w:sz w:val="24"/>
                 <w:szCs w:val="24"/>
               </w:rPr>
-              <w:t>{{led_FIR_4_blink}}BLINK</w:t>
-            </w:r>
+              <w:t>{{led_FIR_4_blink</w:t>
+            </w:r>
+            <w:proofErr w:type="gramStart"/>
+            <w:r>
+              <w:rPr>
+                <w:rFonts w:asciiTheme="majorBidi" w:hAnsiTheme="majorBidi" w:cstheme="majorBidi"/>
+                <w:sz w:val="24"/>
+                <w:szCs w:val="24"/>
+              </w:rPr>
+              <w:t>}}BLINK</w:t>
+            </w:r>
+            <w:proofErr w:type="gramEnd"/>
           </w:p>
         </w:tc>
         <w:tc>
@@ -18901,8 +19927,18 @@
                 <w:sz w:val="24"/>
                 <w:szCs w:val="24"/>
               </w:rPr>
-              <w:t>{{led_DOR_4_on}}ON</w:t>
-            </w:r>
+              <w:t>{{led_DOR_4_on</w:t>
+            </w:r>
+            <w:proofErr w:type="gramStart"/>
+            <w:r>
+              <w:rPr>
+                <w:rFonts w:asciiTheme="majorBidi" w:hAnsiTheme="majorBidi" w:cstheme="majorBidi"/>
+                <w:sz w:val="24"/>
+                <w:szCs w:val="24"/>
+              </w:rPr>
+              <w:t>}}ON</w:t>
+            </w:r>
+            <w:proofErr w:type="gramEnd"/>
           </w:p>
         </w:tc>
         <w:tc>
@@ -18926,8 +19962,18 @@
                 <w:sz w:val="24"/>
                 <w:szCs w:val="24"/>
               </w:rPr>
-              <w:t>{{led_DOR_4_off}}OFF</w:t>
-            </w:r>
+              <w:t>{{led_DOR_4_off</w:t>
+            </w:r>
+            <w:proofErr w:type="gramStart"/>
+            <w:r>
+              <w:rPr>
+                <w:rFonts w:asciiTheme="majorBidi" w:hAnsiTheme="majorBidi" w:cstheme="majorBidi"/>
+                <w:sz w:val="24"/>
+                <w:szCs w:val="24"/>
+              </w:rPr>
+              <w:t>}}OFF</w:t>
+            </w:r>
+            <w:proofErr w:type="gramEnd"/>
           </w:p>
         </w:tc>
         <w:tc>
@@ -18950,8 +19996,18 @@
                 <w:sz w:val="24"/>
                 <w:szCs w:val="24"/>
               </w:rPr>
-              <w:t>{{led_DOR_4_blink}}BLINK</w:t>
-            </w:r>
+              <w:t>{{led_DOR_4_blink</w:t>
+            </w:r>
+            <w:proofErr w:type="gramStart"/>
+            <w:r>
+              <w:rPr>
+                <w:rFonts w:asciiTheme="majorBidi" w:hAnsiTheme="majorBidi" w:cstheme="majorBidi"/>
+                <w:sz w:val="24"/>
+                <w:szCs w:val="24"/>
+              </w:rPr>
+              <w:t>}}BLINK</w:t>
+            </w:r>
+            <w:proofErr w:type="gramEnd"/>
           </w:p>
         </w:tc>
         <w:tc>
@@ -19067,8 +20123,18 @@
                 <w:sz w:val="24"/>
                 <w:szCs w:val="24"/>
               </w:rPr>
-              <w:t>{{led_RDR_4_on}}ON</w:t>
-            </w:r>
+              <w:t>{{led_RDR_4_on</w:t>
+            </w:r>
+            <w:proofErr w:type="gramStart"/>
+            <w:r>
+              <w:rPr>
+                <w:rFonts w:asciiTheme="majorBidi" w:hAnsiTheme="majorBidi" w:cstheme="majorBidi"/>
+                <w:sz w:val="24"/>
+                <w:szCs w:val="24"/>
+              </w:rPr>
+              <w:t>}}ON</w:t>
+            </w:r>
+            <w:proofErr w:type="gramEnd"/>
           </w:p>
         </w:tc>
         <w:tc>
@@ -19092,8 +20158,18 @@
                 <w:sz w:val="24"/>
                 <w:szCs w:val="24"/>
               </w:rPr>
-              <w:t>{{led_RDR_4_off}}OFF</w:t>
-            </w:r>
+              <w:t>{{led_RDR_4_off</w:t>
+            </w:r>
+            <w:proofErr w:type="gramStart"/>
+            <w:r>
+              <w:rPr>
+                <w:rFonts w:asciiTheme="majorBidi" w:hAnsiTheme="majorBidi" w:cstheme="majorBidi"/>
+                <w:sz w:val="24"/>
+                <w:szCs w:val="24"/>
+              </w:rPr>
+              <w:t>}}OFF</w:t>
+            </w:r>
+            <w:proofErr w:type="gramEnd"/>
           </w:p>
         </w:tc>
         <w:tc>
@@ -19116,8 +20192,18 @@
                 <w:sz w:val="24"/>
                 <w:szCs w:val="24"/>
               </w:rPr>
-              <w:t>{{led_RDR_4_blink}}BLINK</w:t>
-            </w:r>
+              <w:t>{{led_RDR_4_blink</w:t>
+            </w:r>
+            <w:proofErr w:type="gramStart"/>
+            <w:r>
+              <w:rPr>
+                <w:rFonts w:asciiTheme="majorBidi" w:hAnsiTheme="majorBidi" w:cstheme="majorBidi"/>
+                <w:sz w:val="24"/>
+                <w:szCs w:val="24"/>
+              </w:rPr>
+              <w:t>}}BLINK</w:t>
+            </w:r>
+            <w:proofErr w:type="gramEnd"/>
           </w:p>
         </w:tc>
         <w:tc>
@@ -19133,13 +20219,23 @@
                 <w:szCs w:val="24"/>
               </w:rPr>
             </w:pPr>
-            <w:r>
-              <w:rPr>
-                <w:rFonts w:asciiTheme="majorBidi" w:hAnsiTheme="majorBidi" w:cstheme="majorBidi"/>
-                <w:sz w:val="24"/>
-                <w:szCs w:val="24"/>
-              </w:rPr>
-              <w:t>{{remark_RDR_4}}</w:t>
+            <w:proofErr w:type="gramStart"/>
+            <w:r>
+              <w:rPr>
+                <w:rFonts w:asciiTheme="majorBidi" w:hAnsiTheme="majorBidi" w:cstheme="majorBidi"/>
+                <w:sz w:val="24"/>
+                <w:szCs w:val="24"/>
+              </w:rPr>
+              <w:t>{{remark_</w:t>
+            </w:r>
+            <w:proofErr w:type="gramEnd"/>
+            <w:r>
+              <w:rPr>
+                <w:rFonts w:asciiTheme="majorBidi" w:hAnsiTheme="majorBidi" w:cstheme="majorBidi"/>
+                <w:sz w:val="24"/>
+                <w:szCs w:val="24"/>
+              </w:rPr>
+              <w:t>RDR_4}}</w:t>
             </w:r>
           </w:p>
         </w:tc>
@@ -19233,8 +20329,18 @@
                 <w:sz w:val="24"/>
                 <w:szCs w:val="24"/>
               </w:rPr>
-              <w:t>{{led_ADCLR_4_on}}ON</w:t>
-            </w:r>
+              <w:t>{{led_ADCLR_4_on</w:t>
+            </w:r>
+            <w:proofErr w:type="gramStart"/>
+            <w:r>
+              <w:rPr>
+                <w:rFonts w:asciiTheme="majorBidi" w:hAnsiTheme="majorBidi" w:cstheme="majorBidi"/>
+                <w:sz w:val="24"/>
+                <w:szCs w:val="24"/>
+              </w:rPr>
+              <w:t>}}ON</w:t>
+            </w:r>
+            <w:proofErr w:type="gramEnd"/>
           </w:p>
         </w:tc>
         <w:tc>
@@ -19258,8 +20364,18 @@
                 <w:sz w:val="24"/>
                 <w:szCs w:val="24"/>
               </w:rPr>
-              <w:t>{{led_ADCLR_4_off}}OFF</w:t>
-            </w:r>
+              <w:t>{{led_ADCLR_4_off</w:t>
+            </w:r>
+            <w:proofErr w:type="gramStart"/>
+            <w:r>
+              <w:rPr>
+                <w:rFonts w:asciiTheme="majorBidi" w:hAnsiTheme="majorBidi" w:cstheme="majorBidi"/>
+                <w:sz w:val="24"/>
+                <w:szCs w:val="24"/>
+              </w:rPr>
+              <w:t>}}OFF</w:t>
+            </w:r>
+            <w:proofErr w:type="gramEnd"/>
           </w:p>
         </w:tc>
         <w:tc>
@@ -19282,8 +20398,18 @@
                 <w:sz w:val="24"/>
                 <w:szCs w:val="24"/>
               </w:rPr>
-              <w:t>{{led_ADCLR_4_blink}}BLINK</w:t>
-            </w:r>
+              <w:t>{{led_ADCLR_4_blink</w:t>
+            </w:r>
+            <w:proofErr w:type="gramStart"/>
+            <w:r>
+              <w:rPr>
+                <w:rFonts w:asciiTheme="majorBidi" w:hAnsiTheme="majorBidi" w:cstheme="majorBidi"/>
+                <w:sz w:val="24"/>
+                <w:szCs w:val="24"/>
+              </w:rPr>
+              <w:t>}}BLINK</w:t>
+            </w:r>
+            <w:proofErr w:type="gramEnd"/>
           </w:p>
         </w:tc>
         <w:tc>
@@ -19299,13 +20425,23 @@
                 <w:szCs w:val="24"/>
               </w:rPr>
             </w:pPr>
-            <w:r>
-              <w:rPr>
-                <w:rFonts w:asciiTheme="majorBidi" w:hAnsiTheme="majorBidi" w:cstheme="majorBidi"/>
-                <w:sz w:val="24"/>
-                <w:szCs w:val="24"/>
-              </w:rPr>
-              <w:t>{{remark_ADCLR_4}}</w:t>
+            <w:proofErr w:type="gramStart"/>
+            <w:r>
+              <w:rPr>
+                <w:rFonts w:asciiTheme="majorBidi" w:hAnsiTheme="majorBidi" w:cstheme="majorBidi"/>
+                <w:sz w:val="24"/>
+                <w:szCs w:val="24"/>
+              </w:rPr>
+              <w:t>{{remark_</w:t>
+            </w:r>
+            <w:proofErr w:type="gramEnd"/>
+            <w:r>
+              <w:rPr>
+                <w:rFonts w:asciiTheme="majorBidi" w:hAnsiTheme="majorBidi" w:cstheme="majorBidi"/>
+                <w:sz w:val="24"/>
+                <w:szCs w:val="24"/>
+              </w:rPr>
+              <w:t>ADCLR_4}}</w:t>
             </w:r>
           </w:p>
         </w:tc>
@@ -19403,8 +20539,18 @@
                 <w:sz w:val="24"/>
                 <w:szCs w:val="24"/>
               </w:rPr>
-              <w:t>{{led_3CTR_2_on}}ON</w:t>
-            </w:r>
+              <w:t>{{led_3CTR_2_on</w:t>
+            </w:r>
+            <w:proofErr w:type="gramStart"/>
+            <w:r>
+              <w:rPr>
+                <w:rFonts w:asciiTheme="majorBidi" w:hAnsiTheme="majorBidi" w:cstheme="majorBidi"/>
+                <w:sz w:val="24"/>
+                <w:szCs w:val="24"/>
+              </w:rPr>
+              <w:t>}}ON</w:t>
+            </w:r>
+            <w:proofErr w:type="gramEnd"/>
           </w:p>
         </w:tc>
         <w:tc>
@@ -19428,8 +20574,18 @@
                 <w:sz w:val="24"/>
                 <w:szCs w:val="24"/>
               </w:rPr>
-              <w:t>{{led_3CTR_2_off}}OFF</w:t>
-            </w:r>
+              <w:t>{{led_3CTR_2_off</w:t>
+            </w:r>
+            <w:proofErr w:type="gramStart"/>
+            <w:r>
+              <w:rPr>
+                <w:rFonts w:asciiTheme="majorBidi" w:hAnsiTheme="majorBidi" w:cstheme="majorBidi"/>
+                <w:sz w:val="24"/>
+                <w:szCs w:val="24"/>
+              </w:rPr>
+              <w:t>}}OFF</w:t>
+            </w:r>
+            <w:proofErr w:type="gramEnd"/>
           </w:p>
         </w:tc>
         <w:tc>
@@ -19452,8 +20608,18 @@
                 <w:sz w:val="24"/>
                 <w:szCs w:val="24"/>
               </w:rPr>
-              <w:t>{{led_3CTR_2_blink}}BLINK</w:t>
-            </w:r>
+              <w:t>{{led_3CTR_2_blink</w:t>
+            </w:r>
+            <w:proofErr w:type="gramStart"/>
+            <w:r>
+              <w:rPr>
+                <w:rFonts w:asciiTheme="majorBidi" w:hAnsiTheme="majorBidi" w:cstheme="majorBidi"/>
+                <w:sz w:val="24"/>
+                <w:szCs w:val="24"/>
+              </w:rPr>
+              <w:t>}}BLINK</w:t>
+            </w:r>
+            <w:proofErr w:type="gramEnd"/>
           </w:p>
         </w:tc>
         <w:tc>
@@ -19569,8 +20735,18 @@
                 <w:sz w:val="24"/>
                 <w:szCs w:val="24"/>
               </w:rPr>
-              <w:t>{{led_4CTR_2_on}}ON</w:t>
-            </w:r>
+              <w:t>{{led_4CTR_2_on</w:t>
+            </w:r>
+            <w:proofErr w:type="gramStart"/>
+            <w:r>
+              <w:rPr>
+                <w:rFonts w:asciiTheme="majorBidi" w:hAnsiTheme="majorBidi" w:cstheme="majorBidi"/>
+                <w:sz w:val="24"/>
+                <w:szCs w:val="24"/>
+              </w:rPr>
+              <w:t>}}ON</w:t>
+            </w:r>
+            <w:proofErr w:type="gramEnd"/>
           </w:p>
         </w:tc>
         <w:tc>
@@ -19594,8 +20770,18 @@
                 <w:sz w:val="24"/>
                 <w:szCs w:val="24"/>
               </w:rPr>
-              <w:t>{{led_4CTR_2_off}}OFF</w:t>
-            </w:r>
+              <w:t>{{led_4CTR_2_off</w:t>
+            </w:r>
+            <w:proofErr w:type="gramStart"/>
+            <w:r>
+              <w:rPr>
+                <w:rFonts w:asciiTheme="majorBidi" w:hAnsiTheme="majorBidi" w:cstheme="majorBidi"/>
+                <w:sz w:val="24"/>
+                <w:szCs w:val="24"/>
+              </w:rPr>
+              <w:t>}}OFF</w:t>
+            </w:r>
+            <w:proofErr w:type="gramEnd"/>
           </w:p>
         </w:tc>
         <w:tc>
@@ -19618,8 +20804,18 @@
                 <w:sz w:val="24"/>
                 <w:szCs w:val="24"/>
               </w:rPr>
-              <w:t>{{led_4CTR_2_blink}}BLINK</w:t>
-            </w:r>
+              <w:t>{{led_4CTR_2_blink</w:t>
+            </w:r>
+            <w:proofErr w:type="gramStart"/>
+            <w:r>
+              <w:rPr>
+                <w:rFonts w:asciiTheme="majorBidi" w:hAnsiTheme="majorBidi" w:cstheme="majorBidi"/>
+                <w:sz w:val="24"/>
+                <w:szCs w:val="24"/>
+              </w:rPr>
+              <w:t>}}BLINK</w:t>
+            </w:r>
+            <w:proofErr w:type="gramEnd"/>
           </w:p>
         </w:tc>
         <w:tc>
@@ -19735,8 +20931,18 @@
                 <w:sz w:val="24"/>
                 <w:szCs w:val="24"/>
               </w:rPr>
-              <w:t>{{led_6CTR_2_on}}ON</w:t>
-            </w:r>
+              <w:t>{{led_6CTR_2_on</w:t>
+            </w:r>
+            <w:proofErr w:type="gramStart"/>
+            <w:r>
+              <w:rPr>
+                <w:rFonts w:asciiTheme="majorBidi" w:hAnsiTheme="majorBidi" w:cstheme="majorBidi"/>
+                <w:sz w:val="24"/>
+                <w:szCs w:val="24"/>
+              </w:rPr>
+              <w:t>}}ON</w:t>
+            </w:r>
+            <w:proofErr w:type="gramEnd"/>
           </w:p>
         </w:tc>
         <w:tc>
@@ -19760,8 +20966,18 @@
                 <w:sz w:val="24"/>
                 <w:szCs w:val="24"/>
               </w:rPr>
-              <w:t>{{led_6CTR_2_off}}OFF</w:t>
-            </w:r>
+              <w:t>{{led_6CTR_2_off</w:t>
+            </w:r>
+            <w:proofErr w:type="gramStart"/>
+            <w:r>
+              <w:rPr>
+                <w:rFonts w:asciiTheme="majorBidi" w:hAnsiTheme="majorBidi" w:cstheme="majorBidi"/>
+                <w:sz w:val="24"/>
+                <w:szCs w:val="24"/>
+              </w:rPr>
+              <w:t>}}OFF</w:t>
+            </w:r>
+            <w:proofErr w:type="gramEnd"/>
           </w:p>
         </w:tc>
         <w:tc>
@@ -19784,8 +21000,18 @@
                 <w:sz w:val="24"/>
                 <w:szCs w:val="24"/>
               </w:rPr>
-              <w:t>{{led_6CTR_2_blink}}BLINK</w:t>
-            </w:r>
+              <w:t>{{led_6CTR_2_blink</w:t>
+            </w:r>
+            <w:proofErr w:type="gramStart"/>
+            <w:r>
+              <w:rPr>
+                <w:rFonts w:asciiTheme="majorBidi" w:hAnsiTheme="majorBidi" w:cstheme="majorBidi"/>
+                <w:sz w:val="24"/>
+                <w:szCs w:val="24"/>
+              </w:rPr>
+              <w:t>}}BLINK</w:t>
+            </w:r>
+            <w:proofErr w:type="gramEnd"/>
           </w:p>
         </w:tc>
         <w:tc>
@@ -19801,13 +21027,23 @@
                 <w:szCs w:val="24"/>
               </w:rPr>
             </w:pPr>
-            <w:r>
-              <w:rPr>
-                <w:rFonts w:asciiTheme="majorBidi" w:hAnsiTheme="majorBidi" w:cstheme="majorBidi"/>
-                <w:sz w:val="24"/>
-                <w:szCs w:val="24"/>
-              </w:rPr>
-              <w:t>{{remark_6CTR_2}}</w:t>
+            <w:proofErr w:type="gramStart"/>
+            <w:r>
+              <w:rPr>
+                <w:rFonts w:asciiTheme="majorBidi" w:hAnsiTheme="majorBidi" w:cstheme="majorBidi"/>
+                <w:sz w:val="24"/>
+                <w:szCs w:val="24"/>
+              </w:rPr>
+              <w:t>{{remark_6CTR</w:t>
+            </w:r>
+            <w:proofErr w:type="gramEnd"/>
+            <w:r>
+              <w:rPr>
+                <w:rFonts w:asciiTheme="majorBidi" w:hAnsiTheme="majorBidi" w:cstheme="majorBidi"/>
+                <w:sz w:val="24"/>
+                <w:szCs w:val="24"/>
+              </w:rPr>
+              <w:t>_2}}</w:t>
             </w:r>
           </w:p>
         </w:tc>
@@ -20768,6 +22004,7 @@
       </w:rPr>
       <w:t>3</w:t>
     </w:r>
+    <w:proofErr w:type="gramStart"/>
     <w:r>
       <w:rPr>
         <w:rFonts w:ascii="Angsana New" w:hAnsi="Angsana New" w:cs="Angsana New"/>
@@ -20776,7 +22013,18 @@
         <w:sz w:val="36"/>
         <w:szCs w:val="36"/>
       </w:rPr>
-      <w:t>) : MITRAC PSDC</w:t>
+      <w:t>) :</w:t>
+    </w:r>
+    <w:proofErr w:type="gramEnd"/>
+    <w:r>
+      <w:rPr>
+        <w:rFonts w:ascii="Angsana New" w:hAnsi="Angsana New" w:cs="Angsana New"/>
+        <w:b/>
+        <w:bCs/>
+        <w:sz w:val="36"/>
+        <w:szCs w:val="36"/>
+      </w:rPr>
+      <w:t xml:space="preserve"> MITRAC PSDC</w:t>
     </w:r>
   </w:p>
 </w:hdr>
